--- a/通信ETF报告/通信行业ETF开始动笔版本v0.5.docx
+++ b/通信ETF报告/通信行业ETF开始动笔版本v0.5.docx
@@ -169,7 +169,7 @@
     <w:p>
       <w:pPr>
         <w:rPr>
-          <w:rFonts w:ascii="楷体" w:eastAsia="楷体" w:hAnsi="楷体"/>
+          <w:rFonts w:ascii="楷体" w:eastAsia="楷体" w:hAnsi="楷体" w:hint="eastAsia"/>
           <w:sz w:val="24"/>
         </w:rPr>
       </w:pPr>
@@ -289,7 +289,7 @@
       <w:pPr>
         <w:pStyle w:val="2"/>
         <w:rPr>
-          <w:rFonts w:ascii="楷体" w:eastAsia="楷体" w:hAnsi="楷体"/>
+          <w:rFonts w:ascii="楷体" w:eastAsia="楷体" w:hAnsi="楷体" w:hint="eastAsia"/>
           <w:color w:val="auto"/>
         </w:rPr>
       </w:pPr>
@@ -322,89 +322,95 @@
         </w:rPr>
         <w:t>，</w:t>
       </w:r>
-      <w:proofErr w:type="gramStart"/>
       <w:r>
         <w:rPr>
           <w:rFonts w:ascii="楷体" w:eastAsia="楷体" w:hAnsi="楷体" w:hint="eastAsia"/>
           <w:color w:val="auto"/>
         </w:rPr>
-        <w:t>中期上</w:t>
-      </w:r>
-      <w:proofErr w:type="gramEnd"/>
-      <w:r>
+        <w:t>中期上具有确定性。</w:t>
+      </w:r>
+    </w:p>
+    <w:p>
+      <w:pPr>
+        <w:pStyle w:val="2"/>
+        <w:rPr>
+          <w:rFonts w:hint="eastAsia"/>
+        </w:rPr>
+      </w:pPr>
+      <w:r>
+        <w:rPr>
+          <w:rFonts w:hint="eastAsia"/>
+        </w:rPr>
+        <w:t>2.3</w:t>
+      </w:r>
+      <w:r>
+        <w:rPr>
+          <w:rFonts w:hint="eastAsia"/>
+        </w:rPr>
+        <w:t xml:space="preserve"> 技术迭代</w:t>
+      </w:r>
+      <w:r>
+        <w:rPr>
+          <w:rFonts w:hint="eastAsia"/>
+        </w:rPr>
+        <w:t>，市场渗透双重加速</w:t>
+      </w:r>
+    </w:p>
+    <w:p>
+      <w:pPr>
+        <w:pStyle w:val="2"/>
+        <w:rPr>
+          <w:rFonts w:hint="eastAsia"/>
+        </w:rPr>
+      </w:pPr>
+      <w:r>
+        <w:rPr>
+          <w:rFonts w:hint="eastAsia"/>
+        </w:rPr>
+        <w:t xml:space="preserve">2.4 </w:t>
+      </w:r>
+      <w:r>
+        <w:rPr>
+          <w:rFonts w:hint="eastAsia"/>
+        </w:rPr>
+        <w:t>龙头效应</w:t>
+      </w:r>
+    </w:p>
+    <w:p>
+      <w:pPr>
+        <w:pStyle w:val="2"/>
+        <w:rPr>
+          <w:rFonts w:hint="eastAsia"/>
+        </w:rPr>
+      </w:pPr>
+      <w:r>
+        <w:rPr>
+          <w:rFonts w:hint="eastAsia"/>
+        </w:rPr>
+        <w:t>2.5 新时代的大基建，算电一体的全国格局</w:t>
+      </w:r>
+    </w:p>
+    <w:p>
+      <w:pPr>
+        <w:pStyle w:val="3"/>
         <w:rPr>
           <w:rFonts w:ascii="楷体" w:eastAsia="楷体" w:hAnsi="楷体" w:hint="eastAsia"/>
           <w:color w:val="auto"/>
         </w:rPr>
-        <w:t>具有确定性。</w:t>
-      </w:r>
-    </w:p>
-    <w:p>
-      <w:pPr>
-        <w:pStyle w:val="2"/>
-      </w:pPr>
-      <w:r>
-        <w:rPr>
-          <w:rFonts w:hint="eastAsia"/>
-        </w:rPr>
-        <w:t>2.3</w:t>
-      </w:r>
-      <w:r>
-        <w:rPr>
-          <w:rFonts w:hint="eastAsia"/>
-        </w:rPr>
-        <w:t xml:space="preserve"> 技术迭代</w:t>
-      </w:r>
-      <w:r>
-        <w:rPr>
-          <w:rFonts w:hint="eastAsia"/>
-        </w:rPr>
-        <w:t>，市场渗透双重加速</w:t>
-      </w:r>
-    </w:p>
-    <w:p>
-      <w:pPr>
-        <w:pStyle w:val="2"/>
-      </w:pPr>
-      <w:r>
-        <w:rPr>
-          <w:rFonts w:hint="eastAsia"/>
-        </w:rPr>
-        <w:t xml:space="preserve">2.4 </w:t>
-      </w:r>
-      <w:r>
-        <w:rPr>
-          <w:rFonts w:hint="eastAsia"/>
-        </w:rPr>
-        <w:t>龙头效应</w:t>
-      </w:r>
-    </w:p>
-    <w:p>
-      <w:pPr>
-        <w:pStyle w:val="2"/>
-        <w:rPr>
-          <w:rFonts w:hint="eastAsia"/>
-        </w:rPr>
-      </w:pPr>
-      <w:r>
-        <w:rPr>
-          <w:rFonts w:hint="eastAsia"/>
-        </w:rPr>
-        <w:t>2.5 新时代的大基建，</w:t>
-      </w:r>
-      <w:proofErr w:type="gramStart"/>
-      <w:r>
-        <w:rPr>
-          <w:rFonts w:hint="eastAsia"/>
-        </w:rPr>
-        <w:t>算电一体</w:t>
-      </w:r>
-      <w:proofErr w:type="gramEnd"/>
-      <w:r>
-        <w:rPr>
-          <w:rFonts w:hint="eastAsia"/>
-        </w:rPr>
-        <w:t>的全国格局</w:t>
+      </w:pPr>
+      <w:r>
+        <w:rPr>
+          <w:rFonts w:ascii="楷体" w:eastAsia="楷体" w:hAnsi="楷体" w:hint="eastAsia"/>
+          <w:color w:val="auto"/>
+        </w:rPr>
+        <w:t xml:space="preserve">2.2.1 </w:t>
+      </w:r>
+      <w:r>
+        <w:rPr>
+          <w:rFonts w:ascii="楷体" w:eastAsia="楷体" w:hAnsi="楷体" w:hint="eastAsia"/>
+          <w:color w:val="auto"/>
+        </w:rPr>
+        <w:t>AI改变了市场供需格局</w:t>
       </w:r>
     </w:p>
     <w:p>
@@ -412,29 +418,6 @@
         <w:pStyle w:val="3"/>
         <w:rPr>
           <w:rFonts w:ascii="楷体" w:eastAsia="楷体" w:hAnsi="楷体" w:hint="eastAsia"/>
-          <w:color w:val="auto"/>
-        </w:rPr>
-      </w:pPr>
-      <w:r>
-        <w:rPr>
-          <w:rFonts w:ascii="楷体" w:eastAsia="楷体" w:hAnsi="楷体" w:hint="eastAsia"/>
-          <w:color w:val="auto"/>
-        </w:rPr>
-        <w:t xml:space="preserve">2.2.1 </w:t>
-      </w:r>
-      <w:r>
-        <w:rPr>
-          <w:rFonts w:ascii="楷体" w:eastAsia="楷体" w:hAnsi="楷体" w:hint="eastAsia"/>
-          <w:color w:val="auto"/>
-        </w:rPr>
-        <w:t>AI改变了市场供需格局</w:t>
-      </w:r>
-    </w:p>
-    <w:p>
-      <w:pPr>
-        <w:pStyle w:val="3"/>
-        <w:rPr>
-          <w:rFonts w:ascii="楷体" w:eastAsia="楷体" w:hAnsi="楷体"/>
           <w:color w:val="auto"/>
         </w:rPr>
       </w:pPr>
@@ -468,23 +451,13 @@
           <w:sz w:val="24"/>
           <w:szCs w:val="28"/>
         </w:rPr>
-        <w:t>表：</w:t>
-      </w:r>
-      <w:proofErr w:type="gramStart"/>
-      <w:r>
-        <w:rPr>
-          <w:rFonts w:ascii="楷体" w:eastAsia="楷体" w:hAnsi="楷体" w:hint="eastAsia"/>
-          <w:sz w:val="24"/>
-          <w:szCs w:val="28"/>
-        </w:rPr>
-        <w:t>国家级算力政策</w:t>
-      </w:r>
-      <w:proofErr w:type="gramEnd"/>
-    </w:p>
-    <w:p>
-      <w:pPr>
-        <w:rPr>
-          <w:rFonts w:ascii="楷体" w:eastAsia="楷体" w:hAnsi="楷体"/>
+        <w:t>表：国家级算力政策</w:t>
+      </w:r>
+    </w:p>
+    <w:p>
+      <w:pPr>
+        <w:rPr>
+          <w:rFonts w:ascii="楷体" w:eastAsia="楷体" w:hAnsi="楷体" w:hint="eastAsia"/>
           <w:sz w:val="24"/>
           <w:szCs w:val="28"/>
         </w:rPr>
@@ -548,18 +521,8 @@
           <w:sz w:val="24"/>
           <w:szCs w:val="28"/>
         </w:rPr>
-        <w:t>表：地方</w:t>
-      </w:r>
-      <w:proofErr w:type="gramStart"/>
-      <w:r>
-        <w:rPr>
-          <w:rFonts w:ascii="楷体" w:eastAsia="楷体" w:hAnsi="楷体" w:hint="eastAsia"/>
-          <w:sz w:val="24"/>
-          <w:szCs w:val="28"/>
-        </w:rPr>
-        <w:t>级算力政策</w:t>
-      </w:r>
-      <w:proofErr w:type="gramEnd"/>
+        <w:t>表：地方级算力政策</w:t>
+      </w:r>
     </w:p>
     <w:p>
       <w:pPr>
@@ -670,134 +633,22 @@
           <w:rFonts w:ascii="楷体" w:eastAsia="楷体" w:hAnsi="楷体" w:hint="eastAsia"/>
           <w:sz w:val="24"/>
         </w:rPr>
-        <w:t>政策层面的核心逻辑是：</w:t>
-      </w:r>
-      <w:proofErr w:type="gramStart"/>
-      <w:r>
+        <w:t>政策层面的核心逻辑是：算力基础设施类似于高铁、电网，是数字经济时代的新型"基建"。中国正在通过"东数西算"工程和算力枢纽节点建设，系统性地布局智算中心网络。</w:t>
+      </w:r>
+    </w:p>
+    <w:p>
+      <w:pPr>
         <w:rPr>
           <w:rFonts w:ascii="楷体" w:eastAsia="楷体" w:hAnsi="楷体" w:hint="eastAsia"/>
           <w:sz w:val="24"/>
         </w:rPr>
-        <w:t>算力基础</w:t>
-      </w:r>
-      <w:proofErr w:type="gramEnd"/>
+      </w:pPr>
       <w:r>
         <w:rPr>
           <w:rFonts w:ascii="楷体" w:eastAsia="楷体" w:hAnsi="楷体" w:hint="eastAsia"/>
           <w:sz w:val="24"/>
         </w:rPr>
-        <w:t>设施类似于高铁、电网，是数字经济时代的新型"基建"。中国正在通过"</w:t>
-      </w:r>
-      <w:proofErr w:type="gramStart"/>
-      <w:r>
-        <w:rPr>
-          <w:rFonts w:ascii="楷体" w:eastAsia="楷体" w:hAnsi="楷体" w:hint="eastAsia"/>
-          <w:sz w:val="24"/>
-        </w:rPr>
-        <w:t>东数西</w:t>
-      </w:r>
-      <w:proofErr w:type="gramEnd"/>
-      <w:r>
-        <w:rPr>
-          <w:rFonts w:ascii="楷体" w:eastAsia="楷体" w:hAnsi="楷体" w:hint="eastAsia"/>
-          <w:sz w:val="24"/>
-        </w:rPr>
-        <w:t>算"工程</w:t>
-      </w:r>
-      <w:proofErr w:type="gramStart"/>
-      <w:r>
-        <w:rPr>
-          <w:rFonts w:ascii="楷体" w:eastAsia="楷体" w:hAnsi="楷体" w:hint="eastAsia"/>
-          <w:sz w:val="24"/>
-        </w:rPr>
-        <w:t>和算力枢纽</w:t>
-      </w:r>
-      <w:proofErr w:type="gramEnd"/>
-      <w:r>
-        <w:rPr>
-          <w:rFonts w:ascii="楷体" w:eastAsia="楷体" w:hAnsi="楷体" w:hint="eastAsia"/>
-          <w:sz w:val="24"/>
-        </w:rPr>
-        <w:t>节点建设，系统性地</w:t>
-      </w:r>
-      <w:proofErr w:type="gramStart"/>
-      <w:r>
-        <w:rPr>
-          <w:rFonts w:ascii="楷体" w:eastAsia="楷体" w:hAnsi="楷体" w:hint="eastAsia"/>
-          <w:sz w:val="24"/>
-        </w:rPr>
-        <w:t>布局智算中心</w:t>
-      </w:r>
-      <w:proofErr w:type="gramEnd"/>
-      <w:r>
-        <w:rPr>
-          <w:rFonts w:ascii="楷体" w:eastAsia="楷体" w:hAnsi="楷体" w:hint="eastAsia"/>
-          <w:sz w:val="24"/>
-        </w:rPr>
-        <w:t>网络。</w:t>
-      </w:r>
-    </w:p>
-    <w:p>
-      <w:pPr>
-        <w:rPr>
-          <w:rFonts w:ascii="楷体" w:eastAsia="楷体" w:hAnsi="楷体" w:hint="eastAsia"/>
-          <w:sz w:val="24"/>
-        </w:rPr>
-      </w:pPr>
-      <w:r>
-        <w:rPr>
-          <w:rFonts w:ascii="楷体" w:eastAsia="楷体" w:hAnsi="楷体" w:hint="eastAsia"/>
-          <w:sz w:val="24"/>
-        </w:rPr>
-        <w:t>这带来的直接利好是：政策驱动</w:t>
-      </w:r>
-      <w:proofErr w:type="gramStart"/>
-      <w:r>
-        <w:rPr>
-          <w:rFonts w:ascii="楷体" w:eastAsia="楷体" w:hAnsi="楷体" w:hint="eastAsia"/>
-          <w:sz w:val="24"/>
-        </w:rPr>
-        <w:t>的算力建设</w:t>
-      </w:r>
-      <w:proofErr w:type="gramEnd"/>
-      <w:r>
-        <w:rPr>
-          <w:rFonts w:ascii="楷体" w:eastAsia="楷体" w:hAnsi="楷体" w:hint="eastAsia"/>
-          <w:sz w:val="24"/>
-        </w:rPr>
-        <w:t>需求独立于市场化Capex周期，提供了一个额外的需求安全垫。即使</w:t>
-      </w:r>
-      <w:proofErr w:type="gramStart"/>
-      <w:r>
-        <w:rPr>
-          <w:rFonts w:ascii="楷体" w:eastAsia="楷体" w:hAnsi="楷体" w:hint="eastAsia"/>
-          <w:sz w:val="24"/>
-        </w:rPr>
-        <w:t>海外云商</w:t>
-      </w:r>
-      <w:proofErr w:type="gramEnd"/>
-      <w:r>
-        <w:rPr>
-          <w:rFonts w:ascii="楷体" w:eastAsia="楷体" w:hAnsi="楷体" w:hint="eastAsia"/>
-          <w:sz w:val="24"/>
-        </w:rPr>
-        <w:t>Capex短期波动，国内政策驱动</w:t>
-      </w:r>
-      <w:proofErr w:type="gramStart"/>
-      <w:r>
-        <w:rPr>
-          <w:rFonts w:ascii="楷体" w:eastAsia="楷体" w:hAnsi="楷体" w:hint="eastAsia"/>
-          <w:sz w:val="24"/>
-        </w:rPr>
-        <w:t>的算力建设</w:t>
-      </w:r>
-      <w:proofErr w:type="gramEnd"/>
-      <w:r>
-        <w:rPr>
-          <w:rFonts w:ascii="楷体" w:eastAsia="楷体" w:hAnsi="楷体" w:hint="eastAsia"/>
-          <w:sz w:val="24"/>
-        </w:rPr>
-        <w:t>仍在持续推进</w:t>
+        <w:t>这带来的直接利好是：政策驱动的算力建设需求独立于市场化Capex周期，提供了一个额外的需求安全垫。即使海外云商Capex短期波动，国内政策驱动的算力建设仍在持续推进</w:t>
       </w:r>
       <w:r>
         <w:rPr>
@@ -994,29 +845,6 @@
       <w:pPr>
         <w:pStyle w:val="1"/>
         <w:rPr>
-          <w:rFonts w:ascii="楷体" w:eastAsia="楷体" w:hAnsi="楷体" w:hint="eastAsia"/>
-          <w:color w:val="auto"/>
-        </w:rPr>
-      </w:pPr>
-      <w:r>
-        <w:rPr>
-          <w:rFonts w:ascii="楷体" w:eastAsia="楷体" w:hAnsi="楷体" w:hint="eastAsia"/>
-          <w:color w:val="auto"/>
-        </w:rPr>
-        <w:t xml:space="preserve">3. </w:t>
-      </w:r>
-      <w:r>
-        <w:rPr>
-          <w:rFonts w:ascii="楷体" w:eastAsia="楷体" w:hAnsi="楷体" w:hint="eastAsia"/>
-          <w:color w:val="auto"/>
-        </w:rPr>
-        <w:t>行业情况</w:t>
-      </w:r>
-    </w:p>
-    <w:p>
-      <w:pPr>
-        <w:pStyle w:val="2"/>
-        <w:rPr>
           <w:rFonts w:ascii="楷体" w:eastAsia="楷体" w:hAnsi="楷体"/>
           <w:color w:val="auto"/>
         </w:rPr>
@@ -1026,41 +854,327 @@
           <w:rFonts w:ascii="楷体" w:eastAsia="楷体" w:hAnsi="楷体" w:hint="eastAsia"/>
           <w:color w:val="auto"/>
         </w:rPr>
-        <w:t xml:space="preserve">3.1 </w:t>
+        <w:t xml:space="preserve">3. </w:t>
       </w:r>
       <w:r>
         <w:rPr>
           <w:rFonts w:ascii="楷体" w:eastAsia="楷体" w:hAnsi="楷体" w:hint="eastAsia"/>
           <w:color w:val="auto"/>
         </w:rPr>
-        <w:t>产业</w:t>
-      </w:r>
-      <w:r>
-        <w:rPr>
-          <w:rFonts w:ascii="楷体" w:eastAsia="楷体" w:hAnsi="楷体" w:hint="eastAsia"/>
-          <w:color w:val="auto"/>
-        </w:rPr>
-        <w:t>情况（类型的变化，光的阶段</w:t>
-      </w:r>
-    </w:p>
-    <w:p>
-      <w:pPr>
-        <w:pStyle w:val="4"/>
-        <w:rPr>
-          <w:rFonts w:hint="eastAsia"/>
-        </w:rPr>
-      </w:pPr>
-      <w:r>
-        <w:rPr>
-          <w:rFonts w:hint="eastAsia"/>
-        </w:rPr>
-        <w:t>类型变化</w:t>
-      </w:r>
-    </w:p>
-    <w:p>
-      <w:pPr>
-        <w:rPr>
-          <w:rFonts w:ascii="楷体" w:eastAsia="楷体" w:hAnsi="楷体"/>
+        <w:t>产业趋势</w:t>
+      </w:r>
+    </w:p>
+    <w:p>
+      <w:r>
+        <w:rPr>
+          <w:rFonts w:hint="eastAsia"/>
+        </w:rPr>
+        <w:t>模糊正确，产业趋势，行业节奏</w:t>
+      </w:r>
+    </w:p>
+    <w:p>
+      <w:pPr>
+        <w:rPr>
+          <w:rFonts w:hint="eastAsia"/>
+        </w:rPr>
+      </w:pPr>
+      <w:r>
+        <w:rPr>
+          <w:rFonts w:hint="eastAsia"/>
+        </w:rPr>
+        <w:t>一些核心参考：华泰251230</w:t>
+      </w:r>
+    </w:p>
+    <w:p>
+      <w:pPr>
+        <w:pStyle w:val="2"/>
+      </w:pPr>
+      <w:r>
+        <w:rPr>
+          <w:rFonts w:hint="eastAsia"/>
+        </w:rPr>
+        <w:t>3.</w:t>
+      </w:r>
+      <w:r>
+        <w:rPr>
+          <w:rFonts w:hint="eastAsia"/>
+        </w:rPr>
+        <w:t>1.</w:t>
+      </w:r>
+      <w:r>
+        <w:rPr>
+          <w:rFonts w:hint="eastAsia"/>
+        </w:rPr>
+        <w:t>总结：</w:t>
+      </w:r>
+      <w:r>
+        <w:rPr>
+          <w:rFonts w:hint="eastAsia"/>
+        </w:rPr>
+        <w:t>从大的方向上说</w:t>
+      </w:r>
+      <w:r>
+        <w:rPr>
+          <w:rFonts w:hint="eastAsia"/>
+        </w:rPr>
+        <w:t>：新的部分锐意进取，老的部分稳重有进，整体上未来可期。</w:t>
+      </w:r>
+    </w:p>
+    <w:p>
+      <w:pPr>
+        <w:rPr>
+          <w:b/>
+          <w:bCs/>
+          <w:color w:val="EE0000"/>
+        </w:rPr>
+      </w:pPr>
+      <w:r>
+        <w:rPr>
+          <w:rFonts w:hint="eastAsia"/>
+        </w:rPr>
+        <w:t>受益于AI基础设施建设对以太网交换机和高速光模块的强劲需求，以及光互连技术在AI</w:t>
+      </w:r>
+      <w:r>
+        <w:rPr>
+          <w:rFonts w:hint="eastAsia"/>
+        </w:rPr>
+        <w:t xml:space="preserve"> </w:t>
+      </w:r>
+      <w:r>
+        <w:rPr>
+          <w:rFonts w:hint="eastAsia"/>
+        </w:rPr>
+        <w:t>scale-up网络中的应用推广，光模块市场规模有望持续快速增长。根据Lightcounting数据，近15年来全球光模块供应商格局的深刻变革，截至2020年，多数日本和美国供应商已退出该市场，而中国厂商的排名则持续攀升，2024年全球光模块TOP10榜单显示，中国厂商已在该领域占据主导地位（占7席）</w:t>
+      </w:r>
+      <w:r>
+        <w:rPr>
+          <w:rFonts w:hint="eastAsia"/>
+          <w:b/>
+          <w:bCs/>
+          <w:color w:val="EE0000"/>
+        </w:rPr>
+        <w:t>占据优势的角度</w:t>
+      </w:r>
+    </w:p>
+    <w:p>
+      <w:pPr>
+        <w:rPr>
+          <w:rFonts w:hint="eastAsia"/>
+        </w:rPr>
+      </w:pPr>
+      <w:r>
+        <w:rPr>
+          <w:rFonts w:hint="eastAsia"/>
+        </w:rPr>
+        <w:t>2023年初以来AI新一轮技术变革尤其是LLM的训练与推理，带动行业进入新周期，量价关系与过去几轮相比显著不同，当前节点从单纯需求端放量扩展至供给端技术爆发式变化，成长空间也从Scale-out扩展至Scale-up等场景，产业上限正在打开。</w:t>
+      </w:r>
+    </w:p>
+    <w:p>
+      <w:r>
+        <w:rPr>
+          <w:rFonts w:hint="eastAsia"/>
+        </w:rPr>
+        <w:lastRenderedPageBreak/>
+        <w:t>全球人工智能市场持续呈现增长态势，带动AI服务器需求快速增长。根据MIR睿工业的调查，全球AI服务器出货量（以机架为单位）预计将在2025年达到21万台，此后持续增长，到2030年有望攀升至70万台。在需求方面，微软、Meta、亚马逊等美国大型科技企业占据了全球AI服务器需求的40%以上。从中国市场来看，根据IDC报告，2024年中国人工智能算力市场规模达到190亿美元，2025年将达到259亿美元，同比增长36.2%，2028年将达到552亿美元。大模型兴起和生成式人工智能应用显著提升带动人工智能服务器市场规模持续扩大，带动光模块需求快速增长。</w:t>
+      </w:r>
+      <w:r>
+        <w:rPr>
+          <w:rFonts w:hint="eastAsia"/>
+        </w:rPr>
+        <w:t>（</w:t>
+      </w:r>
+      <w:r>
+        <w:rPr>
+          <w:rFonts w:hint="eastAsia"/>
+          <w:color w:val="EE0000"/>
+        </w:rPr>
+        <w:t>从服务器的角度</w:t>
+      </w:r>
+      <w:r>
+        <w:rPr>
+          <w:rFonts w:hint="eastAsia"/>
+          <w:color w:val="EE0000"/>
+        </w:rPr>
+        <w:t>：问题，为什么是服务器？服务器和光通信之间的联系是？</w:t>
+      </w:r>
+      <w:r>
+        <w:rPr>
+          <w:rFonts w:hint="eastAsia"/>
+          <w:color w:val="EE0000"/>
+        </w:rPr>
+        <w:t>因为AI智算无论是up还是out，都还是需要有一个主机来统摄一切的</w:t>
+      </w:r>
+      <w:r>
+        <w:rPr>
+          <w:rFonts w:hint="eastAsia"/>
+        </w:rPr>
+        <w:t>）</w:t>
+      </w:r>
+    </w:p>
+    <w:p>
+      <w:r>
+        <w:rPr>
+          <w:rFonts w:hint="eastAsia"/>
+        </w:rPr>
+        <w:t>受益于AI基础设施建设对以太网交换机和高速光模块的强劲需求，以及光互连技术在AI</w:t>
+      </w:r>
+      <w:r>
+        <w:rPr>
+          <w:rFonts w:hint="eastAsia"/>
+        </w:rPr>
+        <w:t xml:space="preserve"> </w:t>
+      </w:r>
+      <w:r>
+        <w:rPr>
+          <w:rFonts w:hint="eastAsia"/>
+        </w:rPr>
+        <w:t>scale-up网络中的应用推广，光模块市场规模有望持续快速增长。根据Lightcounting预测，全球以太网光模块市场规模2026年将同比增长35%至189亿美元，2027-2030年增速还将维持在双位数以上，2030年有望突破350亿美元。其中800G和1.6T等高速光模块的需求有望逐步占据市场主导地位。根据Lightcounting预测，2026年800G和1.6T光模块将迎来快速放量，预计2030年800G和1.6T以太网光模块的整体市场规模将超过220亿美元。</w:t>
+      </w:r>
+    </w:p>
+    <w:p>
+      <w:pPr>
+        <w:jc w:val="center"/>
+      </w:pPr>
+      <w:r>
+        <w:rPr>
+          <w:rFonts w:hint="eastAsia"/>
+        </w:rPr>
+        <w:t>图：光模块发展大趋势</w:t>
+      </w:r>
+    </w:p>
+    <w:p>
+      <w:pPr>
+        <w:jc w:val="center"/>
+        <w:rPr>
+          <w:rFonts w:hint="eastAsia"/>
+        </w:rPr>
+      </w:pPr>
+      <w:r>
+        <w:rPr>
+          <w:noProof/>
+        </w:rPr>
+        <w:drawing>
+          <wp:inline distT="0" distB="0" distL="0" distR="0" wp14:anchorId="29572BF9" wp14:editId="12F7BE2D">
+            <wp:extent cx="5274310" cy="3320415"/>
+            <wp:effectExtent l="0" t="0" r="2540" b="0"/>
+            <wp:docPr id="1246070183" name="图片 1"/>
+            <wp:cNvGraphicFramePr>
+              <a:graphicFrameLocks xmlns:a="http://schemas.openxmlformats.org/drawingml/2006/main" noChangeAspect="1"/>
+            </wp:cNvGraphicFramePr>
+            <a:graphic xmlns:a="http://schemas.openxmlformats.org/drawingml/2006/main">
+              <a:graphicData uri="http://schemas.openxmlformats.org/drawingml/2006/picture">
+                <pic:pic xmlns:pic="http://schemas.openxmlformats.org/drawingml/2006/picture">
+                  <pic:nvPicPr>
+                    <pic:cNvPr id="1246070183" name=""/>
+                    <pic:cNvPicPr/>
+                  </pic:nvPicPr>
+                  <pic:blipFill>
+                    <a:blip r:embed="rId10"/>
+                    <a:stretch>
+                      <a:fillRect/>
+                    </a:stretch>
+                  </pic:blipFill>
+                  <pic:spPr>
+                    <a:xfrm>
+                      <a:off x="0" y="0"/>
+                      <a:ext cx="5274310" cy="3320415"/>
+                    </a:xfrm>
+                    <a:prstGeom prst="rect">
+                      <a:avLst/>
+                    </a:prstGeom>
+                  </pic:spPr>
+                </pic:pic>
+              </a:graphicData>
+            </a:graphic>
+          </wp:inline>
+        </w:drawing>
+      </w:r>
+    </w:p>
+    <w:p>
+      <w:pPr>
+        <w:rPr>
+          <w:rFonts w:hint="eastAsia"/>
+        </w:rPr>
+      </w:pPr>
+    </w:p>
+    <w:p>
+      <w:pPr>
+        <w:pStyle w:val="2"/>
+      </w:pPr>
+      <w:r>
+        <w:rPr>
+          <w:rFonts w:hint="eastAsia"/>
+        </w:rPr>
+        <w:lastRenderedPageBreak/>
+        <w:t>3.</w:t>
+      </w:r>
+      <w:r>
+        <w:rPr>
+          <w:rFonts w:hint="eastAsia"/>
+        </w:rPr>
+        <w:t>2.</w:t>
+      </w:r>
+      <w:r>
+        <w:rPr>
+          <w:rFonts w:hint="eastAsia"/>
+        </w:rPr>
+        <w:t>新型的部分很不错</w:t>
+      </w:r>
+    </w:p>
+    <w:p>
+      <w:pPr>
+        <w:pStyle w:val="3"/>
+      </w:pPr>
+      <w:r>
+        <w:tab/>
+      </w:r>
+      <w:r>
+        <w:rPr>
+          <w:rFonts w:hint="eastAsia"/>
+        </w:rPr>
+        <w:t>3.</w:t>
+      </w:r>
+      <w:r>
+        <w:rPr>
+          <w:rFonts w:hint="eastAsia"/>
+        </w:rPr>
+        <w:t>2.1</w:t>
+      </w:r>
+      <w:r>
+        <w:rPr>
+          <w:rFonts w:hint="eastAsia"/>
+        </w:rPr>
+        <w:t>新的时代</w:t>
+      </w:r>
+      <w:r>
+        <w:rPr>
+          <w:rFonts w:hint="eastAsia"/>
+        </w:rPr>
+        <w:t>，行业性质变化</w:t>
+      </w:r>
+      <w:r>
+        <w:rPr>
+          <w:rFonts w:hint="eastAsia"/>
+        </w:rPr>
+        <w:t>，</w:t>
+      </w:r>
+      <w:r>
+        <w:rPr>
+          <w:rFonts w:hint="eastAsia"/>
+        </w:rPr>
+        <w:t>范式转换，</w:t>
+      </w:r>
+      <w:r>
+        <w:rPr>
+          <w:rFonts w:hint="eastAsia"/>
+        </w:rPr>
+        <w:t>这里还可以提一下云厂</w:t>
+      </w:r>
+    </w:p>
+    <w:p>
+      <w:pPr>
+        <w:rPr>
+          <w:rFonts w:ascii="楷体" w:eastAsia="楷体" w:hAnsi="楷体" w:hint="eastAsia"/>
           <w:sz w:val="24"/>
           <w:szCs w:val="28"/>
         </w:rPr>
@@ -1071,178 +1185,153 @@
           <w:sz w:val="24"/>
           <w:szCs w:val="28"/>
         </w:rPr>
-        <w:t>通信产业按照信息互联的对象可以分为两种，与人互联（telecom）与数据通信互联（Datacom）两种。前者包含无线/射频/星间</w:t>
-      </w:r>
-      <w:r>
+        <w:t>通信产业按照信息互联的对象可以分为两种，与人互联（telecom）与数据通信互联（Datacom）两种。前者包含无线/射频/星间/固网，可以称之为传统通信产业。后者在当前主要以光通信为主，可以称之为新型通信产业。</w:t>
+      </w:r>
+    </w:p>
+    <w:p>
+      <w:pPr>
+        <w:ind w:firstLineChars="200" w:firstLine="480"/>
+        <w:rPr>
+          <w:rFonts w:ascii="楷体" w:eastAsia="楷体" w:hAnsi="楷体" w:hint="eastAsia"/>
+          <w:sz w:val="24"/>
+        </w:rPr>
+      </w:pPr>
+      <w:r>
+        <w:rPr>
+          <w:rFonts w:ascii="楷体" w:eastAsia="楷体" w:hAnsi="楷体" w:hint="eastAsia"/>
+          <w:sz w:val="24"/>
+        </w:rPr>
+        <w:t>传统通信业的主要矛盾是“网络建设投入”与“投资回报快速递减”的矛盾。</w:t>
+      </w:r>
+      <w:r>
+        <w:rPr>
+          <w:rFonts w:ascii="楷体" w:eastAsia="楷体" w:hAnsi="楷体" w:hint="eastAsia"/>
+          <w:sz w:val="24"/>
+        </w:rPr>
+        <w:t>这个矛盾贯穿了3G</w:t>
+      </w:r>
+      <w:r>
+        <w:rPr>
+          <w:rFonts w:ascii="楷体" w:eastAsia="楷体" w:hAnsi="楷体" w:hint="eastAsia"/>
+          <w:sz w:val="24"/>
+        </w:rPr>
+        <w:t>到</w:t>
+      </w:r>
+      <w:r>
+        <w:rPr>
+          <w:rFonts w:ascii="楷体" w:eastAsia="楷体" w:hAnsi="楷体" w:hint="eastAsia"/>
+          <w:sz w:val="24"/>
+        </w:rPr>
+        <w:t>5G三个周期。每一代移动通信技术的建设高峰期，运营商大规模</w:t>
+      </w:r>
+      <w:r>
+        <w:rPr>
+          <w:rFonts w:ascii="楷体" w:eastAsia="楷体" w:hAnsi="楷体" w:hint="eastAsia"/>
+          <w:sz w:val="24"/>
+        </w:rPr>
+        <w:t>资本开支</w:t>
+      </w:r>
+      <w:r>
+        <w:rPr>
+          <w:rFonts w:ascii="楷体" w:eastAsia="楷体" w:hAnsi="楷体" w:hint="eastAsia"/>
+          <w:sz w:val="24"/>
+        </w:rPr>
+        <w:t>，带动设备业绩增长。但高峰过后，需求增长放缓，ARPU持续承压，运营商被迫削减开支，产业链进入低谷</w:t>
+      </w:r>
+      <w:r>
+        <w:rPr>
+          <w:rFonts w:ascii="楷体" w:eastAsia="楷体" w:hAnsi="楷体" w:hint="eastAsia"/>
+          <w:sz w:val="24"/>
+        </w:rPr>
+        <w:t>，</w:t>
+      </w:r>
+      <w:r>
+        <w:rPr>
+          <w:rFonts w:ascii="楷体" w:eastAsia="楷体" w:hAnsi="楷体" w:hint="eastAsia"/>
+          <w:sz w:val="24"/>
+        </w:rPr>
+        <w:t>然后再等待下一</w:t>
+      </w:r>
+      <w:r>
+        <w:rPr>
+          <w:rFonts w:ascii="楷体" w:eastAsia="楷体" w:hAnsi="楷体" w:hint="eastAsia"/>
+          <w:sz w:val="24"/>
+        </w:rPr>
+        <w:t>轮</w:t>
+      </w:r>
+      <w:r>
+        <w:rPr>
+          <w:rFonts w:ascii="楷体" w:eastAsia="楷体" w:hAnsi="楷体" w:hint="eastAsia"/>
+          <w:sz w:val="24"/>
+        </w:rPr>
+        <w:t>周期。</w:t>
+      </w:r>
+    </w:p>
+    <w:p>
+      <w:pPr>
+        <w:ind w:firstLineChars="200" w:firstLine="480"/>
+        <w:rPr>
+          <w:rFonts w:ascii="楷体" w:eastAsia="楷体" w:hAnsi="楷体" w:hint="eastAsia"/>
+          <w:sz w:val="24"/>
+        </w:rPr>
+      </w:pPr>
+      <w:r>
+        <w:rPr>
+          <w:rFonts w:ascii="楷体" w:eastAsia="楷体" w:hAnsi="楷体" w:hint="eastAsia"/>
+          <w:sz w:val="24"/>
+        </w:rPr>
+        <w:t>在传统通信的框架下，产业矛盾的本质是"管道化"——通信网络</w:t>
+      </w:r>
+      <w:r>
+        <w:rPr>
+          <w:rFonts w:ascii="楷体" w:eastAsia="楷体" w:hAnsi="楷体" w:hint="eastAsia"/>
+          <w:sz w:val="24"/>
+        </w:rPr>
+        <w:t>的定位接近基础生产资料</w:t>
+      </w:r>
+      <w:r>
+        <w:rPr>
+          <w:rFonts w:ascii="楷体" w:eastAsia="楷体" w:hAnsi="楷体" w:hint="eastAsia"/>
+          <w:sz w:val="24"/>
+        </w:rPr>
+        <w:t>，提供</w:t>
+      </w:r>
+      <w:r>
+        <w:rPr>
+          <w:rFonts w:ascii="楷体" w:eastAsia="楷体" w:hAnsi="楷体" w:hint="eastAsia"/>
+          <w:sz w:val="24"/>
+        </w:rPr>
+        <w:t>必要</w:t>
+      </w:r>
+      <w:r>
+        <w:rPr>
+          <w:rFonts w:ascii="楷体" w:eastAsia="楷体" w:hAnsi="楷体" w:hint="eastAsia"/>
+          <w:sz w:val="24"/>
+        </w:rPr>
+        <w:t>连接服务，但无法捕获数据价值。</w:t>
+      </w:r>
+      <w:r>
+        <w:rPr>
+          <w:rFonts w:ascii="楷体" w:eastAsia="楷体" w:hAnsi="楷体" w:hint="eastAsia"/>
+          <w:sz w:val="24"/>
+        </w:rPr>
+        <w:t>也无法提供可观盈利</w:t>
+      </w:r>
+    </w:p>
+    <w:p>
+      <w:pPr>
         <w:rPr>
           <w:rFonts w:ascii="楷体" w:eastAsia="楷体" w:hAnsi="楷体" w:hint="eastAsia"/>
           <w:sz w:val="24"/>
           <w:szCs w:val="28"/>
         </w:rPr>
-        <w:t>/固网，可以称之为传统通信产业。后者在当前主要以光通信为主，可以称之为新型通信产业。</w:t>
-      </w:r>
-    </w:p>
-    <w:p>
-      <w:pPr>
-        <w:ind w:firstLineChars="200" w:firstLine="480"/>
-        <w:rPr>
-          <w:rFonts w:ascii="楷体" w:eastAsia="楷体" w:hAnsi="楷体" w:hint="eastAsia"/>
-          <w:sz w:val="24"/>
-        </w:rPr>
-      </w:pPr>
-      <w:r>
-        <w:rPr>
-          <w:rFonts w:ascii="楷体" w:eastAsia="楷体" w:hAnsi="楷体" w:hint="eastAsia"/>
-          <w:sz w:val="24"/>
-        </w:rPr>
-        <w:t>传统通信业的主要矛盾是“网络建设投入”与“投资回报快速递减”的矛盾。</w:t>
-      </w:r>
-      <w:r>
-        <w:rPr>
-          <w:rFonts w:ascii="楷体" w:eastAsia="楷体" w:hAnsi="楷体" w:hint="eastAsia"/>
-          <w:sz w:val="24"/>
-        </w:rPr>
-        <w:t>这个矛盾贯穿了3G</w:t>
-      </w:r>
-      <w:r>
-        <w:rPr>
-          <w:rFonts w:ascii="楷体" w:eastAsia="楷体" w:hAnsi="楷体" w:hint="eastAsia"/>
-          <w:sz w:val="24"/>
-        </w:rPr>
-        <w:t>到</w:t>
-      </w:r>
-      <w:r>
-        <w:rPr>
-          <w:rFonts w:ascii="楷体" w:eastAsia="楷体" w:hAnsi="楷体" w:hint="eastAsia"/>
-          <w:sz w:val="24"/>
-        </w:rPr>
-        <w:t>5G三个周期。每一代移动通信技术的建设高峰期，运营商大规模</w:t>
-      </w:r>
-      <w:r>
-        <w:rPr>
-          <w:rFonts w:ascii="楷体" w:eastAsia="楷体" w:hAnsi="楷体" w:hint="eastAsia"/>
-          <w:sz w:val="24"/>
-        </w:rPr>
-        <w:t>资本开支</w:t>
-      </w:r>
-      <w:r>
-        <w:rPr>
-          <w:rFonts w:ascii="楷体" w:eastAsia="楷体" w:hAnsi="楷体" w:hint="eastAsia"/>
-          <w:sz w:val="24"/>
-        </w:rPr>
-        <w:t>，带动设备业绩增长。但高峰过后，需求增长放缓，ARPU持续承压，运营商被迫削减开支，产业</w:t>
-      </w:r>
-      <w:proofErr w:type="gramStart"/>
-      <w:r>
-        <w:rPr>
-          <w:rFonts w:ascii="楷体" w:eastAsia="楷体" w:hAnsi="楷体" w:hint="eastAsia"/>
-          <w:sz w:val="24"/>
-        </w:rPr>
-        <w:t>链进入</w:t>
-      </w:r>
-      <w:proofErr w:type="gramEnd"/>
-      <w:r>
-        <w:rPr>
-          <w:rFonts w:ascii="楷体" w:eastAsia="楷体" w:hAnsi="楷体" w:hint="eastAsia"/>
-          <w:sz w:val="24"/>
-        </w:rPr>
-        <w:t>低谷</w:t>
-      </w:r>
-      <w:r>
-        <w:rPr>
-          <w:rFonts w:ascii="楷体" w:eastAsia="楷体" w:hAnsi="楷体" w:hint="eastAsia"/>
-          <w:sz w:val="24"/>
-        </w:rPr>
-        <w:t>，</w:t>
-      </w:r>
-      <w:r>
-        <w:rPr>
-          <w:rFonts w:ascii="楷体" w:eastAsia="楷体" w:hAnsi="楷体" w:hint="eastAsia"/>
-          <w:sz w:val="24"/>
-        </w:rPr>
-        <w:t>然后再等待下一</w:t>
-      </w:r>
-      <w:r>
-        <w:rPr>
-          <w:rFonts w:ascii="楷体" w:eastAsia="楷体" w:hAnsi="楷体" w:hint="eastAsia"/>
-          <w:sz w:val="24"/>
-        </w:rPr>
-        <w:t>轮</w:t>
-      </w:r>
-      <w:r>
-        <w:rPr>
-          <w:rFonts w:ascii="楷体" w:eastAsia="楷体" w:hAnsi="楷体" w:hint="eastAsia"/>
-          <w:sz w:val="24"/>
-        </w:rPr>
-        <w:t>周期。</w:t>
-      </w:r>
-    </w:p>
-    <w:p>
-      <w:pPr>
-        <w:ind w:firstLineChars="200" w:firstLine="480"/>
-        <w:rPr>
-          <w:rFonts w:ascii="楷体" w:eastAsia="楷体" w:hAnsi="楷体" w:hint="eastAsia"/>
-          <w:sz w:val="24"/>
-        </w:rPr>
-      </w:pPr>
-      <w:r>
-        <w:rPr>
-          <w:rFonts w:ascii="楷体" w:eastAsia="楷体" w:hAnsi="楷体" w:hint="eastAsia"/>
-          <w:sz w:val="24"/>
-        </w:rPr>
-        <w:t>在传统通信的框架下，产业矛盾的本质是"管道化"——通信网络</w:t>
-      </w:r>
-      <w:r>
-        <w:rPr>
-          <w:rFonts w:ascii="楷体" w:eastAsia="楷体" w:hAnsi="楷体" w:hint="eastAsia"/>
-          <w:sz w:val="24"/>
-        </w:rPr>
-        <w:t>的定位接近基础生产资料</w:t>
-      </w:r>
-      <w:r>
-        <w:rPr>
-          <w:rFonts w:ascii="楷体" w:eastAsia="楷体" w:hAnsi="楷体" w:hint="eastAsia"/>
-          <w:sz w:val="24"/>
-        </w:rPr>
-        <w:t>，提供</w:t>
-      </w:r>
-      <w:r>
-        <w:rPr>
-          <w:rFonts w:ascii="楷体" w:eastAsia="楷体" w:hAnsi="楷体" w:hint="eastAsia"/>
-          <w:sz w:val="24"/>
-        </w:rPr>
-        <w:t>必要</w:t>
-      </w:r>
-      <w:r>
-        <w:rPr>
-          <w:rFonts w:ascii="楷体" w:eastAsia="楷体" w:hAnsi="楷体" w:hint="eastAsia"/>
-          <w:sz w:val="24"/>
-        </w:rPr>
-        <w:t>连接服务，但无法捕获数据价值。</w:t>
-      </w:r>
-      <w:r>
-        <w:rPr>
-          <w:rFonts w:ascii="楷体" w:eastAsia="楷体" w:hAnsi="楷体" w:hint="eastAsia"/>
-          <w:sz w:val="24"/>
-        </w:rPr>
-        <w:t>也无法提供可观盈利</w:t>
-      </w:r>
-    </w:p>
-    <w:p>
-      <w:pPr>
-        <w:rPr>
-          <w:rFonts w:ascii="楷体" w:eastAsia="楷体" w:hAnsi="楷体" w:hint="eastAsia"/>
-          <w:sz w:val="24"/>
-          <w:szCs w:val="28"/>
-        </w:rPr>
       </w:pPr>
       <w:r>
         <w:rPr>
           <w:noProof/>
         </w:rPr>
-        <w:lastRenderedPageBreak/>
         <w:drawing>
-          <wp:inline distT="0" distB="0" distL="0" distR="0" wp14:anchorId="519CDC10" wp14:editId="3318F69D">
+          <wp:inline distT="0" distB="0" distL="0" distR="0" wp14:anchorId="079A7D3F" wp14:editId="4CC38E1C">
             <wp:extent cx="5274310" cy="1957070"/>
             <wp:effectExtent l="0" t="0" r="2540" b="5080"/>
             <wp:docPr id="1115735547" name="图片 1"/>
@@ -1298,670 +1387,6 @@
       <w:pPr>
         <w:rPr>
           <w:rFonts w:ascii="楷体" w:eastAsia="楷体" w:hAnsi="楷体" w:hint="eastAsia"/>
-          <w:sz w:val="24"/>
-        </w:rPr>
-      </w:pPr>
-      <w:r>
-        <w:rPr>
-          <w:rFonts w:ascii="楷体" w:eastAsia="楷体" w:hAnsi="楷体" w:hint="eastAsia"/>
-          <w:sz w:val="24"/>
-        </w:rPr>
-        <w:t>需求引擎上，AI时代的通信需求更大，从过去三大运营商招标周期的扩张和萎缩为主导，向以国内外云厂，互联网巨头和AI基建企业Capex为主要增长引擎切换。四</w:t>
-      </w:r>
-      <w:proofErr w:type="gramStart"/>
-      <w:r>
-        <w:rPr>
-          <w:rFonts w:ascii="楷体" w:eastAsia="楷体" w:hAnsi="楷体" w:hint="eastAsia"/>
-          <w:sz w:val="24"/>
-        </w:rPr>
-        <w:t>大云厂2026年</w:t>
-      </w:r>
-      <w:proofErr w:type="gramEnd"/>
-      <w:r>
-        <w:rPr>
-          <w:rFonts w:ascii="楷体" w:eastAsia="楷体" w:hAnsi="楷体" w:hint="eastAsia"/>
-          <w:sz w:val="24"/>
-        </w:rPr>
-        <w:t>的Capex上修合计近7000亿美元，接近2025年的两倍</w:t>
-      </w:r>
-      <w:r>
-        <w:rPr>
-          <w:rFonts w:ascii="楷体" w:eastAsia="楷体" w:hAnsi="楷体" w:hint="eastAsia"/>
-          <w:sz w:val="24"/>
-        </w:rPr>
-        <w:t>。</w:t>
-      </w:r>
-      <w:r>
-        <w:rPr>
-          <w:rFonts w:ascii="楷体" w:eastAsia="楷体" w:hAnsi="楷体" w:hint="eastAsia"/>
-          <w:sz w:val="24"/>
-        </w:rPr>
-        <w:t>这种量级远超三大运营商2898亿元的开支</w:t>
-      </w:r>
-    </w:p>
-    <w:p>
-      <w:pPr>
-        <w:jc w:val="center"/>
-        <w:rPr>
-          <w:rFonts w:ascii="楷体" w:eastAsia="楷体" w:hAnsi="楷体" w:hint="eastAsia"/>
-          <w:sz w:val="21"/>
-          <w:szCs w:val="21"/>
-        </w:rPr>
-      </w:pPr>
-      <w:r>
-        <w:rPr>
-          <w:rFonts w:ascii="楷体" w:eastAsia="楷体" w:hAnsi="楷体" w:hint="eastAsia"/>
-          <w:sz w:val="21"/>
-          <w:szCs w:val="21"/>
-        </w:rPr>
-        <w:t>表：四</w:t>
-      </w:r>
-      <w:proofErr w:type="gramStart"/>
-      <w:r>
-        <w:rPr>
-          <w:rFonts w:ascii="楷体" w:eastAsia="楷体" w:hAnsi="楷体" w:hint="eastAsia"/>
-          <w:sz w:val="21"/>
-          <w:szCs w:val="21"/>
-        </w:rPr>
-        <w:t>大云厂</w:t>
-      </w:r>
-      <w:proofErr w:type="gramEnd"/>
-      <w:r>
-        <w:rPr>
-          <w:rFonts w:ascii="楷体" w:eastAsia="楷体" w:hAnsi="楷体" w:hint="eastAsia"/>
-          <w:sz w:val="21"/>
-          <w:szCs w:val="21"/>
-        </w:rPr>
-        <w:t>25-26开支及增长率</w:t>
-      </w:r>
-    </w:p>
-    <w:tbl>
-      <w:tblPr>
-        <w:tblStyle w:val="af2"/>
-        <w:tblW w:w="0" w:type="auto"/>
-        <w:tblInd w:w="279" w:type="dxa"/>
-        <w:tblLook w:val="04A0" w:firstRow="1" w:lastRow="0" w:firstColumn="1" w:lastColumn="0" w:noHBand="0" w:noVBand="1"/>
-      </w:tblPr>
-      <w:tblGrid>
-        <w:gridCol w:w="1559"/>
-        <w:gridCol w:w="1858"/>
-        <w:gridCol w:w="2253"/>
-        <w:gridCol w:w="1701"/>
-      </w:tblGrid>
-      <w:tr>
-        <w:tc>
-          <w:tcPr>
-            <w:tcW w:w="1559" w:type="dxa"/>
-          </w:tcPr>
-          <w:p>
-            <w:pPr>
-              <w:rPr>
-                <w:rFonts w:ascii="楷体" w:eastAsia="楷体" w:hAnsi="楷体" w:hint="eastAsia"/>
-                <w:sz w:val="21"/>
-                <w:szCs w:val="21"/>
-              </w:rPr>
-            </w:pPr>
-            <w:r>
-              <w:rPr>
-                <w:rFonts w:ascii="楷体" w:eastAsia="楷体" w:hAnsi="楷体" w:hint="eastAsia"/>
-                <w:sz w:val="21"/>
-                <w:szCs w:val="21"/>
-              </w:rPr>
-              <w:t>四</w:t>
-            </w:r>
-            <w:proofErr w:type="gramStart"/>
-            <w:r>
-              <w:rPr>
-                <w:rFonts w:ascii="楷体" w:eastAsia="楷体" w:hAnsi="楷体" w:hint="eastAsia"/>
-                <w:sz w:val="21"/>
-                <w:szCs w:val="21"/>
-              </w:rPr>
-              <w:t>大云商</w:t>
-            </w:r>
-            <w:proofErr w:type="gramEnd"/>
-          </w:p>
-        </w:tc>
-        <w:tc>
-          <w:tcPr>
-            <w:tcW w:w="1858" w:type="dxa"/>
-          </w:tcPr>
-          <w:p>
-            <w:pPr>
-              <w:rPr>
-                <w:rFonts w:ascii="楷体" w:eastAsia="楷体" w:hAnsi="楷体" w:hint="eastAsia"/>
-                <w:sz w:val="21"/>
-                <w:szCs w:val="21"/>
-              </w:rPr>
-            </w:pPr>
-            <w:r>
-              <w:rPr>
-                <w:rFonts w:ascii="楷体" w:eastAsia="楷体" w:hAnsi="楷体" w:hint="eastAsia"/>
-                <w:sz w:val="21"/>
-                <w:szCs w:val="21"/>
-              </w:rPr>
-              <w:t>25Capex</w:t>
-            </w:r>
-          </w:p>
-        </w:tc>
-        <w:tc>
-          <w:tcPr>
-            <w:tcW w:w="2253" w:type="dxa"/>
-          </w:tcPr>
-          <w:p>
-            <w:pPr>
-              <w:rPr>
-                <w:rFonts w:ascii="楷体" w:eastAsia="楷体" w:hAnsi="楷体" w:hint="eastAsia"/>
-                <w:sz w:val="21"/>
-                <w:szCs w:val="21"/>
-              </w:rPr>
-            </w:pPr>
-            <w:r>
-              <w:rPr>
-                <w:rFonts w:ascii="楷体" w:eastAsia="楷体" w:hAnsi="楷体" w:hint="eastAsia"/>
-                <w:sz w:val="21"/>
-                <w:szCs w:val="21"/>
-              </w:rPr>
-              <w:t>26CapexE</w:t>
-            </w:r>
-          </w:p>
-        </w:tc>
-        <w:tc>
-          <w:tcPr>
-            <w:tcW w:w="1701" w:type="dxa"/>
-          </w:tcPr>
-          <w:p>
-            <w:pPr>
-              <w:rPr>
-                <w:rFonts w:ascii="楷体" w:eastAsia="楷体" w:hAnsi="楷体" w:hint="eastAsia"/>
-                <w:sz w:val="21"/>
-                <w:szCs w:val="21"/>
-              </w:rPr>
-            </w:pPr>
-            <w:r>
-              <w:rPr>
-                <w:rFonts w:ascii="楷体" w:eastAsia="楷体" w:hAnsi="楷体" w:hint="eastAsia"/>
-                <w:sz w:val="21"/>
-                <w:szCs w:val="21"/>
-              </w:rPr>
-              <w:t>增长率</w:t>
-            </w:r>
-          </w:p>
-        </w:tc>
-      </w:tr>
-      <w:tr>
-        <w:tc>
-          <w:tcPr>
-            <w:tcW w:w="1559" w:type="dxa"/>
-          </w:tcPr>
-          <w:p>
-            <w:pPr>
-              <w:rPr>
-                <w:rFonts w:ascii="楷体" w:eastAsia="楷体" w:hAnsi="楷体" w:hint="eastAsia"/>
-                <w:sz w:val="21"/>
-                <w:szCs w:val="21"/>
-              </w:rPr>
-            </w:pPr>
-            <w:proofErr w:type="gramStart"/>
-            <w:r>
-              <w:rPr>
-                <w:rFonts w:ascii="楷体" w:eastAsia="楷体" w:hAnsi="楷体" w:hint="eastAsia"/>
-                <w:sz w:val="21"/>
-                <w:szCs w:val="21"/>
-              </w:rPr>
-              <w:t>谷歌</w:t>
-            </w:r>
-            <w:proofErr w:type="gramEnd"/>
-          </w:p>
-        </w:tc>
-        <w:tc>
-          <w:tcPr>
-            <w:tcW w:w="1858" w:type="dxa"/>
-          </w:tcPr>
-          <w:p>
-            <w:pPr>
-              <w:rPr>
-                <w:rFonts w:ascii="楷体" w:eastAsia="楷体" w:hAnsi="楷体" w:hint="eastAsia"/>
-                <w:sz w:val="21"/>
-                <w:szCs w:val="21"/>
-              </w:rPr>
-            </w:pPr>
-            <w:r>
-              <w:rPr>
-                <w:rFonts w:ascii="楷体" w:eastAsia="楷体" w:hAnsi="楷体" w:hint="eastAsia"/>
-                <w:sz w:val="21"/>
-                <w:szCs w:val="21"/>
-              </w:rPr>
-              <w:t>914亿美元</w:t>
-            </w:r>
-          </w:p>
-        </w:tc>
-        <w:tc>
-          <w:tcPr>
-            <w:tcW w:w="2253" w:type="dxa"/>
-          </w:tcPr>
-          <w:p>
-            <w:pPr>
-              <w:rPr>
-                <w:rFonts w:ascii="楷体" w:eastAsia="楷体" w:hAnsi="楷体" w:hint="eastAsia"/>
-                <w:sz w:val="21"/>
-                <w:szCs w:val="21"/>
-              </w:rPr>
-            </w:pPr>
-            <w:r>
-              <w:rPr>
-                <w:rFonts w:ascii="楷体" w:eastAsia="楷体" w:hAnsi="楷体" w:hint="eastAsia"/>
-                <w:sz w:val="21"/>
-                <w:szCs w:val="21"/>
-              </w:rPr>
-              <w:t>1750-1850亿美元</w:t>
-            </w:r>
-          </w:p>
-        </w:tc>
-        <w:tc>
-          <w:tcPr>
-            <w:tcW w:w="1701" w:type="dxa"/>
-          </w:tcPr>
-          <w:p>
-            <w:pPr>
-              <w:rPr>
-                <w:rFonts w:ascii="楷体" w:eastAsia="楷体" w:hAnsi="楷体" w:hint="eastAsia"/>
-                <w:sz w:val="21"/>
-                <w:szCs w:val="21"/>
-              </w:rPr>
-            </w:pPr>
-            <w:r>
-              <w:rPr>
-                <w:rFonts w:ascii="楷体" w:eastAsia="楷体" w:hAnsi="楷体" w:hint="eastAsia"/>
-                <w:sz w:val="21"/>
-                <w:szCs w:val="21"/>
-              </w:rPr>
-              <w:t>91.5%-102.4%</w:t>
-            </w:r>
-          </w:p>
-        </w:tc>
-      </w:tr>
-      <w:tr>
-        <w:tc>
-          <w:tcPr>
-            <w:tcW w:w="1559" w:type="dxa"/>
-          </w:tcPr>
-          <w:p>
-            <w:pPr>
-              <w:rPr>
-                <w:rFonts w:ascii="楷体" w:eastAsia="楷体" w:hAnsi="楷体" w:hint="eastAsia"/>
-                <w:sz w:val="21"/>
-                <w:szCs w:val="21"/>
-              </w:rPr>
-            </w:pPr>
-            <w:r>
-              <w:rPr>
-                <w:rFonts w:ascii="楷体" w:eastAsia="楷体" w:hAnsi="楷体" w:hint="eastAsia"/>
-                <w:sz w:val="21"/>
-                <w:szCs w:val="21"/>
-              </w:rPr>
-              <w:t>亚马逊</w:t>
-            </w:r>
-          </w:p>
-        </w:tc>
-        <w:tc>
-          <w:tcPr>
-            <w:tcW w:w="1858" w:type="dxa"/>
-          </w:tcPr>
-          <w:p>
-            <w:pPr>
-              <w:rPr>
-                <w:rFonts w:ascii="楷体" w:eastAsia="楷体" w:hAnsi="楷体" w:hint="eastAsia"/>
-                <w:sz w:val="21"/>
-                <w:szCs w:val="21"/>
-              </w:rPr>
-            </w:pPr>
-            <w:r>
-              <w:rPr>
-                <w:rFonts w:ascii="楷体" w:eastAsia="楷体" w:hAnsi="楷体" w:hint="eastAsia"/>
-                <w:sz w:val="21"/>
-                <w:szCs w:val="21"/>
-              </w:rPr>
-              <w:t>1318亿美元</w:t>
-            </w:r>
-          </w:p>
-        </w:tc>
-        <w:tc>
-          <w:tcPr>
-            <w:tcW w:w="2253" w:type="dxa"/>
-          </w:tcPr>
-          <w:p>
-            <w:pPr>
-              <w:rPr>
-                <w:rFonts w:ascii="楷体" w:eastAsia="楷体" w:hAnsi="楷体" w:hint="eastAsia"/>
-                <w:sz w:val="21"/>
-                <w:szCs w:val="21"/>
-              </w:rPr>
-            </w:pPr>
-            <w:r>
-              <w:rPr>
-                <w:rFonts w:ascii="楷体" w:eastAsia="楷体" w:hAnsi="楷体" w:hint="eastAsia"/>
-                <w:sz w:val="21"/>
-                <w:szCs w:val="21"/>
-              </w:rPr>
-              <w:t>2000亿美元</w:t>
-            </w:r>
-          </w:p>
-        </w:tc>
-        <w:tc>
-          <w:tcPr>
-            <w:tcW w:w="1701" w:type="dxa"/>
-          </w:tcPr>
-          <w:p>
-            <w:pPr>
-              <w:rPr>
-                <w:rFonts w:ascii="楷体" w:eastAsia="楷体" w:hAnsi="楷体" w:hint="eastAsia"/>
-                <w:sz w:val="21"/>
-                <w:szCs w:val="21"/>
-              </w:rPr>
-            </w:pPr>
-            <w:r>
-              <w:rPr>
-                <w:rFonts w:ascii="楷体" w:eastAsia="楷体" w:hAnsi="楷体" w:hint="eastAsia"/>
-                <w:sz w:val="21"/>
-                <w:szCs w:val="21"/>
-              </w:rPr>
-              <w:t>51.7%</w:t>
-            </w:r>
-          </w:p>
-        </w:tc>
-      </w:tr>
-      <w:tr>
-        <w:tc>
-          <w:tcPr>
-            <w:tcW w:w="1559" w:type="dxa"/>
-          </w:tcPr>
-          <w:p>
-            <w:pPr>
-              <w:rPr>
-                <w:rFonts w:ascii="楷体" w:eastAsia="楷体" w:hAnsi="楷体" w:hint="eastAsia"/>
-                <w:sz w:val="21"/>
-                <w:szCs w:val="21"/>
-              </w:rPr>
-            </w:pPr>
-            <w:r>
-              <w:rPr>
-                <w:rFonts w:ascii="楷体" w:eastAsia="楷体" w:hAnsi="楷体" w:hint="eastAsia"/>
-                <w:sz w:val="21"/>
-                <w:szCs w:val="21"/>
-              </w:rPr>
-              <w:t>微软</w:t>
-            </w:r>
-            <w:r>
-              <w:rPr>
-                <w:rFonts w:ascii="楷体" w:eastAsia="楷体" w:hAnsi="楷体" w:hint="eastAsia"/>
-                <w:sz w:val="21"/>
-                <w:szCs w:val="21"/>
-              </w:rPr>
-              <w:t>（含测）</w:t>
-            </w:r>
-          </w:p>
-        </w:tc>
-        <w:tc>
-          <w:tcPr>
-            <w:tcW w:w="1858" w:type="dxa"/>
-          </w:tcPr>
-          <w:p>
-            <w:pPr>
-              <w:rPr>
-                <w:rFonts w:ascii="楷体" w:eastAsia="楷体" w:hAnsi="楷体" w:hint="eastAsia"/>
-                <w:sz w:val="21"/>
-                <w:szCs w:val="21"/>
-              </w:rPr>
-            </w:pPr>
-            <w:r>
-              <w:rPr>
-                <w:rFonts w:ascii="楷体" w:eastAsia="楷体" w:hAnsi="楷体" w:hint="eastAsia"/>
-                <w:sz w:val="21"/>
-                <w:szCs w:val="21"/>
-              </w:rPr>
-              <w:t>842亿美元</w:t>
-            </w:r>
-          </w:p>
-        </w:tc>
-        <w:tc>
-          <w:tcPr>
-            <w:tcW w:w="2253" w:type="dxa"/>
-          </w:tcPr>
-          <w:p>
-            <w:pPr>
-              <w:rPr>
-                <w:rFonts w:ascii="楷体" w:eastAsia="楷体" w:hAnsi="楷体" w:hint="eastAsia"/>
-                <w:sz w:val="21"/>
-                <w:szCs w:val="21"/>
-              </w:rPr>
-            </w:pPr>
-            <w:r>
-              <w:rPr>
-                <w:rFonts w:ascii="楷体" w:eastAsia="楷体" w:hAnsi="楷体" w:hint="eastAsia"/>
-                <w:sz w:val="21"/>
-                <w:szCs w:val="21"/>
-              </w:rPr>
-              <w:t>1500-1650亿美元</w:t>
-            </w:r>
-          </w:p>
-        </w:tc>
-        <w:tc>
-          <w:tcPr>
-            <w:tcW w:w="1701" w:type="dxa"/>
-          </w:tcPr>
-          <w:p>
-            <w:pPr>
-              <w:rPr>
-                <w:rFonts w:ascii="楷体" w:eastAsia="楷体" w:hAnsi="楷体" w:hint="eastAsia"/>
-                <w:sz w:val="21"/>
-                <w:szCs w:val="21"/>
-              </w:rPr>
-            </w:pPr>
-            <w:r>
-              <w:rPr>
-                <w:rFonts w:ascii="楷体" w:eastAsia="楷体" w:hAnsi="楷体" w:hint="eastAsia"/>
-                <w:sz w:val="21"/>
-                <w:szCs w:val="21"/>
-              </w:rPr>
-              <w:t>78.1%-95.9%</w:t>
-            </w:r>
-          </w:p>
-        </w:tc>
-      </w:tr>
-      <w:tr>
-        <w:tc>
-          <w:tcPr>
-            <w:tcW w:w="1559" w:type="dxa"/>
-          </w:tcPr>
-          <w:p>
-            <w:pPr>
-              <w:rPr>
-                <w:rFonts w:ascii="楷体" w:eastAsia="楷体" w:hAnsi="楷体" w:hint="eastAsia"/>
-                <w:sz w:val="21"/>
-                <w:szCs w:val="21"/>
-              </w:rPr>
-            </w:pPr>
-            <w:r>
-              <w:rPr>
-                <w:rFonts w:ascii="楷体" w:eastAsia="楷体" w:hAnsi="楷体" w:hint="eastAsia"/>
-                <w:sz w:val="21"/>
-                <w:szCs w:val="21"/>
-              </w:rPr>
-              <w:t>Meta</w:t>
-            </w:r>
-          </w:p>
-        </w:tc>
-        <w:tc>
-          <w:tcPr>
-            <w:tcW w:w="1858" w:type="dxa"/>
-          </w:tcPr>
-          <w:p>
-            <w:pPr>
-              <w:rPr>
-                <w:rFonts w:ascii="楷体" w:eastAsia="楷体" w:hAnsi="楷体" w:hint="eastAsia"/>
-                <w:sz w:val="21"/>
-                <w:szCs w:val="21"/>
-              </w:rPr>
-            </w:pPr>
-            <w:r>
-              <w:rPr>
-                <w:rFonts w:ascii="楷体" w:eastAsia="楷体" w:hAnsi="楷体" w:hint="eastAsia"/>
-                <w:sz w:val="21"/>
-                <w:szCs w:val="21"/>
-              </w:rPr>
-              <w:t>722亿美元</w:t>
-            </w:r>
-          </w:p>
-        </w:tc>
-        <w:tc>
-          <w:tcPr>
-            <w:tcW w:w="2253" w:type="dxa"/>
-          </w:tcPr>
-          <w:p>
-            <w:pPr>
-              <w:rPr>
-                <w:rFonts w:ascii="楷体" w:eastAsia="楷体" w:hAnsi="楷体" w:hint="eastAsia"/>
-                <w:sz w:val="21"/>
-                <w:szCs w:val="21"/>
-              </w:rPr>
-            </w:pPr>
-            <w:r>
-              <w:rPr>
-                <w:rFonts w:ascii="楷体" w:eastAsia="楷体" w:hAnsi="楷体" w:hint="eastAsia"/>
-                <w:sz w:val="21"/>
-                <w:szCs w:val="21"/>
-              </w:rPr>
-              <w:t>1150-1350亿美元</w:t>
-            </w:r>
-          </w:p>
-        </w:tc>
-        <w:tc>
-          <w:tcPr>
-            <w:tcW w:w="1701" w:type="dxa"/>
-          </w:tcPr>
-          <w:p>
-            <w:pPr>
-              <w:rPr>
-                <w:rFonts w:ascii="楷体" w:eastAsia="楷体" w:hAnsi="楷体" w:hint="eastAsia"/>
-                <w:sz w:val="21"/>
-                <w:szCs w:val="21"/>
-              </w:rPr>
-            </w:pPr>
-            <w:r>
-              <w:rPr>
-                <w:rFonts w:ascii="楷体" w:eastAsia="楷体" w:hAnsi="楷体" w:hint="eastAsia"/>
-                <w:sz w:val="21"/>
-                <w:szCs w:val="21"/>
-              </w:rPr>
-              <w:t>59.2%-86.9%</w:t>
-            </w:r>
-          </w:p>
-        </w:tc>
-      </w:tr>
-      <w:tr>
-        <w:tc>
-          <w:tcPr>
-            <w:tcW w:w="1559" w:type="dxa"/>
-          </w:tcPr>
-          <w:p>
-            <w:pPr>
-              <w:rPr>
-                <w:rFonts w:ascii="楷体" w:eastAsia="楷体" w:hAnsi="楷体" w:hint="eastAsia"/>
-                <w:sz w:val="21"/>
-                <w:szCs w:val="21"/>
-              </w:rPr>
-            </w:pPr>
-            <w:r>
-              <w:rPr>
-                <w:rFonts w:ascii="楷体" w:eastAsia="楷体" w:hAnsi="楷体" w:hint="eastAsia"/>
-                <w:sz w:val="21"/>
-                <w:szCs w:val="21"/>
-              </w:rPr>
-              <w:t>合计</w:t>
-            </w:r>
-          </w:p>
-        </w:tc>
-        <w:tc>
-          <w:tcPr>
-            <w:tcW w:w="1858" w:type="dxa"/>
-          </w:tcPr>
-          <w:p>
-            <w:pPr>
-              <w:rPr>
-                <w:rFonts w:ascii="楷体" w:eastAsia="楷体" w:hAnsi="楷体" w:hint="eastAsia"/>
-                <w:sz w:val="21"/>
-                <w:szCs w:val="21"/>
-              </w:rPr>
-            </w:pPr>
-            <w:r>
-              <w:rPr>
-                <w:rFonts w:ascii="楷体" w:eastAsia="楷体" w:hAnsi="楷体" w:hint="eastAsia"/>
-                <w:sz w:val="21"/>
-                <w:szCs w:val="21"/>
-              </w:rPr>
-              <w:t>3796亿美元</w:t>
-            </w:r>
-          </w:p>
-        </w:tc>
-        <w:tc>
-          <w:tcPr>
-            <w:tcW w:w="2253" w:type="dxa"/>
-          </w:tcPr>
-          <w:p>
-            <w:pPr>
-              <w:rPr>
-                <w:rFonts w:ascii="楷体" w:eastAsia="楷体" w:hAnsi="楷体" w:hint="eastAsia"/>
-                <w:sz w:val="21"/>
-                <w:szCs w:val="21"/>
-              </w:rPr>
-            </w:pPr>
-            <w:r>
-              <w:rPr>
-                <w:rFonts w:ascii="楷体" w:eastAsia="楷体" w:hAnsi="楷体" w:hint="eastAsia"/>
-                <w:sz w:val="21"/>
-                <w:szCs w:val="21"/>
-              </w:rPr>
-              <w:t>6400-6850亿美元</w:t>
-            </w:r>
-          </w:p>
-        </w:tc>
-        <w:tc>
-          <w:tcPr>
-            <w:tcW w:w="1701" w:type="dxa"/>
-          </w:tcPr>
-          <w:p>
-            <w:pPr>
-              <w:rPr>
-                <w:rFonts w:ascii="楷体" w:eastAsia="楷体" w:hAnsi="楷体" w:hint="eastAsia"/>
-                <w:sz w:val="21"/>
-                <w:szCs w:val="21"/>
-              </w:rPr>
-            </w:pPr>
-            <w:r>
-              <w:rPr>
-                <w:rFonts w:ascii="楷体" w:eastAsia="楷体" w:hAnsi="楷体" w:hint="eastAsia"/>
-                <w:sz w:val="21"/>
-                <w:szCs w:val="21"/>
-              </w:rPr>
-              <w:t>68.6%-80.5</w:t>
-            </w:r>
-            <w:r>
-              <w:rPr>
-                <w:rFonts w:ascii="楷体" w:eastAsia="楷体" w:hAnsi="楷体" w:hint="eastAsia"/>
-                <w:sz w:val="21"/>
-                <w:szCs w:val="21"/>
-              </w:rPr>
-              <w:t>%</w:t>
-            </w:r>
-          </w:p>
-        </w:tc>
-      </w:tr>
-    </w:tbl>
-    <w:p>
-      <w:pPr>
-        <w:ind w:firstLineChars="200" w:firstLine="320"/>
-        <w:rPr>
-          <w:rFonts w:ascii="楷体" w:eastAsia="楷体" w:hAnsi="楷体" w:hint="eastAsia"/>
           <w:sz w:val="16"/>
           <w:szCs w:val="16"/>
         </w:rPr>
@@ -1969,10 +1394,9 @@
       <w:r>
         <w:rPr>
           <w:rFonts w:ascii="楷体" w:eastAsia="楷体" w:hAnsi="楷体" w:hint="eastAsia"/>
-          <w:sz w:val="16"/>
-          <w:szCs w:val="16"/>
-        </w:rPr>
-        <w:t>数据来源：长江证券，川江测算</w:t>
+          <w:sz w:val="24"/>
+        </w:rPr>
+        <w:t>需求引擎上，AI时代的通信需求更大，从过去三大运营商招标周期的扩张和萎缩为主导，向以国内外云厂，互联网巨头和AI基建企业Capex为主要增长引擎切换。</w:t>
       </w:r>
     </w:p>
     <w:p>
@@ -1988,55 +1412,15 @@
           <w:rFonts w:ascii="楷体" w:eastAsia="楷体" w:hAnsi="楷体" w:hint="eastAsia"/>
           <w:sz w:val="24"/>
         </w:rPr>
-        <w:t>增长曲线上，AI时代的通信增长更多，传统通信的项目需求多为一次性建设以支持多年期使用，增长曲线为阶梯状。而AI</w:t>
-      </w:r>
-      <w:proofErr w:type="gramStart"/>
+        <w:t>增长曲线上，AI时代的通信增长更多，传统通信的项目需求多为一次性建设以支持多年期使用，增长曲线为阶梯状。而AI算力需求则是持续要好的，从末端对AI的使用，到推理算力的消耗，GPU和CPU的运转，光互连的传输，这是一个连续且连贯的过程。这意味着周期型，一次性Capex向持续投入型</w:t>
+      </w:r>
       <w:r>
         <w:rPr>
           <w:rFonts w:ascii="楷体" w:eastAsia="楷体" w:hAnsi="楷体" w:hint="eastAsia"/>
           <w:sz w:val="24"/>
         </w:rPr>
-        <w:t>算力需求</w:t>
-      </w:r>
-      <w:proofErr w:type="gramEnd"/>
-      <w:r>
-        <w:rPr>
-          <w:rFonts w:ascii="楷体" w:eastAsia="楷体" w:hAnsi="楷体" w:hint="eastAsia"/>
-          <w:sz w:val="24"/>
-        </w:rPr>
-        <w:t>则是持续要好的，</w:t>
-      </w:r>
-      <w:proofErr w:type="gramStart"/>
-      <w:r>
-        <w:rPr>
-          <w:rFonts w:ascii="楷体" w:eastAsia="楷体" w:hAnsi="楷体" w:hint="eastAsia"/>
-          <w:sz w:val="24"/>
-        </w:rPr>
-        <w:t>从末</w:t>
-      </w:r>
-      <w:proofErr w:type="gramEnd"/>
-      <w:r>
-        <w:rPr>
-          <w:rFonts w:ascii="楷体" w:eastAsia="楷体" w:hAnsi="楷体" w:hint="eastAsia"/>
-          <w:sz w:val="24"/>
-        </w:rPr>
-        <w:t>端对AI的使用，到</w:t>
-      </w:r>
-      <w:proofErr w:type="gramStart"/>
-      <w:r>
-        <w:rPr>
-          <w:rFonts w:ascii="楷体" w:eastAsia="楷体" w:hAnsi="楷体" w:hint="eastAsia"/>
-          <w:sz w:val="24"/>
-        </w:rPr>
-        <w:t>推理算力的</w:t>
-      </w:r>
-      <w:proofErr w:type="gramEnd"/>
-      <w:r>
-        <w:rPr>
-          <w:rFonts w:ascii="楷体" w:eastAsia="楷体" w:hAnsi="楷体" w:hint="eastAsia"/>
-          <w:sz w:val="24"/>
-        </w:rPr>
-        <w:t>消耗，GPU和CPU的运转，光互连的传输，这是一个连续且连贯的过程。这意味着周期型，一次性Capex向持续投入型Capex的转变，增长曲线将从阶梯状转变为斜率陡峭的上行曲线。</w:t>
+        <w:lastRenderedPageBreak/>
+        <w:t>Capex的转变，增长曲线将从阶梯状转变为斜率陡峭的上行曲线。</w:t>
       </w:r>
     </w:p>
     <w:p>
@@ -2064,7 +1448,7 @@
     </w:p>
     <w:p>
       <w:pPr>
-        <w:jc w:val="center"/>
+        <w:ind w:firstLineChars="200" w:firstLine="480"/>
         <w:rPr>
           <w:rFonts w:ascii="楷体" w:eastAsia="楷体" w:hAnsi="楷体" w:hint="eastAsia"/>
           <w:sz w:val="24"/>
@@ -2072,29 +1456,276 @@
       </w:pPr>
       <w:r>
         <w:rPr>
-          <w:rFonts w:ascii="楷体" w:eastAsia="楷体" w:hAnsi="楷体" w:hint="eastAsia"/>
+          <w:rFonts w:ascii="楷体" w:eastAsia="楷体" w:hAnsi="楷体"/>
           <w:sz w:val="24"/>
         </w:rPr>
-        <w:t>图：光通信高速迭代概览</w:t>
-      </w:r>
-    </w:p>
-    <w:p>
-      <w:pPr>
+        <w:t>2023-2030年光通信</w:t>
+      </w:r>
+      <w:r>
         <w:rPr>
           <w:rFonts w:ascii="楷体" w:eastAsia="楷体" w:hAnsi="楷体" w:hint="eastAsia"/>
           <w:sz w:val="24"/>
         </w:rPr>
-      </w:pPr>
+        <w:t>传输速率</w:t>
+      </w:r>
+      <w:r>
+        <w:rPr>
+          <w:rFonts w:ascii="楷体" w:eastAsia="楷体" w:hAnsi="楷体"/>
+          <w:sz w:val="24"/>
+        </w:rPr>
+        <w:t>将从100G/λ演进到400G/λ，</w:t>
+      </w:r>
+      <w:r>
+        <w:rPr>
+          <w:rFonts w:ascii="楷体" w:eastAsia="楷体" w:hAnsi="楷体" w:hint="eastAsia"/>
+          <w:sz w:val="24"/>
+        </w:rPr>
+        <w:t>光模块</w:t>
+      </w:r>
+      <w:r>
+        <w:rPr>
+          <w:rFonts w:ascii="楷体" w:eastAsia="楷体" w:hAnsi="楷体"/>
+          <w:sz w:val="24"/>
+        </w:rPr>
+        <w:t>路径从可插拔</w:t>
+      </w:r>
+      <w:r>
+        <w:rPr>
+          <w:rFonts w:ascii="楷体" w:eastAsia="楷体" w:hAnsi="楷体" w:hint="eastAsia"/>
+          <w:sz w:val="24"/>
+        </w:rPr>
+        <w:t>，</w:t>
+      </w:r>
+      <w:r>
+        <w:rPr>
+          <w:rFonts w:ascii="楷体" w:eastAsia="楷体" w:hAnsi="楷体"/>
+          <w:sz w:val="24"/>
+        </w:rPr>
+        <w:t>NPO</w:t>
+      </w:r>
+      <w:r>
+        <w:rPr>
+          <w:rFonts w:ascii="楷体" w:eastAsia="楷体" w:hAnsi="楷体" w:hint="eastAsia"/>
+          <w:sz w:val="24"/>
+        </w:rPr>
+        <w:t>，</w:t>
+      </w:r>
+      <w:r>
+        <w:rPr>
+          <w:rFonts w:ascii="楷体" w:eastAsia="楷体" w:hAnsi="楷体"/>
+          <w:sz w:val="24"/>
+        </w:rPr>
+        <w:t>CPO</w:t>
+      </w:r>
+      <w:r>
+        <w:rPr>
+          <w:rFonts w:ascii="楷体" w:eastAsia="楷体" w:hAnsi="楷体" w:hint="eastAsia"/>
+          <w:sz w:val="24"/>
+        </w:rPr>
+        <w:t>，</w:t>
+      </w:r>
+      <w:r>
+        <w:rPr>
+          <w:rFonts w:ascii="楷体" w:eastAsia="楷体" w:hAnsi="楷体"/>
+          <w:sz w:val="24"/>
+        </w:rPr>
+        <w:t>XPO</w:t>
+      </w:r>
+      <w:r>
+        <w:rPr>
+          <w:rFonts w:ascii="楷体" w:eastAsia="楷体" w:hAnsi="楷体" w:hint="eastAsia"/>
+          <w:sz w:val="24"/>
+        </w:rPr>
+        <w:t>，CPC</w:t>
+      </w:r>
+      <w:r>
+        <w:rPr>
+          <w:rFonts w:ascii="楷体" w:eastAsia="楷体" w:hAnsi="楷体"/>
+          <w:sz w:val="24"/>
+        </w:rPr>
+        <w:t>。每次迭代都打开新的增量空间。</w:t>
+      </w:r>
+    </w:p>
+    <w:p>
+      <w:pPr>
+        <w:ind w:firstLineChars="200" w:firstLine="480"/>
+        <w:rPr>
+          <w:rFonts w:ascii="楷体" w:eastAsia="楷体" w:hAnsi="楷体" w:hint="eastAsia"/>
+          <w:sz w:val="24"/>
+        </w:rPr>
+      </w:pPr>
+      <w:r>
+        <w:rPr>
+          <w:rFonts w:ascii="楷体" w:eastAsia="楷体" w:hAnsi="楷体" w:hint="eastAsia"/>
+          <w:sz w:val="24"/>
+        </w:rPr>
+        <w:t>在此基础上，我们认为通信股的定价逻辑正在发生根本变化</w:t>
+      </w:r>
+      <w:r>
+        <w:rPr>
+          <w:rFonts w:ascii="楷体" w:eastAsia="楷体" w:hAnsi="楷体" w:hint="eastAsia"/>
+          <w:sz w:val="24"/>
+        </w:rPr>
+        <w:t>，人工智能将通信行业从依赖运营商资本开支为主导的周期型行业，逐步转变为了人工智能+运营商资本开支双轮驱动的周期+成本复合行业。</w:t>
+      </w:r>
+      <w:r>
+        <w:rPr>
+          <w:rFonts w:ascii="楷体" w:eastAsia="楷体" w:hAnsi="楷体" w:hint="eastAsia"/>
+          <w:sz w:val="24"/>
+        </w:rPr>
+        <w:t>通信网络本身的功能也在进化——从传输管道向实时智能节点转变。AI推理需求正在推动通信网络从单纯的搬运数据变成参与计算"这意味着通信设备的价值锚从带宽变成了算力密度，价值量大幅提升。</w:t>
+      </w:r>
+    </w:p>
+    <w:p>
+      <w:pPr>
+        <w:rPr>
+          <w:rFonts w:hint="eastAsia"/>
+        </w:rPr>
+      </w:pPr>
+    </w:p>
+    <w:p>
+      <w:pPr>
+        <w:pStyle w:val="3"/>
+      </w:pPr>
+      <w:r>
+        <w:tab/>
+      </w:r>
+      <w:r>
+        <w:rPr>
+          <w:rFonts w:hint="eastAsia"/>
+        </w:rPr>
+        <w:t>3.</w:t>
+      </w:r>
+      <w:r>
+        <w:rPr>
+          <w:rFonts w:hint="eastAsia"/>
+        </w:rPr>
+        <w:t>2.2 投资时钟</w:t>
+      </w:r>
+    </w:p>
+    <w:p>
+      <w:r>
+        <w:rPr>
+          <w:rFonts w:hint="eastAsia"/>
+        </w:rPr>
+        <w:t>正处在一个什么样的阶段，即将进入一个什么样的阶段？</w:t>
+      </w:r>
+    </w:p>
+    <w:p>
+      <w:pPr>
+        <w:rPr>
+          <w:rFonts w:hint="eastAsia"/>
+        </w:rPr>
+      </w:pPr>
+      <w:r>
+        <w:rPr>
+          <w:rFonts w:hint="eastAsia"/>
+        </w:rPr>
+        <w:t>光芯片，光模块，</w:t>
+      </w:r>
+    </w:p>
+    <w:p>
+      <w:pPr>
+        <w:pStyle w:val="4"/>
+      </w:pPr>
+      <w:r>
+        <w:rPr>
+          <w:rFonts w:hint="eastAsia"/>
+        </w:rPr>
+        <w:t>数据通信目前的阶段</w:t>
+      </w:r>
+    </w:p>
+    <w:p>
+      <w:pPr>
+        <w:rPr>
+          <w:rFonts w:hint="eastAsia"/>
+        </w:rPr>
+      </w:pPr>
+      <w:r>
+        <w:rPr>
+          <w:rFonts w:hint="eastAsia"/>
+        </w:rPr>
+        <w:t>建议增加"投资时钟"小节：</w:t>
+      </w:r>
+    </w:p>
+    <w:p>
+      <w:pPr>
+        <w:rPr>
+          <w:rFonts w:hint="eastAsia"/>
+        </w:rPr>
+      </w:pPr>
+      <w:r>
+        <w:rPr>
+          <w:rFonts w:hint="eastAsia"/>
+        </w:rPr>
+        <w:t>Q2 2026（当前）：英伟达GB200量产爬坡期，验证1.6T光模块良率</w:t>
+      </w:r>
+    </w:p>
+    <w:p>
+      <w:pPr>
+        <w:rPr>
+          <w:rFonts w:hint="eastAsia"/>
+        </w:rPr>
+      </w:pPr>
+      <w:r>
+        <w:rPr>
+          <w:rFonts w:hint="eastAsia"/>
+        </w:rPr>
+        <w:t>Q3 2026：云商Capex年中修订，验证AI基建持续性</w:t>
+      </w:r>
+    </w:p>
+    <w:p>
+      <w:pPr>
+        <w:rPr>
+          <w:rFonts w:hint="eastAsia"/>
+        </w:rPr>
+      </w:pPr>
+      <w:r>
+        <w:rPr>
+          <w:rFonts w:hint="eastAsia"/>
+        </w:rPr>
+        <w:t>Q4 2026：硅光渗透率数据出炉，验证技术路线收敛速度</w:t>
+      </w:r>
+    </w:p>
+    <w:p>
+      <w:r>
+        <w:rPr>
+          <w:rFonts w:hint="eastAsia"/>
+        </w:rPr>
+        <w:t>2027H1：若CPO方案成熟，警惕传统可插拔光模块估值下杀风险</w:t>
+      </w:r>
+    </w:p>
+    <w:p>
+      <w:pPr>
+        <w:rPr>
+          <w:rFonts w:hint="eastAsia"/>
+        </w:rPr>
+      </w:pPr>
+    </w:p>
+    <w:p>
+      <w:pPr>
+        <w:rPr>
+          <w:rFonts w:hint="eastAsia"/>
+        </w:rPr>
+      </w:pPr>
+      <w:r>
+        <w:rPr>
+          <w:rFonts w:hint="eastAsia"/>
+        </w:rPr>
+        <w:t>宏观上</w:t>
+      </w:r>
+    </w:p>
+    <w:p>
       <w:r>
         <w:rPr>
           <w:noProof/>
         </w:rPr>
         <w:lastRenderedPageBreak/>
         <w:drawing>
-          <wp:inline distT="0" distB="0" distL="0" distR="0" wp14:anchorId="5998A1D4" wp14:editId="4F85218C">
-            <wp:extent cx="5274310" cy="2008505"/>
+          <wp:inline distT="0" distB="0" distL="0" distR="0" wp14:anchorId="405CFEF7" wp14:editId="0387AB55">
+            <wp:extent cx="5274310" cy="2883535"/>
             <wp:effectExtent l="0" t="0" r="2540" b="0"/>
-            <wp:docPr id="669182808" name="图片 1"/>
+            <wp:docPr id="1318154761" name="图片 1"/>
             <wp:cNvGraphicFramePr>
               <a:graphicFrameLocks xmlns:a="http://schemas.openxmlformats.org/drawingml/2006/main" noChangeAspect="1"/>
             </wp:cNvGraphicFramePr>
@@ -2102,11 +1733,11 @@
               <a:graphicData uri="http://schemas.openxmlformats.org/drawingml/2006/picture">
                 <pic:pic xmlns:pic="http://schemas.openxmlformats.org/drawingml/2006/picture">
                   <pic:nvPicPr>
-                    <pic:cNvPr id="669182808" name=""/>
+                    <pic:cNvPr id="1318154761" name=""/>
                     <pic:cNvPicPr/>
                   </pic:nvPicPr>
                   <pic:blipFill>
-                    <a:blip r:embed="rId10"/>
+                    <a:blip r:embed="rId11"/>
                     <a:stretch>
                       <a:fillRect/>
                     </a:stretch>
@@ -2114,7 +1745,7 @@
                   <pic:spPr>
                     <a:xfrm>
                       <a:off x="0" y="0"/>
-                      <a:ext cx="5274310" cy="2008505"/>
+                      <a:ext cx="5274310" cy="2883535"/>
                     </a:xfrm>
                     <a:prstGeom prst="rect">
                       <a:avLst/>
@@ -2128,252 +1759,49 @@
       </w:r>
     </w:p>
     <w:p>
-      <w:pPr>
-        <w:ind w:firstLineChars="200" w:firstLine="320"/>
-        <w:rPr>
-          <w:rFonts w:ascii="楷体" w:eastAsia="楷体" w:hAnsi="楷体" w:hint="eastAsia"/>
-          <w:sz w:val="16"/>
-          <w:szCs w:val="16"/>
-        </w:rPr>
-      </w:pPr>
-      <w:r>
-        <w:rPr>
-          <w:rFonts w:ascii="楷体" w:eastAsia="楷体" w:hAnsi="楷体" w:hint="eastAsia"/>
-          <w:sz w:val="16"/>
-          <w:szCs w:val="16"/>
-        </w:rPr>
-        <w:t>数据来源：</w:t>
-      </w:r>
-      <w:proofErr w:type="gramStart"/>
-      <w:r>
-        <w:rPr>
-          <w:rFonts w:ascii="楷体" w:eastAsia="楷体" w:hAnsi="楷体" w:hint="eastAsia"/>
-          <w:sz w:val="16"/>
-          <w:szCs w:val="16"/>
-        </w:rPr>
-        <w:t>申万宏</w:t>
-      </w:r>
-      <w:proofErr w:type="gramEnd"/>
-      <w:r>
-        <w:rPr>
-          <w:rFonts w:ascii="楷体" w:eastAsia="楷体" w:hAnsi="楷体" w:hint="eastAsia"/>
-          <w:sz w:val="16"/>
-          <w:szCs w:val="16"/>
-        </w:rPr>
-        <w:t>源研究</w:t>
-      </w:r>
-    </w:p>
-    <w:p>
-      <w:pPr>
-        <w:ind w:firstLineChars="200" w:firstLine="480"/>
-        <w:rPr>
-          <w:rFonts w:ascii="楷体" w:eastAsia="楷体" w:hAnsi="楷体" w:hint="eastAsia"/>
-          <w:sz w:val="24"/>
-        </w:rPr>
-      </w:pPr>
-      <w:r>
-        <w:rPr>
-          <w:rFonts w:ascii="楷体" w:eastAsia="楷体" w:hAnsi="楷体"/>
-          <w:sz w:val="24"/>
-        </w:rPr>
-        <w:t>2023-2030年光通信</w:t>
-      </w:r>
-      <w:r>
-        <w:rPr>
-          <w:rFonts w:ascii="楷体" w:eastAsia="楷体" w:hAnsi="楷体" w:hint="eastAsia"/>
-          <w:sz w:val="24"/>
-        </w:rPr>
-        <w:t>传输速率</w:t>
-      </w:r>
-      <w:r>
-        <w:rPr>
-          <w:rFonts w:ascii="楷体" w:eastAsia="楷体" w:hAnsi="楷体"/>
-          <w:sz w:val="24"/>
-        </w:rPr>
-        <w:t>将从100G/λ演进到400G/λ，</w:t>
-      </w:r>
-      <w:r>
-        <w:rPr>
-          <w:rFonts w:ascii="楷体" w:eastAsia="楷体" w:hAnsi="楷体" w:hint="eastAsia"/>
-          <w:sz w:val="24"/>
-        </w:rPr>
-        <w:t>光模块</w:t>
-      </w:r>
-      <w:r>
-        <w:rPr>
-          <w:rFonts w:ascii="楷体" w:eastAsia="楷体" w:hAnsi="楷体"/>
-          <w:sz w:val="24"/>
-        </w:rPr>
-        <w:t>路径从可插拔</w:t>
-      </w:r>
-      <w:r>
-        <w:rPr>
-          <w:rFonts w:ascii="楷体" w:eastAsia="楷体" w:hAnsi="楷体" w:hint="eastAsia"/>
-          <w:sz w:val="24"/>
-        </w:rPr>
-        <w:t>，</w:t>
-      </w:r>
-      <w:r>
-        <w:rPr>
-          <w:rFonts w:ascii="楷体" w:eastAsia="楷体" w:hAnsi="楷体"/>
-          <w:sz w:val="24"/>
-        </w:rPr>
-        <w:t>NPO</w:t>
-      </w:r>
-      <w:r>
-        <w:rPr>
-          <w:rFonts w:ascii="楷体" w:eastAsia="楷体" w:hAnsi="楷体" w:hint="eastAsia"/>
-          <w:sz w:val="24"/>
-        </w:rPr>
-        <w:t>，</w:t>
-      </w:r>
-      <w:r>
-        <w:rPr>
-          <w:rFonts w:ascii="楷体" w:eastAsia="楷体" w:hAnsi="楷体"/>
-          <w:sz w:val="24"/>
-        </w:rPr>
-        <w:t>CPO</w:t>
-      </w:r>
-      <w:r>
-        <w:rPr>
-          <w:rFonts w:ascii="楷体" w:eastAsia="楷体" w:hAnsi="楷体" w:hint="eastAsia"/>
-          <w:sz w:val="24"/>
-        </w:rPr>
-        <w:t>，</w:t>
-      </w:r>
-      <w:r>
-        <w:rPr>
-          <w:rFonts w:ascii="楷体" w:eastAsia="楷体" w:hAnsi="楷体"/>
-          <w:sz w:val="24"/>
-        </w:rPr>
-        <w:t>XPO</w:t>
-      </w:r>
-      <w:r>
-        <w:rPr>
-          <w:rFonts w:ascii="楷体" w:eastAsia="楷体" w:hAnsi="楷体" w:hint="eastAsia"/>
-          <w:sz w:val="24"/>
-        </w:rPr>
-        <w:t>，CPC</w:t>
-      </w:r>
-      <w:r>
-        <w:rPr>
-          <w:rFonts w:ascii="楷体" w:eastAsia="楷体" w:hAnsi="楷体"/>
-          <w:sz w:val="24"/>
-        </w:rPr>
-        <w:t>。每次迭代都打开新的增量空间。</w:t>
-      </w:r>
-    </w:p>
-    <w:p>
-      <w:pPr>
-        <w:ind w:firstLineChars="200" w:firstLine="480"/>
-        <w:rPr>
-          <w:rFonts w:ascii="楷体" w:eastAsia="楷体" w:hAnsi="楷体" w:hint="eastAsia"/>
-          <w:sz w:val="24"/>
-        </w:rPr>
-      </w:pPr>
-      <w:r>
-        <w:rPr>
-          <w:rFonts w:ascii="楷体" w:eastAsia="楷体" w:hAnsi="楷体" w:hint="eastAsia"/>
-          <w:sz w:val="24"/>
-        </w:rPr>
-        <w:t>在此基础上，我们认为通信股的定价逻辑正在发生根本变化</w:t>
-      </w:r>
-      <w:r>
-        <w:rPr>
-          <w:rFonts w:ascii="楷体" w:eastAsia="楷体" w:hAnsi="楷体" w:hint="eastAsia"/>
-          <w:sz w:val="24"/>
-        </w:rPr>
-        <w:t>，人工智能将通信行业从依赖运营商资本开支为主导的周期型行业，逐步转变为了人工智能+运营商资本开支双轮驱动的周期+成本复合行业。</w:t>
-      </w:r>
-      <w:r>
-        <w:rPr>
-          <w:rFonts w:ascii="楷体" w:eastAsia="楷体" w:hAnsi="楷体" w:hint="eastAsia"/>
-          <w:sz w:val="24"/>
-        </w:rPr>
-        <w:t>通信网络本身的功能也在进化——从传输管道向实时智能节点转变。AI推理需求正在推动通信网络从单纯的搬运数据变成参与计算"这意味着通信设备的</w:t>
-      </w:r>
-      <w:proofErr w:type="gramStart"/>
-      <w:r>
-        <w:rPr>
-          <w:rFonts w:ascii="楷体" w:eastAsia="楷体" w:hAnsi="楷体" w:hint="eastAsia"/>
-          <w:sz w:val="24"/>
-        </w:rPr>
-        <w:t>价值锚从带宽</w:t>
-      </w:r>
-      <w:proofErr w:type="gramEnd"/>
-      <w:r>
-        <w:rPr>
-          <w:rFonts w:ascii="楷体" w:eastAsia="楷体" w:hAnsi="楷体" w:hint="eastAsia"/>
-          <w:sz w:val="24"/>
-        </w:rPr>
-        <w:t>变成</w:t>
-      </w:r>
-      <w:proofErr w:type="gramStart"/>
-      <w:r>
-        <w:rPr>
-          <w:rFonts w:ascii="楷体" w:eastAsia="楷体" w:hAnsi="楷体" w:hint="eastAsia"/>
-          <w:sz w:val="24"/>
-        </w:rPr>
-        <w:t>了算力密度</w:t>
-      </w:r>
-      <w:proofErr w:type="gramEnd"/>
-      <w:r>
-        <w:rPr>
-          <w:rFonts w:ascii="楷体" w:eastAsia="楷体" w:hAnsi="楷体" w:hint="eastAsia"/>
-          <w:sz w:val="24"/>
-        </w:rPr>
-        <w:t>，价值量大幅提升。</w:t>
-      </w:r>
-    </w:p>
-    <w:p>
-      <w:pPr>
-        <w:pStyle w:val="4"/>
-      </w:pPr>
-      <w:r>
-        <w:rPr>
-          <w:rFonts w:hint="eastAsia"/>
-        </w:rPr>
-        <w:t>数据通信</w:t>
-      </w:r>
-      <w:r>
-        <w:rPr>
-          <w:rFonts w:hint="eastAsia"/>
-        </w:rPr>
-        <w:t>目前的阶段</w:t>
-      </w:r>
-    </w:p>
-    <w:p>
-      <w:r>
-        <w:rPr>
-          <w:rFonts w:hint="eastAsia"/>
-        </w:rPr>
-        <w:t>聚焦成长性的部分，</w:t>
-      </w:r>
-      <w:r>
-        <w:rPr>
-          <w:rFonts w:hint="eastAsia"/>
-        </w:rPr>
-        <w:t>我们认为数据间通信正处于</w:t>
-      </w:r>
-      <w:r>
-        <w:rPr>
-          <w:rFonts w:hint="eastAsia"/>
-        </w:rPr>
-        <w:t>"中段向后期过渡"阶段——这是一个多代</w:t>
-      </w:r>
-      <w:proofErr w:type="gramStart"/>
-      <w:r>
-        <w:rPr>
-          <w:rFonts w:hint="eastAsia"/>
-        </w:rPr>
-        <w:t>际技术</w:t>
-      </w:r>
-      <w:proofErr w:type="gramEnd"/>
-      <w:r>
-        <w:rPr>
-          <w:rFonts w:hint="eastAsia"/>
-        </w:rPr>
-        <w:t>并存、</w:t>
+      <w:r>
+        <w:rPr>
+          <w:rFonts w:hint="eastAsia"/>
+        </w:rPr>
+        <w:t>数据来源：Wind，申万宏源研究。</w:t>
+      </w:r>
+    </w:p>
+    <w:p>
+      <w:pPr>
+        <w:rPr>
+          <w:rFonts w:hint="eastAsia"/>
+        </w:rPr>
+      </w:pPr>
+      <w:r>
+        <w:rPr>
+          <w:rFonts w:hint="eastAsia"/>
+        </w:rPr>
+        <w:t>注纵轴百分比</w:t>
+      </w:r>
+      <w:r>
+        <w:rPr>
+          <w:rFonts w:hint="eastAsia"/>
+        </w:rPr>
+        <w:t>以2016/1/4为基准，新易盛，源杰，基准日2016/3/3，2022/12/21</w:t>
+      </w:r>
+    </w:p>
+    <w:p>
+      <w:pPr>
+        <w:rPr>
+          <w:rFonts w:hint="eastAsia"/>
+        </w:rPr>
+      </w:pPr>
+      <w:r>
+        <w:rPr>
+          <w:rFonts w:hint="eastAsia"/>
+        </w:rPr>
+        <w:t>聚焦成长性的部分，我们认为数据间通信正处于</w:t>
+      </w:r>
+      <w:r>
+        <w:rPr>
+          <w:rFonts w:hint="eastAsia"/>
+        </w:rPr>
+        <w:t>"中段向后期过渡"阶段——这是一个多代际技术并存、</w:t>
       </w:r>
       <w:r>
         <w:rPr>
@@ -2436,7 +1864,7 @@
               <w:widowControl/>
               <w:spacing w:after="0" w:line="240" w:lineRule="auto"/>
               <w:rPr>
-                <w:rFonts w:ascii="等线" w:eastAsia="等线" w:hAnsi="等线" w:cs="宋体"/>
+                <w:rFonts w:ascii="等线" w:eastAsia="等线" w:hAnsi="等线" w:cs="宋体" w:hint="eastAsia"/>
                 <w:color w:val="000000"/>
                 <w:kern w:val="0"/>
                 <w:szCs w:val="22"/>
@@ -2634,7 +2062,6 @@
                 <w14:ligatures w14:val="none"/>
               </w:rPr>
             </w:pPr>
-            <w:proofErr w:type="gramStart"/>
             <w:r>
               <w:rPr>
                 <w:rFonts w:ascii="等线" w:eastAsia="等线" w:hAnsi="等线" w:cs="宋体" w:hint="eastAsia"/>
@@ -2643,40 +2070,7 @@
                 <w:szCs w:val="22"/>
                 <w14:ligatures w14:val="none"/>
               </w:rPr>
-              <w:t>价格年降</w:t>
-            </w:r>
-            <w:proofErr w:type="gramEnd"/>
-            <w:r>
-              <w:rPr>
-                <w:rFonts w:ascii="等线" w:eastAsia="等线" w:hAnsi="等线" w:cs="宋体" w:hint="eastAsia"/>
-                <w:color w:val="000000"/>
-                <w:kern w:val="0"/>
-                <w:szCs w:val="22"/>
-                <w14:ligatures w14:val="none"/>
-              </w:rPr>
-              <w:t>20%+，出货量增速&lt;20%，向传统</w:t>
-            </w:r>
-            <w:proofErr w:type="gramStart"/>
-            <w:r>
-              <w:rPr>
-                <w:rFonts w:ascii="等线" w:eastAsia="等线" w:hAnsi="等线" w:cs="宋体" w:hint="eastAsia"/>
-                <w:color w:val="000000"/>
-                <w:kern w:val="0"/>
-                <w:szCs w:val="22"/>
-                <w14:ligatures w14:val="none"/>
-              </w:rPr>
-              <w:t>云市场</w:t>
-            </w:r>
-            <w:proofErr w:type="gramEnd"/>
-            <w:r>
-              <w:rPr>
-                <w:rFonts w:ascii="等线" w:eastAsia="等线" w:hAnsi="等线" w:cs="宋体" w:hint="eastAsia"/>
-                <w:color w:val="000000"/>
-                <w:kern w:val="0"/>
-                <w:szCs w:val="22"/>
-                <w14:ligatures w14:val="none"/>
-              </w:rPr>
-              <w:t>下沉</w:t>
+              <w:t>价格年降20%+，出货量增速&lt;20%，向传统云市场下沉</w:t>
             </w:r>
           </w:p>
         </w:tc>
@@ -2954,29 +2348,7 @@
                 <w:szCs w:val="22"/>
                 <w14:ligatures w14:val="none"/>
               </w:rPr>
-              <w:t>2026年商业化元年，</w:t>
-            </w:r>
-            <w:proofErr w:type="gramStart"/>
-            <w:r>
-              <w:rPr>
-                <w:rFonts w:ascii="等线" w:eastAsia="等线" w:hAnsi="等线" w:cs="宋体" w:hint="eastAsia"/>
-                <w:color w:val="000000"/>
-                <w:kern w:val="0"/>
-                <w:szCs w:val="22"/>
-                <w14:ligatures w14:val="none"/>
-              </w:rPr>
-              <w:t>英伟达</w:t>
-            </w:r>
-            <w:proofErr w:type="gramEnd"/>
-            <w:r>
-              <w:rPr>
-                <w:rFonts w:ascii="等线" w:eastAsia="等线" w:hAnsi="等线" w:cs="宋体" w:hint="eastAsia"/>
-                <w:color w:val="000000"/>
-                <w:kern w:val="0"/>
-                <w:szCs w:val="22"/>
-                <w14:ligatures w14:val="none"/>
-              </w:rPr>
-              <w:t>Rubin平台独占80%</w:t>
+              <w:t>2026年商业化元年，英伟达Rubin平台独占80%</w:t>
             </w:r>
             <w:r>
               <w:rPr>
@@ -3019,7 +2391,6 @@
                 <w14:ligatures w14:val="none"/>
               </w:rPr>
             </w:pPr>
-            <w:proofErr w:type="gramStart"/>
             <w:r>
               <w:rPr>
                 <w:rFonts w:ascii="等线" w:eastAsia="等线" w:hAnsi="等线" w:cs="宋体" w:hint="eastAsia"/>
@@ -3028,31 +2399,8 @@
                 <w:szCs w:val="22"/>
                 <w14:ligatures w14:val="none"/>
               </w:rPr>
-              <w:t>英伟达</w:t>
-            </w:r>
-            <w:proofErr w:type="gramEnd"/>
-            <w:r>
-              <w:rPr>
-                <w:rFonts w:ascii="等线" w:eastAsia="等线" w:hAnsi="等线" w:cs="宋体" w:hint="eastAsia"/>
-                <w:color w:val="000000"/>
-                <w:kern w:val="0"/>
-                <w:szCs w:val="22"/>
-                <w14:ligatures w14:val="none"/>
-              </w:rPr>
-              <w:t>GPU集群、下一代AI</w:t>
-            </w:r>
-            <w:proofErr w:type="gramStart"/>
-            <w:r>
-              <w:rPr>
-                <w:rFonts w:ascii="等线" w:eastAsia="等线" w:hAnsi="等线" w:cs="宋体" w:hint="eastAsia"/>
-                <w:color w:val="000000"/>
-                <w:kern w:val="0"/>
-                <w:szCs w:val="22"/>
-                <w14:ligatures w14:val="none"/>
-              </w:rPr>
-              <w:t>超算</w:t>
-            </w:r>
-            <w:proofErr w:type="gramEnd"/>
+              <w:t>英伟达GPU集群、下一代AI超算</w:t>
+            </w:r>
           </w:p>
         </w:tc>
       </w:tr>
@@ -3172,7 +2520,6 @@
                 <w14:ligatures w14:val="none"/>
               </w:rPr>
             </w:pPr>
-            <w:proofErr w:type="gramStart"/>
             <w:r>
               <w:rPr>
                 <w:rFonts w:ascii="等线" w:eastAsia="等线" w:hAnsi="等线" w:cs="宋体" w:hint="eastAsia"/>
@@ -3181,24 +2528,18 @@
                 <w:szCs w:val="22"/>
                 <w14:ligatures w14:val="none"/>
               </w:rPr>
-              <w:t>英伟达</w:t>
-            </w:r>
-            <w:proofErr w:type="gramEnd"/>
-            <w:r>
-              <w:rPr>
-                <w:rFonts w:ascii="等线" w:eastAsia="等线" w:hAnsi="等线" w:cs="宋体" w:hint="eastAsia"/>
-                <w:color w:val="000000"/>
-                <w:kern w:val="0"/>
-                <w:szCs w:val="22"/>
-                <w14:ligatures w14:val="none"/>
-              </w:rPr>
-              <w:t>Rubin Ultra、谷歌TPU Ironwood</w:t>
+              <w:t>英伟达Rubin Ultra、谷歌TPU Ironwood</w:t>
             </w:r>
           </w:p>
         </w:tc>
       </w:tr>
     </w:tbl>
     <w:p>
+      <w:pPr>
+        <w:rPr>
+          <w:rFonts w:hint="eastAsia"/>
+        </w:rPr>
+      </w:pPr>
       <w:r>
         <w:rPr>
           <w:rFonts w:hint="eastAsia"/>
@@ -3221,7 +2562,7 @@
         </w:rPr>
         <w:lastRenderedPageBreak/>
         <w:drawing>
-          <wp:inline distT="0" distB="0" distL="0" distR="0" wp14:anchorId="36FDA9D0" wp14:editId="021359DD">
+          <wp:inline distT="0" distB="0" distL="0" distR="0" wp14:anchorId="61D1757F" wp14:editId="3B957542">
             <wp:extent cx="5432312" cy="3036627"/>
             <wp:effectExtent l="0" t="0" r="0" b="0"/>
             <wp:docPr id="405628424" name="图片 1"/>
@@ -3238,7 +2579,7 @@
                     </pic:cNvPicPr>
                   </pic:nvPicPr>
                   <pic:blipFill>
-                    <a:blip r:embed="rId11" cstate="print">
+                    <a:blip r:embed="rId12" cstate="print">
                       <a:extLst>
                         <a:ext uri="{28A0092B-C50C-407E-A947-70E740481C1C}">
                           <a14:useLocalDpi xmlns:a14="http://schemas.microsoft.com/office/drawing/2010/main" val="0"/>
@@ -3287,30 +2628,1746 @@
         </w:rPr>
         <w:t>数据来源：</w:t>
       </w:r>
-      <w:proofErr w:type="gramStart"/>
       <w:r>
         <w:rPr>
           <w:rFonts w:ascii="楷体" w:eastAsia="楷体" w:hAnsi="楷体" w:hint="eastAsia"/>
           <w:sz w:val="16"/>
           <w:szCs w:val="16"/>
         </w:rPr>
-        <w:t>申万宏</w:t>
-      </w:r>
-      <w:proofErr w:type="gramEnd"/>
-      <w:r>
-        <w:rPr>
-          <w:rFonts w:ascii="楷体" w:eastAsia="楷体" w:hAnsi="楷体" w:hint="eastAsia"/>
+        <w:t>申万宏源研究</w:t>
+      </w:r>
+    </w:p>
+    <w:p>
+      <w:pPr>
+        <w:rPr>
+          <w:rFonts w:hint="eastAsia"/>
+        </w:rPr>
+      </w:pPr>
+    </w:p>
+    <w:p>
+      <w:r>
+        <w:rPr>
+          <w:rFonts w:hint="eastAsia"/>
+        </w:rPr>
+        <w:t>超节点的情况</w:t>
+      </w:r>
+    </w:p>
+    <w:p>
+      <w:pPr>
+        <w:rPr>
+          <w:rFonts w:hint="eastAsia"/>
+        </w:rPr>
+      </w:pPr>
+      <w:r>
+        <w:rPr>
+          <w:noProof/>
+        </w:rPr>
+        <w:drawing>
+          <wp:inline distT="0" distB="0" distL="0" distR="0" wp14:anchorId="4CDF770D" wp14:editId="2808303D">
+            <wp:extent cx="5274310" cy="2018030"/>
+            <wp:effectExtent l="0" t="0" r="2540" b="1270"/>
+            <wp:docPr id="629454086" name="图片 1"/>
+            <wp:cNvGraphicFramePr>
+              <a:graphicFrameLocks xmlns:a="http://schemas.openxmlformats.org/drawingml/2006/main" noChangeAspect="1"/>
+            </wp:cNvGraphicFramePr>
+            <a:graphic xmlns:a="http://schemas.openxmlformats.org/drawingml/2006/main">
+              <a:graphicData uri="http://schemas.openxmlformats.org/drawingml/2006/picture">
+                <pic:pic xmlns:pic="http://schemas.openxmlformats.org/drawingml/2006/picture">
+                  <pic:nvPicPr>
+                    <pic:cNvPr id="629454086" name=""/>
+                    <pic:cNvPicPr/>
+                  </pic:nvPicPr>
+                  <pic:blipFill>
+                    <a:blip r:embed="rId13"/>
+                    <a:stretch>
+                      <a:fillRect/>
+                    </a:stretch>
+                  </pic:blipFill>
+                  <pic:spPr>
+                    <a:xfrm>
+                      <a:off x="0" y="0"/>
+                      <a:ext cx="5274310" cy="2018030"/>
+                    </a:xfrm>
+                    <a:prstGeom prst="rect">
+                      <a:avLst/>
+                    </a:prstGeom>
+                  </pic:spPr>
+                </pic:pic>
+              </a:graphicData>
+            </a:graphic>
+          </wp:inline>
+        </w:drawing>
+      </w:r>
+    </w:p>
+    <w:p>
+      <w:pPr>
+        <w:pStyle w:val="3"/>
+      </w:pPr>
+      <w:r>
+        <w:tab/>
+      </w:r>
+      <w:r>
+        <w:rPr>
+          <w:rFonts w:hint="eastAsia"/>
+        </w:rPr>
+        <w:t>3.</w:t>
+      </w:r>
+      <w:r>
+        <w:rPr>
+          <w:rFonts w:hint="eastAsia"/>
+        </w:rPr>
+        <w:t>2.2</w:t>
+      </w:r>
+      <w:r>
+        <w:rPr>
+          <w:rFonts w:hint="eastAsia"/>
+        </w:rPr>
+        <w:t>需求上，需求从哪里来?有没有持续性？</w:t>
+      </w:r>
+      <w:r>
+        <w:rPr>
+          <w:rFonts w:hint="eastAsia"/>
+        </w:rPr>
+        <w:t>scale up也可以讲讲</w:t>
+      </w:r>
+    </w:p>
+    <w:p>
+      <w:pPr>
+        <w:rPr>
+          <w:rFonts w:ascii="楷体" w:eastAsia="楷体" w:hAnsi="楷体" w:hint="eastAsia"/>
+          <w:sz w:val="24"/>
+        </w:rPr>
+      </w:pPr>
+      <w:r>
+        <w:rPr>
+          <w:rFonts w:ascii="楷体" w:eastAsia="楷体" w:hAnsi="楷体" w:hint="eastAsia"/>
+          <w:sz w:val="24"/>
+        </w:rPr>
+        <w:t>以</w:t>
+      </w:r>
+      <w:r>
+        <w:rPr>
+          <w:rFonts w:ascii="楷体" w:eastAsia="楷体" w:hAnsi="楷体" w:hint="eastAsia"/>
+          <w:sz w:val="24"/>
+        </w:rPr>
+        <w:t>四大云厂</w:t>
+      </w:r>
+      <w:r>
+        <w:rPr>
+          <w:rFonts w:ascii="楷体" w:eastAsia="楷体" w:hAnsi="楷体" w:hint="eastAsia"/>
+          <w:sz w:val="24"/>
+        </w:rPr>
+        <w:t>为标志，</w:t>
+      </w:r>
+      <w:r>
+        <w:rPr>
+          <w:rFonts w:ascii="楷体" w:eastAsia="楷体" w:hAnsi="楷体" w:hint="eastAsia"/>
+          <w:sz w:val="24"/>
+        </w:rPr>
+        <w:t>2026年的Capex上修合计近7000亿美元，接近2025年的两倍。这种量级远超三大运营商2898亿元的开支</w:t>
+      </w:r>
+    </w:p>
+    <w:p>
+      <w:pPr>
+        <w:jc w:val="center"/>
+        <w:rPr>
+          <w:rFonts w:ascii="楷体" w:eastAsia="楷体" w:hAnsi="楷体" w:hint="eastAsia"/>
+          <w:sz w:val="21"/>
+          <w:szCs w:val="21"/>
+        </w:rPr>
+      </w:pPr>
+      <w:r>
+        <w:rPr>
+          <w:rFonts w:ascii="楷体" w:eastAsia="楷体" w:hAnsi="楷体" w:hint="eastAsia"/>
+          <w:sz w:val="21"/>
+          <w:szCs w:val="21"/>
+        </w:rPr>
+        <w:t>表：四大云厂25-26开支及增长率</w:t>
+      </w:r>
+    </w:p>
+    <w:tbl>
+      <w:tblPr>
+        <w:tblStyle w:val="af2"/>
+        <w:tblW w:w="0" w:type="auto"/>
+        <w:tblInd w:w="279" w:type="dxa"/>
+        <w:tblLook w:val="04A0" w:firstRow="1" w:lastRow="0" w:firstColumn="1" w:lastColumn="0" w:noHBand="0" w:noVBand="1"/>
+      </w:tblPr>
+      <w:tblGrid>
+        <w:gridCol w:w="1559"/>
+        <w:gridCol w:w="1858"/>
+        <w:gridCol w:w="2253"/>
+        <w:gridCol w:w="1701"/>
+      </w:tblGrid>
+      <w:tr>
+        <w:tc>
+          <w:tcPr>
+            <w:tcW w:w="1559" w:type="dxa"/>
+          </w:tcPr>
+          <w:p>
+            <w:pPr>
+              <w:rPr>
+                <w:rFonts w:ascii="楷体" w:eastAsia="楷体" w:hAnsi="楷体" w:hint="eastAsia"/>
+                <w:sz w:val="21"/>
+                <w:szCs w:val="21"/>
+              </w:rPr>
+            </w:pPr>
+            <w:r>
+              <w:rPr>
+                <w:rFonts w:ascii="楷体" w:eastAsia="楷体" w:hAnsi="楷体" w:hint="eastAsia"/>
+                <w:sz w:val="21"/>
+                <w:szCs w:val="21"/>
+              </w:rPr>
+              <w:t>四大云商</w:t>
+            </w:r>
+          </w:p>
+        </w:tc>
+        <w:tc>
+          <w:tcPr>
+            <w:tcW w:w="1858" w:type="dxa"/>
+          </w:tcPr>
+          <w:p>
+            <w:pPr>
+              <w:rPr>
+                <w:rFonts w:ascii="楷体" w:eastAsia="楷体" w:hAnsi="楷体" w:hint="eastAsia"/>
+                <w:sz w:val="21"/>
+                <w:szCs w:val="21"/>
+              </w:rPr>
+            </w:pPr>
+            <w:r>
+              <w:rPr>
+                <w:rFonts w:ascii="楷体" w:eastAsia="楷体" w:hAnsi="楷体" w:hint="eastAsia"/>
+                <w:sz w:val="21"/>
+                <w:szCs w:val="21"/>
+              </w:rPr>
+              <w:t>25Capex</w:t>
+            </w:r>
+          </w:p>
+        </w:tc>
+        <w:tc>
+          <w:tcPr>
+            <w:tcW w:w="2253" w:type="dxa"/>
+          </w:tcPr>
+          <w:p>
+            <w:pPr>
+              <w:rPr>
+                <w:rFonts w:ascii="楷体" w:eastAsia="楷体" w:hAnsi="楷体" w:hint="eastAsia"/>
+                <w:sz w:val="21"/>
+                <w:szCs w:val="21"/>
+              </w:rPr>
+            </w:pPr>
+            <w:r>
+              <w:rPr>
+                <w:rFonts w:ascii="楷体" w:eastAsia="楷体" w:hAnsi="楷体" w:hint="eastAsia"/>
+                <w:sz w:val="21"/>
+                <w:szCs w:val="21"/>
+              </w:rPr>
+              <w:t>26CapexE</w:t>
+            </w:r>
+          </w:p>
+        </w:tc>
+        <w:tc>
+          <w:tcPr>
+            <w:tcW w:w="1701" w:type="dxa"/>
+          </w:tcPr>
+          <w:p>
+            <w:pPr>
+              <w:rPr>
+                <w:rFonts w:ascii="楷体" w:eastAsia="楷体" w:hAnsi="楷体" w:hint="eastAsia"/>
+                <w:sz w:val="21"/>
+                <w:szCs w:val="21"/>
+              </w:rPr>
+            </w:pPr>
+            <w:r>
+              <w:rPr>
+                <w:rFonts w:ascii="楷体" w:eastAsia="楷体" w:hAnsi="楷体" w:hint="eastAsia"/>
+                <w:sz w:val="21"/>
+                <w:szCs w:val="21"/>
+              </w:rPr>
+              <w:t>增长率</w:t>
+            </w:r>
+          </w:p>
+        </w:tc>
+      </w:tr>
+      <w:tr>
+        <w:tc>
+          <w:tcPr>
+            <w:tcW w:w="1559" w:type="dxa"/>
+          </w:tcPr>
+          <w:p>
+            <w:pPr>
+              <w:rPr>
+                <w:rFonts w:ascii="楷体" w:eastAsia="楷体" w:hAnsi="楷体" w:hint="eastAsia"/>
+                <w:sz w:val="21"/>
+                <w:szCs w:val="21"/>
+              </w:rPr>
+            </w:pPr>
+            <w:r>
+              <w:rPr>
+                <w:rFonts w:ascii="楷体" w:eastAsia="楷体" w:hAnsi="楷体" w:hint="eastAsia"/>
+                <w:sz w:val="21"/>
+                <w:szCs w:val="21"/>
+              </w:rPr>
+              <w:t>谷歌</w:t>
+            </w:r>
+          </w:p>
+        </w:tc>
+        <w:tc>
+          <w:tcPr>
+            <w:tcW w:w="1858" w:type="dxa"/>
+          </w:tcPr>
+          <w:p>
+            <w:pPr>
+              <w:rPr>
+                <w:rFonts w:ascii="楷体" w:eastAsia="楷体" w:hAnsi="楷体" w:hint="eastAsia"/>
+                <w:sz w:val="21"/>
+                <w:szCs w:val="21"/>
+              </w:rPr>
+            </w:pPr>
+            <w:r>
+              <w:rPr>
+                <w:rFonts w:ascii="楷体" w:eastAsia="楷体" w:hAnsi="楷体" w:hint="eastAsia"/>
+                <w:sz w:val="21"/>
+                <w:szCs w:val="21"/>
+              </w:rPr>
+              <w:t>914亿美元</w:t>
+            </w:r>
+          </w:p>
+        </w:tc>
+        <w:tc>
+          <w:tcPr>
+            <w:tcW w:w="2253" w:type="dxa"/>
+          </w:tcPr>
+          <w:p>
+            <w:pPr>
+              <w:rPr>
+                <w:rFonts w:ascii="楷体" w:eastAsia="楷体" w:hAnsi="楷体" w:hint="eastAsia"/>
+                <w:sz w:val="21"/>
+                <w:szCs w:val="21"/>
+              </w:rPr>
+            </w:pPr>
+            <w:r>
+              <w:rPr>
+                <w:rFonts w:ascii="楷体" w:eastAsia="楷体" w:hAnsi="楷体" w:hint="eastAsia"/>
+                <w:sz w:val="21"/>
+                <w:szCs w:val="21"/>
+              </w:rPr>
+              <w:t>1750-1850亿美元</w:t>
+            </w:r>
+          </w:p>
+        </w:tc>
+        <w:tc>
+          <w:tcPr>
+            <w:tcW w:w="1701" w:type="dxa"/>
+          </w:tcPr>
+          <w:p>
+            <w:pPr>
+              <w:rPr>
+                <w:rFonts w:ascii="楷体" w:eastAsia="楷体" w:hAnsi="楷体" w:hint="eastAsia"/>
+                <w:sz w:val="21"/>
+                <w:szCs w:val="21"/>
+              </w:rPr>
+            </w:pPr>
+            <w:r>
+              <w:rPr>
+                <w:rFonts w:ascii="楷体" w:eastAsia="楷体" w:hAnsi="楷体" w:hint="eastAsia"/>
+                <w:sz w:val="21"/>
+                <w:szCs w:val="21"/>
+              </w:rPr>
+              <w:t>91.5%-102.4%</w:t>
+            </w:r>
+          </w:p>
+        </w:tc>
+      </w:tr>
+      <w:tr>
+        <w:tc>
+          <w:tcPr>
+            <w:tcW w:w="1559" w:type="dxa"/>
+          </w:tcPr>
+          <w:p>
+            <w:pPr>
+              <w:rPr>
+                <w:rFonts w:ascii="楷体" w:eastAsia="楷体" w:hAnsi="楷体" w:hint="eastAsia"/>
+                <w:sz w:val="21"/>
+                <w:szCs w:val="21"/>
+              </w:rPr>
+            </w:pPr>
+            <w:r>
+              <w:rPr>
+                <w:rFonts w:ascii="楷体" w:eastAsia="楷体" w:hAnsi="楷体" w:hint="eastAsia"/>
+                <w:sz w:val="21"/>
+                <w:szCs w:val="21"/>
+              </w:rPr>
+              <w:lastRenderedPageBreak/>
+              <w:t>亚马逊</w:t>
+            </w:r>
+          </w:p>
+        </w:tc>
+        <w:tc>
+          <w:tcPr>
+            <w:tcW w:w="1858" w:type="dxa"/>
+          </w:tcPr>
+          <w:p>
+            <w:pPr>
+              <w:rPr>
+                <w:rFonts w:ascii="楷体" w:eastAsia="楷体" w:hAnsi="楷体" w:hint="eastAsia"/>
+                <w:sz w:val="21"/>
+                <w:szCs w:val="21"/>
+              </w:rPr>
+            </w:pPr>
+            <w:r>
+              <w:rPr>
+                <w:rFonts w:ascii="楷体" w:eastAsia="楷体" w:hAnsi="楷体" w:hint="eastAsia"/>
+                <w:sz w:val="21"/>
+                <w:szCs w:val="21"/>
+              </w:rPr>
+              <w:t>1318亿美元</w:t>
+            </w:r>
+          </w:p>
+        </w:tc>
+        <w:tc>
+          <w:tcPr>
+            <w:tcW w:w="2253" w:type="dxa"/>
+          </w:tcPr>
+          <w:p>
+            <w:pPr>
+              <w:rPr>
+                <w:rFonts w:ascii="楷体" w:eastAsia="楷体" w:hAnsi="楷体" w:hint="eastAsia"/>
+                <w:sz w:val="21"/>
+                <w:szCs w:val="21"/>
+              </w:rPr>
+            </w:pPr>
+            <w:r>
+              <w:rPr>
+                <w:rFonts w:ascii="楷体" w:eastAsia="楷体" w:hAnsi="楷体" w:hint="eastAsia"/>
+                <w:sz w:val="21"/>
+                <w:szCs w:val="21"/>
+              </w:rPr>
+              <w:t>2000亿美元</w:t>
+            </w:r>
+          </w:p>
+        </w:tc>
+        <w:tc>
+          <w:tcPr>
+            <w:tcW w:w="1701" w:type="dxa"/>
+          </w:tcPr>
+          <w:p>
+            <w:pPr>
+              <w:rPr>
+                <w:rFonts w:ascii="楷体" w:eastAsia="楷体" w:hAnsi="楷体" w:hint="eastAsia"/>
+                <w:sz w:val="21"/>
+                <w:szCs w:val="21"/>
+              </w:rPr>
+            </w:pPr>
+            <w:r>
+              <w:rPr>
+                <w:rFonts w:ascii="楷体" w:eastAsia="楷体" w:hAnsi="楷体" w:hint="eastAsia"/>
+                <w:sz w:val="21"/>
+                <w:szCs w:val="21"/>
+              </w:rPr>
+              <w:t>51.7%</w:t>
+            </w:r>
+          </w:p>
+        </w:tc>
+      </w:tr>
+      <w:tr>
+        <w:tc>
+          <w:tcPr>
+            <w:tcW w:w="1559" w:type="dxa"/>
+          </w:tcPr>
+          <w:p>
+            <w:pPr>
+              <w:rPr>
+                <w:rFonts w:ascii="楷体" w:eastAsia="楷体" w:hAnsi="楷体" w:hint="eastAsia"/>
+                <w:sz w:val="21"/>
+                <w:szCs w:val="21"/>
+              </w:rPr>
+            </w:pPr>
+            <w:r>
+              <w:rPr>
+                <w:rFonts w:ascii="楷体" w:eastAsia="楷体" w:hAnsi="楷体" w:hint="eastAsia"/>
+                <w:sz w:val="21"/>
+                <w:szCs w:val="21"/>
+              </w:rPr>
+              <w:t>微软</w:t>
+            </w:r>
+            <w:r>
+              <w:rPr>
+                <w:rFonts w:ascii="楷体" w:eastAsia="楷体" w:hAnsi="楷体" w:hint="eastAsia"/>
+                <w:sz w:val="21"/>
+                <w:szCs w:val="21"/>
+              </w:rPr>
+              <w:t>（含测）</w:t>
+            </w:r>
+          </w:p>
+        </w:tc>
+        <w:tc>
+          <w:tcPr>
+            <w:tcW w:w="1858" w:type="dxa"/>
+          </w:tcPr>
+          <w:p>
+            <w:pPr>
+              <w:rPr>
+                <w:rFonts w:ascii="楷体" w:eastAsia="楷体" w:hAnsi="楷体" w:hint="eastAsia"/>
+                <w:sz w:val="21"/>
+                <w:szCs w:val="21"/>
+              </w:rPr>
+            </w:pPr>
+            <w:r>
+              <w:rPr>
+                <w:rFonts w:ascii="楷体" w:eastAsia="楷体" w:hAnsi="楷体" w:hint="eastAsia"/>
+                <w:sz w:val="21"/>
+                <w:szCs w:val="21"/>
+              </w:rPr>
+              <w:t>842亿美元</w:t>
+            </w:r>
+          </w:p>
+        </w:tc>
+        <w:tc>
+          <w:tcPr>
+            <w:tcW w:w="2253" w:type="dxa"/>
+          </w:tcPr>
+          <w:p>
+            <w:pPr>
+              <w:rPr>
+                <w:rFonts w:ascii="楷体" w:eastAsia="楷体" w:hAnsi="楷体" w:hint="eastAsia"/>
+                <w:sz w:val="21"/>
+                <w:szCs w:val="21"/>
+              </w:rPr>
+            </w:pPr>
+            <w:r>
+              <w:rPr>
+                <w:rFonts w:ascii="楷体" w:eastAsia="楷体" w:hAnsi="楷体" w:hint="eastAsia"/>
+                <w:sz w:val="21"/>
+                <w:szCs w:val="21"/>
+              </w:rPr>
+              <w:t>1500-1650亿美元</w:t>
+            </w:r>
+          </w:p>
+        </w:tc>
+        <w:tc>
+          <w:tcPr>
+            <w:tcW w:w="1701" w:type="dxa"/>
+          </w:tcPr>
+          <w:p>
+            <w:pPr>
+              <w:rPr>
+                <w:rFonts w:ascii="楷体" w:eastAsia="楷体" w:hAnsi="楷体" w:hint="eastAsia"/>
+                <w:sz w:val="21"/>
+                <w:szCs w:val="21"/>
+              </w:rPr>
+            </w:pPr>
+            <w:r>
+              <w:rPr>
+                <w:rFonts w:ascii="楷体" w:eastAsia="楷体" w:hAnsi="楷体" w:hint="eastAsia"/>
+                <w:sz w:val="21"/>
+                <w:szCs w:val="21"/>
+              </w:rPr>
+              <w:t>78.1%-95.9%</w:t>
+            </w:r>
+          </w:p>
+        </w:tc>
+      </w:tr>
+      <w:tr>
+        <w:tc>
+          <w:tcPr>
+            <w:tcW w:w="1559" w:type="dxa"/>
+          </w:tcPr>
+          <w:p>
+            <w:pPr>
+              <w:rPr>
+                <w:rFonts w:ascii="楷体" w:eastAsia="楷体" w:hAnsi="楷体" w:hint="eastAsia"/>
+                <w:sz w:val="21"/>
+                <w:szCs w:val="21"/>
+              </w:rPr>
+            </w:pPr>
+            <w:r>
+              <w:rPr>
+                <w:rFonts w:ascii="楷体" w:eastAsia="楷体" w:hAnsi="楷体" w:hint="eastAsia"/>
+                <w:sz w:val="21"/>
+                <w:szCs w:val="21"/>
+              </w:rPr>
+              <w:t>Meta</w:t>
+            </w:r>
+          </w:p>
+        </w:tc>
+        <w:tc>
+          <w:tcPr>
+            <w:tcW w:w="1858" w:type="dxa"/>
+          </w:tcPr>
+          <w:p>
+            <w:pPr>
+              <w:rPr>
+                <w:rFonts w:ascii="楷体" w:eastAsia="楷体" w:hAnsi="楷体" w:hint="eastAsia"/>
+                <w:sz w:val="21"/>
+                <w:szCs w:val="21"/>
+              </w:rPr>
+            </w:pPr>
+            <w:r>
+              <w:rPr>
+                <w:rFonts w:ascii="楷体" w:eastAsia="楷体" w:hAnsi="楷体" w:hint="eastAsia"/>
+                <w:sz w:val="21"/>
+                <w:szCs w:val="21"/>
+              </w:rPr>
+              <w:t>722亿美元</w:t>
+            </w:r>
+          </w:p>
+        </w:tc>
+        <w:tc>
+          <w:tcPr>
+            <w:tcW w:w="2253" w:type="dxa"/>
+          </w:tcPr>
+          <w:p>
+            <w:pPr>
+              <w:rPr>
+                <w:rFonts w:ascii="楷体" w:eastAsia="楷体" w:hAnsi="楷体" w:hint="eastAsia"/>
+                <w:sz w:val="21"/>
+                <w:szCs w:val="21"/>
+              </w:rPr>
+            </w:pPr>
+            <w:r>
+              <w:rPr>
+                <w:rFonts w:ascii="楷体" w:eastAsia="楷体" w:hAnsi="楷体" w:hint="eastAsia"/>
+                <w:sz w:val="21"/>
+                <w:szCs w:val="21"/>
+              </w:rPr>
+              <w:t>1150-1350亿美元</w:t>
+            </w:r>
+          </w:p>
+        </w:tc>
+        <w:tc>
+          <w:tcPr>
+            <w:tcW w:w="1701" w:type="dxa"/>
+          </w:tcPr>
+          <w:p>
+            <w:pPr>
+              <w:rPr>
+                <w:rFonts w:ascii="楷体" w:eastAsia="楷体" w:hAnsi="楷体" w:hint="eastAsia"/>
+                <w:sz w:val="21"/>
+                <w:szCs w:val="21"/>
+              </w:rPr>
+            </w:pPr>
+            <w:r>
+              <w:rPr>
+                <w:rFonts w:ascii="楷体" w:eastAsia="楷体" w:hAnsi="楷体" w:hint="eastAsia"/>
+                <w:sz w:val="21"/>
+                <w:szCs w:val="21"/>
+              </w:rPr>
+              <w:t>59.2%-86.9%</w:t>
+            </w:r>
+          </w:p>
+        </w:tc>
+      </w:tr>
+      <w:tr>
+        <w:tc>
+          <w:tcPr>
+            <w:tcW w:w="1559" w:type="dxa"/>
+          </w:tcPr>
+          <w:p>
+            <w:pPr>
+              <w:rPr>
+                <w:rFonts w:ascii="楷体" w:eastAsia="楷体" w:hAnsi="楷体" w:hint="eastAsia"/>
+                <w:sz w:val="21"/>
+                <w:szCs w:val="21"/>
+              </w:rPr>
+            </w:pPr>
+            <w:r>
+              <w:rPr>
+                <w:rFonts w:ascii="楷体" w:eastAsia="楷体" w:hAnsi="楷体" w:hint="eastAsia"/>
+                <w:sz w:val="21"/>
+                <w:szCs w:val="21"/>
+              </w:rPr>
+              <w:t>合计</w:t>
+            </w:r>
+          </w:p>
+        </w:tc>
+        <w:tc>
+          <w:tcPr>
+            <w:tcW w:w="1858" w:type="dxa"/>
+          </w:tcPr>
+          <w:p>
+            <w:pPr>
+              <w:rPr>
+                <w:rFonts w:ascii="楷体" w:eastAsia="楷体" w:hAnsi="楷体" w:hint="eastAsia"/>
+                <w:sz w:val="21"/>
+                <w:szCs w:val="21"/>
+              </w:rPr>
+            </w:pPr>
+            <w:r>
+              <w:rPr>
+                <w:rFonts w:ascii="楷体" w:eastAsia="楷体" w:hAnsi="楷体" w:hint="eastAsia"/>
+                <w:sz w:val="21"/>
+                <w:szCs w:val="21"/>
+              </w:rPr>
+              <w:t>3796亿美元</w:t>
+            </w:r>
+          </w:p>
+        </w:tc>
+        <w:tc>
+          <w:tcPr>
+            <w:tcW w:w="2253" w:type="dxa"/>
+          </w:tcPr>
+          <w:p>
+            <w:pPr>
+              <w:rPr>
+                <w:rFonts w:ascii="楷体" w:eastAsia="楷体" w:hAnsi="楷体" w:hint="eastAsia"/>
+                <w:sz w:val="21"/>
+                <w:szCs w:val="21"/>
+              </w:rPr>
+            </w:pPr>
+            <w:r>
+              <w:rPr>
+                <w:rFonts w:ascii="楷体" w:eastAsia="楷体" w:hAnsi="楷体" w:hint="eastAsia"/>
+                <w:sz w:val="21"/>
+                <w:szCs w:val="21"/>
+              </w:rPr>
+              <w:t>6400-6850亿美元</w:t>
+            </w:r>
+          </w:p>
+        </w:tc>
+        <w:tc>
+          <w:tcPr>
+            <w:tcW w:w="1701" w:type="dxa"/>
+          </w:tcPr>
+          <w:p>
+            <w:pPr>
+              <w:rPr>
+                <w:rFonts w:ascii="楷体" w:eastAsia="楷体" w:hAnsi="楷体" w:hint="eastAsia"/>
+                <w:sz w:val="21"/>
+                <w:szCs w:val="21"/>
+              </w:rPr>
+            </w:pPr>
+            <w:r>
+              <w:rPr>
+                <w:rFonts w:ascii="楷体" w:eastAsia="楷体" w:hAnsi="楷体" w:hint="eastAsia"/>
+                <w:sz w:val="21"/>
+                <w:szCs w:val="21"/>
+              </w:rPr>
+              <w:t>68.6%-80.5%</w:t>
+            </w:r>
+          </w:p>
+        </w:tc>
+      </w:tr>
+    </w:tbl>
+    <w:p>
+      <w:pPr>
+        <w:ind w:firstLineChars="200" w:firstLine="320"/>
+        <w:rPr>
+          <w:rFonts w:ascii="楷体" w:eastAsia="楷体" w:hAnsi="楷体"/>
           <w:sz w:val="16"/>
           <w:szCs w:val="16"/>
         </w:rPr>
-        <w:t>源研究</w:t>
-      </w:r>
-    </w:p>
-    <w:p>
-      <w:pPr>
-        <w:rPr>
-          <w:rFonts w:hint="eastAsia"/>
-        </w:rPr>
+      </w:pPr>
+      <w:r>
+        <w:rPr>
+          <w:rFonts w:ascii="楷体" w:eastAsia="楷体" w:hAnsi="楷体" w:hint="eastAsia"/>
+          <w:sz w:val="16"/>
+          <w:szCs w:val="16"/>
+        </w:rPr>
+        <w:t>数据来源：长江证券，川江测算</w:t>
+      </w:r>
+    </w:p>
+    <w:p>
+      <w:pPr>
+        <w:ind w:firstLineChars="200" w:firstLine="320"/>
+        <w:rPr>
+          <w:rFonts w:ascii="楷体" w:eastAsia="楷体" w:hAnsi="楷体" w:hint="eastAsia"/>
+          <w:sz w:val="16"/>
+          <w:szCs w:val="16"/>
+        </w:rPr>
+      </w:pPr>
+      <w:r>
+        <w:rPr>
+          <w:rFonts w:ascii="楷体" w:eastAsia="楷体" w:hAnsi="楷体" w:hint="eastAsia"/>
+          <w:sz w:val="16"/>
+          <w:szCs w:val="16"/>
+        </w:rPr>
+        <w:t>建议取华泰50+增速，长江有点太高了</w:t>
+      </w:r>
+    </w:p>
+    <w:p>
+      <w:r>
+        <w:t>一、需求从哪里来——两条主线</w:t>
+      </w:r>
+      <w:r>
+        <w:br/>
+      </w:r>
+      <w:r>
+        <w:br/>
+        <w:t>1. 海外：AI训练集群规模持续膨胀</w:t>
+      </w:r>
+    </w:p>
+    <w:p>
+      <w:pPr>
+        <w:numPr>
+          <w:ilvl w:val="0"/>
+          <w:numId w:val="5"/>
+        </w:numPr>
+      </w:pPr>
+      <w:r>
+        <w:rPr>
+          <w:highlight w:val="yellow"/>
+        </w:rPr>
+        <w:t>四大云商</w:t>
+      </w:r>
+      <w:r>
+        <w:t>（微软、谷歌、Meta、亚马逊）26年Capex全面高增，AI投入已形成"投入→变现→再投入"的闭环</w:t>
+      </w:r>
+    </w:p>
+    <w:p>
+      <w:pPr>
+        <w:numPr>
+          <w:ilvl w:val="0"/>
+          <w:numId w:val="6"/>
+        </w:numPr>
+      </w:pPr>
+      <w:r>
+        <w:t>Meta表示正在加速建设GW级别超大规模集群</w:t>
+      </w:r>
+    </w:p>
+    <w:p>
+      <w:pPr>
+        <w:numPr>
+          <w:ilvl w:val="0"/>
+          <w:numId w:val="7"/>
+        </w:numPr>
+      </w:pPr>
+      <w:r>
+        <w:rPr>
+          <w:highlight w:val="yellow"/>
+        </w:rPr>
+        <w:t>英伟达Blackwell需求强劲</w:t>
+      </w:r>
+      <w:r>
+        <w:t>，网络业务同比+263%；Rubin平台26H2量产</w:t>
+      </w:r>
+    </w:p>
+    <w:p>
+      <w:r>
+        <w:t>2. 国内：推理算力需求爆发</w:t>
+      </w:r>
+    </w:p>
+    <w:p>
+      <w:pPr>
+        <w:numPr>
+          <w:ilvl w:val="0"/>
+          <w:numId w:val="8"/>
+        </w:numPr>
+      </w:pPr>
+      <w:r>
+        <w:t>中国AI大模型周</w:t>
+      </w:r>
+      <w:r>
+        <w:rPr>
+          <w:highlight w:val="yellow"/>
+        </w:rPr>
+        <w:t>调用量</w:t>
+      </w:r>
+      <w:r>
+        <w:t>已达12.96万亿Token（周环比+31.5%）</w:t>
+      </w:r>
+    </w:p>
+    <w:p>
+      <w:pPr>
+        <w:numPr>
+          <w:ilvl w:val="0"/>
+          <w:numId w:val="9"/>
+        </w:numPr>
+      </w:pPr>
+      <w:r>
+        <w:rPr>
+          <w:highlight w:val="yellow"/>
+        </w:rPr>
+        <w:t>推理算力</w:t>
+      </w:r>
+      <w:r>
+        <w:rPr>
+          <w:rFonts w:hint="eastAsia"/>
+          <w:highlight w:val="yellow"/>
+        </w:rPr>
+        <w:t>（意味着什么）</w:t>
+      </w:r>
+      <w:r>
+        <w:t>增速预期将超过训练算力（银河证券判断）</w:t>
+      </w:r>
+    </w:p>
+    <w:p>
+      <w:pPr>
+        <w:numPr>
+          <w:ilvl w:val="0"/>
+          <w:numId w:val="10"/>
+        </w:numPr>
+      </w:pPr>
+      <w:r>
+        <w:rPr>
+          <w:highlight w:val="yellow"/>
+        </w:rPr>
+        <w:t>腾讯云</w:t>
+      </w:r>
+      <w:r>
+        <w:rPr>
+          <w:rFonts w:hint="eastAsia"/>
+          <w:highlight w:val="yellow"/>
+        </w:rPr>
+        <w:t>（好几个云的提价都可以写一写）</w:t>
+      </w:r>
+      <w:r>
+        <w:t>已宣布AI算力涨价5%，说明供需偏紧已传导至下游</w:t>
+      </w:r>
+    </w:p>
+    <w:p>
+      <w:pPr>
+        <w:numPr>
+          <w:ilvl w:val="0"/>
+          <w:numId w:val="11"/>
+        </w:numPr>
+      </w:pPr>
+      <w:r>
+        <w:t>运营商集团层面首次AI超节点集采（移动1万卡），国产算力进入放量元年</w:t>
+      </w:r>
+    </w:p>
+    <w:p>
+      <w:r>
+        <w:t>二、需求有多强——关键信号</w:t>
+      </w:r>
+    </w:p>
+    <w:tbl>
+      <w:tblPr>
+        <w:tblW w:w="0" w:type="auto"/>
+        <w:tblCellSpacing w:w="15" w:type="dxa"/>
+        <w:tblCellMar>
+          <w:top w:w="15" w:type="dxa"/>
+          <w:left w:w="15" w:type="dxa"/>
+          <w:bottom w:w="15" w:type="dxa"/>
+          <w:right w:w="15" w:type="dxa"/>
+        </w:tblCellMar>
+        <w:tblLook w:val="04A0" w:firstRow="1" w:lastRow="0" w:firstColumn="1" w:lastColumn="0" w:noHBand="0" w:noVBand="1"/>
+      </w:tblPr>
+      <w:tblGrid>
+        <w:gridCol w:w="2373"/>
+        <w:gridCol w:w="3723"/>
+        <w:gridCol w:w="2210"/>
+      </w:tblGrid>
+      <w:tr>
+        <w:trPr>
+          <w:tblHeader/>
+          <w:tblCellSpacing w:w="15" w:type="dxa"/>
+        </w:trPr>
+        <w:tc>
+          <w:tcPr>
+            <w:tcW w:w="0" w:type="auto"/>
+            <w:vAlign w:val="center"/>
+            <w:hideMark/>
+          </w:tcPr>
+          <w:p>
+            <w:pPr>
+              <w:rPr>
+                <w:b/>
+                <w:bCs/>
+              </w:rPr>
+            </w:pPr>
+            <w:r>
+              <w:rPr>
+                <w:b/>
+                <w:bCs/>
+              </w:rPr>
+              <w:t>指标</w:t>
+            </w:r>
+          </w:p>
+        </w:tc>
+        <w:tc>
+          <w:tcPr>
+            <w:tcW w:w="0" w:type="auto"/>
+            <w:vAlign w:val="center"/>
+            <w:hideMark/>
+          </w:tcPr>
+          <w:p>
+            <w:pPr>
+              <w:rPr>
+                <w:b/>
+                <w:bCs/>
+              </w:rPr>
+            </w:pPr>
+            <w:r>
+              <w:rPr>
+                <w:b/>
+                <w:bCs/>
+              </w:rPr>
+              <w:t>数据</w:t>
+            </w:r>
+          </w:p>
+        </w:tc>
+        <w:tc>
+          <w:tcPr>
+            <w:tcW w:w="0" w:type="auto"/>
+            <w:vAlign w:val="center"/>
+            <w:hideMark/>
+          </w:tcPr>
+          <w:p>
+            <w:pPr>
+              <w:rPr>
+                <w:b/>
+                <w:bCs/>
+              </w:rPr>
+            </w:pPr>
+            <w:r>
+              <w:rPr>
+                <w:b/>
+                <w:bCs/>
+              </w:rPr>
+              <w:t>来源</w:t>
+            </w:r>
+          </w:p>
+        </w:tc>
+      </w:tr>
+      <w:tr>
+        <w:trPr>
+          <w:tblCellSpacing w:w="15" w:type="dxa"/>
+        </w:trPr>
+        <w:tc>
+          <w:tcPr>
+            <w:tcW w:w="0" w:type="auto"/>
+            <w:vAlign w:val="center"/>
+            <w:hideMark/>
+          </w:tcPr>
+          <w:p>
+            <w:r>
+              <w:t>Lumentum订单</w:t>
+            </w:r>
+          </w:p>
+        </w:tc>
+        <w:tc>
+          <w:tcPr>
+            <w:tcW w:w="0" w:type="auto"/>
+            <w:vAlign w:val="center"/>
+            <w:hideMark/>
+          </w:tcPr>
+          <w:p>
+            <w:r>
+              <w:t>排至2028年，再过两个季度全年产能订满</w:t>
+            </w:r>
+          </w:p>
+        </w:tc>
+        <w:tc>
+          <w:tcPr>
+            <w:tcW w:w="0" w:type="auto"/>
+            <w:vAlign w:val="center"/>
+            <w:hideMark/>
+          </w:tcPr>
+          <w:p>
+            <w:r>
+              <w:t>银河/广发/开源 4/12-13</w:t>
+            </w:r>
+          </w:p>
+        </w:tc>
+      </w:tr>
+      <w:tr>
+        <w:trPr>
+          <w:tblCellSpacing w:w="15" w:type="dxa"/>
+        </w:trPr>
+        <w:tc>
+          <w:tcPr>
+            <w:tcW w:w="0" w:type="auto"/>
+            <w:vAlign w:val="center"/>
+            <w:hideMark/>
+          </w:tcPr>
+          <w:p>
+            <w:r>
+              <w:t>Coherent 1.6T订单出货比</w:t>
+            </w:r>
+          </w:p>
+        </w:tc>
+        <w:tc>
+          <w:tcPr>
+            <w:tcW w:w="0" w:type="auto"/>
+            <w:vAlign w:val="center"/>
+            <w:hideMark/>
+          </w:tcPr>
+          <w:p>
+            <w:r>
+              <w:t>超4倍</w:t>
+            </w:r>
+          </w:p>
+        </w:tc>
+        <w:tc>
+          <w:tcPr>
+            <w:tcW w:w="0" w:type="auto"/>
+            <w:vAlign w:val="center"/>
+            <w:hideMark/>
+          </w:tcPr>
+          <w:p>
+            <w:r>
+              <w:t>长江证券 3/22</w:t>
+            </w:r>
+          </w:p>
+        </w:tc>
+      </w:tr>
+      <w:tr>
+        <w:trPr>
+          <w:tblCellSpacing w:w="15" w:type="dxa"/>
+        </w:trPr>
+        <w:tc>
+          <w:tcPr>
+            <w:tcW w:w="0" w:type="auto"/>
+            <w:vAlign w:val="center"/>
+            <w:hideMark/>
+          </w:tcPr>
+          <w:p>
+            <w:r>
+              <w:t>Lumentum日本工厂</w:t>
+            </w:r>
+          </w:p>
+        </w:tc>
+        <w:tc>
+          <w:tcPr>
+            <w:tcW w:w="0" w:type="auto"/>
+            <w:vAlign w:val="center"/>
+            <w:hideMark/>
+          </w:tcPr>
+          <w:p>
+            <w:r>
+              <w:t>过去两年扩产12倍仍不够</w:t>
+            </w:r>
+          </w:p>
+        </w:tc>
+        <w:tc>
+          <w:tcPr>
+            <w:tcW w:w="0" w:type="auto"/>
+            <w:vAlign w:val="center"/>
+            <w:hideMark/>
+          </w:tcPr>
+          <w:p>
+            <w:r>
+              <w:t>开源证券 4/12</w:t>
+            </w:r>
+          </w:p>
+        </w:tc>
+      </w:tr>
+      <w:tr>
+        <w:trPr>
+          <w:tblCellSpacing w:w="15" w:type="dxa"/>
+        </w:trPr>
+        <w:tc>
+          <w:tcPr>
+            <w:tcW w:w="0" w:type="auto"/>
+            <w:vAlign w:val="center"/>
+            <w:hideMark/>
+          </w:tcPr>
+          <w:p>
+            <w:r>
+              <w:t>光芯片供需缺口</w:t>
+            </w:r>
+          </w:p>
+        </w:tc>
+        <w:tc>
+          <w:tcPr>
+            <w:tcW w:w="0" w:type="auto"/>
+            <w:vAlign w:val="center"/>
+            <w:hideMark/>
+          </w:tcPr>
+          <w:p>
+            <w:r>
+              <w:t>25%-30%</w:t>
+            </w:r>
+          </w:p>
+        </w:tc>
+        <w:tc>
+          <w:tcPr>
+            <w:tcW w:w="0" w:type="auto"/>
+            <w:vAlign w:val="center"/>
+            <w:hideMark/>
+          </w:tcPr>
+          <w:p>
+            <w:r>
+              <w:t>长江证券 3/22</w:t>
+            </w:r>
+          </w:p>
+        </w:tc>
+      </w:tr>
+      <w:tr>
+        <w:trPr>
+          <w:tblCellSpacing w:w="15" w:type="dxa"/>
+        </w:trPr>
+        <w:tc>
+          <w:tcPr>
+            <w:tcW w:w="0" w:type="auto"/>
+            <w:vAlign w:val="center"/>
+            <w:hideMark/>
+          </w:tcPr>
+          <w:p>
+            <w:r>
+              <w:t>AXT InP积压订单</w:t>
+            </w:r>
+          </w:p>
+        </w:tc>
+        <w:tc>
+          <w:tcPr>
+            <w:tcW w:w="0" w:type="auto"/>
+            <w:vAlign w:val="center"/>
+            <w:hideMark/>
+          </w:tcPr>
+          <w:p>
+            <w:r>
+              <w:t>超6000万美元，长单锁至2030年</w:t>
+            </w:r>
+          </w:p>
+        </w:tc>
+        <w:tc>
+          <w:tcPr>
+            <w:tcW w:w="0" w:type="auto"/>
+            <w:vAlign w:val="center"/>
+            <w:hideMark/>
+          </w:tcPr>
+          <w:p>
+            <w:r>
+              <w:t>长江证券 3/22</w:t>
+            </w:r>
+          </w:p>
+        </w:tc>
+      </w:tr>
+      <w:tr>
+        <w:trPr>
+          <w:tblCellSpacing w:w="15" w:type="dxa"/>
+        </w:trPr>
+        <w:tc>
+          <w:tcPr>
+            <w:tcW w:w="0" w:type="auto"/>
+            <w:vAlign w:val="center"/>
+            <w:hideMark/>
+          </w:tcPr>
+          <w:p>
+            <w:r>
+              <w:t>智算算力需求vs供给</w:t>
+            </w:r>
+          </w:p>
+        </w:tc>
+        <w:tc>
+          <w:tcPr>
+            <w:tcW w:w="0" w:type="auto"/>
+            <w:vAlign w:val="center"/>
+            <w:hideMark/>
+          </w:tcPr>
+          <w:p>
+            <w:r>
+              <w:t xml:space="preserve">2030E需求719 EFLOPS vs 供给9 </w:t>
+            </w:r>
+            <w:r>
+              <w:lastRenderedPageBreak/>
+              <w:t>EFLOPS</w:t>
+            </w:r>
+          </w:p>
+        </w:tc>
+        <w:tc>
+          <w:tcPr>
+            <w:tcW w:w="0" w:type="auto"/>
+            <w:vAlign w:val="center"/>
+            <w:hideMark/>
+          </w:tcPr>
+          <w:p>
+            <w:r>
+              <w:lastRenderedPageBreak/>
+              <w:t>银河证券 1/8</w:t>
+            </w:r>
+          </w:p>
+        </w:tc>
+      </w:tr>
+    </w:tbl>
+    <w:p>
+      <w:r>
+        <w:rPr>
+          <w:rFonts w:hint="eastAsia"/>
+          <w:highlight w:val="yellow"/>
+        </w:rPr>
+        <w:t>这一层海外厂的需求可以略微上移一点</w:t>
+      </w:r>
+    </w:p>
+    <w:p/>
+    <w:p>
+      <w:r>
+        <w:rPr>
+          <w:rFonts w:hint="eastAsia"/>
+          <w:highlight w:val="yellow"/>
+        </w:rPr>
+        <w:t>第一块可以说就是海外厂和国内厂的需求紧缺的问题</w:t>
+      </w:r>
+    </w:p>
+    <w:p>
+      <w:pPr>
+        <w:rPr>
+          <w:rFonts w:hint="eastAsia"/>
+        </w:rPr>
+      </w:pPr>
+    </w:p>
+    <w:p>
+      <w:r>
+        <w:t>三、需求结构的技术驱动</w:t>
+      </w:r>
+    </w:p>
+    <w:p>
+      <w:pPr>
+        <w:numPr>
+          <w:ilvl w:val="0"/>
+          <w:numId w:val="12"/>
+        </w:numPr>
+      </w:pPr>
+      <w:r>
+        <w:t>速率迭代：800G出货量+60%（25→26E），1.6T从220万只→900万只（4倍增长）。光模块市场规模从65亿→191亿→256亿美元</w:t>
+      </w:r>
+    </w:p>
+    <w:p>
+      <w:pPr>
+        <w:numPr>
+          <w:ilvl w:val="0"/>
+          <w:numId w:val="13"/>
+        </w:numPr>
+      </w:pPr>
+      <w:r>
+        <w:t>Scale out → Scale up：从集群间互联向机柜内互联延伸，光互联从"配套"变成AI基础设施规模化的关键瓶颈（开源证券原话）</w:t>
+      </w:r>
+    </w:p>
+    <w:p>
+      <w:pPr>
+        <w:numPr>
+          <w:ilvl w:val="0"/>
+          <w:numId w:val="14"/>
+        </w:numPr>
+      </w:pPr>
+      <w:r>
+        <w:t>硅光/CPO：硅光渗透加速，CPO功耗从30W降至9W，损耗从22dB降至4dB</w:t>
+      </w:r>
+    </w:p>
+    <w:p>
+      <w:pPr>
+        <w:numPr>
+          <w:ilvl w:val="0"/>
+          <w:numId w:val="15"/>
+        </w:numPr>
+      </w:pPr>
+      <w:r>
+        <w:t>光纤需求：AI应用拉动数据中心光纤需求占比快速提升，2029E占全球光纤需求11%</w:t>
+      </w:r>
+    </w:p>
+    <w:p>
+      <w:r>
+        <w:t>四、供给端的分化</w:t>
+      </w:r>
+      <w:r>
+        <w:br/>
+      </w:r>
+      <w:r>
+        <w:br/>
+        <w:t>银河证券的判断很到位——不是所有环节都紧张：</w:t>
+      </w:r>
+    </w:p>
+    <w:p>
+      <w:pPr>
+        <w:numPr>
+          <w:ilvl w:val="0"/>
+          <w:numId w:val="16"/>
+        </w:numPr>
+      </w:pPr>
+      <w:r>
+        <w:t>高端紧缺：800G/1.6T光模块、EML芯片、CW光源（硅光用）</w:t>
+      </w:r>
+    </w:p>
+    <w:p>
+      <w:pPr>
+        <w:numPr>
+          <w:ilvl w:val="0"/>
+          <w:numId w:val="17"/>
+        </w:numPr>
+      </w:pPr>
+      <w:r>
+        <w:t>中端平衡：50G/100G光器件</w:t>
+      </w:r>
+    </w:p>
+    <w:p>
+      <w:pPr>
+        <w:numPr>
+          <w:ilvl w:val="0"/>
+          <w:numId w:val="18"/>
+        </w:numPr>
+      </w:pPr>
+      <w:r>
+        <w:t>低端过剩：10G/25G传统光器件</w:t>
+      </w:r>
+    </w:p>
+    <w:p>
+      <w:r>
+        <w:t>海外产能紧张直接利好国产替代：源杰科技等已突破100G/200G PAM4 EML芯片，性能对标海外。这基本就是广发那篇"窗口期"的核心逻辑。</w:t>
+      </w:r>
+    </w:p>
+    <w:p>
+      <w:r>
+        <w:t>一句话总结：光通信现在是典型的"需求远超供给"格局，不是周期波动的问题，而是AI算力基建从训练到推理的全链路爆发。海外靠云商Capex和1.6T迭代驱动，国内靠推理算力放量和超节点集采，两条线并行。</w:t>
+      </w:r>
+    </w:p>
+    <w:p>
+      <w:pPr>
+        <w:rPr>
+          <w:rFonts w:hint="eastAsia"/>
+        </w:rPr>
+      </w:pPr>
+    </w:p>
+    <w:p>
+      <w:pPr>
+        <w:rPr>
+          <w:rFonts w:hint="eastAsia"/>
+        </w:rPr>
+      </w:pPr>
+    </w:p>
+    <w:p>
+      <w:pPr>
+        <w:pStyle w:val="3"/>
+      </w:pPr>
+      <w:r>
+        <w:lastRenderedPageBreak/>
+        <w:tab/>
+      </w:r>
+      <w:r>
+        <w:rPr>
+          <w:rFonts w:hint="eastAsia"/>
+        </w:rPr>
+        <w:t>3.</w:t>
+      </w:r>
+      <w:r>
+        <w:rPr>
+          <w:rFonts w:hint="eastAsia"/>
+        </w:rPr>
+        <w:t>2.2 plus</w:t>
+      </w:r>
+      <w:r>
+        <w:rPr>
+          <w:rFonts w:hint="eastAsia"/>
+        </w:rPr>
+        <w:t>需求之二：从token对于硬件的需求测算</w:t>
+      </w:r>
+      <w:r>
+        <w:rPr>
+          <w:rFonts w:hint="eastAsia"/>
+        </w:rPr>
+        <w:t>（林哥点的，还是要拍一个给他</w:t>
+      </w:r>
+      <w:r>
+        <w:rPr>
+          <w:rFonts w:hint="eastAsia"/>
+        </w:rPr>
+        <w:t>（目前看很难了）</w:t>
+      </w:r>
+    </w:p>
+    <w:p>
+      <w:pPr>
+        <w:rPr>
+          <w:rFonts w:hint="eastAsia"/>
+        </w:rPr>
+      </w:pPr>
+      <w:r>
+        <w:rPr>
+          <w:rFonts w:hint="eastAsia"/>
+        </w:rPr>
+        <w:t>实话实说，做不到。Token-floats-硬件数目，这个逻辑理论上成立，但是</w:t>
+      </w:r>
+      <w:r>
+        <w:rPr>
+          <w:rFonts w:hint="eastAsia"/>
+        </w:rPr>
+        <w:t>不同规模的大模型的一个token对应的floats是完全不一样的。当我们在聊token的时候，我们是没有办法去知道这个token到底是从哪个规模的模型出来的。也就完全无法计算floats。而从floats去倒推硬件数目也很难，因为现在的floats有两种主流的口径，也即FP8和BF16，两个口径之间相差</w:t>
+      </w:r>
+      <w:r>
+        <w:rPr>
+          <w:rFonts w:hint="eastAsia"/>
+        </w:rPr>
+        <w:t>四倍</w:t>
+      </w:r>
+      <w:r>
+        <w:rPr>
+          <w:rFonts w:hint="eastAsia"/>
+        </w:rPr>
+        <w:t>。当我们谈论某个数算中心算力是多少floats的时候，</w:t>
+      </w:r>
+      <w:r>
+        <w:rPr>
+          <w:rFonts w:hint="eastAsia"/>
+        </w:rPr>
+        <w:t>往往并不知道是哪种口径。一旦假设有偏，则估计值会</w:t>
+      </w:r>
+      <w:r>
+        <w:rPr>
+          <w:rFonts w:hint="eastAsia"/>
+        </w:rPr>
+        <w:t>相对</w:t>
+      </w:r>
+      <w:r>
+        <w:rPr>
+          <w:rFonts w:hint="eastAsia"/>
+        </w:rPr>
+        <w:t>真实情况</w:t>
+      </w:r>
+      <w:r>
+        <w:rPr>
+          <w:rFonts w:hint="eastAsia"/>
+        </w:rPr>
+        <w:t>发生极大偏移</w:t>
+      </w:r>
+    </w:p>
+    <w:p>
+      <w:pPr>
+        <w:pStyle w:val="3"/>
+        <w:rPr>
+          <w:rFonts w:hint="eastAsia"/>
+        </w:rPr>
+      </w:pPr>
+      <w:r>
+        <w:rPr>
+          <w:rFonts w:hint="eastAsia"/>
+        </w:rPr>
+        <w:t>3.</w:t>
+      </w:r>
+      <w:r>
+        <w:rPr>
+          <w:rFonts w:hint="eastAsia"/>
+        </w:rPr>
+        <w:t>2.3</w:t>
+      </w:r>
+      <w:r>
+        <w:rPr>
+          <w:rFonts w:hint="eastAsia"/>
+        </w:rPr>
+        <w:t>供给上，</w:t>
+      </w:r>
+      <w:r>
+        <w:rPr>
+          <w:rFonts w:hint="eastAsia"/>
+        </w:rPr>
+        <w:t>当前的阶段，技术未收敛的现实，</w:t>
+      </w:r>
+      <w:r>
+        <w:rPr>
+          <w:rFonts w:hint="eastAsia"/>
+        </w:rPr>
+        <w:t>技术未收敛的状态</w:t>
+      </w:r>
+      <w:commentRangeStart w:id="0"/>
+      <w:r>
+        <w:rPr>
+          <w:rFonts w:hint="eastAsia"/>
+        </w:rPr>
+        <w:t>需要我们投资巨头</w:t>
+      </w:r>
+      <w:commentRangeEnd w:id="0"/>
+      <w:r>
+        <w:rPr>
+          <w:rStyle w:val="af3"/>
+          <w:rFonts w:hint="eastAsia"/>
+          <w:sz w:val="32"/>
+          <w:szCs w:val="32"/>
+        </w:rPr>
+        <w:commentReference w:id="0"/>
+      </w:r>
+      <w:r>
+        <w:rPr>
+          <w:rFonts w:hint="eastAsia"/>
+        </w:rPr>
+        <w:t>，而且周期和原来不同的，技术的迭代是相当快的，每一轮迭代可能都有相当丰厚的利润</w:t>
+      </w:r>
+    </w:p>
+    <w:p>
+      <w:r>
+        <w:rPr>
+          <w:rFonts w:hint="eastAsia"/>
+        </w:rPr>
+        <w:t>供应：强调供方的主动权，排货的紧俏，独立提价的能力</w:t>
+      </w:r>
+    </w:p>
+    <w:p>
+      <w:pPr>
+        <w:jc w:val="center"/>
+        <w:rPr>
+          <w:rFonts w:ascii="楷体" w:eastAsia="楷体" w:hAnsi="楷体" w:hint="eastAsia"/>
+          <w:sz w:val="24"/>
+        </w:rPr>
+      </w:pPr>
+      <w:r>
+        <w:rPr>
+          <w:rFonts w:ascii="楷体" w:eastAsia="楷体" w:hAnsi="楷体" w:hint="eastAsia"/>
+          <w:sz w:val="24"/>
+        </w:rPr>
+        <w:t>图：光通信高速迭代概览</w:t>
+      </w:r>
+    </w:p>
+    <w:p>
+      <w:pPr>
+        <w:rPr>
+          <w:rFonts w:ascii="楷体" w:eastAsia="楷体" w:hAnsi="楷体" w:hint="eastAsia"/>
+          <w:sz w:val="24"/>
+        </w:rPr>
+      </w:pPr>
+      <w:r>
+        <w:rPr>
+          <w:noProof/>
+        </w:rPr>
+        <w:drawing>
+          <wp:inline distT="0" distB="0" distL="0" distR="0" wp14:anchorId="1B4D75D6" wp14:editId="05AE65B1">
+            <wp:extent cx="5274310" cy="2008505"/>
+            <wp:effectExtent l="0" t="0" r="2540" b="0"/>
+            <wp:docPr id="669182808" name="图片 1"/>
+            <wp:cNvGraphicFramePr>
+              <a:graphicFrameLocks xmlns:a="http://schemas.openxmlformats.org/drawingml/2006/main" noChangeAspect="1"/>
+            </wp:cNvGraphicFramePr>
+            <a:graphic xmlns:a="http://schemas.openxmlformats.org/drawingml/2006/main">
+              <a:graphicData uri="http://schemas.openxmlformats.org/drawingml/2006/picture">
+                <pic:pic xmlns:pic="http://schemas.openxmlformats.org/drawingml/2006/picture">
+                  <pic:nvPicPr>
+                    <pic:cNvPr id="669182808" name=""/>
+                    <pic:cNvPicPr/>
+                  </pic:nvPicPr>
+                  <pic:blipFill>
+                    <a:blip r:embed="rId18"/>
+                    <a:stretch>
+                      <a:fillRect/>
+                    </a:stretch>
+                  </pic:blipFill>
+                  <pic:spPr>
+                    <a:xfrm>
+                      <a:off x="0" y="0"/>
+                      <a:ext cx="5274310" cy="2008505"/>
+                    </a:xfrm>
+                    <a:prstGeom prst="rect">
+                      <a:avLst/>
+                    </a:prstGeom>
+                  </pic:spPr>
+                </pic:pic>
+              </a:graphicData>
+            </a:graphic>
+          </wp:inline>
+        </w:drawing>
+      </w:r>
+    </w:p>
+    <w:p>
+      <w:pPr>
+        <w:ind w:firstLineChars="200" w:firstLine="320"/>
+        <w:rPr>
+          <w:rFonts w:ascii="楷体" w:eastAsia="楷体" w:hAnsi="楷体" w:hint="eastAsia"/>
+          <w:sz w:val="16"/>
+          <w:szCs w:val="16"/>
+        </w:rPr>
+      </w:pPr>
+      <w:r>
+        <w:rPr>
+          <w:rFonts w:ascii="楷体" w:eastAsia="楷体" w:hAnsi="楷体" w:hint="eastAsia"/>
+          <w:sz w:val="16"/>
+          <w:szCs w:val="16"/>
+        </w:rPr>
+        <w:t>数据来源：</w:t>
+      </w:r>
+      <w:r>
+        <w:rPr>
+          <w:rFonts w:ascii="楷体" w:eastAsia="楷体" w:hAnsi="楷体" w:hint="eastAsia"/>
+          <w:sz w:val="16"/>
+          <w:szCs w:val="16"/>
+        </w:rPr>
+        <w:t>申万宏源研究</w:t>
+      </w:r>
+    </w:p>
+    <w:p>
+      <w:pPr>
+        <w:rPr>
+          <w:rFonts w:hint="eastAsia"/>
+        </w:rPr>
+      </w:pPr>
+    </w:p>
+    <w:p>
+      <w:pPr>
+        <w:pStyle w:val="3"/>
+      </w:pPr>
+      <w:r>
+        <w:rPr>
+          <w:rFonts w:hint="eastAsia"/>
+        </w:rPr>
+        <w:t>3.</w:t>
+      </w:r>
+      <w:r>
+        <w:rPr>
+          <w:rFonts w:hint="eastAsia"/>
+        </w:rPr>
+        <w:t>2.4 需求上，国内外抢算力都抢疯了，中期内持续性都非常好</w:t>
+      </w:r>
+    </w:p>
+    <w:p>
+      <w:pPr>
+        <w:rPr>
+          <w:rFonts w:ascii="楷体" w:eastAsia="楷体" w:hAnsi="楷体"/>
+        </w:rPr>
+      </w:pPr>
+      <w:r>
+        <w:rPr>
+          <w:rFonts w:ascii="楷体" w:eastAsia="楷体" w:hAnsi="楷体" w:hint="eastAsia"/>
+        </w:rPr>
+        <w:t>云厂的加码和capx，预示着至少短期内，不会有问题</w:t>
+      </w:r>
+    </w:p>
+    <w:p>
+      <w:pPr>
+        <w:rPr>
+          <w:rFonts w:hint="eastAsia"/>
+        </w:rPr>
+      </w:pPr>
+    </w:p>
+    <w:p>
+      <w:pPr>
+        <w:pStyle w:val="3"/>
+      </w:pPr>
+      <w:r>
+        <w:rPr>
+          <w:rFonts w:hint="eastAsia"/>
+        </w:rPr>
+        <w:t>3.</w:t>
+      </w:r>
+      <w:r>
+        <w:rPr>
+          <w:rFonts w:hint="eastAsia"/>
+        </w:rPr>
+        <w:t>2.</w:t>
+      </w:r>
+      <w:r>
+        <w:rPr>
+          <w:rFonts w:hint="eastAsia"/>
+        </w:rPr>
+        <w:t>5</w:t>
+      </w:r>
+      <w:r>
+        <w:rPr>
+          <w:rFonts w:hint="eastAsia"/>
+        </w:rPr>
+        <w:t xml:space="preserve"> </w:t>
+      </w:r>
+      <w:r>
+        <w:rPr>
+          <w:rFonts w:hint="eastAsia"/>
+        </w:rPr>
+        <w:t>利润上，</w:t>
+      </w:r>
+      <w:r>
+        <w:rPr>
+          <w:rFonts w:hint="eastAsia"/>
+        </w:rPr>
+        <w:t>产业链上的</w:t>
+      </w:r>
+      <w:r>
+        <w:rPr>
+          <w:rFonts w:hint="eastAsia"/>
+        </w:rPr>
+        <w:t>价值到底是怎么分配的？</w:t>
+      </w:r>
+      <w:r>
+        <w:rPr>
+          <w:rFonts w:hint="eastAsia"/>
+        </w:rPr>
+        <w:t>技术壁垒在哪里</w:t>
+      </w:r>
+    </w:p>
+    <w:p>
+      <w:pPr>
+        <w:ind w:firstLine="420"/>
       </w:pPr>
     </w:p>
     <w:p>
@@ -3327,12 +4384,17 @@
       </w:r>
     </w:p>
     <w:p>
+      <w:pPr>
+        <w:rPr>
+          <w:rFonts w:hint="eastAsia"/>
+        </w:rPr>
+      </w:pPr>
       <w:r>
         <w:rPr>
           <w:noProof/>
         </w:rPr>
         <w:drawing>
-          <wp:inline distT="0" distB="0" distL="0" distR="0" wp14:anchorId="5AE86C33" wp14:editId="6A02D0FD">
+          <wp:inline distT="0" distB="0" distL="0" distR="0" wp14:anchorId="530573FE" wp14:editId="133FCA37">
             <wp:extent cx="5274310" cy="1882775"/>
             <wp:effectExtent l="0" t="0" r="2540" b="3175"/>
             <wp:docPr id="989212236" name="图片 1"/>
@@ -3347,7 +4409,7 @@
                     <pic:cNvPicPr/>
                   </pic:nvPicPr>
                   <pic:blipFill>
-                    <a:blip r:embed="rId12"/>
+                    <a:blip r:embed="rId19"/>
                     <a:stretch>
                       <a:fillRect/>
                     </a:stretch>
@@ -3377,99 +4439,79 @@
     </w:p>
     <w:p>
       <w:pPr>
+        <w:ind w:firstLine="420"/>
+        <w:rPr>
+          <w:rFonts w:hint="eastAsia"/>
+        </w:rPr>
+      </w:pPr>
+    </w:p>
+    <w:p>
+      <w:pPr>
         <w:pStyle w:val="2"/>
-        <w:rPr>
-          <w:rFonts w:ascii="楷体" w:eastAsia="楷体" w:hAnsi="楷体"/>
-          <w:color w:val="auto"/>
-        </w:rPr>
-      </w:pPr>
-      <w:r>
-        <w:rPr>
-          <w:rFonts w:ascii="楷体" w:eastAsia="楷体" w:hAnsi="楷体" w:hint="eastAsia"/>
-          <w:color w:val="auto"/>
+      </w:pPr>
+      <w:r>
+        <w:rPr>
+          <w:rFonts w:hint="eastAsia"/>
         </w:rPr>
         <w:t>3.</w:t>
       </w:r>
       <w:r>
         <w:rPr>
-          <w:rFonts w:ascii="楷体" w:eastAsia="楷体" w:hAnsi="楷体" w:hint="eastAsia"/>
-          <w:color w:val="auto"/>
-        </w:rPr>
-        <w:t>市场规模</w:t>
-      </w:r>
-      <w:r>
-        <w:rPr>
-          <w:rFonts w:ascii="楷体" w:eastAsia="楷体" w:hAnsi="楷体" w:hint="eastAsia"/>
-          <w:color w:val="auto"/>
-        </w:rPr>
-        <w:t>的</w:t>
-      </w:r>
-      <w:r>
-        <w:rPr>
-          <w:rFonts w:ascii="楷体" w:eastAsia="楷体" w:hAnsi="楷体" w:hint="eastAsia"/>
-          <w:color w:val="auto"/>
-        </w:rPr>
-        <w:t>快速扩展</w:t>
-      </w:r>
-    </w:p>
-    <w:p>
-      <w:pPr>
-        <w:rPr>
-          <w:rFonts w:hint="eastAsia"/>
-        </w:rPr>
-      </w:pPr>
-      <w:proofErr w:type="spellStart"/>
-      <w:r>
-        <w:rPr>
-          <w:rFonts w:hint="eastAsia"/>
-        </w:rPr>
-        <w:t>LightCounting</w:t>
-      </w:r>
-      <w:proofErr w:type="spellEnd"/>
-      <w:r>
-        <w:rPr>
-          <w:rFonts w:hint="eastAsia"/>
-        </w:rPr>
-        <w:t xml:space="preserve"> 统计数据，2025 年全球光模块销售额预计超过 230 亿美元。2026 年全球光模块市场规模预计将达到 287.5 亿美元，同比增长 25%。未来五年年复合增长率达 22%</w:t>
-      </w:r>
-    </w:p>
-    <w:p>
-      <w:pPr>
-        <w:pStyle w:val="2"/>
-        <w:rPr>
-          <w:rFonts w:ascii="楷体" w:eastAsia="楷体" w:hAnsi="楷体"/>
-          <w:color w:val="auto"/>
-        </w:rPr>
-      </w:pPr>
-      <w:r>
-        <w:rPr>
-          <w:rFonts w:ascii="楷体" w:eastAsia="楷体" w:hAnsi="楷体" w:hint="eastAsia"/>
-          <w:color w:val="auto"/>
-        </w:rPr>
-        <w:t>3.2 政策</w:t>
-      </w:r>
-      <w:r>
-        <w:rPr>
-          <w:rFonts w:ascii="楷体" w:eastAsia="楷体" w:hAnsi="楷体" w:hint="eastAsia"/>
-          <w:color w:val="auto"/>
-        </w:rPr>
-        <w:t>上</w:t>
-      </w:r>
-      <w:proofErr w:type="gramStart"/>
-      <w:r>
-        <w:rPr>
-          <w:rFonts w:ascii="楷体" w:eastAsia="楷体" w:hAnsi="楷体" w:hint="eastAsia"/>
-          <w:color w:val="auto"/>
-        </w:rPr>
-        <w:t>大兴算力建设</w:t>
-      </w:r>
-      <w:proofErr w:type="gramEnd"/>
+          <w:rFonts w:hint="eastAsia"/>
+        </w:rPr>
+        <w:t>3.</w:t>
+      </w:r>
+      <w:r>
+        <w:rPr>
+          <w:rFonts w:hint="eastAsia"/>
+        </w:rPr>
+        <w:t>政策也支持</w:t>
+      </w:r>
+    </w:p>
+    <w:p>
+      <w:pPr>
+        <w:rPr>
+          <w:rFonts w:ascii="楷体" w:eastAsia="楷体" w:hAnsi="楷体" w:hint="eastAsia"/>
+        </w:rPr>
+      </w:pPr>
+      <w:r>
+        <w:rPr>
+          <w:rFonts w:ascii="楷体" w:eastAsia="楷体" w:hAnsi="楷体" w:hint="eastAsia"/>
+        </w:rPr>
+        <w:t>AI基础设施已被提升到国家战略层面。华西证券年度策略指出，国务院2025年7-8月连续发布AI相关文件，从顶层设计到产业落地的政策框架已基本成型（华西证券-2026年通信策略）。</w:t>
+      </w:r>
+    </w:p>
+    <w:p>
+      <w:pPr>
+        <w:rPr>
+          <w:rFonts w:ascii="楷体" w:eastAsia="楷体" w:hAnsi="楷体" w:hint="eastAsia"/>
+        </w:rPr>
+      </w:pPr>
+      <w:r>
+        <w:rPr>
+          <w:rFonts w:ascii="楷体" w:eastAsia="楷体" w:hAnsi="楷体" w:hint="eastAsia"/>
+        </w:rPr>
+        <w:t>政策层面的核心逻辑是：算力基础设施类似于高铁、电网，是数字经济时代的新型"基建"。中国正在通过"东数西算"工程和算力枢纽节点建设，系统性地布局智算中心网络。</w:t>
+      </w:r>
+    </w:p>
+    <w:p>
+      <w:pPr>
+        <w:rPr>
+          <w:rFonts w:ascii="楷体" w:eastAsia="楷体" w:hAnsi="楷体" w:hint="eastAsia"/>
+        </w:rPr>
+      </w:pPr>
+      <w:r>
+        <w:rPr>
+          <w:rFonts w:ascii="楷体" w:eastAsia="楷体" w:hAnsi="楷体" w:hint="eastAsia"/>
+        </w:rPr>
+        <w:t>这带来的直接利好是：政策驱动的算力建设需求独立于市场化Capex周期，提供了一个额外的需求安全垫。即使海外云商Capex短期波动，国内政策驱动的算力建设仍在持续推进，从而形成从产业界到国家基建层面的双轮驱动。</w:t>
+      </w:r>
     </w:p>
     <w:p>
       <w:pPr>
         <w:jc w:val="center"/>
         <w:rPr>
-          <w:rFonts w:ascii="楷体" w:eastAsia="楷体" w:hAnsi="楷体"/>
+          <w:rFonts w:ascii="楷体" w:eastAsia="楷体" w:hAnsi="楷体" w:hint="eastAsia"/>
           <w:sz w:val="21"/>
           <w:szCs w:val="22"/>
         </w:rPr>
@@ -3515,7 +4557,6 @@
                 <w:sz w:val="21"/>
                 <w:szCs w:val="22"/>
               </w:rPr>
-              <w:lastRenderedPageBreak/>
               <w:t>政策名称</w:t>
             </w:r>
           </w:p>
@@ -3587,25 +4628,7 @@
                 <w:sz w:val="21"/>
                 <w:szCs w:val="22"/>
               </w:rPr>
-              <w:t>深入实施 “东数西算” 工程加快构建全国一体化</w:t>
-            </w:r>
-            <w:proofErr w:type="gramStart"/>
-            <w:r>
-              <w:rPr>
-                <w:rFonts w:ascii="楷体" w:eastAsia="楷体" w:hAnsi="楷体"/>
-                <w:sz w:val="21"/>
-                <w:szCs w:val="22"/>
-              </w:rPr>
-              <w:t>算力网</w:t>
-            </w:r>
-            <w:proofErr w:type="gramEnd"/>
-            <w:r>
-              <w:rPr>
-                <w:rFonts w:ascii="楷体" w:eastAsia="楷体" w:hAnsi="楷体"/>
-                <w:sz w:val="21"/>
-                <w:szCs w:val="22"/>
-              </w:rPr>
-              <w:t>的实施意见</w:t>
+              <w:t>深入实施 “东数西算” 工程加快构建全国一体化算力网的实施意见</w:t>
             </w:r>
           </w:p>
         </w:tc>
@@ -3622,117 +4645,35 @@
                 <w:szCs w:val="22"/>
               </w:rPr>
             </w:pPr>
-            <w:proofErr w:type="gramStart"/>
             <w:r>
               <w:rPr>
                 <w:rFonts w:ascii="楷体" w:eastAsia="楷体" w:hAnsi="楷体"/>
                 <w:sz w:val="21"/>
                 <w:szCs w:val="22"/>
               </w:rPr>
-              <w:t>国家发改委</w:t>
-            </w:r>
-            <w:proofErr w:type="gramEnd"/>
+              <w:t>国家发改委等五部门</w:t>
+            </w:r>
+          </w:p>
+        </w:tc>
+        <w:tc>
+          <w:tcPr>
+            <w:tcW w:w="5528" w:type="dxa"/>
+          </w:tcPr>
+          <w:p>
+            <w:pPr>
+              <w:rPr>
+                <w:rFonts w:ascii="楷体" w:eastAsia="楷体" w:hAnsi="楷体" w:hint="eastAsia"/>
+                <w:sz w:val="21"/>
+                <w:szCs w:val="22"/>
+              </w:rPr>
+            </w:pPr>
             <w:r>
               <w:rPr>
                 <w:rFonts w:ascii="楷体" w:eastAsia="楷体" w:hAnsi="楷体"/>
                 <w:sz w:val="21"/>
                 <w:szCs w:val="22"/>
               </w:rPr>
-              <w:t>等五部门</w:t>
-            </w:r>
-          </w:p>
-        </w:tc>
-        <w:tc>
-          <w:tcPr>
-            <w:tcW w:w="5528" w:type="dxa"/>
-          </w:tcPr>
-          <w:p>
-            <w:pPr>
-              <w:rPr>
-                <w:rFonts w:ascii="楷体" w:eastAsia="楷体" w:hAnsi="楷体" w:hint="eastAsia"/>
-                <w:sz w:val="21"/>
-                <w:szCs w:val="22"/>
-              </w:rPr>
-            </w:pPr>
-            <w:r>
-              <w:rPr>
-                <w:rFonts w:ascii="楷体" w:eastAsia="楷体" w:hAnsi="楷体"/>
-                <w:sz w:val="21"/>
-                <w:szCs w:val="22"/>
-              </w:rPr>
-              <w:t>到 2025 年底，通用算力、智能算力、</w:t>
-            </w:r>
-            <w:proofErr w:type="gramStart"/>
-            <w:r>
-              <w:rPr>
-                <w:rFonts w:ascii="楷体" w:eastAsia="楷体" w:hAnsi="楷体"/>
-                <w:sz w:val="21"/>
-                <w:szCs w:val="22"/>
-              </w:rPr>
-              <w:t>超级算力等多元算力加速</w:t>
-            </w:r>
-            <w:proofErr w:type="gramEnd"/>
-            <w:r>
-              <w:rPr>
-                <w:rFonts w:ascii="楷体" w:eastAsia="楷体" w:hAnsi="楷体"/>
-                <w:sz w:val="21"/>
-                <w:szCs w:val="22"/>
-              </w:rPr>
-              <w:t>集聚，国家枢纽节点地区各类</w:t>
-            </w:r>
-            <w:proofErr w:type="gramStart"/>
-            <w:r>
-              <w:rPr>
-                <w:rFonts w:ascii="楷体" w:eastAsia="楷体" w:hAnsi="楷体"/>
-                <w:sz w:val="21"/>
-                <w:szCs w:val="22"/>
-              </w:rPr>
-              <w:t>新增算力占</w:t>
-            </w:r>
-            <w:proofErr w:type="gramEnd"/>
-            <w:r>
-              <w:rPr>
-                <w:rFonts w:ascii="楷体" w:eastAsia="楷体" w:hAnsi="楷体"/>
-                <w:sz w:val="21"/>
-                <w:szCs w:val="22"/>
-              </w:rPr>
-              <w:t>全国</w:t>
-            </w:r>
-            <w:proofErr w:type="gramStart"/>
-            <w:r>
-              <w:rPr>
-                <w:rFonts w:ascii="楷体" w:eastAsia="楷体" w:hAnsi="楷体"/>
-                <w:sz w:val="21"/>
-                <w:szCs w:val="22"/>
-              </w:rPr>
-              <w:t>新增算力的</w:t>
-            </w:r>
-            <w:proofErr w:type="gramEnd"/>
-            <w:r>
-              <w:rPr>
-                <w:rFonts w:ascii="楷体" w:eastAsia="楷体" w:hAnsi="楷体"/>
-                <w:sz w:val="21"/>
-                <w:szCs w:val="22"/>
-              </w:rPr>
-              <w:t xml:space="preserve"> 60% 以上，国家枢纽</w:t>
-            </w:r>
-            <w:proofErr w:type="gramStart"/>
-            <w:r>
-              <w:rPr>
-                <w:rFonts w:ascii="楷体" w:eastAsia="楷体" w:hAnsi="楷体"/>
-                <w:sz w:val="21"/>
-                <w:szCs w:val="22"/>
-              </w:rPr>
-              <w:t>节点算力资源</w:t>
-            </w:r>
-            <w:proofErr w:type="gramEnd"/>
-            <w:r>
-              <w:rPr>
-                <w:rFonts w:ascii="楷体" w:eastAsia="楷体" w:hAnsi="楷体"/>
-                <w:sz w:val="21"/>
-                <w:szCs w:val="22"/>
-              </w:rPr>
-              <w:t>使用率显著超过全国平均水平</w:t>
+              <w:t>到 2025 年底，通用算力、智能算力、超级算力等多元算力加速集聚，国家枢纽节点地区各类新增算力占全国新增算力的 60% 以上，国家枢纽节点算力资源使用率显著超过全国平均水平</w:t>
             </w:r>
           </w:p>
           <w:p>
@@ -3761,23 +4702,14 @@
                 <w:szCs w:val="22"/>
               </w:rPr>
             </w:pPr>
-            <w:proofErr w:type="gramStart"/>
             <w:r>
               <w:rPr>
                 <w:rFonts w:ascii="楷体" w:eastAsia="楷体" w:hAnsi="楷体"/>
                 <w:sz w:val="21"/>
                 <w:szCs w:val="22"/>
               </w:rPr>
-              <w:t>算力基础</w:t>
-            </w:r>
-            <w:proofErr w:type="gramEnd"/>
-            <w:r>
-              <w:rPr>
-                <w:rFonts w:ascii="楷体" w:eastAsia="楷体" w:hAnsi="楷体"/>
-                <w:sz w:val="21"/>
-                <w:szCs w:val="22"/>
-              </w:rPr>
-              <w:t>设施高质量发展行动计划</w:t>
+              <w:lastRenderedPageBreak/>
+              <w:t>算力基础设施高质量发展行动计划</w:t>
             </w:r>
           </w:p>
         </w:tc>
@@ -3822,115 +4754,7 @@
                 <w:sz w:val="21"/>
                 <w:szCs w:val="22"/>
               </w:rPr>
-              <w:t>到 2025 年</w:t>
-            </w:r>
-            <w:proofErr w:type="gramStart"/>
-            <w:r>
-              <w:rPr>
-                <w:rFonts w:ascii="楷体" w:eastAsia="楷体" w:hAnsi="楷体"/>
-                <w:sz w:val="21"/>
-                <w:szCs w:val="22"/>
-              </w:rPr>
-              <w:t>算力规模</w:t>
-            </w:r>
-            <w:proofErr w:type="gramEnd"/>
-            <w:r>
-              <w:rPr>
-                <w:rFonts w:ascii="楷体" w:eastAsia="楷体" w:hAnsi="楷体"/>
-                <w:sz w:val="21"/>
-                <w:szCs w:val="22"/>
-              </w:rPr>
-              <w:t>超过 300EFLOPS，</w:t>
-            </w:r>
-            <w:proofErr w:type="gramStart"/>
-            <w:r>
-              <w:rPr>
-                <w:rFonts w:ascii="楷体" w:eastAsia="楷体" w:hAnsi="楷体"/>
-                <w:sz w:val="21"/>
-                <w:szCs w:val="22"/>
-              </w:rPr>
-              <w:t>智能算力占</w:t>
-            </w:r>
-            <w:proofErr w:type="gramEnd"/>
-            <w:r>
-              <w:rPr>
-                <w:rFonts w:ascii="楷体" w:eastAsia="楷体" w:hAnsi="楷体"/>
-                <w:sz w:val="21"/>
-                <w:szCs w:val="22"/>
-              </w:rPr>
-              <w:t>比达到 35%。</w:t>
-            </w:r>
-            <w:proofErr w:type="gramStart"/>
-            <w:r>
-              <w:rPr>
-                <w:rFonts w:ascii="楷体" w:eastAsia="楷体" w:hAnsi="楷体"/>
-                <w:sz w:val="21"/>
-                <w:szCs w:val="22"/>
-              </w:rPr>
-              <w:t>推动算力结构</w:t>
-            </w:r>
-            <w:proofErr w:type="gramEnd"/>
-            <w:r>
-              <w:rPr>
-                <w:rFonts w:ascii="楷体" w:eastAsia="楷体" w:hAnsi="楷体"/>
-                <w:sz w:val="21"/>
-                <w:szCs w:val="22"/>
-              </w:rPr>
-              <w:t>多元配置，逐步提升</w:t>
-            </w:r>
-            <w:proofErr w:type="gramStart"/>
-            <w:r>
-              <w:rPr>
-                <w:rFonts w:ascii="楷体" w:eastAsia="楷体" w:hAnsi="楷体"/>
-                <w:sz w:val="21"/>
-                <w:szCs w:val="22"/>
-              </w:rPr>
-              <w:t>智能算力占</w:t>
-            </w:r>
-            <w:proofErr w:type="gramEnd"/>
-            <w:r>
-              <w:rPr>
-                <w:rFonts w:ascii="楷体" w:eastAsia="楷体" w:hAnsi="楷体"/>
-                <w:sz w:val="21"/>
-                <w:szCs w:val="22"/>
-              </w:rPr>
-              <w:t>比，推动</w:t>
-            </w:r>
-            <w:proofErr w:type="gramStart"/>
-            <w:r>
-              <w:rPr>
-                <w:rFonts w:ascii="楷体" w:eastAsia="楷体" w:hAnsi="楷体"/>
-                <w:sz w:val="21"/>
-                <w:szCs w:val="22"/>
-              </w:rPr>
-              <w:t>智能算力与通用算力协同</w:t>
-            </w:r>
-            <w:proofErr w:type="gramEnd"/>
-            <w:r>
-              <w:rPr>
-                <w:rFonts w:ascii="楷体" w:eastAsia="楷体" w:hAnsi="楷体"/>
-                <w:sz w:val="21"/>
-                <w:szCs w:val="22"/>
-              </w:rPr>
-              <w:t>，满足不同类型</w:t>
-            </w:r>
-            <w:proofErr w:type="gramStart"/>
-            <w:r>
-              <w:rPr>
-                <w:rFonts w:ascii="楷体" w:eastAsia="楷体" w:hAnsi="楷体"/>
-                <w:sz w:val="21"/>
-                <w:szCs w:val="22"/>
-              </w:rPr>
-              <w:t>算力业务</w:t>
-            </w:r>
-            <w:proofErr w:type="gramEnd"/>
-            <w:r>
-              <w:rPr>
-                <w:rFonts w:ascii="楷体" w:eastAsia="楷体" w:hAnsi="楷体"/>
-                <w:sz w:val="21"/>
-                <w:szCs w:val="22"/>
-              </w:rPr>
-              <w:t>需求</w:t>
+              <w:t>到 2025 年算力规模超过 300EFLOPS，智能算力占比达到 35%。推动算力结构多元配置，逐步提升智能算力占比，推动智能算力与通用算力协同，满足不同类型算力业务需求</w:t>
             </w:r>
           </w:p>
         </w:tc>
@@ -4000,61 +4824,7 @@
                 <w:sz w:val="21"/>
                 <w:szCs w:val="22"/>
               </w:rPr>
-              <w:t>系统优化</w:t>
-            </w:r>
-            <w:proofErr w:type="gramStart"/>
-            <w:r>
-              <w:rPr>
-                <w:rFonts w:ascii="楷体" w:eastAsia="楷体" w:hAnsi="楷体" w:hint="eastAsia"/>
-                <w:sz w:val="21"/>
-                <w:szCs w:val="22"/>
-              </w:rPr>
-              <w:t>算力基础</w:t>
-            </w:r>
-            <w:proofErr w:type="gramEnd"/>
-            <w:r>
-              <w:rPr>
-                <w:rFonts w:ascii="楷体" w:eastAsia="楷体" w:hAnsi="楷体" w:hint="eastAsia"/>
-                <w:sz w:val="21"/>
-                <w:szCs w:val="22"/>
-              </w:rPr>
-              <w:t>设施布局，促进东西</w:t>
-            </w:r>
-            <w:proofErr w:type="gramStart"/>
-            <w:r>
-              <w:rPr>
-                <w:rFonts w:ascii="楷体" w:eastAsia="楷体" w:hAnsi="楷体" w:hint="eastAsia"/>
-                <w:sz w:val="21"/>
-                <w:szCs w:val="22"/>
-              </w:rPr>
-              <w:t>部算力</w:t>
-            </w:r>
-            <w:proofErr w:type="gramEnd"/>
-            <w:r>
-              <w:rPr>
-                <w:rFonts w:ascii="楷体" w:eastAsia="楷体" w:hAnsi="楷体" w:hint="eastAsia"/>
-                <w:sz w:val="21"/>
-                <w:szCs w:val="22"/>
-              </w:rPr>
-              <w:t>高效互补和协同联动，引导通用数据</w:t>
-            </w:r>
-            <w:proofErr w:type="gramStart"/>
-            <w:r>
-              <w:rPr>
-                <w:rFonts w:ascii="楷体" w:eastAsia="楷体" w:hAnsi="楷体" w:hint="eastAsia"/>
-                <w:sz w:val="21"/>
-                <w:szCs w:val="22"/>
-              </w:rPr>
-              <w:t>中心超算</w:t>
-            </w:r>
-            <w:proofErr w:type="gramEnd"/>
-            <w:r>
-              <w:rPr>
-                <w:rFonts w:ascii="楷体" w:eastAsia="楷体" w:hAnsi="楷体" w:hint="eastAsia"/>
-                <w:sz w:val="21"/>
-                <w:szCs w:val="22"/>
-              </w:rPr>
-              <w:t>中心、智能计算中心、边缘数据中心等合理梯次布局</w:t>
+              <w:t>系统优化算力基础设施布局，促进东西部算力高效互补和协同联动，引导通用数据中心超算中心、智能计算中心、边缘数据中心等合理梯次布局</w:t>
             </w:r>
           </w:p>
         </w:tc>
@@ -4079,25 +4849,7 @@
                 <w:sz w:val="21"/>
                 <w:szCs w:val="22"/>
               </w:rPr>
-              <w:t>国家发展改革委等部门关于同意京津冀地区启动建设全国一体化</w:t>
-            </w:r>
-            <w:proofErr w:type="gramStart"/>
-            <w:r>
-              <w:rPr>
-                <w:rFonts w:ascii="楷体" w:eastAsia="楷体" w:hAnsi="楷体"/>
-                <w:sz w:val="21"/>
-                <w:szCs w:val="22"/>
-              </w:rPr>
-              <w:t>算力网络</w:t>
-            </w:r>
-            <w:proofErr w:type="gramEnd"/>
-            <w:r>
-              <w:rPr>
-                <w:rFonts w:ascii="楷体" w:eastAsia="楷体" w:hAnsi="楷体"/>
-                <w:sz w:val="21"/>
-                <w:szCs w:val="22"/>
-              </w:rPr>
-              <w:t>国家枢纽节点的复函</w:t>
+              <w:t>国家发展改革委等部门关于同意京津冀地区启动建设全国一体化算力网络国家枢纽节点的复函</w:t>
             </w:r>
           </w:p>
         </w:tc>
@@ -4114,110 +4866,36 @@
                 <w:szCs w:val="22"/>
               </w:rPr>
             </w:pPr>
-            <w:proofErr w:type="gramStart"/>
             <w:r>
               <w:rPr>
                 <w:rFonts w:ascii="楷体" w:eastAsia="楷体" w:hAnsi="楷体"/>
                 <w:sz w:val="21"/>
                 <w:szCs w:val="22"/>
               </w:rPr>
-              <w:t>国家发改委</w:t>
-            </w:r>
-            <w:proofErr w:type="gramEnd"/>
+              <w:t>国家发改委等四部门</w:t>
+            </w:r>
+          </w:p>
+        </w:tc>
+        <w:tc>
+          <w:tcPr>
+            <w:tcW w:w="5528" w:type="dxa"/>
+          </w:tcPr>
+          <w:p>
+            <w:pPr>
+              <w:rPr>
+                <w:rFonts w:ascii="楷体" w:eastAsia="楷体" w:hAnsi="楷体" w:hint="eastAsia"/>
+                <w:sz w:val="21"/>
+                <w:szCs w:val="22"/>
+              </w:rPr>
+            </w:pPr>
             <w:r>
               <w:rPr>
                 <w:rFonts w:ascii="楷体" w:eastAsia="楷体" w:hAnsi="楷体"/>
                 <w:sz w:val="21"/>
                 <w:szCs w:val="22"/>
               </w:rPr>
-              <w:t>等四部门</w:t>
-            </w:r>
-          </w:p>
-        </w:tc>
-        <w:tc>
-          <w:tcPr>
-            <w:tcW w:w="5528" w:type="dxa"/>
-          </w:tcPr>
-          <w:p>
-            <w:pPr>
-              <w:rPr>
-                <w:rFonts w:ascii="楷体" w:eastAsia="楷体" w:hAnsi="楷体" w:hint="eastAsia"/>
-                <w:sz w:val="21"/>
-                <w:szCs w:val="22"/>
-              </w:rPr>
-            </w:pPr>
-            <w:r>
-              <w:rPr>
-                <w:rFonts w:ascii="楷体" w:eastAsia="楷体" w:hAnsi="楷体"/>
-                <w:sz w:val="21"/>
-                <w:szCs w:val="22"/>
-              </w:rPr>
-              <w:t>同意在京津冀地区启动建设全国一体化</w:t>
-            </w:r>
-            <w:proofErr w:type="gramStart"/>
-            <w:r>
-              <w:rPr>
-                <w:rFonts w:ascii="楷体" w:eastAsia="楷体" w:hAnsi="楷体"/>
-                <w:sz w:val="21"/>
-                <w:szCs w:val="22"/>
-              </w:rPr>
-              <w:t>算力网络</w:t>
-            </w:r>
-            <w:proofErr w:type="gramEnd"/>
-            <w:r>
-              <w:rPr>
-                <w:rFonts w:ascii="楷体" w:eastAsia="楷体" w:hAnsi="楷体"/>
-                <w:sz w:val="21"/>
-                <w:szCs w:val="22"/>
-              </w:rPr>
-              <w:t>国家枢纽节点，发展高密度高能效、低碳数据中心集群，</w:t>
-            </w:r>
-            <w:proofErr w:type="gramStart"/>
-            <w:r>
-              <w:rPr>
-                <w:rFonts w:ascii="楷体" w:eastAsia="楷体" w:hAnsi="楷体"/>
-                <w:sz w:val="21"/>
-                <w:szCs w:val="22"/>
-              </w:rPr>
-              <w:t>通过云网协同</w:t>
-            </w:r>
-            <w:proofErr w:type="gramEnd"/>
-            <w:r>
-              <w:rPr>
-                <w:rFonts w:ascii="楷体" w:eastAsia="楷体" w:hAnsi="楷体"/>
-                <w:sz w:val="21"/>
-                <w:szCs w:val="22"/>
-              </w:rPr>
-              <w:t>、云边协同等优化数据中心供给结构，扩展</w:t>
-            </w:r>
-            <w:proofErr w:type="gramStart"/>
-            <w:r>
-              <w:rPr>
-                <w:rFonts w:ascii="楷体" w:eastAsia="楷体" w:hAnsi="楷体"/>
-                <w:sz w:val="21"/>
-                <w:szCs w:val="22"/>
-              </w:rPr>
-              <w:t>算力增长</w:t>
-            </w:r>
-            <w:proofErr w:type="gramEnd"/>
-            <w:r>
-              <w:rPr>
-                <w:rFonts w:ascii="楷体" w:eastAsia="楷体" w:hAnsi="楷体"/>
-                <w:sz w:val="21"/>
-                <w:szCs w:val="22"/>
-              </w:rPr>
-              <w:t>空间，实现大规模</w:t>
-            </w:r>
-            <w:proofErr w:type="gramStart"/>
-            <w:r>
-              <w:rPr>
-                <w:rFonts w:ascii="楷体" w:eastAsia="楷体" w:hAnsi="楷体"/>
-                <w:sz w:val="21"/>
-                <w:szCs w:val="22"/>
-              </w:rPr>
-              <w:t>算力部署</w:t>
-            </w:r>
-            <w:proofErr w:type="gramEnd"/>
+              <w:t>同意在京津冀地区启动建设全国一体化算力网络国家枢纽节点，发展高密度高能效、低碳数据中心集群，通过云网协同、云边协同等优化数据中心供给结构，扩展算力增长空间，实现大规模算力部署</w:t>
+            </w:r>
           </w:p>
         </w:tc>
       </w:tr>
@@ -4286,43 +4964,7 @@
                 <w:sz w:val="21"/>
                 <w:szCs w:val="22"/>
               </w:rPr>
-              <w:t>统筹建设面向区块链和人工智能等</w:t>
-            </w:r>
-            <w:proofErr w:type="gramStart"/>
-            <w:r>
-              <w:rPr>
-                <w:rFonts w:ascii="楷体" w:eastAsia="楷体" w:hAnsi="楷体"/>
-                <w:sz w:val="21"/>
-                <w:szCs w:val="22"/>
-              </w:rPr>
-              <w:t>的算力和</w:t>
-            </w:r>
-            <w:proofErr w:type="gramEnd"/>
-            <w:r>
-              <w:rPr>
-                <w:rFonts w:ascii="楷体" w:eastAsia="楷体" w:hAnsi="楷体"/>
-                <w:sz w:val="21"/>
-                <w:szCs w:val="22"/>
-              </w:rPr>
-              <w:t>算法中心，构建具备周边环境感应能力和反馈回应能力的边缘计算节点提供低时延、高可靠</w:t>
-            </w:r>
-            <w:proofErr w:type="gramStart"/>
-            <w:r>
-              <w:rPr>
-                <w:rFonts w:ascii="楷体" w:eastAsia="楷体" w:hAnsi="楷体"/>
-                <w:sz w:val="21"/>
-                <w:szCs w:val="22"/>
-              </w:rPr>
-              <w:t>强安全</w:t>
-            </w:r>
-            <w:proofErr w:type="gramEnd"/>
-            <w:r>
-              <w:rPr>
-                <w:rFonts w:ascii="楷体" w:eastAsia="楷体" w:hAnsi="楷体"/>
-                <w:sz w:val="21"/>
-                <w:szCs w:val="22"/>
-              </w:rPr>
-              <w:t>边缘计算服务</w:t>
+              <w:t>统筹建设面向区块链和人工智能等的算力和算法中心，构建具备周边环境感应能力和反馈回应能力的边缘计算节点提供低时延、高可靠强安全边缘计算服务</w:t>
             </w:r>
           </w:p>
         </w:tc>
@@ -4392,25 +5034,7 @@
                 <w:sz w:val="21"/>
                 <w:szCs w:val="22"/>
               </w:rPr>
-              <w:t>加快构建全国一体化大数据中心体系，推进国家工业互联网大数据中心建设</w:t>
-            </w:r>
-            <w:proofErr w:type="gramStart"/>
-            <w:r>
-              <w:rPr>
-                <w:rFonts w:ascii="楷体" w:eastAsia="楷体" w:hAnsi="楷体"/>
-                <w:sz w:val="21"/>
-                <w:szCs w:val="22"/>
-              </w:rPr>
-              <w:t>强化算力统筹</w:t>
-            </w:r>
-            <w:proofErr w:type="gramEnd"/>
-            <w:r>
-              <w:rPr>
-                <w:rFonts w:ascii="楷体" w:eastAsia="楷体" w:hAnsi="楷体"/>
-                <w:sz w:val="21"/>
-                <w:szCs w:val="22"/>
-              </w:rPr>
-              <w:t>智能调度，建设若干国家枢纽节点和大数据中心集群。建设高性能计算集群，合理部署超级计算中心</w:t>
+              <w:t>加快构建全国一体化大数据中心体系，推进国家工业互联网大数据中心建设强化算力统筹智能调度，建设若干国家枢纽节点和大数据中心集群。建设高性能计算集群，合理部署超级计算中心</w:t>
             </w:r>
           </w:p>
         </w:tc>
@@ -4420,7 +5044,7 @@
       <w:pPr>
         <w:jc w:val="center"/>
         <w:rPr>
-          <w:rFonts w:ascii="楷体" w:eastAsia="楷体" w:hAnsi="楷体"/>
+          <w:rFonts w:ascii="楷体" w:eastAsia="楷体" w:hAnsi="楷体" w:hint="eastAsia"/>
           <w:sz w:val="21"/>
           <w:szCs w:val="22"/>
         </w:rPr>
@@ -4430,7 +5054,7 @@
       <w:pPr>
         <w:jc w:val="center"/>
         <w:rPr>
-          <w:rFonts w:ascii="楷体" w:eastAsia="楷体" w:hAnsi="楷体"/>
+          <w:rFonts w:ascii="楷体" w:eastAsia="楷体" w:hAnsi="楷体" w:hint="eastAsia"/>
           <w:sz w:val="21"/>
           <w:szCs w:val="22"/>
         </w:rPr>
@@ -4592,61 +5216,7 @@
                 <w:sz w:val="21"/>
                 <w:szCs w:val="22"/>
               </w:rPr>
-              <w:t>整合</w:t>
-            </w:r>
-            <w:proofErr w:type="gramStart"/>
-            <w:r>
-              <w:rPr>
-                <w:rFonts w:ascii="楷体" w:eastAsia="楷体" w:hAnsi="楷体"/>
-                <w:sz w:val="21"/>
-                <w:szCs w:val="22"/>
-              </w:rPr>
-              <w:t>省内算力资源</w:t>
-            </w:r>
-            <w:proofErr w:type="gramEnd"/>
-            <w:r>
-              <w:rPr>
-                <w:rFonts w:ascii="楷体" w:eastAsia="楷体" w:hAnsi="楷体"/>
-                <w:sz w:val="21"/>
-                <w:szCs w:val="22"/>
-              </w:rPr>
-              <w:t>，建设</w:t>
-            </w:r>
-            <w:proofErr w:type="gramStart"/>
-            <w:r>
-              <w:rPr>
-                <w:rFonts w:ascii="楷体" w:eastAsia="楷体" w:hAnsi="楷体"/>
-                <w:sz w:val="21"/>
-                <w:szCs w:val="22"/>
-              </w:rPr>
-              <w:t>省级算力统筹</w:t>
-            </w:r>
-            <w:proofErr w:type="gramEnd"/>
-            <w:r>
-              <w:rPr>
-                <w:rFonts w:ascii="楷体" w:eastAsia="楷体" w:hAnsi="楷体"/>
-                <w:sz w:val="21"/>
-                <w:szCs w:val="22"/>
-              </w:rPr>
-              <w:t>调度平台，实现 “算力一网化、统筹一体化、调度一站式”，2026 年建设运营智能算达到 3000P 以上，可统筹的公共</w:t>
-            </w:r>
-            <w:proofErr w:type="gramStart"/>
-            <w:r>
-              <w:rPr>
-                <w:rFonts w:ascii="楷体" w:eastAsia="楷体" w:hAnsi="楷体"/>
-                <w:sz w:val="21"/>
-                <w:szCs w:val="22"/>
-              </w:rPr>
-              <w:t>智能算力达到</w:t>
-            </w:r>
-            <w:proofErr w:type="gramEnd"/>
-            <w:r>
-              <w:rPr>
-                <w:rFonts w:ascii="楷体" w:eastAsia="楷体" w:hAnsi="楷体"/>
-                <w:sz w:val="21"/>
-                <w:szCs w:val="22"/>
-              </w:rPr>
-              <w:t>西部领先水平</w:t>
+              <w:t>整合省内算力资源，建设省级算力统筹调度平台，实现 “算力一网化、统筹一体化、调度一站式”，2026 年建设运营智能算达到 3000P 以上，可统筹的公共智能算力达到西部领先水平</w:t>
             </w:r>
           </w:p>
         </w:tc>
@@ -4671,25 +5241,7 @@
                 <w:sz w:val="21"/>
                 <w:szCs w:val="22"/>
               </w:rPr>
-              <w:t>北京市</w:t>
-            </w:r>
-            <w:proofErr w:type="gramStart"/>
-            <w:r>
-              <w:rPr>
-                <w:rFonts w:ascii="楷体" w:eastAsia="楷体" w:hAnsi="楷体"/>
-                <w:sz w:val="21"/>
-                <w:szCs w:val="22"/>
-              </w:rPr>
-              <w:t>算力基础</w:t>
-            </w:r>
-            <w:proofErr w:type="gramEnd"/>
-            <w:r>
-              <w:rPr>
-                <w:rFonts w:ascii="楷体" w:eastAsia="楷体" w:hAnsi="楷体"/>
-                <w:sz w:val="21"/>
-                <w:szCs w:val="22"/>
-              </w:rPr>
-              <w:t>设施建设实施方案 (2024-2027 年)</w:t>
+              <w:t>北京市算力基础设施建设实施方案 (2024-2027 年)</w:t>
             </w:r>
           </w:p>
         </w:tc>
@@ -4734,115 +5286,7 @@
                 <w:sz w:val="21"/>
                 <w:szCs w:val="22"/>
               </w:rPr>
-              <w:t>改变算</w:t>
-            </w:r>
-            <w:proofErr w:type="gramStart"/>
-            <w:r>
-              <w:rPr>
-                <w:rFonts w:ascii="楷体" w:eastAsia="楷体" w:hAnsi="楷体"/>
-                <w:sz w:val="21"/>
-                <w:szCs w:val="22"/>
-              </w:rPr>
-              <w:t>建</w:t>
-            </w:r>
-            <w:proofErr w:type="gramEnd"/>
-            <w:r>
-              <w:rPr>
-                <w:rFonts w:ascii="楷体" w:eastAsia="楷体" w:hAnsi="楷体"/>
-                <w:sz w:val="21"/>
-                <w:szCs w:val="22"/>
-              </w:rPr>
-              <w:t>建设 “小散” 局面，集中建设一批</w:t>
-            </w:r>
-            <w:proofErr w:type="gramStart"/>
-            <w:r>
-              <w:rPr>
-                <w:rFonts w:ascii="楷体" w:eastAsia="楷体" w:hAnsi="楷体"/>
-                <w:sz w:val="21"/>
-                <w:szCs w:val="22"/>
-              </w:rPr>
-              <w:t>智算单一大</w:t>
-            </w:r>
-            <w:proofErr w:type="gramEnd"/>
-            <w:r>
-              <w:rPr>
-                <w:rFonts w:ascii="楷体" w:eastAsia="楷体" w:hAnsi="楷体"/>
-                <w:sz w:val="21"/>
-                <w:szCs w:val="22"/>
-              </w:rPr>
-              <w:t>集群，到 2025 年，</w:t>
-            </w:r>
-            <w:proofErr w:type="gramStart"/>
-            <w:r>
-              <w:rPr>
-                <w:rFonts w:ascii="楷体" w:eastAsia="楷体" w:hAnsi="楷体"/>
-                <w:sz w:val="21"/>
-                <w:szCs w:val="22"/>
-              </w:rPr>
-              <w:t>本市智算供给</w:t>
-            </w:r>
-            <w:proofErr w:type="gramEnd"/>
-            <w:r>
-              <w:rPr>
-                <w:rFonts w:ascii="楷体" w:eastAsia="楷体" w:hAnsi="楷体"/>
-                <w:sz w:val="21"/>
-                <w:szCs w:val="22"/>
-              </w:rPr>
-              <w:t>规模达到 45EFLOPS。到 2027 年，实现</w:t>
-            </w:r>
-            <w:proofErr w:type="gramStart"/>
-            <w:r>
-              <w:rPr>
-                <w:rFonts w:ascii="楷体" w:eastAsia="楷体" w:hAnsi="楷体"/>
-                <w:sz w:val="21"/>
-                <w:szCs w:val="22"/>
-              </w:rPr>
-              <w:t>智算基础</w:t>
-            </w:r>
-            <w:proofErr w:type="gramEnd"/>
-            <w:r>
-              <w:rPr>
-                <w:rFonts w:ascii="楷体" w:eastAsia="楷体" w:hAnsi="楷体"/>
-                <w:sz w:val="21"/>
-                <w:szCs w:val="22"/>
-              </w:rPr>
-              <w:t>设施软硬件产品全</w:t>
-            </w:r>
-            <w:proofErr w:type="gramStart"/>
-            <w:r>
-              <w:rPr>
-                <w:rFonts w:ascii="楷体" w:eastAsia="楷体" w:hAnsi="楷体"/>
-                <w:sz w:val="21"/>
-                <w:szCs w:val="22"/>
-              </w:rPr>
-              <w:t>栈</w:t>
-            </w:r>
-            <w:proofErr w:type="gramEnd"/>
-            <w:r>
-              <w:rPr>
-                <w:rFonts w:ascii="楷体" w:eastAsia="楷体" w:hAnsi="楷体"/>
-                <w:sz w:val="21"/>
-                <w:szCs w:val="22"/>
-              </w:rPr>
-              <w:t>自主可控，整体性能达到国内领先水平，具备 100% 自主</w:t>
-            </w:r>
-            <w:proofErr w:type="gramStart"/>
-            <w:r>
-              <w:rPr>
-                <w:rFonts w:ascii="楷体" w:eastAsia="楷体" w:hAnsi="楷体"/>
-                <w:sz w:val="21"/>
-                <w:szCs w:val="22"/>
-              </w:rPr>
-              <w:t>可控智算中心</w:t>
-            </w:r>
-            <w:proofErr w:type="gramEnd"/>
-            <w:r>
-              <w:rPr>
-                <w:rFonts w:ascii="楷体" w:eastAsia="楷体" w:hAnsi="楷体"/>
-                <w:sz w:val="21"/>
-                <w:szCs w:val="22"/>
-              </w:rPr>
-              <w:t>建设能力</w:t>
+              <w:t>改变算建建设 “小散” 局面，集中建设一批智算单一大集群，到 2025 年，本市智算供给规模达到 45EFLOPS。到 2027 年，实现智算基础设施软硬件产品全栈自主可控，整体性能达到国内领先水平，具备 100% 自主可控智算中心建设能力</w:t>
             </w:r>
           </w:p>
         </w:tc>
@@ -4867,43 +5311,7 @@
                 <w:sz w:val="21"/>
                 <w:szCs w:val="22"/>
               </w:rPr>
-              <w:t>上海市智能</w:t>
-            </w:r>
-            <w:proofErr w:type="gramStart"/>
-            <w:r>
-              <w:rPr>
-                <w:rFonts w:ascii="楷体" w:eastAsia="楷体" w:hAnsi="楷体"/>
-                <w:sz w:val="21"/>
-                <w:szCs w:val="22"/>
-              </w:rPr>
-              <w:t>算力基础</w:t>
-            </w:r>
-            <w:proofErr w:type="gramEnd"/>
-            <w:r>
-              <w:rPr>
-                <w:rFonts w:ascii="楷体" w:eastAsia="楷体" w:hAnsi="楷体"/>
-                <w:sz w:val="21"/>
-                <w:szCs w:val="22"/>
-              </w:rPr>
-              <w:t xml:space="preserve">设施高质量发展 “算力浦江” </w:t>
-            </w:r>
-            <w:proofErr w:type="gramStart"/>
-            <w:r>
-              <w:rPr>
-                <w:rFonts w:ascii="楷体" w:eastAsia="楷体" w:hAnsi="楷体"/>
-                <w:sz w:val="21"/>
-                <w:szCs w:val="22"/>
-              </w:rPr>
-              <w:t>智算行动</w:t>
-            </w:r>
-            <w:proofErr w:type="gramEnd"/>
-            <w:r>
-              <w:rPr>
-                <w:rFonts w:ascii="楷体" w:eastAsia="楷体" w:hAnsi="楷体"/>
-                <w:sz w:val="21"/>
-                <w:szCs w:val="22"/>
-              </w:rPr>
-              <w:t>实施方案</w:t>
+              <w:t>上海市智能算力基础设施高质量发展 “算力浦江” 智算行动实施方案</w:t>
             </w:r>
           </w:p>
         </w:tc>
@@ -4948,61 +5356,7 @@
                 <w:sz w:val="21"/>
                 <w:szCs w:val="22"/>
               </w:rPr>
-              <w:t>到 2025 年，</w:t>
-            </w:r>
-            <w:proofErr w:type="gramStart"/>
-            <w:r>
-              <w:rPr>
-                <w:rFonts w:ascii="楷体" w:eastAsia="楷体" w:hAnsi="楷体"/>
-                <w:sz w:val="21"/>
-                <w:szCs w:val="22"/>
-              </w:rPr>
-              <w:t>新建智算中心国产算力芯片</w:t>
-            </w:r>
-            <w:proofErr w:type="gramEnd"/>
-            <w:r>
-              <w:rPr>
-                <w:rFonts w:ascii="楷体" w:eastAsia="楷体" w:hAnsi="楷体"/>
-                <w:sz w:val="21"/>
-                <w:szCs w:val="22"/>
-              </w:rPr>
-              <w:t>使用占比超过 50%，国产存储使用占比超过 50%，PUE 值将降至 1.25 以下。到 2025 年，上海市智能</w:t>
-            </w:r>
-            <w:proofErr w:type="gramStart"/>
-            <w:r>
-              <w:rPr>
-                <w:rFonts w:ascii="楷体" w:eastAsia="楷体" w:hAnsi="楷体"/>
-                <w:sz w:val="21"/>
-                <w:szCs w:val="22"/>
-              </w:rPr>
-              <w:t>算力规模</w:t>
-            </w:r>
-            <w:proofErr w:type="gramEnd"/>
-            <w:r>
-              <w:rPr>
-                <w:rFonts w:ascii="楷体" w:eastAsia="楷体" w:hAnsi="楷体"/>
-                <w:sz w:val="21"/>
-                <w:szCs w:val="22"/>
-              </w:rPr>
-              <w:t>将超过 30EFLOPS，占比达到总算力的 50% 以上，</w:t>
-            </w:r>
-            <w:proofErr w:type="gramStart"/>
-            <w:r>
-              <w:rPr>
-                <w:rFonts w:ascii="楷体" w:eastAsia="楷体" w:hAnsi="楷体"/>
-                <w:sz w:val="21"/>
-                <w:szCs w:val="22"/>
-              </w:rPr>
-              <w:t>智算中心</w:t>
-            </w:r>
-            <w:proofErr w:type="gramEnd"/>
-            <w:r>
-              <w:rPr>
-                <w:rFonts w:ascii="楷体" w:eastAsia="楷体" w:hAnsi="楷体"/>
-                <w:sz w:val="21"/>
-                <w:szCs w:val="22"/>
-              </w:rPr>
-              <w:t>内先进存储容量占比达到 50% 以上</w:t>
+              <w:t>到 2025 年，新建智算中心国产算力芯片使用占比超过 50%，国产存储使用占比超过 50%，PUE 值将降至 1.25 以下。到 2025 年，上海市智能算力规模将超过 30EFLOPS，占比达到总算力的 50% 以上，智算中心内先进存储容量占比达到 50% 以上</w:t>
             </w:r>
           </w:p>
         </w:tc>
@@ -5027,26 +5381,7 @@
                 <w:sz w:val="21"/>
                 <w:szCs w:val="22"/>
               </w:rPr>
-              <w:lastRenderedPageBreak/>
-              <w:t>广东省</w:t>
-            </w:r>
-            <w:proofErr w:type="gramStart"/>
-            <w:r>
-              <w:rPr>
-                <w:rFonts w:ascii="楷体" w:eastAsia="楷体" w:hAnsi="楷体"/>
-                <w:sz w:val="21"/>
-                <w:szCs w:val="22"/>
-              </w:rPr>
-              <w:t>算力基础</w:t>
-            </w:r>
-            <w:proofErr w:type="gramEnd"/>
-            <w:r>
-              <w:rPr>
-                <w:rFonts w:ascii="楷体" w:eastAsia="楷体" w:hAnsi="楷体"/>
-                <w:sz w:val="21"/>
-                <w:szCs w:val="22"/>
-              </w:rPr>
-              <w:t>设施高质量发展行动暨 “粤算” 行动计划 (2024-2025 年)</w:t>
+              <w:t>广东省算力基础设施高质量发展行动暨 “粤算” 行动计划 (2024-2025 年)</w:t>
             </w:r>
           </w:p>
         </w:tc>
@@ -5091,97 +5426,7 @@
                 <w:sz w:val="21"/>
                 <w:szCs w:val="22"/>
               </w:rPr>
-              <w:t>到 2025 年，在计算力方面，</w:t>
-            </w:r>
-            <w:proofErr w:type="gramStart"/>
-            <w:r>
-              <w:rPr>
-                <w:rFonts w:ascii="楷体" w:eastAsia="楷体" w:hAnsi="楷体"/>
-                <w:sz w:val="21"/>
-                <w:szCs w:val="22"/>
-              </w:rPr>
-              <w:t>算力规模</w:t>
-            </w:r>
-            <w:proofErr w:type="gramEnd"/>
-            <w:r>
-              <w:rPr>
-                <w:rFonts w:ascii="楷体" w:eastAsia="楷体" w:hAnsi="楷体"/>
-                <w:sz w:val="21"/>
-                <w:szCs w:val="22"/>
-              </w:rPr>
-              <w:t>达到 38EFLOPS，</w:t>
-            </w:r>
-            <w:proofErr w:type="gramStart"/>
-            <w:r>
-              <w:rPr>
-                <w:rFonts w:ascii="楷体" w:eastAsia="楷体" w:hAnsi="楷体"/>
-                <w:sz w:val="21"/>
-                <w:szCs w:val="22"/>
-              </w:rPr>
-              <w:t>智能算力占</w:t>
-            </w:r>
-            <w:proofErr w:type="gramEnd"/>
-            <w:r>
-              <w:rPr>
-                <w:rFonts w:ascii="楷体" w:eastAsia="楷体" w:hAnsi="楷体"/>
-                <w:sz w:val="21"/>
-                <w:szCs w:val="22"/>
-              </w:rPr>
-              <w:t xml:space="preserve">比达到 50%。建成智能计算中心 10 </w:t>
-            </w:r>
-            <w:proofErr w:type="gramStart"/>
-            <w:r>
-              <w:rPr>
-                <w:rFonts w:ascii="楷体" w:eastAsia="楷体" w:hAnsi="楷体"/>
-                <w:sz w:val="21"/>
-                <w:szCs w:val="22"/>
-              </w:rPr>
-              <w:t>个</w:t>
-            </w:r>
-            <w:proofErr w:type="gramEnd"/>
-            <w:r>
-              <w:rPr>
-                <w:rFonts w:ascii="楷体" w:eastAsia="楷体" w:hAnsi="楷体"/>
-                <w:sz w:val="21"/>
-                <w:szCs w:val="22"/>
-              </w:rPr>
-              <w:t>，基本形成算</w:t>
-            </w:r>
-            <w:proofErr w:type="gramStart"/>
-            <w:r>
-              <w:rPr>
-                <w:rFonts w:ascii="楷体" w:eastAsia="楷体" w:hAnsi="楷体"/>
-                <w:sz w:val="21"/>
-                <w:szCs w:val="22"/>
-              </w:rPr>
-              <w:t>力规模</w:t>
-            </w:r>
-            <w:proofErr w:type="gramEnd"/>
-            <w:r>
-              <w:rPr>
-                <w:rFonts w:ascii="楷体" w:eastAsia="楷体" w:hAnsi="楷体"/>
-                <w:sz w:val="21"/>
-                <w:szCs w:val="22"/>
-              </w:rPr>
-              <w:t>体量与数字化发展需求相适应、</w:t>
-            </w:r>
-            <w:proofErr w:type="gramStart"/>
-            <w:r>
-              <w:rPr>
-                <w:rFonts w:ascii="楷体" w:eastAsia="楷体" w:hAnsi="楷体"/>
-                <w:sz w:val="21"/>
-                <w:szCs w:val="22"/>
-              </w:rPr>
-              <w:t>算力供给</w:t>
-            </w:r>
-            <w:proofErr w:type="gramEnd"/>
-            <w:r>
-              <w:rPr>
-                <w:rFonts w:ascii="楷体" w:eastAsia="楷体" w:hAnsi="楷体"/>
-                <w:sz w:val="21"/>
-                <w:szCs w:val="22"/>
-              </w:rPr>
-              <w:t>结构与业务需求相匹配的发展格局</w:t>
+              <w:t>到 2025 年，在计算力方面，算力规模达到 38EFLOPS，智能算力占比达到 50%。建成智能计算中心 10 个，基本形成算力规模体量与数字化发展需求相适应、算力供给结构与业务需求相匹配的发展格局</w:t>
             </w:r>
           </w:p>
         </w:tc>
@@ -5206,25 +5451,16 @@
                 <w:sz w:val="21"/>
                 <w:szCs w:val="22"/>
               </w:rPr>
-              <w:t>深圳市</w:t>
-            </w:r>
-            <w:proofErr w:type="gramStart"/>
+              <w:t>深圳市算力基础设施</w:t>
+            </w:r>
             <w:r>
               <w:rPr>
                 <w:rFonts w:ascii="楷体" w:eastAsia="楷体" w:hAnsi="楷体"/>
                 <w:sz w:val="21"/>
                 <w:szCs w:val="22"/>
               </w:rPr>
-              <w:t>算力基础</w:t>
-            </w:r>
-            <w:proofErr w:type="gramEnd"/>
-            <w:r>
-              <w:rPr>
-                <w:rFonts w:ascii="楷体" w:eastAsia="楷体" w:hAnsi="楷体"/>
-                <w:sz w:val="21"/>
-                <w:szCs w:val="22"/>
-              </w:rPr>
-              <w:t>设施高质量发展行动计划 (2024-2025)</w:t>
+              <w:lastRenderedPageBreak/>
+              <w:t>高质量发展行动计划 (2024-2025)</w:t>
             </w:r>
           </w:p>
         </w:tc>
@@ -5247,6 +5483,7 @@
                 <w:sz w:val="21"/>
                 <w:szCs w:val="22"/>
               </w:rPr>
+              <w:lastRenderedPageBreak/>
               <w:t>深圳市</w:t>
             </w:r>
           </w:p>
@@ -5269,61 +5506,16 @@
                 <w:sz w:val="21"/>
                 <w:szCs w:val="22"/>
               </w:rPr>
-              <w:t>到 2025 年，</w:t>
-            </w:r>
-            <w:proofErr w:type="gramStart"/>
+              <w:t>到 2025 年，通用算力达到 14 EFLOPS (FP32)，智能算</w:t>
+            </w:r>
             <w:r>
               <w:rPr>
                 <w:rFonts w:ascii="楷体" w:eastAsia="楷体" w:hAnsi="楷体"/>
                 <w:sz w:val="21"/>
                 <w:szCs w:val="22"/>
               </w:rPr>
-              <w:t>通用算力达到</w:t>
-            </w:r>
-            <w:proofErr w:type="gramEnd"/>
-            <w:r>
-              <w:rPr>
-                <w:rFonts w:ascii="楷体" w:eastAsia="楷体" w:hAnsi="楷体"/>
-                <w:sz w:val="21"/>
-                <w:szCs w:val="22"/>
-              </w:rPr>
-              <w:t xml:space="preserve"> 14 EFLOPS (FP32)，</w:t>
-            </w:r>
-            <w:proofErr w:type="gramStart"/>
-            <w:r>
-              <w:rPr>
-                <w:rFonts w:ascii="楷体" w:eastAsia="楷体" w:hAnsi="楷体"/>
-                <w:sz w:val="21"/>
-                <w:szCs w:val="22"/>
-              </w:rPr>
-              <w:t>智能算力达到</w:t>
-            </w:r>
-            <w:proofErr w:type="gramEnd"/>
-            <w:r>
-              <w:rPr>
-                <w:rFonts w:ascii="楷体" w:eastAsia="楷体" w:hAnsi="楷体"/>
-                <w:sz w:val="21"/>
-                <w:szCs w:val="22"/>
-              </w:rPr>
-              <w:t xml:space="preserve"> 25 EFLOPS (FP16)，超算算力达到 2 EFLOPS (FP64)，存储量达到 90EB。先进存储容量占比达到 80% 以上，重点行业核心数据、重要</w:t>
-            </w:r>
-            <w:proofErr w:type="gramStart"/>
-            <w:r>
-              <w:rPr>
-                <w:rFonts w:ascii="楷体" w:eastAsia="楷体" w:hAnsi="楷体"/>
-                <w:sz w:val="21"/>
-                <w:szCs w:val="22"/>
-              </w:rPr>
-              <w:t>数据灾备覆盖率</w:t>
-            </w:r>
-            <w:proofErr w:type="gramEnd"/>
-            <w:r>
-              <w:rPr>
-                <w:rFonts w:ascii="楷体" w:eastAsia="楷体" w:hAnsi="楷体"/>
-                <w:sz w:val="21"/>
-                <w:szCs w:val="22"/>
-              </w:rPr>
-              <w:t>达到 100%</w:t>
+              <w:lastRenderedPageBreak/>
+              <w:t>力达到 25 EFLOPS (FP16)，超算算力达到 2 EFLOPS (FP64)，存储量达到 90EB。先进存储容量占比达到 80% 以上，重点行业核心数据、重要数据灾备覆盖率达到 100%</w:t>
             </w:r>
           </w:p>
         </w:tc>
@@ -5348,6 +5540,7 @@
                 <w:sz w:val="21"/>
                 <w:szCs w:val="22"/>
               </w:rPr>
+              <w:lastRenderedPageBreak/>
               <w:t>山东省数字基础设施建设行动方案 (2024-2025 年)</w:t>
             </w:r>
           </w:p>
@@ -5393,61 +5586,7 @@
                 <w:sz w:val="21"/>
                 <w:szCs w:val="22"/>
               </w:rPr>
-              <w:t>到 2025 年，全省数据中心在用标准机架总数达到 45 万个，总算力达到 12.5EFLOPS，</w:t>
-            </w:r>
-            <w:proofErr w:type="gramStart"/>
-            <w:r>
-              <w:rPr>
-                <w:rFonts w:ascii="楷体" w:eastAsia="楷体" w:hAnsi="楷体"/>
-                <w:sz w:val="21"/>
-                <w:szCs w:val="22"/>
-              </w:rPr>
-              <w:t>智能算力占</w:t>
-            </w:r>
-            <w:proofErr w:type="gramEnd"/>
-            <w:r>
-              <w:rPr>
-                <w:rFonts w:ascii="楷体" w:eastAsia="楷体" w:hAnsi="楷体"/>
-                <w:sz w:val="21"/>
-                <w:szCs w:val="22"/>
-              </w:rPr>
-              <w:t>比达到 35%，</w:t>
-            </w:r>
-            <w:proofErr w:type="gramStart"/>
-            <w:r>
-              <w:rPr>
-                <w:rFonts w:ascii="楷体" w:eastAsia="楷体" w:hAnsi="楷体"/>
-                <w:sz w:val="21"/>
-                <w:szCs w:val="22"/>
-              </w:rPr>
-              <w:t>算力规模</w:t>
-            </w:r>
-            <w:proofErr w:type="gramEnd"/>
-            <w:r>
-              <w:rPr>
-                <w:rFonts w:ascii="楷体" w:eastAsia="楷体" w:hAnsi="楷体"/>
-                <w:sz w:val="21"/>
-                <w:szCs w:val="22"/>
-              </w:rPr>
-              <w:t>达 65EB，先进</w:t>
-            </w:r>
-            <w:proofErr w:type="gramStart"/>
-            <w:r>
-              <w:rPr>
-                <w:rFonts w:ascii="楷体" w:eastAsia="楷体" w:hAnsi="楷体"/>
-                <w:sz w:val="21"/>
-                <w:szCs w:val="22"/>
-              </w:rPr>
-              <w:t>存储占</w:t>
-            </w:r>
-            <w:proofErr w:type="gramEnd"/>
-            <w:r>
-              <w:rPr>
-                <w:rFonts w:ascii="楷体" w:eastAsia="楷体" w:hAnsi="楷体"/>
-                <w:sz w:val="21"/>
-                <w:szCs w:val="22"/>
-              </w:rPr>
-              <w:t>比达到 35% 以上</w:t>
+              <w:t>到 2025 年，全省数据中心在用标准机架总数达到 45 万个，总算力达到 12.5EFLOPS，智能算力占比达到 35%，算力规模达 65EB，先进存储占比达到 35% 以上</w:t>
             </w:r>
           </w:p>
         </w:tc>
@@ -5517,115 +5656,7 @@
                 <w:sz w:val="21"/>
                 <w:szCs w:val="22"/>
               </w:rPr>
-              <w:t xml:space="preserve">到 2025 </w:t>
-            </w:r>
-            <w:proofErr w:type="gramStart"/>
-            <w:r>
-              <w:rPr>
-                <w:rFonts w:ascii="楷体" w:eastAsia="楷体" w:hAnsi="楷体"/>
-                <w:sz w:val="21"/>
-                <w:szCs w:val="22"/>
-              </w:rPr>
-              <w:t>年智算</w:t>
-            </w:r>
-            <w:proofErr w:type="gramEnd"/>
-            <w:r>
-              <w:rPr>
-                <w:rFonts w:ascii="楷体" w:eastAsia="楷体" w:hAnsi="楷体"/>
-                <w:sz w:val="21"/>
-                <w:szCs w:val="22"/>
-              </w:rPr>
-              <w:t>和超算算</w:t>
-            </w:r>
-            <w:proofErr w:type="gramStart"/>
-            <w:r>
-              <w:rPr>
-                <w:rFonts w:ascii="楷体" w:eastAsia="楷体" w:hAnsi="楷体"/>
-                <w:sz w:val="21"/>
-                <w:szCs w:val="22"/>
-              </w:rPr>
-              <w:t>力规模</w:t>
-            </w:r>
-            <w:proofErr w:type="gramEnd"/>
-            <w:r>
-              <w:rPr>
-                <w:rFonts w:ascii="楷体" w:eastAsia="楷体" w:hAnsi="楷体"/>
-                <w:sz w:val="21"/>
-                <w:szCs w:val="22"/>
-              </w:rPr>
-              <w:t>超过 2000PFLOPS，</w:t>
-            </w:r>
-            <w:proofErr w:type="gramStart"/>
-            <w:r>
-              <w:rPr>
-                <w:rFonts w:ascii="楷体" w:eastAsia="楷体" w:hAnsi="楷体"/>
-                <w:sz w:val="21"/>
-                <w:szCs w:val="22"/>
-              </w:rPr>
-              <w:t>高性能算力占</w:t>
-            </w:r>
-            <w:proofErr w:type="gramEnd"/>
-            <w:r>
-              <w:rPr>
-                <w:rFonts w:ascii="楷体" w:eastAsia="楷体" w:hAnsi="楷体"/>
-                <w:sz w:val="21"/>
-                <w:szCs w:val="22"/>
-              </w:rPr>
-              <w:t>比超过 30%。持续提升</w:t>
-            </w:r>
-            <w:proofErr w:type="gramStart"/>
-            <w:r>
-              <w:rPr>
-                <w:rFonts w:ascii="楷体" w:eastAsia="楷体" w:hAnsi="楷体"/>
-                <w:sz w:val="21"/>
-                <w:szCs w:val="22"/>
-              </w:rPr>
-              <w:t>国家超算郑州中心超算</w:t>
-            </w:r>
-            <w:proofErr w:type="gramEnd"/>
-            <w:r>
-              <w:rPr>
-                <w:rFonts w:ascii="楷体" w:eastAsia="楷体" w:hAnsi="楷体"/>
-                <w:sz w:val="21"/>
-                <w:szCs w:val="22"/>
-              </w:rPr>
-              <w:t>能力，</w:t>
-            </w:r>
-            <w:proofErr w:type="gramStart"/>
-            <w:r>
-              <w:rPr>
-                <w:rFonts w:ascii="楷体" w:eastAsia="楷体" w:hAnsi="楷体"/>
-                <w:sz w:val="21"/>
-                <w:szCs w:val="22"/>
-              </w:rPr>
-              <w:t>建设智算中心</w:t>
-            </w:r>
-            <w:proofErr w:type="gramEnd"/>
-            <w:r>
-              <w:rPr>
-                <w:rFonts w:ascii="楷体" w:eastAsia="楷体" w:hAnsi="楷体"/>
-                <w:sz w:val="21"/>
-                <w:szCs w:val="22"/>
-              </w:rPr>
-              <w:t>和郑州城市</w:t>
-            </w:r>
-            <w:proofErr w:type="gramStart"/>
-            <w:r>
-              <w:rPr>
-                <w:rFonts w:ascii="楷体" w:eastAsia="楷体" w:hAnsi="楷体"/>
-                <w:sz w:val="21"/>
-                <w:szCs w:val="22"/>
-              </w:rPr>
-              <w:t>算力网</w:t>
-            </w:r>
-            <w:proofErr w:type="gramEnd"/>
-            <w:r>
-              <w:rPr>
-                <w:rFonts w:ascii="楷体" w:eastAsia="楷体" w:hAnsi="楷体"/>
-                <w:sz w:val="21"/>
-                <w:szCs w:val="22"/>
-              </w:rPr>
-              <w:t>调度中心，资源利用率达到 70%</w:t>
+              <w:t>到 2025 年智算和超算算力规模超过 2000PFLOPS，高性能算力占比超过 30%。持续提升国家超算郑州中心超算能力，建设智算中心和郑州城市算力网调度中心，资源利用率达到 70%</w:t>
             </w:r>
           </w:p>
         </w:tc>
@@ -5650,25 +5681,7 @@
                 <w:sz w:val="21"/>
                 <w:szCs w:val="22"/>
               </w:rPr>
-              <w:t>临港新片区加快构建</w:t>
-            </w:r>
-            <w:proofErr w:type="gramStart"/>
-            <w:r>
-              <w:rPr>
-                <w:rFonts w:ascii="楷体" w:eastAsia="楷体" w:hAnsi="楷体"/>
-                <w:sz w:val="21"/>
-                <w:szCs w:val="22"/>
-              </w:rPr>
-              <w:t>算力产业</w:t>
-            </w:r>
-            <w:proofErr w:type="gramEnd"/>
-            <w:r>
-              <w:rPr>
-                <w:rFonts w:ascii="楷体" w:eastAsia="楷体" w:hAnsi="楷体"/>
-                <w:sz w:val="21"/>
-                <w:szCs w:val="22"/>
-              </w:rPr>
-              <w:t>生态行动方案 (2023-2025 年)</w:t>
+              <w:t>临港新片区加快构建算力产业生态行动方案 (2023-2025 年)</w:t>
             </w:r>
           </w:p>
         </w:tc>
@@ -5713,79 +5726,7 @@
                 <w:sz w:val="21"/>
                 <w:szCs w:val="22"/>
               </w:rPr>
-              <w:t>到 2025 年，</w:t>
-            </w:r>
-            <w:proofErr w:type="gramStart"/>
-            <w:r>
-              <w:rPr>
-                <w:rFonts w:ascii="楷体" w:eastAsia="楷体" w:hAnsi="楷体"/>
-                <w:sz w:val="21"/>
-                <w:szCs w:val="22"/>
-              </w:rPr>
-              <w:t>新片区算力供给</w:t>
-            </w:r>
-            <w:proofErr w:type="gramEnd"/>
-            <w:r>
-              <w:rPr>
-                <w:rFonts w:ascii="楷体" w:eastAsia="楷体" w:hAnsi="楷体"/>
-                <w:sz w:val="21"/>
-                <w:szCs w:val="22"/>
-              </w:rPr>
-              <w:t>形成以智算算力为主、</w:t>
-            </w:r>
-            <w:proofErr w:type="gramStart"/>
-            <w:r>
-              <w:rPr>
-                <w:rFonts w:ascii="楷体" w:eastAsia="楷体" w:hAnsi="楷体"/>
-                <w:sz w:val="21"/>
-                <w:szCs w:val="22"/>
-              </w:rPr>
-              <w:t>基础算力和</w:t>
-            </w:r>
-            <w:proofErr w:type="gramEnd"/>
-            <w:r>
-              <w:rPr>
-                <w:rFonts w:ascii="楷体" w:eastAsia="楷体" w:hAnsi="楷体"/>
-                <w:sz w:val="21"/>
-                <w:szCs w:val="22"/>
-              </w:rPr>
-              <w:t>超算算力协同的</w:t>
-            </w:r>
-            <w:proofErr w:type="gramStart"/>
-            <w:r>
-              <w:rPr>
-                <w:rFonts w:ascii="楷体" w:eastAsia="楷体" w:hAnsi="楷体"/>
-                <w:sz w:val="21"/>
-                <w:szCs w:val="22"/>
-              </w:rPr>
-              <w:t>多元算力供给</w:t>
-            </w:r>
-            <w:proofErr w:type="gramEnd"/>
-            <w:r>
-              <w:rPr>
-                <w:rFonts w:ascii="楷体" w:eastAsia="楷体" w:hAnsi="楷体"/>
-                <w:sz w:val="21"/>
-                <w:szCs w:val="22"/>
-              </w:rPr>
-              <w:t xml:space="preserve">体系，总算力超过 5EFLOPS (FP32)，AI </w:t>
-            </w:r>
-            <w:proofErr w:type="gramStart"/>
-            <w:r>
-              <w:rPr>
-                <w:rFonts w:ascii="楷体" w:eastAsia="楷体" w:hAnsi="楷体"/>
-                <w:sz w:val="21"/>
-                <w:szCs w:val="22"/>
-              </w:rPr>
-              <w:t>算力占</w:t>
-            </w:r>
-            <w:proofErr w:type="gramEnd"/>
-            <w:r>
-              <w:rPr>
-                <w:rFonts w:ascii="楷体" w:eastAsia="楷体" w:hAnsi="楷体"/>
-                <w:sz w:val="21"/>
-                <w:szCs w:val="22"/>
-              </w:rPr>
-              <w:t>比达到 80%，新建数据中心 PUE 控制在 1.25 以内</w:t>
+              <w:t>到 2025 年，新片区算力供给形成以智算算力为主、基础算力和超算算力协同的多元算力供给体系，总算力超过 5EFLOPS (FP32)，AI 算力占比达到 80%，新建数据中心 PUE 控制在 1.25 以内</w:t>
             </w:r>
           </w:p>
         </w:tc>
@@ -5799,36 +5740,18 @@
             <w:pPr>
               <w:jc w:val="center"/>
               <w:rPr>
+                <w:rFonts w:ascii="楷体" w:eastAsia="楷体" w:hAnsi="楷体" w:hint="eastAsia"/>
+                <w:sz w:val="21"/>
+                <w:szCs w:val="22"/>
+              </w:rPr>
+            </w:pPr>
+            <w:r>
+              <w:rPr>
                 <w:rFonts w:ascii="楷体" w:eastAsia="楷体" w:hAnsi="楷体"/>
                 <w:sz w:val="21"/>
                 <w:szCs w:val="22"/>
               </w:rPr>
-            </w:pPr>
-            <w:r>
-              <w:rPr>
-                <w:rFonts w:ascii="楷体" w:eastAsia="楷体" w:hAnsi="楷体"/>
-                <w:sz w:val="21"/>
-                <w:szCs w:val="22"/>
-              </w:rPr>
-              <w:t>面向全国</w:t>
-            </w:r>
-            <w:proofErr w:type="gramStart"/>
-            <w:r>
-              <w:rPr>
-                <w:rFonts w:ascii="楷体" w:eastAsia="楷体" w:hAnsi="楷体"/>
-                <w:sz w:val="21"/>
-                <w:szCs w:val="22"/>
-              </w:rPr>
-              <w:t>的算力保障</w:t>
-            </w:r>
-            <w:proofErr w:type="gramEnd"/>
-            <w:r>
-              <w:rPr>
-                <w:rFonts w:ascii="楷体" w:eastAsia="楷体" w:hAnsi="楷体"/>
-                <w:sz w:val="21"/>
-                <w:szCs w:val="22"/>
-              </w:rPr>
-              <w:t>基地建设规划</w:t>
+              <w:t>面向全国的算力保障基地建设规划</w:t>
             </w:r>
           </w:p>
         </w:tc>
@@ -5881,43 +5804,7 @@
                 <w:sz w:val="21"/>
                 <w:szCs w:val="22"/>
               </w:rPr>
-              <w:t>围绕高可靠、高可用目标，从备份中心提升为计算中心、效益中心，重点布局</w:t>
-            </w:r>
-            <w:proofErr w:type="gramStart"/>
-            <w:r>
-              <w:rPr>
-                <w:rFonts w:ascii="楷体" w:eastAsia="楷体" w:hAnsi="楷体"/>
-                <w:sz w:val="21"/>
-                <w:szCs w:val="22"/>
-              </w:rPr>
-              <w:t>智算基础</w:t>
-            </w:r>
-            <w:proofErr w:type="gramEnd"/>
-            <w:r>
-              <w:rPr>
-                <w:rFonts w:ascii="楷体" w:eastAsia="楷体" w:hAnsi="楷体"/>
-                <w:sz w:val="21"/>
-                <w:szCs w:val="22"/>
-              </w:rPr>
-              <w:t>设施，形成低时延</w:t>
-            </w:r>
-            <w:proofErr w:type="gramStart"/>
-            <w:r>
-              <w:rPr>
-                <w:rFonts w:ascii="楷体" w:eastAsia="楷体" w:hAnsi="楷体"/>
-                <w:sz w:val="21"/>
-                <w:szCs w:val="22"/>
-              </w:rPr>
-              <w:t>人工智能算力基地</w:t>
-            </w:r>
-            <w:proofErr w:type="gramEnd"/>
-            <w:r>
-              <w:rPr>
-                <w:rFonts w:ascii="楷体" w:eastAsia="楷体" w:hAnsi="楷体"/>
-                <w:sz w:val="21"/>
-                <w:szCs w:val="22"/>
-              </w:rPr>
-              <w:t>、全国低成本中心、高安全中心，到 2024 年通用算力、智算算力、超算算力的总规模达到 5EFLOPS</w:t>
+              <w:t>围绕高可靠、高可用目标，从备份中心提升为计算中心、效益中心，重点布局智算基础设施，形成低时延人工智能算力基地、全国低成本中心、高安全中心，到 2024 年通用算力、智算算力、超算算力的总规模达到 5EFLOPS</w:t>
             </w:r>
           </w:p>
         </w:tc>
@@ -5925,19 +5812,379 @@
     </w:tbl>
     <w:p>
       <w:pPr>
-        <w:jc w:val="center"/>
         <w:rPr>
           <w:rFonts w:ascii="楷体" w:eastAsia="楷体" w:hAnsi="楷体" w:hint="eastAsia"/>
           <w:sz w:val="21"/>
           <w:szCs w:val="22"/>
         </w:rPr>
       </w:pPr>
+      <w:r>
+        <w:rPr>
+          <w:rFonts w:ascii="楷体" w:eastAsia="楷体" w:hAnsi="楷体" w:hint="eastAsia"/>
+          <w:sz w:val="21"/>
+          <w:szCs w:val="22"/>
+        </w:rPr>
+        <w:t>信息来源：银河证券</w:t>
+      </w:r>
+    </w:p>
+    <w:p>
+      <w:pPr>
+        <w:rPr>
+          <w:rFonts w:hint="eastAsia"/>
+        </w:rPr>
+      </w:pPr>
     </w:p>
     <w:p>
       <w:pPr>
         <w:pStyle w:val="2"/>
-        <w:rPr>
-          <w:rFonts w:ascii="楷体" w:eastAsia="楷体" w:hAnsi="楷体"/>
+      </w:pPr>
+      <w:r>
+        <w:rPr>
+          <w:rFonts w:hint="eastAsia"/>
+        </w:rPr>
+        <w:t>3.</w:t>
+      </w:r>
+      <w:r>
+        <w:rPr>
+          <w:rFonts w:hint="eastAsia"/>
+        </w:rPr>
+        <w:t>4.</w:t>
+      </w:r>
+      <w:r>
+        <w:rPr>
+          <w:rFonts w:hint="eastAsia"/>
+        </w:rPr>
+        <w:t>传统通信的良性嬗变</w:t>
+      </w:r>
+    </w:p>
+    <w:p>
+      <w:pPr>
+        <w:pStyle w:val="3"/>
+        <w:rPr>
+          <w:rFonts w:hint="eastAsia"/>
+        </w:rPr>
+      </w:pPr>
+      <w:r>
+        <w:rPr>
+          <w:rFonts w:hint="eastAsia"/>
+        </w:rPr>
+        <w:t>3.4.1 运营商</w:t>
+      </w:r>
+    </w:p>
+    <w:p>
+      <w:r>
+        <w:t>经营业绩层面，据工信部统计，2025 年前三季度国内电信业务累计收入为 13270 亿元，同比增长 0.9%（9M24：2.6%），电信业务总量同比增长 9%（9M24：10.7%），较去年同期收入增速有所放缓。我们认为主要系当前国内移动电话用户数总量已达 18.28 亿户，5G 移动电话用户占比也已提升至 63.9%，移动电话用户量的增长逐步触及天花板。细分来看，移动互联网流量仍然保持较快增长，1-9 月移动互联网累计流量达到 2874 亿 GB，同比增长 16.6%，5月户均移动互联网接入流量（DOU）达到 21.23GB/户·月，同比增长 15.5%；固网业务方面，固网接入用户总数达到 6.95 亿户，较2024年末净增长 2486 万，千兆宽带用户数占比提升至 33.9%，固网业务市场收入仍然具备良好的成长性。</w:t>
+      </w:r>
+      <w:r>
+        <w:rPr>
+          <w:rFonts w:hint="eastAsia"/>
+        </w:rPr>
+        <w:t>传统业务基本盘仍然稳固。</w:t>
+      </w:r>
+    </w:p>
+    <w:p>
+      <w:r>
+        <w:rPr>
+          <w:noProof/>
+        </w:rPr>
+        <w:lastRenderedPageBreak/>
+        <w:drawing>
+          <wp:inline distT="0" distB="0" distL="0" distR="0" wp14:anchorId="4C25232A" wp14:editId="39250BAA">
+            <wp:extent cx="5274310" cy="2103755"/>
+            <wp:effectExtent l="0" t="0" r="2540" b="0"/>
+            <wp:docPr id="523844596" name="图片 1"/>
+            <wp:cNvGraphicFramePr>
+              <a:graphicFrameLocks xmlns:a="http://schemas.openxmlformats.org/drawingml/2006/main" noChangeAspect="1"/>
+            </wp:cNvGraphicFramePr>
+            <a:graphic xmlns:a="http://schemas.openxmlformats.org/drawingml/2006/main">
+              <a:graphicData uri="http://schemas.openxmlformats.org/drawingml/2006/picture">
+                <pic:pic xmlns:pic="http://schemas.openxmlformats.org/drawingml/2006/picture">
+                  <pic:nvPicPr>
+                    <pic:cNvPr id="523844596" name=""/>
+                    <pic:cNvPicPr/>
+                  </pic:nvPicPr>
+                  <pic:blipFill>
+                    <a:blip r:embed="rId20"/>
+                    <a:stretch>
+                      <a:fillRect/>
+                    </a:stretch>
+                  </pic:blipFill>
+                  <pic:spPr>
+                    <a:xfrm>
+                      <a:off x="0" y="0"/>
+                      <a:ext cx="5274310" cy="2103755"/>
+                    </a:xfrm>
+                    <a:prstGeom prst="rect">
+                      <a:avLst/>
+                    </a:prstGeom>
+                  </pic:spPr>
+                </pic:pic>
+              </a:graphicData>
+            </a:graphic>
+          </wp:inline>
+        </w:drawing>
+      </w:r>
+    </w:p>
+    <w:p>
+      <w:pPr>
+        <w:rPr>
+          <w:rFonts w:hint="eastAsia"/>
+        </w:rPr>
+      </w:pPr>
+      <w:r>
+        <w:rPr>
+          <w:noProof/>
+        </w:rPr>
+        <w:drawing>
+          <wp:inline distT="0" distB="0" distL="0" distR="0" wp14:anchorId="1D796014" wp14:editId="08B6292E">
+            <wp:extent cx="5274310" cy="1952625"/>
+            <wp:effectExtent l="0" t="0" r="2540" b="9525"/>
+            <wp:docPr id="1266395493" name="图片 1"/>
+            <wp:cNvGraphicFramePr>
+              <a:graphicFrameLocks xmlns:a="http://schemas.openxmlformats.org/drawingml/2006/main" noChangeAspect="1"/>
+            </wp:cNvGraphicFramePr>
+            <a:graphic xmlns:a="http://schemas.openxmlformats.org/drawingml/2006/main">
+              <a:graphicData uri="http://schemas.openxmlformats.org/drawingml/2006/picture">
+                <pic:pic xmlns:pic="http://schemas.openxmlformats.org/drawingml/2006/picture">
+                  <pic:nvPicPr>
+                    <pic:cNvPr id="1266395493" name=""/>
+                    <pic:cNvPicPr/>
+                  </pic:nvPicPr>
+                  <pic:blipFill>
+                    <a:blip r:embed="rId21"/>
+                    <a:stretch>
+                      <a:fillRect/>
+                    </a:stretch>
+                  </pic:blipFill>
+                  <pic:spPr>
+                    <a:xfrm>
+                      <a:off x="0" y="0"/>
+                      <a:ext cx="5274310" cy="1952625"/>
+                    </a:xfrm>
+                    <a:prstGeom prst="rect">
+                      <a:avLst/>
+                    </a:prstGeom>
+                  </pic:spPr>
+                </pic:pic>
+              </a:graphicData>
+            </a:graphic>
+          </wp:inline>
+        </w:drawing>
+      </w:r>
+    </w:p>
+    <w:p>
+      <w:r>
+        <w:rPr>
+          <w:rFonts w:hint="eastAsia"/>
+        </w:rPr>
+        <w:t>数字化领域，国内三大运营商作为科技央企的标杆，也在积极推进“AI+”行动的深度和广度。</w:t>
+      </w:r>
+    </w:p>
+    <w:p>
+      <w:r>
+        <w:rPr>
+          <w:rFonts w:hint="eastAsia"/>
+        </w:rPr>
+        <w:t>中国移动在 2025 年中报披露，AI+DICT 签约项目 1485 个，AI 化产品客户累计 2 亿户，AI 直接收入实现高速增长；</w:t>
+      </w:r>
+    </w:p>
+    <w:p>
+      <w:r>
+        <w:rPr>
+          <w:rFonts w:hint="eastAsia"/>
+        </w:rPr>
+        <w:t>中国电信则以“息壤”为核心，构建完成智能云体系，自用+接入智算规模达到 77EFLOPS，以算力+平台+数据+模型+应用为代表的 AI 一体化智能服务收入达 63 亿元，同比增长 89.4%；</w:t>
+      </w:r>
+    </w:p>
+    <w:p>
+      <w:r>
+        <w:rPr>
+          <w:rFonts w:hint="eastAsia"/>
+        </w:rPr>
+        <w:t>中国联通的数据中心业务在 AI 应用需求的带动下增速有所提升，AIDC 2025 年上半年签约额同比增长 60%，智算总规模达到 30EFLOPS。</w:t>
+      </w:r>
+    </w:p>
+    <w:p>
+      <w:pPr>
+        <w:rPr>
+          <w:rFonts w:hint="eastAsia"/>
+        </w:rPr>
+      </w:pPr>
+      <w:r>
+        <w:rPr>
+          <w:rFonts w:hint="eastAsia"/>
+        </w:rPr>
+        <w:t>总的来说，</w:t>
+      </w:r>
+      <w:r>
+        <w:t>三大运营商正加速战略重心向算力网络迁移，</w:t>
+      </w:r>
+      <w:r>
+        <w:rPr>
+          <w:b/>
+          <w:bCs/>
+        </w:rPr>
+        <w:t>从“连接管道”向“算力底座”跃迁</w:t>
+      </w:r>
+      <w:r>
+        <w:t>，以AI算力基建为第二增长曲线，开启新一轮资本开支结构的重构。</w:t>
+      </w:r>
+    </w:p>
+    <w:p>
+      <w:pPr>
+        <w:jc w:val="center"/>
+        <w:rPr>
+          <w:rFonts w:hint="eastAsia"/>
+        </w:rPr>
+      </w:pPr>
+      <w:r>
+        <w:rPr>
+          <w:rFonts w:hint="eastAsia"/>
+        </w:rPr>
+        <w:t>图</w:t>
+      </w:r>
+      <w:r>
+        <w:rPr>
+          <w:rFonts w:hint="eastAsia"/>
+        </w:rPr>
+        <w:t>：运营商智算投资部分展示</w:t>
+      </w:r>
+    </w:p>
+    <w:p>
+      <w:pPr>
+        <w:jc w:val="center"/>
+      </w:pPr>
+      <w:r>
+        <w:rPr>
+          <w:noProof/>
+        </w:rPr>
+        <w:lastRenderedPageBreak/>
+        <w:drawing>
+          <wp:inline distT="0" distB="0" distL="0" distR="0" wp14:anchorId="627E6DF3" wp14:editId="7A80A6B4">
+            <wp:extent cx="5274310" cy="4598035"/>
+            <wp:effectExtent l="0" t="0" r="2540" b="0"/>
+            <wp:docPr id="376983263" name="图片 1"/>
+            <wp:cNvGraphicFramePr>
+              <a:graphicFrameLocks xmlns:a="http://schemas.openxmlformats.org/drawingml/2006/main" noChangeAspect="1"/>
+            </wp:cNvGraphicFramePr>
+            <a:graphic xmlns:a="http://schemas.openxmlformats.org/drawingml/2006/main">
+              <a:graphicData uri="http://schemas.openxmlformats.org/drawingml/2006/picture">
+                <pic:pic xmlns:pic="http://schemas.openxmlformats.org/drawingml/2006/picture">
+                  <pic:nvPicPr>
+                    <pic:cNvPr id="376983263" name=""/>
+                    <pic:cNvPicPr/>
+                  </pic:nvPicPr>
+                  <pic:blipFill>
+                    <a:blip r:embed="rId22"/>
+                    <a:stretch>
+                      <a:fillRect/>
+                    </a:stretch>
+                  </pic:blipFill>
+                  <pic:spPr>
+                    <a:xfrm>
+                      <a:off x="0" y="0"/>
+                      <a:ext cx="5274310" cy="4598035"/>
+                    </a:xfrm>
+                    <a:prstGeom prst="rect">
+                      <a:avLst/>
+                    </a:prstGeom>
+                  </pic:spPr>
+                </pic:pic>
+              </a:graphicData>
+            </a:graphic>
+          </wp:inline>
+        </w:drawing>
+      </w:r>
+    </w:p>
+    <w:p>
+      <w:pPr>
+        <w:pStyle w:val="3"/>
+      </w:pPr>
+      <w:r>
+        <w:rPr>
+          <w:rFonts w:hint="eastAsia"/>
+        </w:rPr>
+        <w:t>3.4.2 传统设备厂商</w:t>
+      </w:r>
+    </w:p>
+    <w:p>
+      <w:r>
+        <w:t>传统通信设备商正从"5G基站供应商"向"算力网络综合服务商"转型。以中兴通讯为例，其智算服务器业务在2024年已实现规模化出货，从单纯的CT设备（基站、传输）向IT设备（智算中心、存储）延伸。</w:t>
+      </w:r>
+    </w:p>
+    <w:p>
+      <w:r>
+        <w:rPr>
+          <w:rFonts w:hint="eastAsia"/>
+        </w:rPr>
+        <w:t>2024年中兴通讯政企业务（含算力服务器、存储、数据中心交换机）实现营收185.7亿元，同比增长36.7%，其中国内政企业务增速近60%，服务器及存储收入实现翻番。至2025年第一季度，智算服务器订货在整体算力业务中占比已超60%，成为驱动增长的核心引擎。在运营商算力网络建设中，中兴通讯已拿下中国移动分布式存储集采新建项目最大份额，并以第一/第二名中标中国联通和中国电信数据中心交换机集采；在中国电信2024-2025年服务器规模集采（总规模15.6万台，其中国产化占比67.5%）中入围4个标包</w:t>
+      </w:r>
+    </w:p>
+    <w:p>
+      <w:r>
+        <w:t>这一转型的战略意义在于：当5G-A/6G进入平缓期，设备商通过切入算力基建市场，维持了与运营商客户的</w:t>
+      </w:r>
+      <w:r>
+        <w:rPr>
+          <w:rFonts w:hint="eastAsia"/>
+        </w:rPr>
+        <w:t>同步</w:t>
+      </w:r>
+      <w:r>
+        <w:t>绑定，同时为光模块需求提供了"设备-光互联"的系统性支撑</w:t>
+      </w:r>
+    </w:p>
+    <w:p>
+      <w:pPr>
+        <w:pStyle w:val="3"/>
+      </w:pPr>
+      <w:r>
+        <w:rPr>
+          <w:rFonts w:hint="eastAsia"/>
+        </w:rPr>
+        <w:lastRenderedPageBreak/>
+        <w:t>3.4.3 光纤</w:t>
+      </w:r>
+    </w:p>
+    <w:p>
+      <w:pPr>
+        <w:rPr>
+          <w:rFonts w:hint="eastAsia"/>
+        </w:rPr>
+      </w:pPr>
+    </w:p>
+    <w:p>
+      <w:pPr>
+        <w:rPr>
+          <w:rFonts w:hint="eastAsia"/>
+        </w:rPr>
+      </w:pPr>
+    </w:p>
+    <w:p>
+      <w:pPr>
+        <w:pStyle w:val="1"/>
+        <w:rPr>
+          <w:rFonts w:hint="eastAsia"/>
+        </w:rPr>
+      </w:pPr>
+      <w:r>
+        <w:rPr>
+          <w:rFonts w:hint="eastAsia"/>
+        </w:rPr>
+        <w:t>4.</w:t>
+      </w:r>
+      <w:r>
+        <w:rPr>
+          <w:rFonts w:hint="eastAsia"/>
+        </w:rPr>
+        <w:t>投资标的1：515050</w:t>
+      </w:r>
+    </w:p>
+    <w:p>
+      <w:pPr>
+        <w:pStyle w:val="2"/>
+        <w:rPr>
+          <w:rFonts w:ascii="楷体" w:eastAsia="楷体" w:hAnsi="楷体" w:hint="eastAsia"/>
           <w:color w:val="auto"/>
         </w:rPr>
       </w:pPr>
@@ -5946,258 +6193,28 @@
           <w:rFonts w:ascii="楷体" w:eastAsia="楷体" w:hAnsi="楷体" w:hint="eastAsia"/>
           <w:color w:val="auto"/>
         </w:rPr>
-        <w:lastRenderedPageBreak/>
-        <w:t xml:space="preserve">3.3 </w:t>
+        <w:t>4.1</w:t>
       </w:r>
       <w:r>
         <w:rPr>
           <w:rFonts w:ascii="楷体" w:eastAsia="楷体" w:hAnsi="楷体" w:hint="eastAsia"/>
           <w:color w:val="auto"/>
         </w:rPr>
-        <w:t>景气度分析</w:t>
+        <w:t>基本信息：管理人，费率，十大持仓，估值，主题偏离，价格弹性，流动性，跟踪误差</w:t>
       </w:r>
     </w:p>
     <w:p>
       <w:pPr>
         <w:pStyle w:val="2"/>
         <w:rPr>
-          <w:rFonts w:ascii="楷体" w:eastAsia="楷体" w:hAnsi="楷体" w:hint="eastAsia"/>
-          <w:color w:val="auto"/>
-        </w:rPr>
-      </w:pPr>
-      <w:r>
-        <w:rPr>
-          <w:rFonts w:ascii="楷体" w:eastAsia="楷体" w:hAnsi="楷体" w:hint="eastAsia"/>
-          <w:color w:val="auto"/>
-        </w:rPr>
-        <w:t xml:space="preserve">3.5 </w:t>
-      </w:r>
-      <w:r>
-        <w:rPr>
-          <w:rFonts w:ascii="楷体" w:eastAsia="楷体" w:hAnsi="楷体" w:hint="eastAsia"/>
-          <w:color w:val="auto"/>
-        </w:rPr>
-        <w:t>技术的发展与革新</w:t>
-      </w:r>
-      <w:r>
-        <w:rPr>
-          <w:rFonts w:ascii="楷体" w:eastAsia="楷体" w:hAnsi="楷体" w:hint="eastAsia"/>
-          <w:color w:val="auto"/>
-        </w:rPr>
-        <w:t>与高渗透</w:t>
-      </w:r>
-    </w:p>
-    <w:p>
-      <w:pPr>
-        <w:pStyle w:val="2"/>
-        <w:rPr>
-          <w:rFonts w:ascii="楷体" w:eastAsia="楷体" w:hAnsi="楷体" w:hint="eastAsia"/>
-          <w:color w:val="auto"/>
-        </w:rPr>
-      </w:pPr>
-      <w:r>
-        <w:rPr>
-          <w:rFonts w:ascii="楷体" w:eastAsia="楷体" w:hAnsi="楷体" w:hint="eastAsia"/>
-          <w:color w:val="auto"/>
-        </w:rPr>
-        <w:t xml:space="preserve">3.4 </w:t>
-      </w:r>
-      <w:r>
-        <w:rPr>
-          <w:rFonts w:ascii="楷体" w:eastAsia="楷体" w:hAnsi="楷体" w:hint="eastAsia"/>
-          <w:color w:val="auto"/>
-        </w:rPr>
-        <w:t>供需分析</w:t>
-      </w:r>
-    </w:p>
-    <w:p>
-      <w:pPr>
-        <w:pStyle w:val="3"/>
-        <w:rPr>
-          <w:rFonts w:ascii="楷体" w:eastAsia="楷体" w:hAnsi="楷体" w:hint="eastAsia"/>
-          <w:color w:val="auto"/>
-        </w:rPr>
-      </w:pPr>
-      <w:r>
-        <w:rPr>
-          <w:rFonts w:ascii="楷体" w:eastAsia="楷体" w:hAnsi="楷体" w:hint="eastAsia"/>
-          <w:color w:val="auto"/>
-        </w:rPr>
-        <w:t xml:space="preserve">3.4.1 </w:t>
-      </w:r>
-      <w:r>
-        <w:rPr>
-          <w:rFonts w:ascii="楷体" w:eastAsia="楷体" w:hAnsi="楷体" w:hint="eastAsia"/>
-          <w:color w:val="auto"/>
-        </w:rPr>
-        <w:t>供应：强调供方的主动权，排货的紧俏，独立提价的能力</w:t>
-      </w:r>
-    </w:p>
-    <w:p>
-      <w:pPr>
-        <w:pStyle w:val="3"/>
-        <w:rPr>
-          <w:rFonts w:ascii="楷体" w:eastAsia="楷体" w:hAnsi="楷体" w:hint="eastAsia"/>
-          <w:color w:val="auto"/>
-        </w:rPr>
-      </w:pPr>
-      <w:r>
-        <w:rPr>
-          <w:rFonts w:ascii="楷体" w:eastAsia="楷体" w:hAnsi="楷体" w:hint="eastAsia"/>
-          <w:color w:val="auto"/>
-        </w:rPr>
-        <w:t xml:space="preserve">3.4.2 </w:t>
-      </w:r>
-      <w:r>
-        <w:rPr>
-          <w:rFonts w:ascii="楷体" w:eastAsia="楷体" w:hAnsi="楷体" w:hint="eastAsia"/>
-          <w:color w:val="auto"/>
-        </w:rPr>
-        <w:t>需求：海外需求(</w:t>
-      </w:r>
-      <w:proofErr w:type="gramStart"/>
-      <w:r>
-        <w:rPr>
-          <w:rFonts w:ascii="楷体" w:eastAsia="楷体" w:hAnsi="楷体" w:hint="eastAsia"/>
-          <w:color w:val="auto"/>
-        </w:rPr>
-        <w:t>云厂的</w:t>
-      </w:r>
-      <w:proofErr w:type="gramEnd"/>
-      <w:r>
-        <w:rPr>
-          <w:rFonts w:ascii="楷体" w:eastAsia="楷体" w:hAnsi="楷体" w:hint="eastAsia"/>
-          <w:color w:val="auto"/>
-        </w:rPr>
-        <w:t>加码和</w:t>
-      </w:r>
-      <w:proofErr w:type="spellStart"/>
-      <w:r>
-        <w:rPr>
-          <w:rFonts w:ascii="楷体" w:eastAsia="楷体" w:hAnsi="楷体" w:hint="eastAsia"/>
-          <w:color w:val="auto"/>
-        </w:rPr>
-        <w:t>capx</w:t>
-      </w:r>
-      <w:proofErr w:type="spellEnd"/>
-      <w:r>
-        <w:rPr>
-          <w:rFonts w:ascii="楷体" w:eastAsia="楷体" w:hAnsi="楷体" w:hint="eastAsia"/>
-          <w:color w:val="auto"/>
-        </w:rPr>
-        <w:t>，预示着至少短期内，不会有问题)，国内需求，</w:t>
-      </w:r>
-    </w:p>
-    <w:p>
-      <w:pPr>
-        <w:pStyle w:val="2"/>
-        <w:rPr>
-          <w:rFonts w:ascii="楷体" w:eastAsia="楷体" w:hAnsi="楷体"/>
-          <w:color w:val="auto"/>
-        </w:rPr>
-      </w:pPr>
-      <w:r>
-        <w:rPr>
-          <w:rFonts w:ascii="楷体" w:eastAsia="楷体" w:hAnsi="楷体" w:hint="eastAsia"/>
-          <w:color w:val="auto"/>
-        </w:rPr>
-        <w:t>3.6</w:t>
-      </w:r>
-      <w:r>
-        <w:rPr>
-          <w:rFonts w:ascii="楷体" w:eastAsia="楷体" w:hAnsi="楷体" w:hint="eastAsia"/>
-          <w:color w:val="auto"/>
-        </w:rPr>
-        <w:t xml:space="preserve"> </w:t>
-      </w:r>
-      <w:r>
-        <w:rPr>
-          <w:rFonts w:ascii="楷体" w:eastAsia="楷体" w:hAnsi="楷体" w:hint="eastAsia"/>
-          <w:color w:val="auto"/>
-        </w:rPr>
-        <w:t>从token消耗量到具体硬件的估测</w:t>
-      </w:r>
-    </w:p>
-    <w:p/>
-    <w:p>
-      <w:pPr>
-        <w:rPr>
-          <w:rFonts w:hint="eastAsia"/>
-        </w:rPr>
-      </w:pPr>
-    </w:p>
-    <w:p>
-      <w:pPr>
-        <w:pStyle w:val="2"/>
-        <w:rPr>
-          <w:rFonts w:ascii="楷体" w:eastAsia="楷体" w:hAnsi="楷体" w:hint="eastAsia"/>
-          <w:color w:val="auto"/>
-        </w:rPr>
-      </w:pPr>
-      <w:r>
-        <w:rPr>
-          <w:rFonts w:ascii="楷体" w:eastAsia="楷体" w:hAnsi="楷体" w:hint="eastAsia"/>
-          <w:color w:val="auto"/>
-        </w:rPr>
-        <w:t>4.</w:t>
-      </w:r>
-      <w:r>
-        <w:rPr>
-          <w:rFonts w:ascii="楷体" w:eastAsia="楷体" w:hAnsi="楷体" w:hint="eastAsia"/>
-          <w:color w:val="auto"/>
-        </w:rPr>
-        <w:t>投资标的1：515050</w:t>
-      </w:r>
-    </w:p>
-    <w:p>
-      <w:pPr>
-        <w:pStyle w:val="2"/>
-        <w:rPr>
-          <w:rFonts w:ascii="楷体" w:eastAsia="楷体" w:hAnsi="楷体"/>
-          <w:color w:val="auto"/>
-        </w:rPr>
-      </w:pPr>
-      <w:r>
-        <w:rPr>
-          <w:rFonts w:ascii="楷体" w:eastAsia="楷体" w:hAnsi="楷体" w:hint="eastAsia"/>
-          <w:color w:val="auto"/>
-        </w:rPr>
-        <w:t>4.1</w:t>
-      </w:r>
-      <w:r>
-        <w:rPr>
-          <w:rFonts w:ascii="楷体" w:eastAsia="楷体" w:hAnsi="楷体" w:hint="eastAsia"/>
-          <w:color w:val="auto"/>
-        </w:rPr>
-        <w:t>基本信息：管理人，费率，十大持仓，估值，主题偏离，价格弹性，流动性，跟踪误差</w:t>
-      </w:r>
-    </w:p>
-    <w:p>
-      <w:pPr>
-        <w:pStyle w:val="2"/>
-        <w:rPr>
-          <w:rFonts w:hint="eastAsia"/>
-        </w:rPr>
-      </w:pPr>
-      <w:r>
-        <w:rPr>
-          <w:rFonts w:hint="eastAsia"/>
-        </w:rPr>
-        <w:t>4.2 仓内</w:t>
-      </w:r>
-      <w:proofErr w:type="gramStart"/>
-      <w:r>
-        <w:rPr>
-          <w:rFonts w:hint="eastAsia"/>
-        </w:rPr>
-        <w:t>个股分</w:t>
-      </w:r>
-      <w:proofErr w:type="gramEnd"/>
-      <w:r>
-        <w:rPr>
-          <w:rFonts w:hint="eastAsia"/>
-        </w:rPr>
-        <w:t>析</w:t>
+          <w:rFonts w:hint="eastAsia"/>
+        </w:rPr>
+      </w:pPr>
+      <w:r>
+        <w:rPr>
+          <w:rFonts w:hint="eastAsia"/>
+        </w:rPr>
+        <w:t>4.2 仓内个股分析</w:t>
       </w:r>
     </w:p>
     <w:p>
@@ -6291,68 +6308,68 @@
           <w:rFonts w:ascii="楷体" w:eastAsia="楷体" w:hAnsi="楷体" w:hint="eastAsia"/>
           <w:color w:val="auto"/>
         </w:rPr>
+        <w:t>6.</w:t>
+      </w:r>
+      <w:r>
+        <w:rPr>
+          <w:rFonts w:ascii="楷体" w:eastAsia="楷体" w:hAnsi="楷体" w:hint="eastAsia"/>
+          <w:color w:val="auto"/>
+        </w:rPr>
+        <w:t>投资风险</w:t>
+      </w:r>
+    </w:p>
+    <w:p>
+      <w:pPr>
+        <w:pStyle w:val="1"/>
+        <w:rPr>
+          <w:rFonts w:hint="eastAsia"/>
+        </w:rPr>
+      </w:pPr>
+      <w:r>
+        <w:rPr>
+          <w:rFonts w:hint="eastAsia"/>
+        </w:rPr>
+        <w:t>7. 素材</w:t>
+      </w:r>
+    </w:p>
+    <w:p>
+      <w:pPr>
+        <w:pStyle w:val="2"/>
+        <w:rPr>
+          <w:rFonts w:hint="eastAsia"/>
+        </w:rPr>
+      </w:pPr>
+      <w:r>
+        <w:rPr>
+          <w:rFonts w:hint="eastAsia"/>
+        </w:rPr>
+        <w:t>20251231申万</w:t>
+      </w:r>
+    </w:p>
+    <w:p>
+      <w:pPr>
+        <w:rPr>
+          <w:rFonts w:hint="eastAsia"/>
+        </w:rPr>
+      </w:pPr>
+      <w:r>
+        <w:rPr>
+          <w:rFonts w:hint="eastAsia"/>
+        </w:rPr>
+        <w:t xml:space="preserve">Scale up </w:t>
+      </w:r>
+    </w:p>
+    <w:p>
+      <w:pPr>
+        <w:rPr>
+          <w:rFonts w:hint="eastAsia"/>
+        </w:rPr>
+      </w:pPr>
+      <w:r>
+        <w:rPr>
+          <w:noProof/>
+        </w:rPr>
         <w:lastRenderedPageBreak/>
-        <w:t>6.</w:t>
-      </w:r>
-      <w:r>
-        <w:rPr>
-          <w:rFonts w:ascii="楷体" w:eastAsia="楷体" w:hAnsi="楷体" w:hint="eastAsia"/>
-          <w:color w:val="auto"/>
-        </w:rPr>
-        <w:t>投资风险</w:t>
-      </w:r>
-    </w:p>
-    <w:p>
-      <w:pPr>
-        <w:pStyle w:val="1"/>
-        <w:rPr>
-          <w:rFonts w:hint="eastAsia"/>
-        </w:rPr>
-      </w:pPr>
-      <w:r>
-        <w:rPr>
-          <w:rFonts w:hint="eastAsia"/>
-        </w:rPr>
-        <w:t>7. 素材</w:t>
-      </w:r>
-    </w:p>
-    <w:p>
-      <w:pPr>
-        <w:pStyle w:val="2"/>
-        <w:rPr>
-          <w:rFonts w:hint="eastAsia"/>
-        </w:rPr>
-      </w:pPr>
-      <w:r>
-        <w:rPr>
-          <w:rFonts w:hint="eastAsia"/>
-        </w:rPr>
-        <w:t>20251231申万</w:t>
-      </w:r>
-    </w:p>
-    <w:p>
-      <w:pPr>
-        <w:rPr>
-          <w:rFonts w:hint="eastAsia"/>
-        </w:rPr>
-      </w:pPr>
-      <w:r>
-        <w:rPr>
-          <w:rFonts w:hint="eastAsia"/>
-        </w:rPr>
-        <w:t xml:space="preserve">Scale up </w:t>
-      </w:r>
-    </w:p>
-    <w:p>
-      <w:pPr>
-        <w:rPr>
-          <w:rFonts w:hint="eastAsia"/>
-        </w:rPr>
-      </w:pPr>
-      <w:r>
-        <w:rPr>
-          <w:noProof/>
-        </w:rPr>
         <w:drawing>
           <wp:inline distT="0" distB="0" distL="0" distR="0" wp14:anchorId="52E29B0E" wp14:editId="76826C70">
             <wp:extent cx="5274310" cy="3119755"/>
@@ -6369,7 +6386,7 @@
                     <pic:cNvPicPr/>
                   </pic:nvPicPr>
                   <pic:blipFill>
-                    <a:blip r:embed="rId13"/>
+                    <a:blip r:embed="rId23"/>
                     <a:stretch>
                       <a:fillRect/>
                     </a:stretch>
@@ -6429,7 +6446,7 @@
                     <pic:cNvPicPr/>
                   </pic:nvPicPr>
                   <pic:blipFill>
-                    <a:blip r:embed="rId14"/>
+                    <a:blip r:embed="rId24"/>
                     <a:stretch>
                       <a:fillRect/>
                     </a:stretch>
@@ -6456,26 +6473,24 @@
           <w:rFonts w:hint="eastAsia"/>
         </w:rPr>
       </w:pPr>
-      <w:proofErr w:type="gramStart"/>
-      <w:r>
-        <w:rPr>
-          <w:rFonts w:hint="eastAsia"/>
+      <w:r>
+        <w:rPr>
+          <w:rFonts w:hint="eastAsia"/>
+        </w:rPr>
+        <w:t>算力集群</w:t>
+      </w:r>
+    </w:p>
+    <w:p>
+      <w:pPr>
+        <w:rPr>
+          <w:rFonts w:hint="eastAsia"/>
+        </w:rPr>
+      </w:pPr>
+      <w:r>
+        <w:rPr>
+          <w:noProof/>
         </w:rPr>
         <w:lastRenderedPageBreak/>
-        <w:t>算力集群</w:t>
-      </w:r>
-      <w:proofErr w:type="gramEnd"/>
-    </w:p>
-    <w:p>
-      <w:pPr>
-        <w:rPr>
-          <w:rFonts w:hint="eastAsia"/>
-        </w:rPr>
-      </w:pPr>
-      <w:r>
-        <w:rPr>
-          <w:noProof/>
-        </w:rPr>
         <w:drawing>
           <wp:inline distT="0" distB="0" distL="0" distR="0" wp14:anchorId="25D81708" wp14:editId="79695805">
             <wp:extent cx="5274310" cy="2337435"/>
@@ -6492,7 +6507,7 @@
                     <pic:cNvPicPr/>
                   </pic:nvPicPr>
                   <pic:blipFill>
-                    <a:blip r:embed="rId15"/>
+                    <a:blip r:embed="rId25"/>
                     <a:stretch>
                       <a:fillRect/>
                     </a:stretch>
@@ -6523,6 +6538,72 @@
 </w:document>
 </file>
 
+<file path=word/comments.xml><?xml version="1.0" encoding="utf-8"?>
+<w:comments xmlns:wpc="http://schemas.microsoft.com/office/word/2010/wordprocessingCanvas" xmlns:cx="http://schemas.microsoft.com/office/drawing/2014/chartex" xmlns:cx1="http://schemas.microsoft.com/office/drawing/2015/9/8/chartex" xmlns:cx2="http://schemas.microsoft.com/office/drawing/2015/10/21/chartex" xmlns:cx3="http://schemas.microsoft.com/office/drawing/2016/5/9/chartex" xmlns:cx4="http://schemas.microsoft.com/office/drawing/2016/5/10/chartex" xmlns:cx5="http://schemas.microsoft.com/office/drawing/2016/5/11/chartex" xmlns:cx6="http://schemas.microsoft.com/office/drawing/2016/5/12/chartex" xmlns:cx7="http://schemas.microsoft.com/office/drawing/2016/5/13/chartex" xmlns:cx8="http://schemas.microsoft.com/office/drawing/2016/5/14/chartex" xmlns:mc="http://schemas.openxmlformats.org/markup-compatibility/2006" xmlns:aink="http://schemas.microsoft.com/office/drawing/2016/ink" xmlns:am3d="http://schemas.microsoft.com/office/drawing/2017/model3d" xmlns:o="urn:schemas-microsoft-com:office:office" xmlns:oel="http://schemas.microsoft.com/office/2019/extlst" xmlns:r="http://schemas.openxmlformats.org/officeDocument/2006/relationships" xmlns:m="http://schemas.openxmlformats.org/officeDocument/2006/math" xmlns:v="urn:schemas-microsoft-com:vml" xmlns:wp14="http://schemas.microsoft.com/office/word/2010/wordprocessingDrawing" xmlns:wp="http://schemas.openxmlformats.org/drawingml/2006/wordprocessingDrawing" xmlns:w10="urn:schemas-microsoft-com:office:word" xmlns:w="http://schemas.openxmlformats.org/wordprocessingml/2006/main" xmlns:w14="http://schemas.microsoft.com/office/word/2010/wordml" xmlns:w15="http://schemas.microsoft.com/office/word/2012/wordml" xmlns:w16cex="http://schemas.microsoft.com/office/word/2018/wordml/cex" xmlns:w16cid="http://schemas.microsoft.com/office/word/2016/wordml/cid" xmlns:w16="http://schemas.microsoft.com/office/word/2018/wordml" xmlns:w16du="http://schemas.microsoft.com/office/word/2023/wordml/word16du" xmlns:w16sdtdh="http://schemas.microsoft.com/office/word/2020/wordml/sdtdatahash" xmlns:w16sdtfl="http://schemas.microsoft.com/office/word/2024/wordml/sdtformatlock" xmlns:w16se="http://schemas.microsoft.com/office/word/2015/wordml/symex" xmlns:wpg="http://schemas.microsoft.com/office/word/2010/wordprocessingGroup" xmlns:wpi="http://schemas.microsoft.com/office/word/2010/wordprocessingInk" xmlns:wne="http://schemas.microsoft.com/office/word/2006/wordml" xmlns:wps="http://schemas.microsoft.com/office/word/2010/wordprocessingShape" mc:Ignorable="w14 w15 w16se w16cid w16 w16cex w16sdtdh w16sdtfl w16du wp14">
+  <w:comment w:id="0" w:author="张曦瑾" w:date="2026-04-17T10:12:00Z" w:initials="ZX">
+    <w:p>
+      <w:pPr>
+        <w:pStyle w:val="af4"/>
+      </w:pPr>
+      <w:r>
+        <w:rPr>
+          <w:rStyle w:val="af3"/>
+          <w:rFonts w:hint="eastAsia"/>
+        </w:rPr>
+        <w:annotationRef/>
+      </w:r>
+      <w:r>
+        <w:rPr>
+          <w:rFonts w:hint="eastAsia"/>
+          <w:highlight w:val="black"/>
+        </w:rPr>
+        <w:t>改为</w:t>
+      </w:r>
+      <w:r>
+        <w:rPr>
+          <w:rFonts w:hint="eastAsia"/>
+          <w:b/>
+          <w:bCs/>
+          <w:highlight w:val="black"/>
+        </w:rPr>
+        <w:t>"技术路线未收敛阶段的头部集中效应"</w:t>
+      </w:r>
+      <w:r>
+        <w:rPr>
+          <w:rFonts w:hint="eastAsia"/>
+          <w:highlight w:val="black"/>
+        </w:rPr>
+        <w:t>——说明"由于技术路线未定（CPO vs LPO vs可插拔），只有具备多路径研发能力的头部厂商能捕获代际红利，这在指数层面体现为光模块龙头的权重提升"</w:t>
+      </w:r>
+      <w:r>
+        <w:rPr>
+          <w:rFonts w:hint="eastAsia"/>
+        </w:rPr>
+        <w:t xml:space="preserve"> </w:t>
+      </w:r>
+    </w:p>
+  </w:comment>
+</w:comments>
+</file>
+
+<file path=word/commentsExtended.xml><?xml version="1.0" encoding="utf-8"?>
+<w15:commentsEx xmlns:wpc="http://schemas.microsoft.com/office/word/2010/wordprocessingCanvas" xmlns:cx="http://schemas.microsoft.com/office/drawing/2014/chartex" xmlns:cx1="http://schemas.microsoft.com/office/drawing/2015/9/8/chartex" xmlns:cx2="http://schemas.microsoft.com/office/drawing/2015/10/21/chartex" xmlns:cx3="http://schemas.microsoft.com/office/drawing/2016/5/9/chartex" xmlns:cx4="http://schemas.microsoft.com/office/drawing/2016/5/10/chartex" xmlns:cx5="http://schemas.microsoft.com/office/drawing/2016/5/11/chartex" xmlns:cx6="http://schemas.microsoft.com/office/drawing/2016/5/12/chartex" xmlns:cx7="http://schemas.microsoft.com/office/drawing/2016/5/13/chartex" xmlns:cx8="http://schemas.microsoft.com/office/drawing/2016/5/14/chartex" xmlns:mc="http://schemas.openxmlformats.org/markup-compatibility/2006" xmlns:aink="http://schemas.microsoft.com/office/drawing/2016/ink" xmlns:am3d="http://schemas.microsoft.com/office/drawing/2017/model3d" xmlns:o="urn:schemas-microsoft-com:office:office" xmlns:oel="http://schemas.microsoft.com/office/2019/extlst" xmlns:r="http://schemas.openxmlformats.org/officeDocument/2006/relationships" xmlns:m="http://schemas.openxmlformats.org/officeDocument/2006/math" xmlns:v="urn:schemas-microsoft-com:vml" xmlns:wp14="http://schemas.microsoft.com/office/word/2010/wordprocessingDrawing" xmlns:wp="http://schemas.openxmlformats.org/drawingml/2006/wordprocessingDrawing" xmlns:w10="urn:schemas-microsoft-com:office:word" xmlns:w="http://schemas.openxmlformats.org/wordprocessingml/2006/main" xmlns:w14="http://schemas.microsoft.com/office/word/2010/wordml" xmlns:w15="http://schemas.microsoft.com/office/word/2012/wordml" xmlns:w16cex="http://schemas.microsoft.com/office/word/2018/wordml/cex" xmlns:w16cid="http://schemas.microsoft.com/office/word/2016/wordml/cid" xmlns:w16="http://schemas.microsoft.com/office/word/2018/wordml" xmlns:w16du="http://schemas.microsoft.com/office/word/2023/wordml/word16du" xmlns:w16sdtdh="http://schemas.microsoft.com/office/word/2020/wordml/sdtdatahash" xmlns:w16sdtfl="http://schemas.microsoft.com/office/word/2024/wordml/sdtformatlock" xmlns:w16se="http://schemas.microsoft.com/office/word/2015/wordml/symex" xmlns:wpg="http://schemas.microsoft.com/office/word/2010/wordprocessingGroup" xmlns:wpi="http://schemas.microsoft.com/office/word/2010/wordprocessingInk" xmlns:wne="http://schemas.microsoft.com/office/word/2006/wordml" xmlns:wps="http://schemas.microsoft.com/office/word/2010/wordprocessingShape" mc:Ignorable="w14 w15 w16se w16cid w16 w16cex w16sdtdh w16sdtfl w16du wp14">
+  <w15:commentEx w15:paraId="22318B19" w15:done="0"/>
+</w15:commentsEx>
+</file>
+
+<file path=word/commentsExtensible.xml><?xml version="1.0" encoding="utf-8"?>
+<w16cex:commentsExtensible xmlns:wpc="http://schemas.microsoft.com/office/word/2010/wordprocessingCanvas" xmlns:cx="http://schemas.microsoft.com/office/drawing/2014/chartex" xmlns:cx1="http://schemas.microsoft.com/office/drawing/2015/9/8/chartex" xmlns:cx2="http://schemas.microsoft.com/office/drawing/2015/10/21/chartex" xmlns:cx3="http://schemas.microsoft.com/office/drawing/2016/5/9/chartex" xmlns:cx4="http://schemas.microsoft.com/office/drawing/2016/5/10/chartex" xmlns:cx5="http://schemas.microsoft.com/office/drawing/2016/5/11/chartex" xmlns:cx6="http://schemas.microsoft.com/office/drawing/2016/5/12/chartex" xmlns:cx7="http://schemas.microsoft.com/office/drawing/2016/5/13/chartex" xmlns:cx8="http://schemas.microsoft.com/office/drawing/2016/5/14/chartex" xmlns:cr="http://schemas.microsoft.com/office/comments/2020/reactions" xmlns:mc="http://schemas.openxmlformats.org/markup-compatibility/2006" xmlns:aink="http://schemas.microsoft.com/office/drawing/2016/ink" xmlns:am3d="http://schemas.microsoft.com/office/drawing/2017/model3d" xmlns:o="urn:schemas-microsoft-com:office:office" xmlns:oel="http://schemas.microsoft.com/office/2019/extlst" xmlns:r="http://schemas.openxmlformats.org/officeDocument/2006/relationships" xmlns:m="http://schemas.openxmlformats.org/officeDocument/2006/math" xmlns:v="urn:schemas-microsoft-com:vml" xmlns:wp14="http://schemas.microsoft.com/office/word/2010/wordprocessingDrawing" xmlns:wp="http://schemas.openxmlformats.org/drawingml/2006/wordprocessingDrawing" xmlns:w10="urn:schemas-microsoft-com:office:word" xmlns:w="http://schemas.openxmlformats.org/wordprocessingml/2006/main" xmlns:w14="http://schemas.microsoft.com/office/word/2010/wordml" xmlns:w15="http://schemas.microsoft.com/office/word/2012/wordml" xmlns:w16cex="http://schemas.microsoft.com/office/word/2018/wordml/cex" xmlns:w16cid="http://schemas.microsoft.com/office/word/2016/wordml/cid" xmlns:w16="http://schemas.microsoft.com/office/word/2018/wordml" xmlns:w16du="http://schemas.microsoft.com/office/word/2023/wordml/word16du" xmlns:w16sdtdh="http://schemas.microsoft.com/office/word/2020/wordml/sdtdatahash" xmlns:w16sdtfl="http://schemas.microsoft.com/office/word/2024/wordml/sdtformatlock" xmlns:w16se="http://schemas.microsoft.com/office/word/2015/wordml/symex" xmlns:wpg="http://schemas.microsoft.com/office/word/2010/wordprocessingGroup" xmlns:wpi="http://schemas.microsoft.com/office/word/2010/wordprocessingInk" xmlns:wne="http://schemas.microsoft.com/office/word/2006/wordml" xmlns:wps="http://schemas.microsoft.com/office/word/2010/wordprocessingShape" mc:Ignorable="w14 w15 w16se w16cid w16 w16cex w16sdtdh w16sdtfl cr w16du wp14">
+  <w16cex:commentExtensible w16cex:durableId="4C46594C" w16cex:dateUtc="2026-04-17T02:12:00Z"/>
+</w16cex:commentsExtensible>
+</file>
+
+<file path=word/commentsIds.xml><?xml version="1.0" encoding="utf-8"?>
+<w16cid:commentsIds xmlns:wpc="http://schemas.microsoft.com/office/word/2010/wordprocessingCanvas" xmlns:cx="http://schemas.microsoft.com/office/drawing/2014/chartex" xmlns:cx1="http://schemas.microsoft.com/office/drawing/2015/9/8/chartex" xmlns:cx2="http://schemas.microsoft.com/office/drawing/2015/10/21/chartex" xmlns:cx3="http://schemas.microsoft.com/office/drawing/2016/5/9/chartex" xmlns:cx4="http://schemas.microsoft.com/office/drawing/2016/5/10/chartex" xmlns:cx5="http://schemas.microsoft.com/office/drawing/2016/5/11/chartex" xmlns:cx6="http://schemas.microsoft.com/office/drawing/2016/5/12/chartex" xmlns:cx7="http://schemas.microsoft.com/office/drawing/2016/5/13/chartex" xmlns:cx8="http://schemas.microsoft.com/office/drawing/2016/5/14/chartex" xmlns:mc="http://schemas.openxmlformats.org/markup-compatibility/2006" xmlns:aink="http://schemas.microsoft.com/office/drawing/2016/ink" xmlns:am3d="http://schemas.microsoft.com/office/drawing/2017/model3d" xmlns:o="urn:schemas-microsoft-com:office:office" xmlns:oel="http://schemas.microsoft.com/office/2019/extlst" xmlns:r="http://schemas.openxmlformats.org/officeDocument/2006/relationships" xmlns:m="http://schemas.openxmlformats.org/officeDocument/2006/math" xmlns:v="urn:schemas-microsoft-com:vml" xmlns:wp14="http://schemas.microsoft.com/office/word/2010/wordprocessingDrawing" xmlns:wp="http://schemas.openxmlformats.org/drawingml/2006/wordprocessingDrawing" xmlns:w10="urn:schemas-microsoft-com:office:word" xmlns:w="http://schemas.openxmlformats.org/wordprocessingml/2006/main" xmlns:w14="http://schemas.microsoft.com/office/word/2010/wordml" xmlns:w15="http://schemas.microsoft.com/office/word/2012/wordml" xmlns:w16cex="http://schemas.microsoft.com/office/word/2018/wordml/cex" xmlns:w16cid="http://schemas.microsoft.com/office/word/2016/wordml/cid" xmlns:w16="http://schemas.microsoft.com/office/word/2018/wordml" xmlns:w16du="http://schemas.microsoft.com/office/word/2023/wordml/word16du" xmlns:w16sdtdh="http://schemas.microsoft.com/office/word/2020/wordml/sdtdatahash" xmlns:w16sdtfl="http://schemas.microsoft.com/office/word/2024/wordml/sdtformatlock" xmlns:w16se="http://schemas.microsoft.com/office/word/2015/wordml/symex" xmlns:wpg="http://schemas.microsoft.com/office/word/2010/wordprocessingGroup" xmlns:wpi="http://schemas.microsoft.com/office/word/2010/wordprocessingInk" xmlns:wne="http://schemas.microsoft.com/office/word/2006/wordml" xmlns:wps="http://schemas.microsoft.com/office/word/2010/wordprocessingShape" mc:Ignorable="w14 w15 w16se w16cid w16 w16cex w16sdtdh w16sdtfl w16du wp14">
+  <w16cid:commentId w16cid:paraId="22318B19" w16cid:durableId="4C46594C"/>
+</w16cid:commentsIds>
+</file>
+
 <file path=word/endnotes.xml><?xml version="1.0" encoding="utf-8"?>
 <w:endnotes xmlns:wpc="http://schemas.microsoft.com/office/word/2010/wordprocessingCanvas" xmlns:cx="http://schemas.microsoft.com/office/drawing/2014/chartex" xmlns:cx1="http://schemas.microsoft.com/office/drawing/2015/9/8/chartex" xmlns:cx2="http://schemas.microsoft.com/office/drawing/2015/10/21/chartex" xmlns:cx3="http://schemas.microsoft.com/office/drawing/2016/5/9/chartex" xmlns:cx4="http://schemas.microsoft.com/office/drawing/2016/5/10/chartex" xmlns:cx5="http://schemas.microsoft.com/office/drawing/2016/5/11/chartex" xmlns:cx6="http://schemas.microsoft.com/office/drawing/2016/5/12/chartex" xmlns:cx7="http://schemas.microsoft.com/office/drawing/2016/5/13/chartex" xmlns:cx8="http://schemas.microsoft.com/office/drawing/2016/5/14/chartex" xmlns:mc="http://schemas.openxmlformats.org/markup-compatibility/2006" xmlns:aink="http://schemas.microsoft.com/office/drawing/2016/ink" xmlns:am3d="http://schemas.microsoft.com/office/drawing/2017/model3d" xmlns:o="urn:schemas-microsoft-com:office:office" xmlns:oel="http://schemas.microsoft.com/office/2019/extlst" xmlns:r="http://schemas.openxmlformats.org/officeDocument/2006/relationships" xmlns:m="http://schemas.openxmlformats.org/officeDocument/2006/math" xmlns:v="urn:schemas-microsoft-com:vml" xmlns:wp14="http://schemas.microsoft.com/office/word/2010/wordprocessingDrawing" xmlns:wp="http://schemas.openxmlformats.org/drawingml/2006/wordprocessingDrawing" xmlns:w10="urn:schemas-microsoft-com:office:word" xmlns:w="http://schemas.openxmlformats.org/wordprocessingml/2006/main" xmlns:w14="http://schemas.microsoft.com/office/word/2010/wordml" xmlns:w15="http://schemas.microsoft.com/office/word/2012/wordml" xmlns:w16cex="http://schemas.microsoft.com/office/word/2018/wordml/cex" xmlns:w16cid="http://schemas.microsoft.com/office/word/2016/wordml/cid" xmlns:w16="http://schemas.microsoft.com/office/word/2018/wordml" xmlns:w16du="http://schemas.microsoft.com/office/word/2023/wordml/word16du" xmlns:w16sdtdh="http://schemas.microsoft.com/office/word/2020/wordml/sdtdatahash" xmlns:w16sdtfl="http://schemas.microsoft.com/office/word/2024/wordml/sdtformatlock" xmlns:w16se="http://schemas.microsoft.com/office/word/2015/wordml/symex" xmlns:wpg="http://schemas.microsoft.com/office/word/2010/wordprocessingGroup" xmlns:wpi="http://schemas.microsoft.com/office/word/2010/wordprocessingInk" xmlns:wne="http://schemas.microsoft.com/office/word/2006/wordml" xmlns:wps="http://schemas.microsoft.com/office/word/2010/wordprocessingShape" mc:Ignorable="w14 w15 w16se w16cid w16 w16cex w16sdtdh w16sdtfl w16du wp14">
   <w:endnote w:type="separator" w:id="-1">
@@ -6588,6 +6669,1734 @@
 <file path=word/numbering.xml><?xml version="1.0" encoding="utf-8"?>
 <w:numbering xmlns:wpc="http://schemas.microsoft.com/office/word/2010/wordprocessingCanvas" xmlns:cx="http://schemas.microsoft.com/office/drawing/2014/chartex" xmlns:cx1="http://schemas.microsoft.com/office/drawing/2015/9/8/chartex" xmlns:cx2="http://schemas.microsoft.com/office/drawing/2015/10/21/chartex" xmlns:cx3="http://schemas.microsoft.com/office/drawing/2016/5/9/chartex" xmlns:cx4="http://schemas.microsoft.com/office/drawing/2016/5/10/chartex" xmlns:cx5="http://schemas.microsoft.com/office/drawing/2016/5/11/chartex" xmlns:cx6="http://schemas.microsoft.com/office/drawing/2016/5/12/chartex" xmlns:cx7="http://schemas.microsoft.com/office/drawing/2016/5/13/chartex" xmlns:cx8="http://schemas.microsoft.com/office/drawing/2016/5/14/chartex" xmlns:mc="http://schemas.openxmlformats.org/markup-compatibility/2006" xmlns:aink="http://schemas.microsoft.com/office/drawing/2016/ink" xmlns:am3d="http://schemas.microsoft.com/office/drawing/2017/model3d" xmlns:o="urn:schemas-microsoft-com:office:office" xmlns:oel="http://schemas.microsoft.com/office/2019/extlst" xmlns:r="http://schemas.openxmlformats.org/officeDocument/2006/relationships" xmlns:m="http://schemas.openxmlformats.org/officeDocument/2006/math" xmlns:v="urn:schemas-microsoft-com:vml" xmlns:wp14="http://schemas.microsoft.com/office/word/2010/wordprocessingDrawing" xmlns:wp="http://schemas.openxmlformats.org/drawingml/2006/wordprocessingDrawing" xmlns:w10="urn:schemas-microsoft-com:office:word" xmlns:w="http://schemas.openxmlformats.org/wordprocessingml/2006/main" xmlns:w14="http://schemas.microsoft.com/office/word/2010/wordml" xmlns:w15="http://schemas.microsoft.com/office/word/2012/wordml" xmlns:w16cex="http://schemas.microsoft.com/office/word/2018/wordml/cex" xmlns:w16cid="http://schemas.microsoft.com/office/word/2016/wordml/cid" xmlns:w16="http://schemas.microsoft.com/office/word/2018/wordml" xmlns:w16du="http://schemas.microsoft.com/office/word/2023/wordml/word16du" xmlns:w16sdtdh="http://schemas.microsoft.com/office/word/2020/wordml/sdtdatahash" xmlns:w16sdtfl="http://schemas.microsoft.com/office/word/2024/wordml/sdtformatlock" xmlns:w16se="http://schemas.microsoft.com/office/word/2015/wordml/symex" xmlns:wpg="http://schemas.microsoft.com/office/word/2010/wordprocessingGroup" xmlns:wpi="http://schemas.microsoft.com/office/word/2010/wordprocessingInk" xmlns:wne="http://schemas.microsoft.com/office/word/2006/wordml" xmlns:wps="http://schemas.microsoft.com/office/word/2010/wordprocessingShape" mc:Ignorable="w14 w15 w16se w16cid w16 w16cex w16sdtdh w16sdtfl w16du wp14">
   <w:abstractNum w:abstractNumId="0" w15:restartNumberingAfterBreak="0">
+    <w:nsid w:val="03602436"/>
+    <w:multiLevelType w:val="multilevel"/>
+    <w:tmpl w:val="D7324C70"/>
+    <w:lvl w:ilvl="0">
+      <w:start w:val="1"/>
+      <w:numFmt w:val="bullet"/>
+      <w:lvlText w:val=""/>
+      <w:lvlJc w:val="left"/>
+      <w:pPr>
+        <w:tabs>
+          <w:tab w:val="num" w:pos="720"/>
+        </w:tabs>
+        <w:ind w:left="720" w:hanging="360"/>
+      </w:pPr>
+      <w:rPr>
+        <w:rFonts w:ascii="Symbol" w:hAnsi="Symbol" w:hint="default"/>
+        <w:sz w:val="20"/>
+      </w:rPr>
+    </w:lvl>
+    <w:lvl w:ilvl="1" w:tentative="1">
+      <w:start w:val="1"/>
+      <w:numFmt w:val="bullet"/>
+      <w:lvlText w:val="o"/>
+      <w:lvlJc w:val="left"/>
+      <w:pPr>
+        <w:tabs>
+          <w:tab w:val="num" w:pos="1440"/>
+        </w:tabs>
+        <w:ind w:left="1440" w:hanging="360"/>
+      </w:pPr>
+      <w:rPr>
+        <w:rFonts w:ascii="Courier New" w:hAnsi="Courier New" w:hint="default"/>
+        <w:sz w:val="20"/>
+      </w:rPr>
+    </w:lvl>
+    <w:lvl w:ilvl="2" w:tentative="1">
+      <w:start w:val="1"/>
+      <w:numFmt w:val="bullet"/>
+      <w:lvlText w:val=""/>
+      <w:lvlJc w:val="left"/>
+      <w:pPr>
+        <w:tabs>
+          <w:tab w:val="num" w:pos="2160"/>
+        </w:tabs>
+        <w:ind w:left="2160" w:hanging="360"/>
+      </w:pPr>
+      <w:rPr>
+        <w:rFonts w:ascii="Wingdings" w:hAnsi="Wingdings" w:hint="default"/>
+        <w:sz w:val="20"/>
+      </w:rPr>
+    </w:lvl>
+    <w:lvl w:ilvl="3" w:tentative="1">
+      <w:start w:val="1"/>
+      <w:numFmt w:val="bullet"/>
+      <w:lvlText w:val=""/>
+      <w:lvlJc w:val="left"/>
+      <w:pPr>
+        <w:tabs>
+          <w:tab w:val="num" w:pos="2880"/>
+        </w:tabs>
+        <w:ind w:left="2880" w:hanging="360"/>
+      </w:pPr>
+      <w:rPr>
+        <w:rFonts w:ascii="Wingdings" w:hAnsi="Wingdings" w:hint="default"/>
+        <w:sz w:val="20"/>
+      </w:rPr>
+    </w:lvl>
+    <w:lvl w:ilvl="4" w:tentative="1">
+      <w:start w:val="1"/>
+      <w:numFmt w:val="bullet"/>
+      <w:lvlText w:val=""/>
+      <w:lvlJc w:val="left"/>
+      <w:pPr>
+        <w:tabs>
+          <w:tab w:val="num" w:pos="3600"/>
+        </w:tabs>
+        <w:ind w:left="3600" w:hanging="360"/>
+      </w:pPr>
+      <w:rPr>
+        <w:rFonts w:ascii="Wingdings" w:hAnsi="Wingdings" w:hint="default"/>
+        <w:sz w:val="20"/>
+      </w:rPr>
+    </w:lvl>
+    <w:lvl w:ilvl="5" w:tentative="1">
+      <w:start w:val="1"/>
+      <w:numFmt w:val="bullet"/>
+      <w:lvlText w:val=""/>
+      <w:lvlJc w:val="left"/>
+      <w:pPr>
+        <w:tabs>
+          <w:tab w:val="num" w:pos="4320"/>
+        </w:tabs>
+        <w:ind w:left="4320" w:hanging="360"/>
+      </w:pPr>
+      <w:rPr>
+        <w:rFonts w:ascii="Wingdings" w:hAnsi="Wingdings" w:hint="default"/>
+        <w:sz w:val="20"/>
+      </w:rPr>
+    </w:lvl>
+    <w:lvl w:ilvl="6" w:tentative="1">
+      <w:start w:val="1"/>
+      <w:numFmt w:val="bullet"/>
+      <w:lvlText w:val=""/>
+      <w:lvlJc w:val="left"/>
+      <w:pPr>
+        <w:tabs>
+          <w:tab w:val="num" w:pos="5040"/>
+        </w:tabs>
+        <w:ind w:left="5040" w:hanging="360"/>
+      </w:pPr>
+      <w:rPr>
+        <w:rFonts w:ascii="Wingdings" w:hAnsi="Wingdings" w:hint="default"/>
+        <w:sz w:val="20"/>
+      </w:rPr>
+    </w:lvl>
+    <w:lvl w:ilvl="7" w:tentative="1">
+      <w:start w:val="1"/>
+      <w:numFmt w:val="bullet"/>
+      <w:lvlText w:val=""/>
+      <w:lvlJc w:val="left"/>
+      <w:pPr>
+        <w:tabs>
+          <w:tab w:val="num" w:pos="5760"/>
+        </w:tabs>
+        <w:ind w:left="5760" w:hanging="360"/>
+      </w:pPr>
+      <w:rPr>
+        <w:rFonts w:ascii="Wingdings" w:hAnsi="Wingdings" w:hint="default"/>
+        <w:sz w:val="20"/>
+      </w:rPr>
+    </w:lvl>
+    <w:lvl w:ilvl="8" w:tentative="1">
+      <w:start w:val="1"/>
+      <w:numFmt w:val="bullet"/>
+      <w:lvlText w:val=""/>
+      <w:lvlJc w:val="left"/>
+      <w:pPr>
+        <w:tabs>
+          <w:tab w:val="num" w:pos="6480"/>
+        </w:tabs>
+        <w:ind w:left="6480" w:hanging="360"/>
+      </w:pPr>
+      <w:rPr>
+        <w:rFonts w:ascii="Wingdings" w:hAnsi="Wingdings" w:hint="default"/>
+        <w:sz w:val="20"/>
+      </w:rPr>
+    </w:lvl>
+  </w:abstractNum>
+  <w:abstractNum w:abstractNumId="1" w15:restartNumberingAfterBreak="0">
+    <w:nsid w:val="0BAD1E35"/>
+    <w:multiLevelType w:val="multilevel"/>
+    <w:tmpl w:val="1E54DCD6"/>
+    <w:lvl w:ilvl="0">
+      <w:start w:val="1"/>
+      <w:numFmt w:val="bullet"/>
+      <w:lvlText w:val=""/>
+      <w:lvlJc w:val="left"/>
+      <w:pPr>
+        <w:tabs>
+          <w:tab w:val="num" w:pos="720"/>
+        </w:tabs>
+        <w:ind w:left="720" w:hanging="360"/>
+      </w:pPr>
+      <w:rPr>
+        <w:rFonts w:ascii="Symbol" w:hAnsi="Symbol" w:hint="default"/>
+        <w:sz w:val="20"/>
+      </w:rPr>
+    </w:lvl>
+    <w:lvl w:ilvl="1" w:tentative="1">
+      <w:start w:val="1"/>
+      <w:numFmt w:val="bullet"/>
+      <w:lvlText w:val="o"/>
+      <w:lvlJc w:val="left"/>
+      <w:pPr>
+        <w:tabs>
+          <w:tab w:val="num" w:pos="1440"/>
+        </w:tabs>
+        <w:ind w:left="1440" w:hanging="360"/>
+      </w:pPr>
+      <w:rPr>
+        <w:rFonts w:ascii="Courier New" w:hAnsi="Courier New" w:hint="default"/>
+        <w:sz w:val="20"/>
+      </w:rPr>
+    </w:lvl>
+    <w:lvl w:ilvl="2" w:tentative="1">
+      <w:start w:val="1"/>
+      <w:numFmt w:val="bullet"/>
+      <w:lvlText w:val=""/>
+      <w:lvlJc w:val="left"/>
+      <w:pPr>
+        <w:tabs>
+          <w:tab w:val="num" w:pos="2160"/>
+        </w:tabs>
+        <w:ind w:left="2160" w:hanging="360"/>
+      </w:pPr>
+      <w:rPr>
+        <w:rFonts w:ascii="Wingdings" w:hAnsi="Wingdings" w:hint="default"/>
+        <w:sz w:val="20"/>
+      </w:rPr>
+    </w:lvl>
+    <w:lvl w:ilvl="3" w:tentative="1">
+      <w:start w:val="1"/>
+      <w:numFmt w:val="bullet"/>
+      <w:lvlText w:val=""/>
+      <w:lvlJc w:val="left"/>
+      <w:pPr>
+        <w:tabs>
+          <w:tab w:val="num" w:pos="2880"/>
+        </w:tabs>
+        <w:ind w:left="2880" w:hanging="360"/>
+      </w:pPr>
+      <w:rPr>
+        <w:rFonts w:ascii="Wingdings" w:hAnsi="Wingdings" w:hint="default"/>
+        <w:sz w:val="20"/>
+      </w:rPr>
+    </w:lvl>
+    <w:lvl w:ilvl="4" w:tentative="1">
+      <w:start w:val="1"/>
+      <w:numFmt w:val="bullet"/>
+      <w:lvlText w:val=""/>
+      <w:lvlJc w:val="left"/>
+      <w:pPr>
+        <w:tabs>
+          <w:tab w:val="num" w:pos="3600"/>
+        </w:tabs>
+        <w:ind w:left="3600" w:hanging="360"/>
+      </w:pPr>
+      <w:rPr>
+        <w:rFonts w:ascii="Wingdings" w:hAnsi="Wingdings" w:hint="default"/>
+        <w:sz w:val="20"/>
+      </w:rPr>
+    </w:lvl>
+    <w:lvl w:ilvl="5" w:tentative="1">
+      <w:start w:val="1"/>
+      <w:numFmt w:val="bullet"/>
+      <w:lvlText w:val=""/>
+      <w:lvlJc w:val="left"/>
+      <w:pPr>
+        <w:tabs>
+          <w:tab w:val="num" w:pos="4320"/>
+        </w:tabs>
+        <w:ind w:left="4320" w:hanging="360"/>
+      </w:pPr>
+      <w:rPr>
+        <w:rFonts w:ascii="Wingdings" w:hAnsi="Wingdings" w:hint="default"/>
+        <w:sz w:val="20"/>
+      </w:rPr>
+    </w:lvl>
+    <w:lvl w:ilvl="6" w:tentative="1">
+      <w:start w:val="1"/>
+      <w:numFmt w:val="bullet"/>
+      <w:lvlText w:val=""/>
+      <w:lvlJc w:val="left"/>
+      <w:pPr>
+        <w:tabs>
+          <w:tab w:val="num" w:pos="5040"/>
+        </w:tabs>
+        <w:ind w:left="5040" w:hanging="360"/>
+      </w:pPr>
+      <w:rPr>
+        <w:rFonts w:ascii="Wingdings" w:hAnsi="Wingdings" w:hint="default"/>
+        <w:sz w:val="20"/>
+      </w:rPr>
+    </w:lvl>
+    <w:lvl w:ilvl="7" w:tentative="1">
+      <w:start w:val="1"/>
+      <w:numFmt w:val="bullet"/>
+      <w:lvlText w:val=""/>
+      <w:lvlJc w:val="left"/>
+      <w:pPr>
+        <w:tabs>
+          <w:tab w:val="num" w:pos="5760"/>
+        </w:tabs>
+        <w:ind w:left="5760" w:hanging="360"/>
+      </w:pPr>
+      <w:rPr>
+        <w:rFonts w:ascii="Wingdings" w:hAnsi="Wingdings" w:hint="default"/>
+        <w:sz w:val="20"/>
+      </w:rPr>
+    </w:lvl>
+    <w:lvl w:ilvl="8" w:tentative="1">
+      <w:start w:val="1"/>
+      <w:numFmt w:val="bullet"/>
+      <w:lvlText w:val=""/>
+      <w:lvlJc w:val="left"/>
+      <w:pPr>
+        <w:tabs>
+          <w:tab w:val="num" w:pos="6480"/>
+        </w:tabs>
+        <w:ind w:left="6480" w:hanging="360"/>
+      </w:pPr>
+      <w:rPr>
+        <w:rFonts w:ascii="Wingdings" w:hAnsi="Wingdings" w:hint="default"/>
+        <w:sz w:val="20"/>
+      </w:rPr>
+    </w:lvl>
+  </w:abstractNum>
+  <w:abstractNum w:abstractNumId="2" w15:restartNumberingAfterBreak="0">
+    <w:nsid w:val="15C5643B"/>
+    <w:multiLevelType w:val="multilevel"/>
+    <w:tmpl w:val="CE6C8F68"/>
+    <w:lvl w:ilvl="0">
+      <w:start w:val="1"/>
+      <w:numFmt w:val="bullet"/>
+      <w:lvlText w:val=""/>
+      <w:lvlJc w:val="left"/>
+      <w:pPr>
+        <w:tabs>
+          <w:tab w:val="num" w:pos="720"/>
+        </w:tabs>
+        <w:ind w:left="720" w:hanging="360"/>
+      </w:pPr>
+      <w:rPr>
+        <w:rFonts w:ascii="Symbol" w:hAnsi="Symbol" w:hint="default"/>
+        <w:sz w:val="20"/>
+      </w:rPr>
+    </w:lvl>
+    <w:lvl w:ilvl="1" w:tentative="1">
+      <w:start w:val="1"/>
+      <w:numFmt w:val="bullet"/>
+      <w:lvlText w:val="o"/>
+      <w:lvlJc w:val="left"/>
+      <w:pPr>
+        <w:tabs>
+          <w:tab w:val="num" w:pos="1440"/>
+        </w:tabs>
+        <w:ind w:left="1440" w:hanging="360"/>
+      </w:pPr>
+      <w:rPr>
+        <w:rFonts w:ascii="Courier New" w:hAnsi="Courier New" w:hint="default"/>
+        <w:sz w:val="20"/>
+      </w:rPr>
+    </w:lvl>
+    <w:lvl w:ilvl="2" w:tentative="1">
+      <w:start w:val="1"/>
+      <w:numFmt w:val="bullet"/>
+      <w:lvlText w:val=""/>
+      <w:lvlJc w:val="left"/>
+      <w:pPr>
+        <w:tabs>
+          <w:tab w:val="num" w:pos="2160"/>
+        </w:tabs>
+        <w:ind w:left="2160" w:hanging="360"/>
+      </w:pPr>
+      <w:rPr>
+        <w:rFonts w:ascii="Wingdings" w:hAnsi="Wingdings" w:hint="default"/>
+        <w:sz w:val="20"/>
+      </w:rPr>
+    </w:lvl>
+    <w:lvl w:ilvl="3" w:tentative="1">
+      <w:start w:val="1"/>
+      <w:numFmt w:val="bullet"/>
+      <w:lvlText w:val=""/>
+      <w:lvlJc w:val="left"/>
+      <w:pPr>
+        <w:tabs>
+          <w:tab w:val="num" w:pos="2880"/>
+        </w:tabs>
+        <w:ind w:left="2880" w:hanging="360"/>
+      </w:pPr>
+      <w:rPr>
+        <w:rFonts w:ascii="Wingdings" w:hAnsi="Wingdings" w:hint="default"/>
+        <w:sz w:val="20"/>
+      </w:rPr>
+    </w:lvl>
+    <w:lvl w:ilvl="4" w:tentative="1">
+      <w:start w:val="1"/>
+      <w:numFmt w:val="bullet"/>
+      <w:lvlText w:val=""/>
+      <w:lvlJc w:val="left"/>
+      <w:pPr>
+        <w:tabs>
+          <w:tab w:val="num" w:pos="3600"/>
+        </w:tabs>
+        <w:ind w:left="3600" w:hanging="360"/>
+      </w:pPr>
+      <w:rPr>
+        <w:rFonts w:ascii="Wingdings" w:hAnsi="Wingdings" w:hint="default"/>
+        <w:sz w:val="20"/>
+      </w:rPr>
+    </w:lvl>
+    <w:lvl w:ilvl="5" w:tentative="1">
+      <w:start w:val="1"/>
+      <w:numFmt w:val="bullet"/>
+      <w:lvlText w:val=""/>
+      <w:lvlJc w:val="left"/>
+      <w:pPr>
+        <w:tabs>
+          <w:tab w:val="num" w:pos="4320"/>
+        </w:tabs>
+        <w:ind w:left="4320" w:hanging="360"/>
+      </w:pPr>
+      <w:rPr>
+        <w:rFonts w:ascii="Wingdings" w:hAnsi="Wingdings" w:hint="default"/>
+        <w:sz w:val="20"/>
+      </w:rPr>
+    </w:lvl>
+    <w:lvl w:ilvl="6" w:tentative="1">
+      <w:start w:val="1"/>
+      <w:numFmt w:val="bullet"/>
+      <w:lvlText w:val=""/>
+      <w:lvlJc w:val="left"/>
+      <w:pPr>
+        <w:tabs>
+          <w:tab w:val="num" w:pos="5040"/>
+        </w:tabs>
+        <w:ind w:left="5040" w:hanging="360"/>
+      </w:pPr>
+      <w:rPr>
+        <w:rFonts w:ascii="Wingdings" w:hAnsi="Wingdings" w:hint="default"/>
+        <w:sz w:val="20"/>
+      </w:rPr>
+    </w:lvl>
+    <w:lvl w:ilvl="7" w:tentative="1">
+      <w:start w:val="1"/>
+      <w:numFmt w:val="bullet"/>
+      <w:lvlText w:val=""/>
+      <w:lvlJc w:val="left"/>
+      <w:pPr>
+        <w:tabs>
+          <w:tab w:val="num" w:pos="5760"/>
+        </w:tabs>
+        <w:ind w:left="5760" w:hanging="360"/>
+      </w:pPr>
+      <w:rPr>
+        <w:rFonts w:ascii="Wingdings" w:hAnsi="Wingdings" w:hint="default"/>
+        <w:sz w:val="20"/>
+      </w:rPr>
+    </w:lvl>
+    <w:lvl w:ilvl="8" w:tentative="1">
+      <w:start w:val="1"/>
+      <w:numFmt w:val="bullet"/>
+      <w:lvlText w:val=""/>
+      <w:lvlJc w:val="left"/>
+      <w:pPr>
+        <w:tabs>
+          <w:tab w:val="num" w:pos="6480"/>
+        </w:tabs>
+        <w:ind w:left="6480" w:hanging="360"/>
+      </w:pPr>
+      <w:rPr>
+        <w:rFonts w:ascii="Wingdings" w:hAnsi="Wingdings" w:hint="default"/>
+        <w:sz w:val="20"/>
+      </w:rPr>
+    </w:lvl>
+  </w:abstractNum>
+  <w:abstractNum w:abstractNumId="3" w15:restartNumberingAfterBreak="0">
+    <w:nsid w:val="1DD23612"/>
+    <w:multiLevelType w:val="multilevel"/>
+    <w:tmpl w:val="18EA08EE"/>
+    <w:lvl w:ilvl="0">
+      <w:start w:val="1"/>
+      <w:numFmt w:val="bullet"/>
+      <w:lvlText w:val=""/>
+      <w:lvlJc w:val="left"/>
+      <w:pPr>
+        <w:tabs>
+          <w:tab w:val="num" w:pos="720"/>
+        </w:tabs>
+        <w:ind w:left="720" w:hanging="360"/>
+      </w:pPr>
+      <w:rPr>
+        <w:rFonts w:ascii="Symbol" w:hAnsi="Symbol" w:hint="default"/>
+        <w:sz w:val="20"/>
+      </w:rPr>
+    </w:lvl>
+    <w:lvl w:ilvl="1" w:tentative="1">
+      <w:start w:val="1"/>
+      <w:numFmt w:val="bullet"/>
+      <w:lvlText w:val="o"/>
+      <w:lvlJc w:val="left"/>
+      <w:pPr>
+        <w:tabs>
+          <w:tab w:val="num" w:pos="1440"/>
+        </w:tabs>
+        <w:ind w:left="1440" w:hanging="360"/>
+      </w:pPr>
+      <w:rPr>
+        <w:rFonts w:ascii="Courier New" w:hAnsi="Courier New" w:hint="default"/>
+        <w:sz w:val="20"/>
+      </w:rPr>
+    </w:lvl>
+    <w:lvl w:ilvl="2" w:tentative="1">
+      <w:start w:val="1"/>
+      <w:numFmt w:val="bullet"/>
+      <w:lvlText w:val=""/>
+      <w:lvlJc w:val="left"/>
+      <w:pPr>
+        <w:tabs>
+          <w:tab w:val="num" w:pos="2160"/>
+        </w:tabs>
+        <w:ind w:left="2160" w:hanging="360"/>
+      </w:pPr>
+      <w:rPr>
+        <w:rFonts w:ascii="Wingdings" w:hAnsi="Wingdings" w:hint="default"/>
+        <w:sz w:val="20"/>
+      </w:rPr>
+    </w:lvl>
+    <w:lvl w:ilvl="3" w:tentative="1">
+      <w:start w:val="1"/>
+      <w:numFmt w:val="bullet"/>
+      <w:lvlText w:val=""/>
+      <w:lvlJc w:val="left"/>
+      <w:pPr>
+        <w:tabs>
+          <w:tab w:val="num" w:pos="2880"/>
+        </w:tabs>
+        <w:ind w:left="2880" w:hanging="360"/>
+      </w:pPr>
+      <w:rPr>
+        <w:rFonts w:ascii="Wingdings" w:hAnsi="Wingdings" w:hint="default"/>
+        <w:sz w:val="20"/>
+      </w:rPr>
+    </w:lvl>
+    <w:lvl w:ilvl="4" w:tentative="1">
+      <w:start w:val="1"/>
+      <w:numFmt w:val="bullet"/>
+      <w:lvlText w:val=""/>
+      <w:lvlJc w:val="left"/>
+      <w:pPr>
+        <w:tabs>
+          <w:tab w:val="num" w:pos="3600"/>
+        </w:tabs>
+        <w:ind w:left="3600" w:hanging="360"/>
+      </w:pPr>
+      <w:rPr>
+        <w:rFonts w:ascii="Wingdings" w:hAnsi="Wingdings" w:hint="default"/>
+        <w:sz w:val="20"/>
+      </w:rPr>
+    </w:lvl>
+    <w:lvl w:ilvl="5" w:tentative="1">
+      <w:start w:val="1"/>
+      <w:numFmt w:val="bullet"/>
+      <w:lvlText w:val=""/>
+      <w:lvlJc w:val="left"/>
+      <w:pPr>
+        <w:tabs>
+          <w:tab w:val="num" w:pos="4320"/>
+        </w:tabs>
+        <w:ind w:left="4320" w:hanging="360"/>
+      </w:pPr>
+      <w:rPr>
+        <w:rFonts w:ascii="Wingdings" w:hAnsi="Wingdings" w:hint="default"/>
+        <w:sz w:val="20"/>
+      </w:rPr>
+    </w:lvl>
+    <w:lvl w:ilvl="6" w:tentative="1">
+      <w:start w:val="1"/>
+      <w:numFmt w:val="bullet"/>
+      <w:lvlText w:val=""/>
+      <w:lvlJc w:val="left"/>
+      <w:pPr>
+        <w:tabs>
+          <w:tab w:val="num" w:pos="5040"/>
+        </w:tabs>
+        <w:ind w:left="5040" w:hanging="360"/>
+      </w:pPr>
+      <w:rPr>
+        <w:rFonts w:ascii="Wingdings" w:hAnsi="Wingdings" w:hint="default"/>
+        <w:sz w:val="20"/>
+      </w:rPr>
+    </w:lvl>
+    <w:lvl w:ilvl="7" w:tentative="1">
+      <w:start w:val="1"/>
+      <w:numFmt w:val="bullet"/>
+      <w:lvlText w:val=""/>
+      <w:lvlJc w:val="left"/>
+      <w:pPr>
+        <w:tabs>
+          <w:tab w:val="num" w:pos="5760"/>
+        </w:tabs>
+        <w:ind w:left="5760" w:hanging="360"/>
+      </w:pPr>
+      <w:rPr>
+        <w:rFonts w:ascii="Wingdings" w:hAnsi="Wingdings" w:hint="default"/>
+        <w:sz w:val="20"/>
+      </w:rPr>
+    </w:lvl>
+    <w:lvl w:ilvl="8" w:tentative="1">
+      <w:start w:val="1"/>
+      <w:numFmt w:val="bullet"/>
+      <w:lvlText w:val=""/>
+      <w:lvlJc w:val="left"/>
+      <w:pPr>
+        <w:tabs>
+          <w:tab w:val="num" w:pos="6480"/>
+        </w:tabs>
+        <w:ind w:left="6480" w:hanging="360"/>
+      </w:pPr>
+      <w:rPr>
+        <w:rFonts w:ascii="Wingdings" w:hAnsi="Wingdings" w:hint="default"/>
+        <w:sz w:val="20"/>
+      </w:rPr>
+    </w:lvl>
+  </w:abstractNum>
+  <w:abstractNum w:abstractNumId="4" w15:restartNumberingAfterBreak="0">
+    <w:nsid w:val="222F1EF7"/>
+    <w:multiLevelType w:val="multilevel"/>
+    <w:tmpl w:val="2F32E694"/>
+    <w:lvl w:ilvl="0">
+      <w:start w:val="1"/>
+      <w:numFmt w:val="bullet"/>
+      <w:lvlText w:val=""/>
+      <w:lvlJc w:val="left"/>
+      <w:pPr>
+        <w:tabs>
+          <w:tab w:val="num" w:pos="720"/>
+        </w:tabs>
+        <w:ind w:left="720" w:hanging="360"/>
+      </w:pPr>
+      <w:rPr>
+        <w:rFonts w:ascii="Symbol" w:hAnsi="Symbol" w:hint="default"/>
+        <w:sz w:val="20"/>
+      </w:rPr>
+    </w:lvl>
+    <w:lvl w:ilvl="1" w:tentative="1">
+      <w:start w:val="1"/>
+      <w:numFmt w:val="bullet"/>
+      <w:lvlText w:val="o"/>
+      <w:lvlJc w:val="left"/>
+      <w:pPr>
+        <w:tabs>
+          <w:tab w:val="num" w:pos="1440"/>
+        </w:tabs>
+        <w:ind w:left="1440" w:hanging="360"/>
+      </w:pPr>
+      <w:rPr>
+        <w:rFonts w:ascii="Courier New" w:hAnsi="Courier New" w:hint="default"/>
+        <w:sz w:val="20"/>
+      </w:rPr>
+    </w:lvl>
+    <w:lvl w:ilvl="2" w:tentative="1">
+      <w:start w:val="1"/>
+      <w:numFmt w:val="bullet"/>
+      <w:lvlText w:val=""/>
+      <w:lvlJc w:val="left"/>
+      <w:pPr>
+        <w:tabs>
+          <w:tab w:val="num" w:pos="2160"/>
+        </w:tabs>
+        <w:ind w:left="2160" w:hanging="360"/>
+      </w:pPr>
+      <w:rPr>
+        <w:rFonts w:ascii="Wingdings" w:hAnsi="Wingdings" w:hint="default"/>
+        <w:sz w:val="20"/>
+      </w:rPr>
+    </w:lvl>
+    <w:lvl w:ilvl="3" w:tentative="1">
+      <w:start w:val="1"/>
+      <w:numFmt w:val="bullet"/>
+      <w:lvlText w:val=""/>
+      <w:lvlJc w:val="left"/>
+      <w:pPr>
+        <w:tabs>
+          <w:tab w:val="num" w:pos="2880"/>
+        </w:tabs>
+        <w:ind w:left="2880" w:hanging="360"/>
+      </w:pPr>
+      <w:rPr>
+        <w:rFonts w:ascii="Wingdings" w:hAnsi="Wingdings" w:hint="default"/>
+        <w:sz w:val="20"/>
+      </w:rPr>
+    </w:lvl>
+    <w:lvl w:ilvl="4" w:tentative="1">
+      <w:start w:val="1"/>
+      <w:numFmt w:val="bullet"/>
+      <w:lvlText w:val=""/>
+      <w:lvlJc w:val="left"/>
+      <w:pPr>
+        <w:tabs>
+          <w:tab w:val="num" w:pos="3600"/>
+        </w:tabs>
+        <w:ind w:left="3600" w:hanging="360"/>
+      </w:pPr>
+      <w:rPr>
+        <w:rFonts w:ascii="Wingdings" w:hAnsi="Wingdings" w:hint="default"/>
+        <w:sz w:val="20"/>
+      </w:rPr>
+    </w:lvl>
+    <w:lvl w:ilvl="5" w:tentative="1">
+      <w:start w:val="1"/>
+      <w:numFmt w:val="bullet"/>
+      <w:lvlText w:val=""/>
+      <w:lvlJc w:val="left"/>
+      <w:pPr>
+        <w:tabs>
+          <w:tab w:val="num" w:pos="4320"/>
+        </w:tabs>
+        <w:ind w:left="4320" w:hanging="360"/>
+      </w:pPr>
+      <w:rPr>
+        <w:rFonts w:ascii="Wingdings" w:hAnsi="Wingdings" w:hint="default"/>
+        <w:sz w:val="20"/>
+      </w:rPr>
+    </w:lvl>
+    <w:lvl w:ilvl="6" w:tentative="1">
+      <w:start w:val="1"/>
+      <w:numFmt w:val="bullet"/>
+      <w:lvlText w:val=""/>
+      <w:lvlJc w:val="left"/>
+      <w:pPr>
+        <w:tabs>
+          <w:tab w:val="num" w:pos="5040"/>
+        </w:tabs>
+        <w:ind w:left="5040" w:hanging="360"/>
+      </w:pPr>
+      <w:rPr>
+        <w:rFonts w:ascii="Wingdings" w:hAnsi="Wingdings" w:hint="default"/>
+        <w:sz w:val="20"/>
+      </w:rPr>
+    </w:lvl>
+    <w:lvl w:ilvl="7" w:tentative="1">
+      <w:start w:val="1"/>
+      <w:numFmt w:val="bullet"/>
+      <w:lvlText w:val=""/>
+      <w:lvlJc w:val="left"/>
+      <w:pPr>
+        <w:tabs>
+          <w:tab w:val="num" w:pos="5760"/>
+        </w:tabs>
+        <w:ind w:left="5760" w:hanging="360"/>
+      </w:pPr>
+      <w:rPr>
+        <w:rFonts w:ascii="Wingdings" w:hAnsi="Wingdings" w:hint="default"/>
+        <w:sz w:val="20"/>
+      </w:rPr>
+    </w:lvl>
+    <w:lvl w:ilvl="8" w:tentative="1">
+      <w:start w:val="1"/>
+      <w:numFmt w:val="bullet"/>
+      <w:lvlText w:val=""/>
+      <w:lvlJc w:val="left"/>
+      <w:pPr>
+        <w:tabs>
+          <w:tab w:val="num" w:pos="6480"/>
+        </w:tabs>
+        <w:ind w:left="6480" w:hanging="360"/>
+      </w:pPr>
+      <w:rPr>
+        <w:rFonts w:ascii="Wingdings" w:hAnsi="Wingdings" w:hint="default"/>
+        <w:sz w:val="20"/>
+      </w:rPr>
+    </w:lvl>
+  </w:abstractNum>
+  <w:abstractNum w:abstractNumId="5" w15:restartNumberingAfterBreak="0">
+    <w:nsid w:val="29445E75"/>
+    <w:multiLevelType w:val="multilevel"/>
+    <w:tmpl w:val="0A96A19A"/>
+    <w:lvl w:ilvl="0">
+      <w:start w:val="1"/>
+      <w:numFmt w:val="bullet"/>
+      <w:lvlText w:val=""/>
+      <w:lvlJc w:val="left"/>
+      <w:pPr>
+        <w:tabs>
+          <w:tab w:val="num" w:pos="720"/>
+        </w:tabs>
+        <w:ind w:left="720" w:hanging="360"/>
+      </w:pPr>
+      <w:rPr>
+        <w:rFonts w:ascii="Symbol" w:hAnsi="Symbol" w:hint="default"/>
+        <w:sz w:val="20"/>
+      </w:rPr>
+    </w:lvl>
+    <w:lvl w:ilvl="1" w:tentative="1">
+      <w:start w:val="1"/>
+      <w:numFmt w:val="bullet"/>
+      <w:lvlText w:val="o"/>
+      <w:lvlJc w:val="left"/>
+      <w:pPr>
+        <w:tabs>
+          <w:tab w:val="num" w:pos="1440"/>
+        </w:tabs>
+        <w:ind w:left="1440" w:hanging="360"/>
+      </w:pPr>
+      <w:rPr>
+        <w:rFonts w:ascii="Courier New" w:hAnsi="Courier New" w:hint="default"/>
+        <w:sz w:val="20"/>
+      </w:rPr>
+    </w:lvl>
+    <w:lvl w:ilvl="2" w:tentative="1">
+      <w:start w:val="1"/>
+      <w:numFmt w:val="bullet"/>
+      <w:lvlText w:val=""/>
+      <w:lvlJc w:val="left"/>
+      <w:pPr>
+        <w:tabs>
+          <w:tab w:val="num" w:pos="2160"/>
+        </w:tabs>
+        <w:ind w:left="2160" w:hanging="360"/>
+      </w:pPr>
+      <w:rPr>
+        <w:rFonts w:ascii="Wingdings" w:hAnsi="Wingdings" w:hint="default"/>
+        <w:sz w:val="20"/>
+      </w:rPr>
+    </w:lvl>
+    <w:lvl w:ilvl="3" w:tentative="1">
+      <w:start w:val="1"/>
+      <w:numFmt w:val="bullet"/>
+      <w:lvlText w:val=""/>
+      <w:lvlJc w:val="left"/>
+      <w:pPr>
+        <w:tabs>
+          <w:tab w:val="num" w:pos="2880"/>
+        </w:tabs>
+        <w:ind w:left="2880" w:hanging="360"/>
+      </w:pPr>
+      <w:rPr>
+        <w:rFonts w:ascii="Wingdings" w:hAnsi="Wingdings" w:hint="default"/>
+        <w:sz w:val="20"/>
+      </w:rPr>
+    </w:lvl>
+    <w:lvl w:ilvl="4" w:tentative="1">
+      <w:start w:val="1"/>
+      <w:numFmt w:val="bullet"/>
+      <w:lvlText w:val=""/>
+      <w:lvlJc w:val="left"/>
+      <w:pPr>
+        <w:tabs>
+          <w:tab w:val="num" w:pos="3600"/>
+        </w:tabs>
+        <w:ind w:left="3600" w:hanging="360"/>
+      </w:pPr>
+      <w:rPr>
+        <w:rFonts w:ascii="Wingdings" w:hAnsi="Wingdings" w:hint="default"/>
+        <w:sz w:val="20"/>
+      </w:rPr>
+    </w:lvl>
+    <w:lvl w:ilvl="5" w:tentative="1">
+      <w:start w:val="1"/>
+      <w:numFmt w:val="bullet"/>
+      <w:lvlText w:val=""/>
+      <w:lvlJc w:val="left"/>
+      <w:pPr>
+        <w:tabs>
+          <w:tab w:val="num" w:pos="4320"/>
+        </w:tabs>
+        <w:ind w:left="4320" w:hanging="360"/>
+      </w:pPr>
+      <w:rPr>
+        <w:rFonts w:ascii="Wingdings" w:hAnsi="Wingdings" w:hint="default"/>
+        <w:sz w:val="20"/>
+      </w:rPr>
+    </w:lvl>
+    <w:lvl w:ilvl="6" w:tentative="1">
+      <w:start w:val="1"/>
+      <w:numFmt w:val="bullet"/>
+      <w:lvlText w:val=""/>
+      <w:lvlJc w:val="left"/>
+      <w:pPr>
+        <w:tabs>
+          <w:tab w:val="num" w:pos="5040"/>
+        </w:tabs>
+        <w:ind w:left="5040" w:hanging="360"/>
+      </w:pPr>
+      <w:rPr>
+        <w:rFonts w:ascii="Wingdings" w:hAnsi="Wingdings" w:hint="default"/>
+        <w:sz w:val="20"/>
+      </w:rPr>
+    </w:lvl>
+    <w:lvl w:ilvl="7" w:tentative="1">
+      <w:start w:val="1"/>
+      <w:numFmt w:val="bullet"/>
+      <w:lvlText w:val=""/>
+      <w:lvlJc w:val="left"/>
+      <w:pPr>
+        <w:tabs>
+          <w:tab w:val="num" w:pos="5760"/>
+        </w:tabs>
+        <w:ind w:left="5760" w:hanging="360"/>
+      </w:pPr>
+      <w:rPr>
+        <w:rFonts w:ascii="Wingdings" w:hAnsi="Wingdings" w:hint="default"/>
+        <w:sz w:val="20"/>
+      </w:rPr>
+    </w:lvl>
+    <w:lvl w:ilvl="8" w:tentative="1">
+      <w:start w:val="1"/>
+      <w:numFmt w:val="bullet"/>
+      <w:lvlText w:val=""/>
+      <w:lvlJc w:val="left"/>
+      <w:pPr>
+        <w:tabs>
+          <w:tab w:val="num" w:pos="6480"/>
+        </w:tabs>
+        <w:ind w:left="6480" w:hanging="360"/>
+      </w:pPr>
+      <w:rPr>
+        <w:rFonts w:ascii="Wingdings" w:hAnsi="Wingdings" w:hint="default"/>
+        <w:sz w:val="20"/>
+      </w:rPr>
+    </w:lvl>
+  </w:abstractNum>
+  <w:abstractNum w:abstractNumId="6" w15:restartNumberingAfterBreak="0">
+    <w:nsid w:val="302D7A5D"/>
+    <w:multiLevelType w:val="multilevel"/>
+    <w:tmpl w:val="4B94C7A2"/>
+    <w:lvl w:ilvl="0">
+      <w:start w:val="1"/>
+      <w:numFmt w:val="bullet"/>
+      <w:lvlText w:val=""/>
+      <w:lvlJc w:val="left"/>
+      <w:pPr>
+        <w:tabs>
+          <w:tab w:val="num" w:pos="720"/>
+        </w:tabs>
+        <w:ind w:left="720" w:hanging="360"/>
+      </w:pPr>
+      <w:rPr>
+        <w:rFonts w:ascii="Symbol" w:hAnsi="Symbol" w:hint="default"/>
+        <w:sz w:val="20"/>
+      </w:rPr>
+    </w:lvl>
+    <w:lvl w:ilvl="1" w:tentative="1">
+      <w:start w:val="1"/>
+      <w:numFmt w:val="bullet"/>
+      <w:lvlText w:val="o"/>
+      <w:lvlJc w:val="left"/>
+      <w:pPr>
+        <w:tabs>
+          <w:tab w:val="num" w:pos="1440"/>
+        </w:tabs>
+        <w:ind w:left="1440" w:hanging="360"/>
+      </w:pPr>
+      <w:rPr>
+        <w:rFonts w:ascii="Courier New" w:hAnsi="Courier New" w:hint="default"/>
+        <w:sz w:val="20"/>
+      </w:rPr>
+    </w:lvl>
+    <w:lvl w:ilvl="2" w:tentative="1">
+      <w:start w:val="1"/>
+      <w:numFmt w:val="bullet"/>
+      <w:lvlText w:val=""/>
+      <w:lvlJc w:val="left"/>
+      <w:pPr>
+        <w:tabs>
+          <w:tab w:val="num" w:pos="2160"/>
+        </w:tabs>
+        <w:ind w:left="2160" w:hanging="360"/>
+      </w:pPr>
+      <w:rPr>
+        <w:rFonts w:ascii="Wingdings" w:hAnsi="Wingdings" w:hint="default"/>
+        <w:sz w:val="20"/>
+      </w:rPr>
+    </w:lvl>
+    <w:lvl w:ilvl="3" w:tentative="1">
+      <w:start w:val="1"/>
+      <w:numFmt w:val="bullet"/>
+      <w:lvlText w:val=""/>
+      <w:lvlJc w:val="left"/>
+      <w:pPr>
+        <w:tabs>
+          <w:tab w:val="num" w:pos="2880"/>
+        </w:tabs>
+        <w:ind w:left="2880" w:hanging="360"/>
+      </w:pPr>
+      <w:rPr>
+        <w:rFonts w:ascii="Wingdings" w:hAnsi="Wingdings" w:hint="default"/>
+        <w:sz w:val="20"/>
+      </w:rPr>
+    </w:lvl>
+    <w:lvl w:ilvl="4" w:tentative="1">
+      <w:start w:val="1"/>
+      <w:numFmt w:val="bullet"/>
+      <w:lvlText w:val=""/>
+      <w:lvlJc w:val="left"/>
+      <w:pPr>
+        <w:tabs>
+          <w:tab w:val="num" w:pos="3600"/>
+        </w:tabs>
+        <w:ind w:left="3600" w:hanging="360"/>
+      </w:pPr>
+      <w:rPr>
+        <w:rFonts w:ascii="Wingdings" w:hAnsi="Wingdings" w:hint="default"/>
+        <w:sz w:val="20"/>
+      </w:rPr>
+    </w:lvl>
+    <w:lvl w:ilvl="5" w:tentative="1">
+      <w:start w:val="1"/>
+      <w:numFmt w:val="bullet"/>
+      <w:lvlText w:val=""/>
+      <w:lvlJc w:val="left"/>
+      <w:pPr>
+        <w:tabs>
+          <w:tab w:val="num" w:pos="4320"/>
+        </w:tabs>
+        <w:ind w:left="4320" w:hanging="360"/>
+      </w:pPr>
+      <w:rPr>
+        <w:rFonts w:ascii="Wingdings" w:hAnsi="Wingdings" w:hint="default"/>
+        <w:sz w:val="20"/>
+      </w:rPr>
+    </w:lvl>
+    <w:lvl w:ilvl="6" w:tentative="1">
+      <w:start w:val="1"/>
+      <w:numFmt w:val="bullet"/>
+      <w:lvlText w:val=""/>
+      <w:lvlJc w:val="left"/>
+      <w:pPr>
+        <w:tabs>
+          <w:tab w:val="num" w:pos="5040"/>
+        </w:tabs>
+        <w:ind w:left="5040" w:hanging="360"/>
+      </w:pPr>
+      <w:rPr>
+        <w:rFonts w:ascii="Wingdings" w:hAnsi="Wingdings" w:hint="default"/>
+        <w:sz w:val="20"/>
+      </w:rPr>
+    </w:lvl>
+    <w:lvl w:ilvl="7" w:tentative="1">
+      <w:start w:val="1"/>
+      <w:numFmt w:val="bullet"/>
+      <w:lvlText w:val=""/>
+      <w:lvlJc w:val="left"/>
+      <w:pPr>
+        <w:tabs>
+          <w:tab w:val="num" w:pos="5760"/>
+        </w:tabs>
+        <w:ind w:left="5760" w:hanging="360"/>
+      </w:pPr>
+      <w:rPr>
+        <w:rFonts w:ascii="Wingdings" w:hAnsi="Wingdings" w:hint="default"/>
+        <w:sz w:val="20"/>
+      </w:rPr>
+    </w:lvl>
+    <w:lvl w:ilvl="8" w:tentative="1">
+      <w:start w:val="1"/>
+      <w:numFmt w:val="bullet"/>
+      <w:lvlText w:val=""/>
+      <w:lvlJc w:val="left"/>
+      <w:pPr>
+        <w:tabs>
+          <w:tab w:val="num" w:pos="6480"/>
+        </w:tabs>
+        <w:ind w:left="6480" w:hanging="360"/>
+      </w:pPr>
+      <w:rPr>
+        <w:rFonts w:ascii="Wingdings" w:hAnsi="Wingdings" w:hint="default"/>
+        <w:sz w:val="20"/>
+      </w:rPr>
+    </w:lvl>
+  </w:abstractNum>
+  <w:abstractNum w:abstractNumId="7" w15:restartNumberingAfterBreak="0">
+    <w:nsid w:val="36EB1E56"/>
+    <w:multiLevelType w:val="hybridMultilevel"/>
+    <w:tmpl w:val="5A34CE14"/>
+    <w:lvl w:ilvl="0" w:tplc="50FC6086">
+      <w:start w:val="1"/>
+      <w:numFmt w:val="decimal"/>
+      <w:lvlText w:val="%1."/>
+      <w:lvlJc w:val="left"/>
+      <w:pPr>
+        <w:ind w:left="360" w:hanging="360"/>
+      </w:pPr>
+      <w:rPr>
+        <w:rFonts w:hint="default"/>
+      </w:rPr>
+    </w:lvl>
+    <w:lvl w:ilvl="1" w:tplc="04090019" w:tentative="1">
+      <w:start w:val="1"/>
+      <w:numFmt w:val="lowerLetter"/>
+      <w:lvlText w:val="%2)"/>
+      <w:lvlJc w:val="left"/>
+      <w:pPr>
+        <w:ind w:left="880" w:hanging="440"/>
+      </w:pPr>
+    </w:lvl>
+    <w:lvl w:ilvl="2" w:tplc="0409001B" w:tentative="1">
+      <w:start w:val="1"/>
+      <w:numFmt w:val="lowerRoman"/>
+      <w:lvlText w:val="%3."/>
+      <w:lvlJc w:val="right"/>
+      <w:pPr>
+        <w:ind w:left="1320" w:hanging="440"/>
+      </w:pPr>
+    </w:lvl>
+    <w:lvl w:ilvl="3" w:tplc="0409000F" w:tentative="1">
+      <w:start w:val="1"/>
+      <w:numFmt w:val="decimal"/>
+      <w:lvlText w:val="%4."/>
+      <w:lvlJc w:val="left"/>
+      <w:pPr>
+        <w:ind w:left="1760" w:hanging="440"/>
+      </w:pPr>
+    </w:lvl>
+    <w:lvl w:ilvl="4" w:tplc="04090019" w:tentative="1">
+      <w:start w:val="1"/>
+      <w:numFmt w:val="lowerLetter"/>
+      <w:lvlText w:val="%5)"/>
+      <w:lvlJc w:val="left"/>
+      <w:pPr>
+        <w:ind w:left="2200" w:hanging="440"/>
+      </w:pPr>
+    </w:lvl>
+    <w:lvl w:ilvl="5" w:tplc="0409001B" w:tentative="1">
+      <w:start w:val="1"/>
+      <w:numFmt w:val="lowerRoman"/>
+      <w:lvlText w:val="%6."/>
+      <w:lvlJc w:val="right"/>
+      <w:pPr>
+        <w:ind w:left="2640" w:hanging="440"/>
+      </w:pPr>
+    </w:lvl>
+    <w:lvl w:ilvl="6" w:tplc="0409000F" w:tentative="1">
+      <w:start w:val="1"/>
+      <w:numFmt w:val="decimal"/>
+      <w:lvlText w:val="%7."/>
+      <w:lvlJc w:val="left"/>
+      <w:pPr>
+        <w:ind w:left="3080" w:hanging="440"/>
+      </w:pPr>
+    </w:lvl>
+    <w:lvl w:ilvl="7" w:tplc="04090019" w:tentative="1">
+      <w:start w:val="1"/>
+      <w:numFmt w:val="lowerLetter"/>
+      <w:lvlText w:val="%8)"/>
+      <w:lvlJc w:val="left"/>
+      <w:pPr>
+        <w:ind w:left="3520" w:hanging="440"/>
+      </w:pPr>
+    </w:lvl>
+    <w:lvl w:ilvl="8" w:tplc="0409001B" w:tentative="1">
+      <w:start w:val="1"/>
+      <w:numFmt w:val="lowerRoman"/>
+      <w:lvlText w:val="%9."/>
+      <w:lvlJc w:val="right"/>
+      <w:pPr>
+        <w:ind w:left="3960" w:hanging="440"/>
+      </w:pPr>
+    </w:lvl>
+  </w:abstractNum>
+  <w:abstractNum w:abstractNumId="8" w15:restartNumberingAfterBreak="0">
+    <w:nsid w:val="37DB0B5C"/>
+    <w:multiLevelType w:val="multilevel"/>
+    <w:tmpl w:val="E40C2E9C"/>
+    <w:lvl w:ilvl="0">
+      <w:start w:val="1"/>
+      <w:numFmt w:val="bullet"/>
+      <w:lvlText w:val=""/>
+      <w:lvlJc w:val="left"/>
+      <w:pPr>
+        <w:tabs>
+          <w:tab w:val="num" w:pos="720"/>
+        </w:tabs>
+        <w:ind w:left="720" w:hanging="360"/>
+      </w:pPr>
+      <w:rPr>
+        <w:rFonts w:ascii="Symbol" w:hAnsi="Symbol" w:hint="default"/>
+        <w:sz w:val="20"/>
+      </w:rPr>
+    </w:lvl>
+    <w:lvl w:ilvl="1" w:tentative="1">
+      <w:start w:val="1"/>
+      <w:numFmt w:val="bullet"/>
+      <w:lvlText w:val="o"/>
+      <w:lvlJc w:val="left"/>
+      <w:pPr>
+        <w:tabs>
+          <w:tab w:val="num" w:pos="1440"/>
+        </w:tabs>
+        <w:ind w:left="1440" w:hanging="360"/>
+      </w:pPr>
+      <w:rPr>
+        <w:rFonts w:ascii="Courier New" w:hAnsi="Courier New" w:hint="default"/>
+        <w:sz w:val="20"/>
+      </w:rPr>
+    </w:lvl>
+    <w:lvl w:ilvl="2" w:tentative="1">
+      <w:start w:val="1"/>
+      <w:numFmt w:val="bullet"/>
+      <w:lvlText w:val=""/>
+      <w:lvlJc w:val="left"/>
+      <w:pPr>
+        <w:tabs>
+          <w:tab w:val="num" w:pos="2160"/>
+        </w:tabs>
+        <w:ind w:left="2160" w:hanging="360"/>
+      </w:pPr>
+      <w:rPr>
+        <w:rFonts w:ascii="Wingdings" w:hAnsi="Wingdings" w:hint="default"/>
+        <w:sz w:val="20"/>
+      </w:rPr>
+    </w:lvl>
+    <w:lvl w:ilvl="3" w:tentative="1">
+      <w:start w:val="1"/>
+      <w:numFmt w:val="bullet"/>
+      <w:lvlText w:val=""/>
+      <w:lvlJc w:val="left"/>
+      <w:pPr>
+        <w:tabs>
+          <w:tab w:val="num" w:pos="2880"/>
+        </w:tabs>
+        <w:ind w:left="2880" w:hanging="360"/>
+      </w:pPr>
+      <w:rPr>
+        <w:rFonts w:ascii="Wingdings" w:hAnsi="Wingdings" w:hint="default"/>
+        <w:sz w:val="20"/>
+      </w:rPr>
+    </w:lvl>
+    <w:lvl w:ilvl="4" w:tentative="1">
+      <w:start w:val="1"/>
+      <w:numFmt w:val="bullet"/>
+      <w:lvlText w:val=""/>
+      <w:lvlJc w:val="left"/>
+      <w:pPr>
+        <w:tabs>
+          <w:tab w:val="num" w:pos="3600"/>
+        </w:tabs>
+        <w:ind w:left="3600" w:hanging="360"/>
+      </w:pPr>
+      <w:rPr>
+        <w:rFonts w:ascii="Wingdings" w:hAnsi="Wingdings" w:hint="default"/>
+        <w:sz w:val="20"/>
+      </w:rPr>
+    </w:lvl>
+    <w:lvl w:ilvl="5" w:tentative="1">
+      <w:start w:val="1"/>
+      <w:numFmt w:val="bullet"/>
+      <w:lvlText w:val=""/>
+      <w:lvlJc w:val="left"/>
+      <w:pPr>
+        <w:tabs>
+          <w:tab w:val="num" w:pos="4320"/>
+        </w:tabs>
+        <w:ind w:left="4320" w:hanging="360"/>
+      </w:pPr>
+      <w:rPr>
+        <w:rFonts w:ascii="Wingdings" w:hAnsi="Wingdings" w:hint="default"/>
+        <w:sz w:val="20"/>
+      </w:rPr>
+    </w:lvl>
+    <w:lvl w:ilvl="6" w:tentative="1">
+      <w:start w:val="1"/>
+      <w:numFmt w:val="bullet"/>
+      <w:lvlText w:val=""/>
+      <w:lvlJc w:val="left"/>
+      <w:pPr>
+        <w:tabs>
+          <w:tab w:val="num" w:pos="5040"/>
+        </w:tabs>
+        <w:ind w:left="5040" w:hanging="360"/>
+      </w:pPr>
+      <w:rPr>
+        <w:rFonts w:ascii="Wingdings" w:hAnsi="Wingdings" w:hint="default"/>
+        <w:sz w:val="20"/>
+      </w:rPr>
+    </w:lvl>
+    <w:lvl w:ilvl="7" w:tentative="1">
+      <w:start w:val="1"/>
+      <w:numFmt w:val="bullet"/>
+      <w:lvlText w:val=""/>
+      <w:lvlJc w:val="left"/>
+      <w:pPr>
+        <w:tabs>
+          <w:tab w:val="num" w:pos="5760"/>
+        </w:tabs>
+        <w:ind w:left="5760" w:hanging="360"/>
+      </w:pPr>
+      <w:rPr>
+        <w:rFonts w:ascii="Wingdings" w:hAnsi="Wingdings" w:hint="default"/>
+        <w:sz w:val="20"/>
+      </w:rPr>
+    </w:lvl>
+    <w:lvl w:ilvl="8" w:tentative="1">
+      <w:start w:val="1"/>
+      <w:numFmt w:val="bullet"/>
+      <w:lvlText w:val=""/>
+      <w:lvlJc w:val="left"/>
+      <w:pPr>
+        <w:tabs>
+          <w:tab w:val="num" w:pos="6480"/>
+        </w:tabs>
+        <w:ind w:left="6480" w:hanging="360"/>
+      </w:pPr>
+      <w:rPr>
+        <w:rFonts w:ascii="Wingdings" w:hAnsi="Wingdings" w:hint="default"/>
+        <w:sz w:val="20"/>
+      </w:rPr>
+    </w:lvl>
+  </w:abstractNum>
+  <w:abstractNum w:abstractNumId="9" w15:restartNumberingAfterBreak="0">
+    <w:nsid w:val="4298091E"/>
+    <w:multiLevelType w:val="multilevel"/>
+    <w:tmpl w:val="E188A3D4"/>
+    <w:lvl w:ilvl="0">
+      <w:start w:val="1"/>
+      <w:numFmt w:val="bullet"/>
+      <w:lvlText w:val=""/>
+      <w:lvlJc w:val="left"/>
+      <w:pPr>
+        <w:tabs>
+          <w:tab w:val="num" w:pos="720"/>
+        </w:tabs>
+        <w:ind w:left="720" w:hanging="360"/>
+      </w:pPr>
+      <w:rPr>
+        <w:rFonts w:ascii="Symbol" w:hAnsi="Symbol" w:hint="default"/>
+        <w:sz w:val="20"/>
+      </w:rPr>
+    </w:lvl>
+    <w:lvl w:ilvl="1" w:tentative="1">
+      <w:start w:val="1"/>
+      <w:numFmt w:val="bullet"/>
+      <w:lvlText w:val="o"/>
+      <w:lvlJc w:val="left"/>
+      <w:pPr>
+        <w:tabs>
+          <w:tab w:val="num" w:pos="1440"/>
+        </w:tabs>
+        <w:ind w:left="1440" w:hanging="360"/>
+      </w:pPr>
+      <w:rPr>
+        <w:rFonts w:ascii="Courier New" w:hAnsi="Courier New" w:hint="default"/>
+        <w:sz w:val="20"/>
+      </w:rPr>
+    </w:lvl>
+    <w:lvl w:ilvl="2" w:tentative="1">
+      <w:start w:val="1"/>
+      <w:numFmt w:val="bullet"/>
+      <w:lvlText w:val=""/>
+      <w:lvlJc w:val="left"/>
+      <w:pPr>
+        <w:tabs>
+          <w:tab w:val="num" w:pos="2160"/>
+        </w:tabs>
+        <w:ind w:left="2160" w:hanging="360"/>
+      </w:pPr>
+      <w:rPr>
+        <w:rFonts w:ascii="Wingdings" w:hAnsi="Wingdings" w:hint="default"/>
+        <w:sz w:val="20"/>
+      </w:rPr>
+    </w:lvl>
+    <w:lvl w:ilvl="3" w:tentative="1">
+      <w:start w:val="1"/>
+      <w:numFmt w:val="bullet"/>
+      <w:lvlText w:val=""/>
+      <w:lvlJc w:val="left"/>
+      <w:pPr>
+        <w:tabs>
+          <w:tab w:val="num" w:pos="2880"/>
+        </w:tabs>
+        <w:ind w:left="2880" w:hanging="360"/>
+      </w:pPr>
+      <w:rPr>
+        <w:rFonts w:ascii="Wingdings" w:hAnsi="Wingdings" w:hint="default"/>
+        <w:sz w:val="20"/>
+      </w:rPr>
+    </w:lvl>
+    <w:lvl w:ilvl="4" w:tentative="1">
+      <w:start w:val="1"/>
+      <w:numFmt w:val="bullet"/>
+      <w:lvlText w:val=""/>
+      <w:lvlJc w:val="left"/>
+      <w:pPr>
+        <w:tabs>
+          <w:tab w:val="num" w:pos="3600"/>
+        </w:tabs>
+        <w:ind w:left="3600" w:hanging="360"/>
+      </w:pPr>
+      <w:rPr>
+        <w:rFonts w:ascii="Wingdings" w:hAnsi="Wingdings" w:hint="default"/>
+        <w:sz w:val="20"/>
+      </w:rPr>
+    </w:lvl>
+    <w:lvl w:ilvl="5" w:tentative="1">
+      <w:start w:val="1"/>
+      <w:numFmt w:val="bullet"/>
+      <w:lvlText w:val=""/>
+      <w:lvlJc w:val="left"/>
+      <w:pPr>
+        <w:tabs>
+          <w:tab w:val="num" w:pos="4320"/>
+        </w:tabs>
+        <w:ind w:left="4320" w:hanging="360"/>
+      </w:pPr>
+      <w:rPr>
+        <w:rFonts w:ascii="Wingdings" w:hAnsi="Wingdings" w:hint="default"/>
+        <w:sz w:val="20"/>
+      </w:rPr>
+    </w:lvl>
+    <w:lvl w:ilvl="6" w:tentative="1">
+      <w:start w:val="1"/>
+      <w:numFmt w:val="bullet"/>
+      <w:lvlText w:val=""/>
+      <w:lvlJc w:val="left"/>
+      <w:pPr>
+        <w:tabs>
+          <w:tab w:val="num" w:pos="5040"/>
+        </w:tabs>
+        <w:ind w:left="5040" w:hanging="360"/>
+      </w:pPr>
+      <w:rPr>
+        <w:rFonts w:ascii="Wingdings" w:hAnsi="Wingdings" w:hint="default"/>
+        <w:sz w:val="20"/>
+      </w:rPr>
+    </w:lvl>
+    <w:lvl w:ilvl="7" w:tentative="1">
+      <w:start w:val="1"/>
+      <w:numFmt w:val="bullet"/>
+      <w:lvlText w:val=""/>
+      <w:lvlJc w:val="left"/>
+      <w:pPr>
+        <w:tabs>
+          <w:tab w:val="num" w:pos="5760"/>
+        </w:tabs>
+        <w:ind w:left="5760" w:hanging="360"/>
+      </w:pPr>
+      <w:rPr>
+        <w:rFonts w:ascii="Wingdings" w:hAnsi="Wingdings" w:hint="default"/>
+        <w:sz w:val="20"/>
+      </w:rPr>
+    </w:lvl>
+    <w:lvl w:ilvl="8" w:tentative="1">
+      <w:start w:val="1"/>
+      <w:numFmt w:val="bullet"/>
+      <w:lvlText w:val=""/>
+      <w:lvlJc w:val="left"/>
+      <w:pPr>
+        <w:tabs>
+          <w:tab w:val="num" w:pos="6480"/>
+        </w:tabs>
+        <w:ind w:left="6480" w:hanging="360"/>
+      </w:pPr>
+      <w:rPr>
+        <w:rFonts w:ascii="Wingdings" w:hAnsi="Wingdings" w:hint="default"/>
+        <w:sz w:val="20"/>
+      </w:rPr>
+    </w:lvl>
+  </w:abstractNum>
+  <w:abstractNum w:abstractNumId="10" w15:restartNumberingAfterBreak="0">
+    <w:nsid w:val="482D3D0F"/>
+    <w:multiLevelType w:val="multilevel"/>
+    <w:tmpl w:val="53F8ADEC"/>
+    <w:lvl w:ilvl="0">
+      <w:start w:val="1"/>
+      <w:numFmt w:val="bullet"/>
+      <w:lvlText w:val=""/>
+      <w:lvlJc w:val="left"/>
+      <w:pPr>
+        <w:tabs>
+          <w:tab w:val="num" w:pos="720"/>
+        </w:tabs>
+        <w:ind w:left="720" w:hanging="360"/>
+      </w:pPr>
+      <w:rPr>
+        <w:rFonts w:ascii="Symbol" w:hAnsi="Symbol" w:hint="default"/>
+        <w:sz w:val="20"/>
+      </w:rPr>
+    </w:lvl>
+    <w:lvl w:ilvl="1" w:tentative="1">
+      <w:start w:val="1"/>
+      <w:numFmt w:val="bullet"/>
+      <w:lvlText w:val="o"/>
+      <w:lvlJc w:val="left"/>
+      <w:pPr>
+        <w:tabs>
+          <w:tab w:val="num" w:pos="1440"/>
+        </w:tabs>
+        <w:ind w:left="1440" w:hanging="360"/>
+      </w:pPr>
+      <w:rPr>
+        <w:rFonts w:ascii="Courier New" w:hAnsi="Courier New" w:hint="default"/>
+        <w:sz w:val="20"/>
+      </w:rPr>
+    </w:lvl>
+    <w:lvl w:ilvl="2" w:tentative="1">
+      <w:start w:val="1"/>
+      <w:numFmt w:val="bullet"/>
+      <w:lvlText w:val=""/>
+      <w:lvlJc w:val="left"/>
+      <w:pPr>
+        <w:tabs>
+          <w:tab w:val="num" w:pos="2160"/>
+        </w:tabs>
+        <w:ind w:left="2160" w:hanging="360"/>
+      </w:pPr>
+      <w:rPr>
+        <w:rFonts w:ascii="Wingdings" w:hAnsi="Wingdings" w:hint="default"/>
+        <w:sz w:val="20"/>
+      </w:rPr>
+    </w:lvl>
+    <w:lvl w:ilvl="3" w:tentative="1">
+      <w:start w:val="1"/>
+      <w:numFmt w:val="bullet"/>
+      <w:lvlText w:val=""/>
+      <w:lvlJc w:val="left"/>
+      <w:pPr>
+        <w:tabs>
+          <w:tab w:val="num" w:pos="2880"/>
+        </w:tabs>
+        <w:ind w:left="2880" w:hanging="360"/>
+      </w:pPr>
+      <w:rPr>
+        <w:rFonts w:ascii="Wingdings" w:hAnsi="Wingdings" w:hint="default"/>
+        <w:sz w:val="20"/>
+      </w:rPr>
+    </w:lvl>
+    <w:lvl w:ilvl="4" w:tentative="1">
+      <w:start w:val="1"/>
+      <w:numFmt w:val="bullet"/>
+      <w:lvlText w:val=""/>
+      <w:lvlJc w:val="left"/>
+      <w:pPr>
+        <w:tabs>
+          <w:tab w:val="num" w:pos="3600"/>
+        </w:tabs>
+        <w:ind w:left="3600" w:hanging="360"/>
+      </w:pPr>
+      <w:rPr>
+        <w:rFonts w:ascii="Wingdings" w:hAnsi="Wingdings" w:hint="default"/>
+        <w:sz w:val="20"/>
+      </w:rPr>
+    </w:lvl>
+    <w:lvl w:ilvl="5" w:tentative="1">
+      <w:start w:val="1"/>
+      <w:numFmt w:val="bullet"/>
+      <w:lvlText w:val=""/>
+      <w:lvlJc w:val="left"/>
+      <w:pPr>
+        <w:tabs>
+          <w:tab w:val="num" w:pos="4320"/>
+        </w:tabs>
+        <w:ind w:left="4320" w:hanging="360"/>
+      </w:pPr>
+      <w:rPr>
+        <w:rFonts w:ascii="Wingdings" w:hAnsi="Wingdings" w:hint="default"/>
+        <w:sz w:val="20"/>
+      </w:rPr>
+    </w:lvl>
+    <w:lvl w:ilvl="6" w:tentative="1">
+      <w:start w:val="1"/>
+      <w:numFmt w:val="bullet"/>
+      <w:lvlText w:val=""/>
+      <w:lvlJc w:val="left"/>
+      <w:pPr>
+        <w:tabs>
+          <w:tab w:val="num" w:pos="5040"/>
+        </w:tabs>
+        <w:ind w:left="5040" w:hanging="360"/>
+      </w:pPr>
+      <w:rPr>
+        <w:rFonts w:ascii="Wingdings" w:hAnsi="Wingdings" w:hint="default"/>
+        <w:sz w:val="20"/>
+      </w:rPr>
+    </w:lvl>
+    <w:lvl w:ilvl="7" w:tentative="1">
+      <w:start w:val="1"/>
+      <w:numFmt w:val="bullet"/>
+      <w:lvlText w:val=""/>
+      <w:lvlJc w:val="left"/>
+      <w:pPr>
+        <w:tabs>
+          <w:tab w:val="num" w:pos="5760"/>
+        </w:tabs>
+        <w:ind w:left="5760" w:hanging="360"/>
+      </w:pPr>
+      <w:rPr>
+        <w:rFonts w:ascii="Wingdings" w:hAnsi="Wingdings" w:hint="default"/>
+        <w:sz w:val="20"/>
+      </w:rPr>
+    </w:lvl>
+    <w:lvl w:ilvl="8" w:tentative="1">
+      <w:start w:val="1"/>
+      <w:numFmt w:val="bullet"/>
+      <w:lvlText w:val=""/>
+      <w:lvlJc w:val="left"/>
+      <w:pPr>
+        <w:tabs>
+          <w:tab w:val="num" w:pos="6480"/>
+        </w:tabs>
+        <w:ind w:left="6480" w:hanging="360"/>
+      </w:pPr>
+      <w:rPr>
+        <w:rFonts w:ascii="Wingdings" w:hAnsi="Wingdings" w:hint="default"/>
+        <w:sz w:val="20"/>
+      </w:rPr>
+    </w:lvl>
+  </w:abstractNum>
+  <w:abstractNum w:abstractNumId="11" w15:restartNumberingAfterBreak="0">
+    <w:nsid w:val="50B14E9C"/>
+    <w:multiLevelType w:val="multilevel"/>
+    <w:tmpl w:val="199CEC2E"/>
+    <w:lvl w:ilvl="0">
+      <w:start w:val="1"/>
+      <w:numFmt w:val="bullet"/>
+      <w:lvlText w:val=""/>
+      <w:lvlJc w:val="left"/>
+      <w:pPr>
+        <w:tabs>
+          <w:tab w:val="num" w:pos="720"/>
+        </w:tabs>
+        <w:ind w:left="720" w:hanging="360"/>
+      </w:pPr>
+      <w:rPr>
+        <w:rFonts w:ascii="Symbol" w:hAnsi="Symbol" w:hint="default"/>
+        <w:sz w:val="20"/>
+      </w:rPr>
+    </w:lvl>
+    <w:lvl w:ilvl="1" w:tentative="1">
+      <w:start w:val="1"/>
+      <w:numFmt w:val="bullet"/>
+      <w:lvlText w:val="o"/>
+      <w:lvlJc w:val="left"/>
+      <w:pPr>
+        <w:tabs>
+          <w:tab w:val="num" w:pos="1440"/>
+        </w:tabs>
+        <w:ind w:left="1440" w:hanging="360"/>
+      </w:pPr>
+      <w:rPr>
+        <w:rFonts w:ascii="Courier New" w:hAnsi="Courier New" w:hint="default"/>
+        <w:sz w:val="20"/>
+      </w:rPr>
+    </w:lvl>
+    <w:lvl w:ilvl="2" w:tentative="1">
+      <w:start w:val="1"/>
+      <w:numFmt w:val="bullet"/>
+      <w:lvlText w:val=""/>
+      <w:lvlJc w:val="left"/>
+      <w:pPr>
+        <w:tabs>
+          <w:tab w:val="num" w:pos="2160"/>
+        </w:tabs>
+        <w:ind w:left="2160" w:hanging="360"/>
+      </w:pPr>
+      <w:rPr>
+        <w:rFonts w:ascii="Wingdings" w:hAnsi="Wingdings" w:hint="default"/>
+        <w:sz w:val="20"/>
+      </w:rPr>
+    </w:lvl>
+    <w:lvl w:ilvl="3" w:tentative="1">
+      <w:start w:val="1"/>
+      <w:numFmt w:val="bullet"/>
+      <w:lvlText w:val=""/>
+      <w:lvlJc w:val="left"/>
+      <w:pPr>
+        <w:tabs>
+          <w:tab w:val="num" w:pos="2880"/>
+        </w:tabs>
+        <w:ind w:left="2880" w:hanging="360"/>
+      </w:pPr>
+      <w:rPr>
+        <w:rFonts w:ascii="Wingdings" w:hAnsi="Wingdings" w:hint="default"/>
+        <w:sz w:val="20"/>
+      </w:rPr>
+    </w:lvl>
+    <w:lvl w:ilvl="4" w:tentative="1">
+      <w:start w:val="1"/>
+      <w:numFmt w:val="bullet"/>
+      <w:lvlText w:val=""/>
+      <w:lvlJc w:val="left"/>
+      <w:pPr>
+        <w:tabs>
+          <w:tab w:val="num" w:pos="3600"/>
+        </w:tabs>
+        <w:ind w:left="3600" w:hanging="360"/>
+      </w:pPr>
+      <w:rPr>
+        <w:rFonts w:ascii="Wingdings" w:hAnsi="Wingdings" w:hint="default"/>
+        <w:sz w:val="20"/>
+      </w:rPr>
+    </w:lvl>
+    <w:lvl w:ilvl="5" w:tentative="1">
+      <w:start w:val="1"/>
+      <w:numFmt w:val="bullet"/>
+      <w:lvlText w:val=""/>
+      <w:lvlJc w:val="left"/>
+      <w:pPr>
+        <w:tabs>
+          <w:tab w:val="num" w:pos="4320"/>
+        </w:tabs>
+        <w:ind w:left="4320" w:hanging="360"/>
+      </w:pPr>
+      <w:rPr>
+        <w:rFonts w:ascii="Wingdings" w:hAnsi="Wingdings" w:hint="default"/>
+        <w:sz w:val="20"/>
+      </w:rPr>
+    </w:lvl>
+    <w:lvl w:ilvl="6" w:tentative="1">
+      <w:start w:val="1"/>
+      <w:numFmt w:val="bullet"/>
+      <w:lvlText w:val=""/>
+      <w:lvlJc w:val="left"/>
+      <w:pPr>
+        <w:tabs>
+          <w:tab w:val="num" w:pos="5040"/>
+        </w:tabs>
+        <w:ind w:left="5040" w:hanging="360"/>
+      </w:pPr>
+      <w:rPr>
+        <w:rFonts w:ascii="Wingdings" w:hAnsi="Wingdings" w:hint="default"/>
+        <w:sz w:val="20"/>
+      </w:rPr>
+    </w:lvl>
+    <w:lvl w:ilvl="7" w:tentative="1">
+      <w:start w:val="1"/>
+      <w:numFmt w:val="bullet"/>
+      <w:lvlText w:val=""/>
+      <w:lvlJc w:val="left"/>
+      <w:pPr>
+        <w:tabs>
+          <w:tab w:val="num" w:pos="5760"/>
+        </w:tabs>
+        <w:ind w:left="5760" w:hanging="360"/>
+      </w:pPr>
+      <w:rPr>
+        <w:rFonts w:ascii="Wingdings" w:hAnsi="Wingdings" w:hint="default"/>
+        <w:sz w:val="20"/>
+      </w:rPr>
+    </w:lvl>
+    <w:lvl w:ilvl="8" w:tentative="1">
+      <w:start w:val="1"/>
+      <w:numFmt w:val="bullet"/>
+      <w:lvlText w:val=""/>
+      <w:lvlJc w:val="left"/>
+      <w:pPr>
+        <w:tabs>
+          <w:tab w:val="num" w:pos="6480"/>
+        </w:tabs>
+        <w:ind w:left="6480" w:hanging="360"/>
+      </w:pPr>
+      <w:rPr>
+        <w:rFonts w:ascii="Wingdings" w:hAnsi="Wingdings" w:hint="default"/>
+        <w:sz w:val="20"/>
+      </w:rPr>
+    </w:lvl>
+  </w:abstractNum>
+  <w:abstractNum w:abstractNumId="12" w15:restartNumberingAfterBreak="0">
     <w:nsid w:val="5C130CDA"/>
     <w:multiLevelType w:val="hybridMultilevel"/>
     <w:tmpl w:val="D6D2C300"/>
@@ -6676,7 +8485,156 @@
       </w:pPr>
     </w:lvl>
   </w:abstractNum>
-  <w:abstractNum w:abstractNumId="1" w15:restartNumberingAfterBreak="0">
+  <w:abstractNum w:abstractNumId="13" w15:restartNumberingAfterBreak="0">
+    <w:nsid w:val="616B14A2"/>
+    <w:multiLevelType w:val="multilevel"/>
+    <w:tmpl w:val="A16E8BEE"/>
+    <w:lvl w:ilvl="0">
+      <w:start w:val="1"/>
+      <w:numFmt w:val="bullet"/>
+      <w:lvlText w:val=""/>
+      <w:lvlJc w:val="left"/>
+      <w:pPr>
+        <w:tabs>
+          <w:tab w:val="num" w:pos="720"/>
+        </w:tabs>
+        <w:ind w:left="720" w:hanging="360"/>
+      </w:pPr>
+      <w:rPr>
+        <w:rFonts w:ascii="Symbol" w:hAnsi="Symbol" w:hint="default"/>
+        <w:sz w:val="20"/>
+      </w:rPr>
+    </w:lvl>
+    <w:lvl w:ilvl="1" w:tentative="1">
+      <w:start w:val="1"/>
+      <w:numFmt w:val="bullet"/>
+      <w:lvlText w:val="o"/>
+      <w:lvlJc w:val="left"/>
+      <w:pPr>
+        <w:tabs>
+          <w:tab w:val="num" w:pos="1440"/>
+        </w:tabs>
+        <w:ind w:left="1440" w:hanging="360"/>
+      </w:pPr>
+      <w:rPr>
+        <w:rFonts w:ascii="Courier New" w:hAnsi="Courier New" w:hint="default"/>
+        <w:sz w:val="20"/>
+      </w:rPr>
+    </w:lvl>
+    <w:lvl w:ilvl="2" w:tentative="1">
+      <w:start w:val="1"/>
+      <w:numFmt w:val="bullet"/>
+      <w:lvlText w:val=""/>
+      <w:lvlJc w:val="left"/>
+      <w:pPr>
+        <w:tabs>
+          <w:tab w:val="num" w:pos="2160"/>
+        </w:tabs>
+        <w:ind w:left="2160" w:hanging="360"/>
+      </w:pPr>
+      <w:rPr>
+        <w:rFonts w:ascii="Wingdings" w:hAnsi="Wingdings" w:hint="default"/>
+        <w:sz w:val="20"/>
+      </w:rPr>
+    </w:lvl>
+    <w:lvl w:ilvl="3" w:tentative="1">
+      <w:start w:val="1"/>
+      <w:numFmt w:val="bullet"/>
+      <w:lvlText w:val=""/>
+      <w:lvlJc w:val="left"/>
+      <w:pPr>
+        <w:tabs>
+          <w:tab w:val="num" w:pos="2880"/>
+        </w:tabs>
+        <w:ind w:left="2880" w:hanging="360"/>
+      </w:pPr>
+      <w:rPr>
+        <w:rFonts w:ascii="Wingdings" w:hAnsi="Wingdings" w:hint="default"/>
+        <w:sz w:val="20"/>
+      </w:rPr>
+    </w:lvl>
+    <w:lvl w:ilvl="4" w:tentative="1">
+      <w:start w:val="1"/>
+      <w:numFmt w:val="bullet"/>
+      <w:lvlText w:val=""/>
+      <w:lvlJc w:val="left"/>
+      <w:pPr>
+        <w:tabs>
+          <w:tab w:val="num" w:pos="3600"/>
+        </w:tabs>
+        <w:ind w:left="3600" w:hanging="360"/>
+      </w:pPr>
+      <w:rPr>
+        <w:rFonts w:ascii="Wingdings" w:hAnsi="Wingdings" w:hint="default"/>
+        <w:sz w:val="20"/>
+      </w:rPr>
+    </w:lvl>
+    <w:lvl w:ilvl="5" w:tentative="1">
+      <w:start w:val="1"/>
+      <w:numFmt w:val="bullet"/>
+      <w:lvlText w:val=""/>
+      <w:lvlJc w:val="left"/>
+      <w:pPr>
+        <w:tabs>
+          <w:tab w:val="num" w:pos="4320"/>
+        </w:tabs>
+        <w:ind w:left="4320" w:hanging="360"/>
+      </w:pPr>
+      <w:rPr>
+        <w:rFonts w:ascii="Wingdings" w:hAnsi="Wingdings" w:hint="default"/>
+        <w:sz w:val="20"/>
+      </w:rPr>
+    </w:lvl>
+    <w:lvl w:ilvl="6" w:tentative="1">
+      <w:start w:val="1"/>
+      <w:numFmt w:val="bullet"/>
+      <w:lvlText w:val=""/>
+      <w:lvlJc w:val="left"/>
+      <w:pPr>
+        <w:tabs>
+          <w:tab w:val="num" w:pos="5040"/>
+        </w:tabs>
+        <w:ind w:left="5040" w:hanging="360"/>
+      </w:pPr>
+      <w:rPr>
+        <w:rFonts w:ascii="Wingdings" w:hAnsi="Wingdings" w:hint="default"/>
+        <w:sz w:val="20"/>
+      </w:rPr>
+    </w:lvl>
+    <w:lvl w:ilvl="7" w:tentative="1">
+      <w:start w:val="1"/>
+      <w:numFmt w:val="bullet"/>
+      <w:lvlText w:val=""/>
+      <w:lvlJc w:val="left"/>
+      <w:pPr>
+        <w:tabs>
+          <w:tab w:val="num" w:pos="5760"/>
+        </w:tabs>
+        <w:ind w:left="5760" w:hanging="360"/>
+      </w:pPr>
+      <w:rPr>
+        <w:rFonts w:ascii="Wingdings" w:hAnsi="Wingdings" w:hint="default"/>
+        <w:sz w:val="20"/>
+      </w:rPr>
+    </w:lvl>
+    <w:lvl w:ilvl="8" w:tentative="1">
+      <w:start w:val="1"/>
+      <w:numFmt w:val="bullet"/>
+      <w:lvlText w:val=""/>
+      <w:lvlJc w:val="left"/>
+      <w:pPr>
+        <w:tabs>
+          <w:tab w:val="num" w:pos="6480"/>
+        </w:tabs>
+        <w:ind w:left="6480" w:hanging="360"/>
+      </w:pPr>
+      <w:rPr>
+        <w:rFonts w:ascii="Wingdings" w:hAnsi="Wingdings" w:hint="default"/>
+        <w:sz w:val="20"/>
+      </w:rPr>
+    </w:lvl>
+  </w:abstractNum>
+  <w:abstractNum w:abstractNumId="14" w15:restartNumberingAfterBreak="0">
     <w:nsid w:val="6B032863"/>
     <w:multiLevelType w:val="hybridMultilevel"/>
     <w:tmpl w:val="D44285E6"/>
@@ -6768,13 +8726,456 @@
       </w:pPr>
     </w:lvl>
   </w:abstractNum>
+  <w:abstractNum w:abstractNumId="15" w15:restartNumberingAfterBreak="0">
+    <w:nsid w:val="6B950C9D"/>
+    <w:multiLevelType w:val="multilevel"/>
+    <w:tmpl w:val="48E87338"/>
+    <w:lvl w:ilvl="0">
+      <w:start w:val="1"/>
+      <w:numFmt w:val="bullet"/>
+      <w:lvlText w:val=""/>
+      <w:lvlJc w:val="left"/>
+      <w:pPr>
+        <w:tabs>
+          <w:tab w:val="num" w:pos="720"/>
+        </w:tabs>
+        <w:ind w:left="720" w:hanging="360"/>
+      </w:pPr>
+      <w:rPr>
+        <w:rFonts w:ascii="Symbol" w:hAnsi="Symbol" w:hint="default"/>
+        <w:sz w:val="20"/>
+      </w:rPr>
+    </w:lvl>
+    <w:lvl w:ilvl="1" w:tentative="1">
+      <w:start w:val="1"/>
+      <w:numFmt w:val="bullet"/>
+      <w:lvlText w:val="o"/>
+      <w:lvlJc w:val="left"/>
+      <w:pPr>
+        <w:tabs>
+          <w:tab w:val="num" w:pos="1440"/>
+        </w:tabs>
+        <w:ind w:left="1440" w:hanging="360"/>
+      </w:pPr>
+      <w:rPr>
+        <w:rFonts w:ascii="Courier New" w:hAnsi="Courier New" w:hint="default"/>
+        <w:sz w:val="20"/>
+      </w:rPr>
+    </w:lvl>
+    <w:lvl w:ilvl="2" w:tentative="1">
+      <w:start w:val="1"/>
+      <w:numFmt w:val="bullet"/>
+      <w:lvlText w:val=""/>
+      <w:lvlJc w:val="left"/>
+      <w:pPr>
+        <w:tabs>
+          <w:tab w:val="num" w:pos="2160"/>
+        </w:tabs>
+        <w:ind w:left="2160" w:hanging="360"/>
+      </w:pPr>
+      <w:rPr>
+        <w:rFonts w:ascii="Wingdings" w:hAnsi="Wingdings" w:hint="default"/>
+        <w:sz w:val="20"/>
+      </w:rPr>
+    </w:lvl>
+    <w:lvl w:ilvl="3" w:tentative="1">
+      <w:start w:val="1"/>
+      <w:numFmt w:val="bullet"/>
+      <w:lvlText w:val=""/>
+      <w:lvlJc w:val="left"/>
+      <w:pPr>
+        <w:tabs>
+          <w:tab w:val="num" w:pos="2880"/>
+        </w:tabs>
+        <w:ind w:left="2880" w:hanging="360"/>
+      </w:pPr>
+      <w:rPr>
+        <w:rFonts w:ascii="Wingdings" w:hAnsi="Wingdings" w:hint="default"/>
+        <w:sz w:val="20"/>
+      </w:rPr>
+    </w:lvl>
+    <w:lvl w:ilvl="4" w:tentative="1">
+      <w:start w:val="1"/>
+      <w:numFmt w:val="bullet"/>
+      <w:lvlText w:val=""/>
+      <w:lvlJc w:val="left"/>
+      <w:pPr>
+        <w:tabs>
+          <w:tab w:val="num" w:pos="3600"/>
+        </w:tabs>
+        <w:ind w:left="3600" w:hanging="360"/>
+      </w:pPr>
+      <w:rPr>
+        <w:rFonts w:ascii="Wingdings" w:hAnsi="Wingdings" w:hint="default"/>
+        <w:sz w:val="20"/>
+      </w:rPr>
+    </w:lvl>
+    <w:lvl w:ilvl="5" w:tentative="1">
+      <w:start w:val="1"/>
+      <w:numFmt w:val="bullet"/>
+      <w:lvlText w:val=""/>
+      <w:lvlJc w:val="left"/>
+      <w:pPr>
+        <w:tabs>
+          <w:tab w:val="num" w:pos="4320"/>
+        </w:tabs>
+        <w:ind w:left="4320" w:hanging="360"/>
+      </w:pPr>
+      <w:rPr>
+        <w:rFonts w:ascii="Wingdings" w:hAnsi="Wingdings" w:hint="default"/>
+        <w:sz w:val="20"/>
+      </w:rPr>
+    </w:lvl>
+    <w:lvl w:ilvl="6" w:tentative="1">
+      <w:start w:val="1"/>
+      <w:numFmt w:val="bullet"/>
+      <w:lvlText w:val=""/>
+      <w:lvlJc w:val="left"/>
+      <w:pPr>
+        <w:tabs>
+          <w:tab w:val="num" w:pos="5040"/>
+        </w:tabs>
+        <w:ind w:left="5040" w:hanging="360"/>
+      </w:pPr>
+      <w:rPr>
+        <w:rFonts w:ascii="Wingdings" w:hAnsi="Wingdings" w:hint="default"/>
+        <w:sz w:val="20"/>
+      </w:rPr>
+    </w:lvl>
+    <w:lvl w:ilvl="7" w:tentative="1">
+      <w:start w:val="1"/>
+      <w:numFmt w:val="bullet"/>
+      <w:lvlText w:val=""/>
+      <w:lvlJc w:val="left"/>
+      <w:pPr>
+        <w:tabs>
+          <w:tab w:val="num" w:pos="5760"/>
+        </w:tabs>
+        <w:ind w:left="5760" w:hanging="360"/>
+      </w:pPr>
+      <w:rPr>
+        <w:rFonts w:ascii="Wingdings" w:hAnsi="Wingdings" w:hint="default"/>
+        <w:sz w:val="20"/>
+      </w:rPr>
+    </w:lvl>
+    <w:lvl w:ilvl="8" w:tentative="1">
+      <w:start w:val="1"/>
+      <w:numFmt w:val="bullet"/>
+      <w:lvlText w:val=""/>
+      <w:lvlJc w:val="left"/>
+      <w:pPr>
+        <w:tabs>
+          <w:tab w:val="num" w:pos="6480"/>
+        </w:tabs>
+        <w:ind w:left="6480" w:hanging="360"/>
+      </w:pPr>
+      <w:rPr>
+        <w:rFonts w:ascii="Wingdings" w:hAnsi="Wingdings" w:hint="default"/>
+        <w:sz w:val="20"/>
+      </w:rPr>
+    </w:lvl>
+  </w:abstractNum>
+  <w:abstractNum w:abstractNumId="16" w15:restartNumberingAfterBreak="0">
+    <w:nsid w:val="72200F9D"/>
+    <w:multiLevelType w:val="hybridMultilevel"/>
+    <w:tmpl w:val="ADB0D21A"/>
+    <w:lvl w:ilvl="0" w:tplc="1C7060D8">
+      <w:start w:val="1"/>
+      <w:numFmt w:val="decimal"/>
+      <w:lvlText w:val="%1."/>
+      <w:lvlJc w:val="left"/>
+      <w:pPr>
+        <w:ind w:left="360" w:hanging="360"/>
+      </w:pPr>
+      <w:rPr>
+        <w:rFonts w:hint="default"/>
+      </w:rPr>
+    </w:lvl>
+    <w:lvl w:ilvl="1" w:tplc="04090019" w:tentative="1">
+      <w:start w:val="1"/>
+      <w:numFmt w:val="lowerLetter"/>
+      <w:lvlText w:val="%2)"/>
+      <w:lvlJc w:val="left"/>
+      <w:pPr>
+        <w:ind w:left="880" w:hanging="440"/>
+      </w:pPr>
+    </w:lvl>
+    <w:lvl w:ilvl="2" w:tplc="0409001B" w:tentative="1">
+      <w:start w:val="1"/>
+      <w:numFmt w:val="lowerRoman"/>
+      <w:lvlText w:val="%3."/>
+      <w:lvlJc w:val="right"/>
+      <w:pPr>
+        <w:ind w:left="1320" w:hanging="440"/>
+      </w:pPr>
+    </w:lvl>
+    <w:lvl w:ilvl="3" w:tplc="0409000F" w:tentative="1">
+      <w:start w:val="1"/>
+      <w:numFmt w:val="decimal"/>
+      <w:lvlText w:val="%4."/>
+      <w:lvlJc w:val="left"/>
+      <w:pPr>
+        <w:ind w:left="1760" w:hanging="440"/>
+      </w:pPr>
+    </w:lvl>
+    <w:lvl w:ilvl="4" w:tplc="04090019" w:tentative="1">
+      <w:start w:val="1"/>
+      <w:numFmt w:val="lowerLetter"/>
+      <w:lvlText w:val="%5)"/>
+      <w:lvlJc w:val="left"/>
+      <w:pPr>
+        <w:ind w:left="2200" w:hanging="440"/>
+      </w:pPr>
+    </w:lvl>
+    <w:lvl w:ilvl="5" w:tplc="0409001B" w:tentative="1">
+      <w:start w:val="1"/>
+      <w:numFmt w:val="lowerRoman"/>
+      <w:lvlText w:val="%6."/>
+      <w:lvlJc w:val="right"/>
+      <w:pPr>
+        <w:ind w:left="2640" w:hanging="440"/>
+      </w:pPr>
+    </w:lvl>
+    <w:lvl w:ilvl="6" w:tplc="0409000F" w:tentative="1">
+      <w:start w:val="1"/>
+      <w:numFmt w:val="decimal"/>
+      <w:lvlText w:val="%7."/>
+      <w:lvlJc w:val="left"/>
+      <w:pPr>
+        <w:ind w:left="3080" w:hanging="440"/>
+      </w:pPr>
+    </w:lvl>
+    <w:lvl w:ilvl="7" w:tplc="04090019" w:tentative="1">
+      <w:start w:val="1"/>
+      <w:numFmt w:val="lowerLetter"/>
+      <w:lvlText w:val="%8)"/>
+      <w:lvlJc w:val="left"/>
+      <w:pPr>
+        <w:ind w:left="3520" w:hanging="440"/>
+      </w:pPr>
+    </w:lvl>
+    <w:lvl w:ilvl="8" w:tplc="0409001B" w:tentative="1">
+      <w:start w:val="1"/>
+      <w:numFmt w:val="lowerRoman"/>
+      <w:lvlText w:val="%9."/>
+      <w:lvlJc w:val="right"/>
+      <w:pPr>
+        <w:ind w:left="3960" w:hanging="440"/>
+      </w:pPr>
+    </w:lvl>
+  </w:abstractNum>
+  <w:abstractNum w:abstractNumId="17" w15:restartNumberingAfterBreak="0">
+    <w:nsid w:val="7F0E03EF"/>
+    <w:multiLevelType w:val="multilevel"/>
+    <w:tmpl w:val="1E4A5734"/>
+    <w:lvl w:ilvl="0">
+      <w:start w:val="1"/>
+      <w:numFmt w:val="bullet"/>
+      <w:lvlText w:val=""/>
+      <w:lvlJc w:val="left"/>
+      <w:pPr>
+        <w:tabs>
+          <w:tab w:val="num" w:pos="720"/>
+        </w:tabs>
+        <w:ind w:left="720" w:hanging="360"/>
+      </w:pPr>
+      <w:rPr>
+        <w:rFonts w:ascii="Symbol" w:hAnsi="Symbol" w:hint="default"/>
+        <w:sz w:val="20"/>
+      </w:rPr>
+    </w:lvl>
+    <w:lvl w:ilvl="1" w:tentative="1">
+      <w:start w:val="1"/>
+      <w:numFmt w:val="bullet"/>
+      <w:lvlText w:val="o"/>
+      <w:lvlJc w:val="left"/>
+      <w:pPr>
+        <w:tabs>
+          <w:tab w:val="num" w:pos="1440"/>
+        </w:tabs>
+        <w:ind w:left="1440" w:hanging="360"/>
+      </w:pPr>
+      <w:rPr>
+        <w:rFonts w:ascii="Courier New" w:hAnsi="Courier New" w:hint="default"/>
+        <w:sz w:val="20"/>
+      </w:rPr>
+    </w:lvl>
+    <w:lvl w:ilvl="2" w:tentative="1">
+      <w:start w:val="1"/>
+      <w:numFmt w:val="bullet"/>
+      <w:lvlText w:val=""/>
+      <w:lvlJc w:val="left"/>
+      <w:pPr>
+        <w:tabs>
+          <w:tab w:val="num" w:pos="2160"/>
+        </w:tabs>
+        <w:ind w:left="2160" w:hanging="360"/>
+      </w:pPr>
+      <w:rPr>
+        <w:rFonts w:ascii="Wingdings" w:hAnsi="Wingdings" w:hint="default"/>
+        <w:sz w:val="20"/>
+      </w:rPr>
+    </w:lvl>
+    <w:lvl w:ilvl="3" w:tentative="1">
+      <w:start w:val="1"/>
+      <w:numFmt w:val="bullet"/>
+      <w:lvlText w:val=""/>
+      <w:lvlJc w:val="left"/>
+      <w:pPr>
+        <w:tabs>
+          <w:tab w:val="num" w:pos="2880"/>
+        </w:tabs>
+        <w:ind w:left="2880" w:hanging="360"/>
+      </w:pPr>
+      <w:rPr>
+        <w:rFonts w:ascii="Wingdings" w:hAnsi="Wingdings" w:hint="default"/>
+        <w:sz w:val="20"/>
+      </w:rPr>
+    </w:lvl>
+    <w:lvl w:ilvl="4" w:tentative="1">
+      <w:start w:val="1"/>
+      <w:numFmt w:val="bullet"/>
+      <w:lvlText w:val=""/>
+      <w:lvlJc w:val="left"/>
+      <w:pPr>
+        <w:tabs>
+          <w:tab w:val="num" w:pos="3600"/>
+        </w:tabs>
+        <w:ind w:left="3600" w:hanging="360"/>
+      </w:pPr>
+      <w:rPr>
+        <w:rFonts w:ascii="Wingdings" w:hAnsi="Wingdings" w:hint="default"/>
+        <w:sz w:val="20"/>
+      </w:rPr>
+    </w:lvl>
+    <w:lvl w:ilvl="5" w:tentative="1">
+      <w:start w:val="1"/>
+      <w:numFmt w:val="bullet"/>
+      <w:lvlText w:val=""/>
+      <w:lvlJc w:val="left"/>
+      <w:pPr>
+        <w:tabs>
+          <w:tab w:val="num" w:pos="4320"/>
+        </w:tabs>
+        <w:ind w:left="4320" w:hanging="360"/>
+      </w:pPr>
+      <w:rPr>
+        <w:rFonts w:ascii="Wingdings" w:hAnsi="Wingdings" w:hint="default"/>
+        <w:sz w:val="20"/>
+      </w:rPr>
+    </w:lvl>
+    <w:lvl w:ilvl="6" w:tentative="1">
+      <w:start w:val="1"/>
+      <w:numFmt w:val="bullet"/>
+      <w:lvlText w:val=""/>
+      <w:lvlJc w:val="left"/>
+      <w:pPr>
+        <w:tabs>
+          <w:tab w:val="num" w:pos="5040"/>
+        </w:tabs>
+        <w:ind w:left="5040" w:hanging="360"/>
+      </w:pPr>
+      <w:rPr>
+        <w:rFonts w:ascii="Wingdings" w:hAnsi="Wingdings" w:hint="default"/>
+        <w:sz w:val="20"/>
+      </w:rPr>
+    </w:lvl>
+    <w:lvl w:ilvl="7" w:tentative="1">
+      <w:start w:val="1"/>
+      <w:numFmt w:val="bullet"/>
+      <w:lvlText w:val=""/>
+      <w:lvlJc w:val="left"/>
+      <w:pPr>
+        <w:tabs>
+          <w:tab w:val="num" w:pos="5760"/>
+        </w:tabs>
+        <w:ind w:left="5760" w:hanging="360"/>
+      </w:pPr>
+      <w:rPr>
+        <w:rFonts w:ascii="Wingdings" w:hAnsi="Wingdings" w:hint="default"/>
+        <w:sz w:val="20"/>
+      </w:rPr>
+    </w:lvl>
+    <w:lvl w:ilvl="8" w:tentative="1">
+      <w:start w:val="1"/>
+      <w:numFmt w:val="bullet"/>
+      <w:lvlText w:val=""/>
+      <w:lvlJc w:val="left"/>
+      <w:pPr>
+        <w:tabs>
+          <w:tab w:val="num" w:pos="6480"/>
+        </w:tabs>
+        <w:ind w:left="6480" w:hanging="360"/>
+      </w:pPr>
+      <w:rPr>
+        <w:rFonts w:ascii="Wingdings" w:hAnsi="Wingdings" w:hint="default"/>
+        <w:sz w:val="20"/>
+      </w:rPr>
+    </w:lvl>
+  </w:abstractNum>
   <w:num w:numId="1" w16cid:durableId="522018950">
+    <w:abstractNumId w:val="14"/>
+  </w:num>
+  <w:num w:numId="2" w16cid:durableId="2118864515">
+    <w:abstractNumId w:val="12"/>
+  </w:num>
+  <w:num w:numId="3" w16cid:durableId="2145081666">
+    <w:abstractNumId w:val="16"/>
+  </w:num>
+  <w:num w:numId="4" w16cid:durableId="1789084530">
+    <w:abstractNumId w:val="7"/>
+  </w:num>
+  <w:num w:numId="5" w16cid:durableId="1665817677">
+    <w:abstractNumId w:val="15"/>
+  </w:num>
+  <w:num w:numId="6" w16cid:durableId="1105033161">
+    <w:abstractNumId w:val="9"/>
+  </w:num>
+  <w:num w:numId="7" w16cid:durableId="207036108">
+    <w:abstractNumId w:val="5"/>
+  </w:num>
+  <w:num w:numId="8" w16cid:durableId="915820418">
+    <w:abstractNumId w:val="8"/>
+  </w:num>
+  <w:num w:numId="9" w16cid:durableId="1596085060">
+    <w:abstractNumId w:val="17"/>
+  </w:num>
+  <w:num w:numId="10" w16cid:durableId="1757902569">
+    <w:abstractNumId w:val="3"/>
+  </w:num>
+  <w:num w:numId="11" w16cid:durableId="1004239508">
     <w:abstractNumId w:val="1"/>
   </w:num>
-  <w:num w:numId="2" w16cid:durableId="2118864515">
+  <w:num w:numId="12" w16cid:durableId="1531606110">
     <w:abstractNumId w:val="0"/>
   </w:num>
+  <w:num w:numId="13" w16cid:durableId="70198436">
+    <w:abstractNumId w:val="2"/>
+  </w:num>
+  <w:num w:numId="14" w16cid:durableId="1760517994">
+    <w:abstractNumId w:val="13"/>
+  </w:num>
+  <w:num w:numId="15" w16cid:durableId="316735986">
+    <w:abstractNumId w:val="6"/>
+  </w:num>
+  <w:num w:numId="16" w16cid:durableId="449130353">
+    <w:abstractNumId w:val="11"/>
+  </w:num>
+  <w:num w:numId="17" w16cid:durableId="1949507576">
+    <w:abstractNumId w:val="10"/>
+  </w:num>
+  <w:num w:numId="18" w16cid:durableId="710958003">
+    <w:abstractNumId w:val="4"/>
+  </w:num>
 </w:numbering>
+</file>
+
+<file path=word/people.xml><?xml version="1.0" encoding="utf-8"?>
+<w15:people xmlns:wpc="http://schemas.microsoft.com/office/word/2010/wordprocessingCanvas" xmlns:cx="http://schemas.microsoft.com/office/drawing/2014/chartex" xmlns:cx1="http://schemas.microsoft.com/office/drawing/2015/9/8/chartex" xmlns:cx2="http://schemas.microsoft.com/office/drawing/2015/10/21/chartex" xmlns:cx3="http://schemas.microsoft.com/office/drawing/2016/5/9/chartex" xmlns:cx4="http://schemas.microsoft.com/office/drawing/2016/5/10/chartex" xmlns:cx5="http://schemas.microsoft.com/office/drawing/2016/5/11/chartex" xmlns:cx6="http://schemas.microsoft.com/office/drawing/2016/5/12/chartex" xmlns:cx7="http://schemas.microsoft.com/office/drawing/2016/5/13/chartex" xmlns:cx8="http://schemas.microsoft.com/office/drawing/2016/5/14/chartex" xmlns:mc="http://schemas.openxmlformats.org/markup-compatibility/2006" xmlns:aink="http://schemas.microsoft.com/office/drawing/2016/ink" xmlns:am3d="http://schemas.microsoft.com/office/drawing/2017/model3d" xmlns:o="urn:schemas-microsoft-com:office:office" xmlns:oel="http://schemas.microsoft.com/office/2019/extlst" xmlns:r="http://schemas.openxmlformats.org/officeDocument/2006/relationships" xmlns:m="http://schemas.openxmlformats.org/officeDocument/2006/math" xmlns:v="urn:schemas-microsoft-com:vml" xmlns:wp14="http://schemas.microsoft.com/office/word/2010/wordprocessingDrawing" xmlns:wp="http://schemas.openxmlformats.org/drawingml/2006/wordprocessingDrawing" xmlns:w10="urn:schemas-microsoft-com:office:word" xmlns:w="http://schemas.openxmlformats.org/wordprocessingml/2006/main" xmlns:w14="http://schemas.microsoft.com/office/word/2010/wordml" xmlns:w15="http://schemas.microsoft.com/office/word/2012/wordml" xmlns:w16cex="http://schemas.microsoft.com/office/word/2018/wordml/cex" xmlns:w16cid="http://schemas.microsoft.com/office/word/2016/wordml/cid" xmlns:w16="http://schemas.microsoft.com/office/word/2018/wordml" xmlns:w16du="http://schemas.microsoft.com/office/word/2023/wordml/word16du" xmlns:w16sdtdh="http://schemas.microsoft.com/office/word/2020/wordml/sdtdatahash" xmlns:w16sdtfl="http://schemas.microsoft.com/office/word/2024/wordml/sdtformatlock" xmlns:w16se="http://schemas.microsoft.com/office/word/2015/wordml/symex" xmlns:wpg="http://schemas.microsoft.com/office/word/2010/wordprocessingGroup" xmlns:wpi="http://schemas.microsoft.com/office/word/2010/wordprocessingInk" xmlns:wne="http://schemas.microsoft.com/office/word/2006/wordml" xmlns:wps="http://schemas.microsoft.com/office/word/2010/wordprocessingShape" mc:Ignorable="w14 w15 w16se w16cid w16 w16cex w16sdtdh w16sdtfl w16du wp14">
+  <w15:person w15:author="张曦瑾">
+    <w15:presenceInfo w15:providerId="None" w15:userId="张曦瑾"/>
+  </w15:person>
+</w15:people>
 </file>
 
 <file path=word/styles.xml><?xml version="1.0" encoding="utf-8"?>
@@ -7777,6 +10178,59 @@
       </w:tblBorders>
     </w:tblPr>
   </w:style>
+  <w:style w:type="character" w:styleId="af3">
+    <w:name w:val="annotation reference"/>
+    <w:basedOn w:val="a0"/>
+    <w:uiPriority w:val="99"/>
+    <w:semiHidden/>
+    <w:unhideWhenUsed/>
+    <w:rsid w:val="003916AC"/>
+    <w:rPr>
+      <w:sz w:val="21"/>
+      <w:szCs w:val="21"/>
+    </w:rPr>
+  </w:style>
+  <w:style w:type="paragraph" w:styleId="af4">
+    <w:name w:val="annotation text"/>
+    <w:basedOn w:val="a"/>
+    <w:link w:val="af5"/>
+    <w:uiPriority w:val="99"/>
+    <w:unhideWhenUsed/>
+    <w:rsid w:val="003916AC"/>
+  </w:style>
+  <w:style w:type="character" w:customStyle="1" w:styleId="af5">
+    <w:name w:val="批注文字 字符"/>
+    <w:basedOn w:val="a0"/>
+    <w:link w:val="af4"/>
+    <w:uiPriority w:val="99"/>
+    <w:rsid w:val="003916AC"/>
+  </w:style>
+  <w:style w:type="paragraph" w:styleId="af6">
+    <w:name w:val="annotation subject"/>
+    <w:basedOn w:val="af4"/>
+    <w:next w:val="af4"/>
+    <w:link w:val="af7"/>
+    <w:uiPriority w:val="99"/>
+    <w:semiHidden/>
+    <w:unhideWhenUsed/>
+    <w:rsid w:val="003916AC"/>
+    <w:rPr>
+      <w:b/>
+      <w:bCs/>
+    </w:rPr>
+  </w:style>
+  <w:style w:type="character" w:customStyle="1" w:styleId="af7">
+    <w:name w:val="批注主题 字符"/>
+    <w:basedOn w:val="af5"/>
+    <w:link w:val="af6"/>
+    <w:uiPriority w:val="99"/>
+    <w:semiHidden/>
+    <w:rsid w:val="003916AC"/>
+    <w:rPr>
+      <w:b/>
+      <w:bCs/>
+    </w:rPr>
+  </w:style>
 </w:styles>
 </file>
 

--- a/通信ETF报告/通信行业ETF开始动笔版本v0.5.docx
+++ b/通信ETF报告/通信行业ETF开始动笔版本v0.5.docx
@@ -845,7 +845,7 @@
       <w:pPr>
         <w:pStyle w:val="1"/>
         <w:rPr>
-          <w:rFonts w:ascii="楷体" w:eastAsia="楷体" w:hAnsi="楷体"/>
+          <w:rFonts w:ascii="楷体" w:eastAsia="楷体" w:hAnsi="楷体" w:hint="eastAsia"/>
           <w:color w:val="auto"/>
         </w:rPr>
       </w:pPr>
@@ -865,6 +865,11 @@
       </w:r>
     </w:p>
     <w:p>
+      <w:pPr>
+        <w:rPr>
+          <w:rFonts w:hint="eastAsia"/>
+        </w:rPr>
+      </w:pPr>
       <w:r>
         <w:rPr>
           <w:rFonts w:hint="eastAsia"/>
@@ -888,6 +893,9 @@
     <w:p>
       <w:pPr>
         <w:pStyle w:val="2"/>
+        <w:rPr>
+          <w:rFonts w:hint="eastAsia"/>
+        </w:rPr>
       </w:pPr>
       <w:r>
         <w:rPr>
@@ -923,6 +931,7 @@
     <w:p>
       <w:pPr>
         <w:rPr>
+          <w:rFonts w:hint="eastAsia"/>
           <w:b/>
           <w:bCs/>
           <w:color w:val="EE0000"/>
@@ -970,6 +979,11 @@
       </w:r>
     </w:p>
     <w:p>
+      <w:pPr>
+        <w:rPr>
+          <w:rFonts w:hint="eastAsia"/>
+        </w:rPr>
+      </w:pPr>
       <w:r>
         <w:rPr>
           <w:rFonts w:hint="eastAsia"/>
@@ -1012,6 +1026,11 @@
       </w:r>
     </w:p>
     <w:p>
+      <w:pPr>
+        <w:rPr>
+          <w:rFonts w:hint="eastAsia"/>
+        </w:rPr>
+      </w:pPr>
       <w:r>
         <w:rPr>
           <w:rFonts w:hint="eastAsia"/>
@@ -1034,6 +1053,9 @@
     <w:p>
       <w:pPr>
         <w:jc w:val="center"/>
+        <w:rPr>
+          <w:rFonts w:hint="eastAsia"/>
+        </w:rPr>
       </w:pPr>
       <w:r>
         <w:rPr>
@@ -1100,6 +1122,9 @@
     <w:p>
       <w:pPr>
         <w:pStyle w:val="2"/>
+        <w:rPr>
+          <w:rFonts w:hint="eastAsia"/>
+        </w:rPr>
       </w:pPr>
       <w:r>
         <w:rPr>
@@ -1124,6 +1149,9 @@
     <w:p>
       <w:pPr>
         <w:pStyle w:val="3"/>
+        <w:rPr>
+          <w:rFonts w:hint="eastAsia"/>
+        </w:rPr>
       </w:pPr>
       <w:r>
         <w:tab/>
@@ -1586,6 +1614,9 @@
     <w:p>
       <w:pPr>
         <w:pStyle w:val="3"/>
+        <w:rPr>
+          <w:rFonts w:hint="eastAsia"/>
+        </w:rPr>
       </w:pPr>
       <w:r>
         <w:tab/>
@@ -1604,6 +1635,11 @@
       </w:r>
     </w:p>
     <w:p>
+      <w:pPr>
+        <w:rPr>
+          <w:rFonts w:hint="eastAsia"/>
+        </w:rPr>
+      </w:pPr>
       <w:r>
         <w:rPr>
           <w:rFonts w:hint="eastAsia"/>
@@ -1627,6 +1663,9 @@
     <w:p>
       <w:pPr>
         <w:pStyle w:val="4"/>
+        <w:rPr>
+          <w:rFonts w:hint="eastAsia"/>
+        </w:rPr>
       </w:pPr>
       <w:r>
         <w:rPr>
@@ -1688,6 +1727,11 @@
       </w:r>
     </w:p>
     <w:p>
+      <w:pPr>
+        <w:rPr>
+          <w:rFonts w:hint="eastAsia"/>
+        </w:rPr>
+      </w:pPr>
       <w:r>
         <w:rPr>
           <w:rFonts w:hint="eastAsia"/>
@@ -1716,6 +1760,11 @@
       </w:r>
     </w:p>
     <w:p>
+      <w:pPr>
+        <w:rPr>
+          <w:rFonts w:hint="eastAsia"/>
+        </w:rPr>
+      </w:pPr>
       <w:r>
         <w:rPr>
           <w:noProof/>
@@ -1759,6 +1808,11 @@
       </w:r>
     </w:p>
     <w:p>
+      <w:pPr>
+        <w:rPr>
+          <w:rFonts w:hint="eastAsia"/>
+        </w:rPr>
+      </w:pPr>
       <w:r>
         <w:rPr>
           <w:rFonts w:hint="eastAsia"/>
@@ -2562,7 +2616,7 @@
         </w:rPr>
         <w:lastRenderedPageBreak/>
         <w:drawing>
-          <wp:inline distT="0" distB="0" distL="0" distR="0" wp14:anchorId="61D1757F" wp14:editId="3B957542">
+          <wp:inline distT="0" distB="0" distL="0" distR="0" wp14:anchorId="61D1757F" wp14:editId="44060FF5">
             <wp:extent cx="5432312" cy="3036627"/>
             <wp:effectExtent l="0" t="0" r="0" b="0"/>
             <wp:docPr id="405628424" name="图片 1"/>
@@ -2645,6 +2699,11 @@
       </w:pPr>
     </w:p>
     <w:p>
+      <w:pPr>
+        <w:rPr>
+          <w:rFonts w:hint="eastAsia"/>
+        </w:rPr>
+      </w:pPr>
       <w:r>
         <w:rPr>
           <w:rFonts w:hint="eastAsia"/>
@@ -2702,6 +2761,9 @@
     <w:p>
       <w:pPr>
         <w:pStyle w:val="3"/>
+        <w:rPr>
+          <w:rFonts w:hint="eastAsia"/>
+        </w:rPr>
       </w:pPr>
       <w:r>
         <w:tab/>
@@ -2743,28 +2805,7 @@
           <w:rFonts w:ascii="楷体" w:eastAsia="楷体" w:hAnsi="楷体" w:hint="eastAsia"/>
           <w:sz w:val="24"/>
         </w:rPr>
-        <w:t>以</w:t>
-      </w:r>
-      <w:r>
-        <w:rPr>
-          <w:rFonts w:ascii="楷体" w:eastAsia="楷体" w:hAnsi="楷体" w:hint="eastAsia"/>
-          <w:sz w:val="24"/>
-        </w:rPr>
-        <w:t>四大云厂</w:t>
-      </w:r>
-      <w:r>
-        <w:rPr>
-          <w:rFonts w:ascii="楷体" w:eastAsia="楷体" w:hAnsi="楷体" w:hint="eastAsia"/>
-          <w:sz w:val="24"/>
-        </w:rPr>
-        <w:t>为标志，</w:t>
-      </w:r>
-      <w:r>
-        <w:rPr>
-          <w:rFonts w:ascii="楷体" w:eastAsia="楷体" w:hAnsi="楷体" w:hint="eastAsia"/>
-          <w:sz w:val="24"/>
-        </w:rPr>
-        <w:t>2026年的Capex上修合计近7000亿美元，接近2025年的两倍。这种量级远超三大运营商2898亿元的开支</w:t>
+        <w:t>以四大云厂为标志，2026年的Capex上修合计近7000亿美元，接近2025年的两倍。这种量级远超三大运营商2898亿元的开支</w:t>
       </w:r>
     </w:p>
     <w:p>
@@ -3352,7 +3393,7 @@
       <w:pPr>
         <w:ind w:firstLineChars="200" w:firstLine="320"/>
         <w:rPr>
-          <w:rFonts w:ascii="楷体" w:eastAsia="楷体" w:hAnsi="楷体"/>
+          <w:rFonts w:ascii="楷体" w:eastAsia="楷体" w:hAnsi="楷体" w:hint="eastAsia"/>
           <w:sz w:val="16"/>
           <w:szCs w:val="16"/>
         </w:rPr>
@@ -3385,6 +3426,11 @@
       </w:r>
     </w:p>
     <w:p>
+      <w:pPr>
+        <w:rPr>
+          <w:rFonts w:hint="eastAsia"/>
+        </w:rPr>
+      </w:pPr>
       <w:r>
         <w:t>一、需求从哪里来——两条主线</w:t>
       </w:r>
@@ -3402,6 +3448,9 @@
           <w:ilvl w:val="0"/>
           <w:numId w:val="5"/>
         </w:numPr>
+        <w:rPr>
+          <w:rFonts w:hint="eastAsia"/>
+        </w:rPr>
       </w:pPr>
       <w:r>
         <w:rPr>
@@ -3419,6 +3468,9 @@
           <w:ilvl w:val="0"/>
           <w:numId w:val="6"/>
         </w:numPr>
+        <w:rPr>
+          <w:rFonts w:hint="eastAsia"/>
+        </w:rPr>
       </w:pPr>
       <w:r>
         <w:t>Meta表示正在加速建设GW级别超大规模集群</w:t>
@@ -3430,6 +3482,9 @@
           <w:ilvl w:val="0"/>
           <w:numId w:val="7"/>
         </w:numPr>
+        <w:rPr>
+          <w:rFonts w:hint="eastAsia"/>
+        </w:rPr>
       </w:pPr>
       <w:r>
         <w:rPr>
@@ -3442,6 +3497,11 @@
       </w:r>
     </w:p>
     <w:p>
+      <w:pPr>
+        <w:rPr>
+          <w:rFonts w:hint="eastAsia"/>
+        </w:rPr>
+      </w:pPr>
       <w:r>
         <w:t>2. 国内：推理算力需求爆发</w:t>
       </w:r>
@@ -3452,6 +3512,9 @@
           <w:ilvl w:val="0"/>
           <w:numId w:val="8"/>
         </w:numPr>
+        <w:rPr>
+          <w:rFonts w:hint="eastAsia"/>
+        </w:rPr>
       </w:pPr>
       <w:r>
         <w:t>中国AI大模型周</w:t>
@@ -3472,6 +3535,9 @@
           <w:ilvl w:val="0"/>
           <w:numId w:val="9"/>
         </w:numPr>
+        <w:rPr>
+          <w:rFonts w:hint="eastAsia"/>
+        </w:rPr>
       </w:pPr>
       <w:r>
         <w:rPr>
@@ -3496,6 +3562,9 @@
           <w:ilvl w:val="0"/>
           <w:numId w:val="10"/>
         </w:numPr>
+        <w:rPr>
+          <w:rFonts w:hint="eastAsia"/>
+        </w:rPr>
       </w:pPr>
       <w:r>
         <w:rPr>
@@ -3520,12 +3589,20 @@
           <w:ilvl w:val="0"/>
           <w:numId w:val="11"/>
         </w:numPr>
+        <w:rPr>
+          <w:rFonts w:hint="eastAsia"/>
+        </w:rPr>
       </w:pPr>
       <w:r>
         <w:t>运营商集团层面首次AI超节点集采（移动1万卡），国产算力进入放量元年</w:t>
       </w:r>
     </w:p>
     <w:p>
+      <w:pPr>
+        <w:rPr>
+          <w:rFonts w:hint="eastAsia"/>
+        </w:rPr>
+      </w:pPr>
       <w:r>
         <w:t>二、需求有多强——关键信号</w:t>
       </w:r>
@@ -3561,6 +3638,7 @@
           <w:p>
             <w:pPr>
               <w:rPr>
+                <w:rFonts w:hint="eastAsia"/>
                 <w:b/>
                 <w:bCs/>
               </w:rPr>
@@ -3583,6 +3661,7 @@
           <w:p>
             <w:pPr>
               <w:rPr>
+                <w:rFonts w:hint="eastAsia"/>
                 <w:b/>
                 <w:bCs/>
               </w:rPr>
@@ -3605,6 +3684,7 @@
           <w:p>
             <w:pPr>
               <w:rPr>
+                <w:rFonts w:hint="eastAsia"/>
                 <w:b/>
                 <w:bCs/>
               </w:rPr>
@@ -3630,6 +3710,11 @@
             <w:hideMark/>
           </w:tcPr>
           <w:p>
+            <w:pPr>
+              <w:rPr>
+                <w:rFonts w:hint="eastAsia"/>
+              </w:rPr>
+            </w:pPr>
             <w:r>
               <w:t>Lumentum订单</w:t>
             </w:r>
@@ -3642,6 +3727,11 @@
             <w:hideMark/>
           </w:tcPr>
           <w:p>
+            <w:pPr>
+              <w:rPr>
+                <w:rFonts w:hint="eastAsia"/>
+              </w:rPr>
+            </w:pPr>
             <w:r>
               <w:t>排至2028年，再过两个季度全年产能订满</w:t>
             </w:r>
@@ -3654,6 +3744,11 @@
             <w:hideMark/>
           </w:tcPr>
           <w:p>
+            <w:pPr>
+              <w:rPr>
+                <w:rFonts w:hint="eastAsia"/>
+              </w:rPr>
+            </w:pPr>
             <w:r>
               <w:t>银河/广发/开源 4/12-13</w:t>
             </w:r>
@@ -3671,6 +3766,11 @@
             <w:hideMark/>
           </w:tcPr>
           <w:p>
+            <w:pPr>
+              <w:rPr>
+                <w:rFonts w:hint="eastAsia"/>
+              </w:rPr>
+            </w:pPr>
             <w:r>
               <w:t>Coherent 1.6T订单出货比</w:t>
             </w:r>
@@ -3683,6 +3783,11 @@
             <w:hideMark/>
           </w:tcPr>
           <w:p>
+            <w:pPr>
+              <w:rPr>
+                <w:rFonts w:hint="eastAsia"/>
+              </w:rPr>
+            </w:pPr>
             <w:r>
               <w:t>超4倍</w:t>
             </w:r>
@@ -3695,6 +3800,11 @@
             <w:hideMark/>
           </w:tcPr>
           <w:p>
+            <w:pPr>
+              <w:rPr>
+                <w:rFonts w:hint="eastAsia"/>
+              </w:rPr>
+            </w:pPr>
             <w:r>
               <w:t>长江证券 3/22</w:t>
             </w:r>
@@ -3712,6 +3822,11 @@
             <w:hideMark/>
           </w:tcPr>
           <w:p>
+            <w:pPr>
+              <w:rPr>
+                <w:rFonts w:hint="eastAsia"/>
+              </w:rPr>
+            </w:pPr>
             <w:r>
               <w:t>Lumentum日本工厂</w:t>
             </w:r>
@@ -3724,6 +3839,11 @@
             <w:hideMark/>
           </w:tcPr>
           <w:p>
+            <w:pPr>
+              <w:rPr>
+                <w:rFonts w:hint="eastAsia"/>
+              </w:rPr>
+            </w:pPr>
             <w:r>
               <w:t>过去两年扩产12倍仍不够</w:t>
             </w:r>
@@ -3736,6 +3856,11 @@
             <w:hideMark/>
           </w:tcPr>
           <w:p>
+            <w:pPr>
+              <w:rPr>
+                <w:rFonts w:hint="eastAsia"/>
+              </w:rPr>
+            </w:pPr>
             <w:r>
               <w:t>开源证券 4/12</w:t>
             </w:r>
@@ -3753,6 +3878,11 @@
             <w:hideMark/>
           </w:tcPr>
           <w:p>
+            <w:pPr>
+              <w:rPr>
+                <w:rFonts w:hint="eastAsia"/>
+              </w:rPr>
+            </w:pPr>
             <w:r>
               <w:t>光芯片供需缺口</w:t>
             </w:r>
@@ -3765,6 +3895,11 @@
             <w:hideMark/>
           </w:tcPr>
           <w:p>
+            <w:pPr>
+              <w:rPr>
+                <w:rFonts w:hint="eastAsia"/>
+              </w:rPr>
+            </w:pPr>
             <w:r>
               <w:t>25%-30%</w:t>
             </w:r>
@@ -3777,6 +3912,11 @@
             <w:hideMark/>
           </w:tcPr>
           <w:p>
+            <w:pPr>
+              <w:rPr>
+                <w:rFonts w:hint="eastAsia"/>
+              </w:rPr>
+            </w:pPr>
             <w:r>
               <w:t>长江证券 3/22</w:t>
             </w:r>
@@ -3794,6 +3934,11 @@
             <w:hideMark/>
           </w:tcPr>
           <w:p>
+            <w:pPr>
+              <w:rPr>
+                <w:rFonts w:hint="eastAsia"/>
+              </w:rPr>
+            </w:pPr>
             <w:r>
               <w:t>AXT InP积压订单</w:t>
             </w:r>
@@ -3806,6 +3951,11 @@
             <w:hideMark/>
           </w:tcPr>
           <w:p>
+            <w:pPr>
+              <w:rPr>
+                <w:rFonts w:hint="eastAsia"/>
+              </w:rPr>
+            </w:pPr>
             <w:r>
               <w:t>超6000万美元，长单锁至2030年</w:t>
             </w:r>
@@ -3818,6 +3968,11 @@
             <w:hideMark/>
           </w:tcPr>
           <w:p>
+            <w:pPr>
+              <w:rPr>
+                <w:rFonts w:hint="eastAsia"/>
+              </w:rPr>
+            </w:pPr>
             <w:r>
               <w:t>长江证券 3/22</w:t>
             </w:r>
@@ -3835,6 +3990,11 @@
             <w:hideMark/>
           </w:tcPr>
           <w:p>
+            <w:pPr>
+              <w:rPr>
+                <w:rFonts w:hint="eastAsia"/>
+              </w:rPr>
+            </w:pPr>
             <w:r>
               <w:t>智算算力需求vs供给</w:t>
             </w:r>
@@ -3847,6 +4007,11 @@
             <w:hideMark/>
           </w:tcPr>
           <w:p>
+            <w:pPr>
+              <w:rPr>
+                <w:rFonts w:hint="eastAsia"/>
+              </w:rPr>
+            </w:pPr>
             <w:r>
               <w:t xml:space="preserve">2030E需求719 EFLOPS vs 供给9 </w:t>
             </w:r>
@@ -3863,6 +4028,11 @@
             <w:hideMark/>
           </w:tcPr>
           <w:p>
+            <w:pPr>
+              <w:rPr>
+                <w:rFonts w:hint="eastAsia"/>
+              </w:rPr>
+            </w:pPr>
             <w:r>
               <w:lastRenderedPageBreak/>
               <w:t>银河证券 1/8</w:t>
@@ -3872,6 +4042,11 @@
       </w:tr>
     </w:tbl>
     <w:p>
+      <w:pPr>
+        <w:rPr>
+          <w:rFonts w:hint="eastAsia"/>
+        </w:rPr>
+      </w:pPr>
       <w:r>
         <w:rPr>
           <w:rFonts w:hint="eastAsia"/>
@@ -3880,8 +4055,19 @@
         <w:t>这一层海外厂的需求可以略微上移一点</w:t>
       </w:r>
     </w:p>
-    <w:p/>
-    <w:p>
+    <w:p>
+      <w:pPr>
+        <w:rPr>
+          <w:rFonts w:hint="eastAsia"/>
+        </w:rPr>
+      </w:pPr>
+    </w:p>
+    <w:p>
+      <w:pPr>
+        <w:rPr>
+          <w:rFonts w:hint="eastAsia"/>
+        </w:rPr>
+      </w:pPr>
       <w:r>
         <w:rPr>
           <w:rFonts w:hint="eastAsia"/>
@@ -3898,6 +4084,11 @@
       </w:pPr>
     </w:p>
     <w:p>
+      <w:pPr>
+        <w:rPr>
+          <w:rFonts w:hint="eastAsia"/>
+        </w:rPr>
+      </w:pPr>
       <w:r>
         <w:t>三、需求结构的技术驱动</w:t>
       </w:r>
@@ -3908,6 +4099,9 @@
           <w:ilvl w:val="0"/>
           <w:numId w:val="12"/>
         </w:numPr>
+        <w:rPr>
+          <w:rFonts w:hint="eastAsia"/>
+        </w:rPr>
       </w:pPr>
       <w:r>
         <w:t>速率迭代：800G出货量+60%（25→26E），1.6T从220万只→900万只（4倍增长）。光模块市场规模从65亿→191亿→256亿美元</w:t>
@@ -3919,6 +4113,9 @@
           <w:ilvl w:val="0"/>
           <w:numId w:val="13"/>
         </w:numPr>
+        <w:rPr>
+          <w:rFonts w:hint="eastAsia"/>
+        </w:rPr>
       </w:pPr>
       <w:r>
         <w:t>Scale out → Scale up：从集群间互联向机柜内互联延伸，光互联从"配套"变成AI基础设施规模化的关键瓶颈（开源证券原话）</w:t>
@@ -3930,6 +4127,9 @@
           <w:ilvl w:val="0"/>
           <w:numId w:val="14"/>
         </w:numPr>
+        <w:rPr>
+          <w:rFonts w:hint="eastAsia"/>
+        </w:rPr>
       </w:pPr>
       <w:r>
         <w:t>硅光/CPO：硅光渗透加速，CPO功耗从30W降至9W，损耗从22dB降至4dB</w:t>
@@ -3941,12 +4141,20 @@
           <w:ilvl w:val="0"/>
           <w:numId w:val="15"/>
         </w:numPr>
+        <w:rPr>
+          <w:rFonts w:hint="eastAsia"/>
+        </w:rPr>
       </w:pPr>
       <w:r>
         <w:t>光纤需求：AI应用拉动数据中心光纤需求占比快速提升，2029E占全球光纤需求11%</w:t>
       </w:r>
     </w:p>
     <w:p>
+      <w:pPr>
+        <w:rPr>
+          <w:rFonts w:hint="eastAsia"/>
+        </w:rPr>
+      </w:pPr>
       <w:r>
         <w:t>四、供给端的分化</w:t>
       </w:r>
@@ -3964,6 +4172,9 @@
           <w:ilvl w:val="0"/>
           <w:numId w:val="16"/>
         </w:numPr>
+        <w:rPr>
+          <w:rFonts w:hint="eastAsia"/>
+        </w:rPr>
       </w:pPr>
       <w:r>
         <w:t>高端紧缺：800G/1.6T光模块、EML芯片、CW光源（硅光用）</w:t>
@@ -3975,6 +4186,9 @@
           <w:ilvl w:val="0"/>
           <w:numId w:val="17"/>
         </w:numPr>
+        <w:rPr>
+          <w:rFonts w:hint="eastAsia"/>
+        </w:rPr>
       </w:pPr>
       <w:r>
         <w:t>中端平衡：50G/100G光器件</w:t>
@@ -3986,17 +4200,30 @@
           <w:ilvl w:val="0"/>
           <w:numId w:val="18"/>
         </w:numPr>
+        <w:rPr>
+          <w:rFonts w:hint="eastAsia"/>
+        </w:rPr>
       </w:pPr>
       <w:r>
         <w:t>低端过剩：10G/25G传统光器件</w:t>
       </w:r>
     </w:p>
     <w:p>
+      <w:pPr>
+        <w:rPr>
+          <w:rFonts w:hint="eastAsia"/>
+        </w:rPr>
+      </w:pPr>
       <w:r>
         <w:t>海外产能紧张直接利好国产替代：源杰科技等已突破100G/200G PAM4 EML芯片，性能对标海外。这基本就是广发那篇"窗口期"的核心逻辑。</w:t>
       </w:r>
     </w:p>
     <w:p>
+      <w:pPr>
+        <w:rPr>
+          <w:rFonts w:hint="eastAsia"/>
+        </w:rPr>
+      </w:pPr>
       <w:r>
         <w:t>一句话总结：光通信现在是典型的"需求远超供给"格局，不是周期波动的问题，而是AI算力基建从训练到推理的全链路爆发。海外靠云商Capex和1.6T迭代驱动，国内靠推理算力放量和超节点集采，两条线并行。</w:t>
       </w:r>
@@ -4018,6 +4245,9 @@
     <w:p>
       <w:pPr>
         <w:pStyle w:val="3"/>
+        <w:rPr>
+          <w:rFonts w:hint="eastAsia"/>
+        </w:rPr>
       </w:pPr>
       <w:r>
         <w:lastRenderedPageBreak/>
@@ -4171,6 +4401,11 @@
       </w:r>
     </w:p>
     <w:p>
+      <w:pPr>
+        <w:rPr>
+          <w:rFonts w:hint="eastAsia"/>
+        </w:rPr>
+      </w:pPr>
       <w:r>
         <w:rPr>
           <w:rFonts w:hint="eastAsia"/>
@@ -4278,6 +4513,9 @@
     <w:p>
       <w:pPr>
         <w:pStyle w:val="3"/>
+        <w:rPr>
+          <w:rFonts w:hint="eastAsia"/>
+        </w:rPr>
       </w:pPr>
       <w:r>
         <w:rPr>
@@ -4295,7 +4533,7 @@
     <w:p>
       <w:pPr>
         <w:rPr>
-          <w:rFonts w:ascii="楷体" w:eastAsia="楷体" w:hAnsi="楷体"/>
+          <w:rFonts w:ascii="楷体" w:eastAsia="楷体" w:hAnsi="楷体" w:hint="eastAsia"/>
         </w:rPr>
       </w:pPr>
       <w:r>
@@ -4315,6 +4553,9 @@
     <w:p>
       <w:pPr>
         <w:pStyle w:val="3"/>
+        <w:rPr>
+          <w:rFonts w:hint="eastAsia"/>
+        </w:rPr>
       </w:pPr>
       <w:r>
         <w:rPr>
@@ -4368,6 +4609,9 @@
     <w:p>
       <w:pPr>
         <w:ind w:firstLine="420"/>
+        <w:rPr>
+          <w:rFonts w:hint="eastAsia"/>
+        </w:rPr>
       </w:pPr>
     </w:p>
     <w:p>
@@ -4448,6 +4692,9 @@
     <w:p>
       <w:pPr>
         <w:pStyle w:val="2"/>
+        <w:rPr>
+          <w:rFonts w:hint="eastAsia"/>
+        </w:rPr>
       </w:pPr>
       <w:r>
         <w:rPr>
@@ -5837,6 +6084,9 @@
     <w:p>
       <w:pPr>
         <w:pStyle w:val="2"/>
+        <w:rPr>
+          <w:rFonts w:hint="eastAsia"/>
+        </w:rPr>
       </w:pPr>
       <w:r>
         <w:rPr>
@@ -5872,8 +6122,13 @@
       </w:r>
     </w:p>
     <w:p>
-      <w:r>
-        <w:t>经营业绩层面，据工信部统计，2025 年前三季度国内电信业务累计收入为 13270 亿元，同比增长 0.9%（9M24：2.6%），电信业务总量同比增长 9%（9M24：10.7%），较去年同期收入增速有所放缓。我们认为主要系当前国内移动电话用户数总量已达 18.28 亿户，5G 移动电话用户占比也已提升至 63.9%，移动电话用户量的增长逐步触及天花板。细分来看，移动互联网流量仍然保持较快增长，1-9 月移动互联网累计流量达到 2874 亿 GB，同比增长 16.6%，5月户均移动互联网接入流量（DOU）达到 21.23GB/户·月，同比增长 15.5%；固网业务方面，固网接入用户总数达到 6.95 亿户，较2024年末净增长 2486 万，千兆宽带用户数占比提升至 33.9%，固网业务市场收入仍然具备良好的成长性。</w:t>
+      <w:pPr>
+        <w:rPr>
+          <w:rFonts w:hint="eastAsia"/>
+        </w:rPr>
+      </w:pPr>
+      <w:r>
+        <w:t>经营业绩层面，据工信部统计，2025 年前三季度国内电信业务累计收入为 13270 亿元，同比增长 0.9%（9M24：2.6%），电信业务总量同比增长 9%（9M24：10.7%），较去年同期收入增速有所放缓。我们认为主要系当前国内移动电话用户数总量已达 18.28 亿户，5G 移动电话用户占比也已提升至 63.9%，移动电话用户量的增长逐步触及天花板。细分来看，移动互联网流量仍然保持较快增长，1-9 月移动互联网累计流量达到 2874 亿 GB，同比增长 16.6%，户均移动互联网接入流量（DOU）达到 21.23GB/户·月，同比增长 15.5%；固网业务方面，固网接入用户总数达到 6.95 亿户，较2024年末净增长 2486 万，千兆宽带用户数占比提升至 33.9%，固网业务市场收入仍然具备良好的成长性。</w:t>
       </w:r>
       <w:r>
         <w:rPr>
@@ -5883,6 +6138,11 @@
       </w:r>
     </w:p>
     <w:p>
+      <w:pPr>
+        <w:rPr>
+          <w:rFonts w:hint="eastAsia"/>
+        </w:rPr>
+      </w:pPr>
       <w:r>
         <w:rPr>
           <w:noProof/>
@@ -5973,6 +6233,11 @@
       </w:r>
     </w:p>
     <w:p>
+      <w:pPr>
+        <w:rPr>
+          <w:rFonts w:hint="eastAsia"/>
+        </w:rPr>
+      </w:pPr>
       <w:r>
         <w:rPr>
           <w:rFonts w:hint="eastAsia"/>
@@ -5981,6 +6246,11 @@
       </w:r>
     </w:p>
     <w:p>
+      <w:pPr>
+        <w:rPr>
+          <w:rFonts w:hint="eastAsia"/>
+        </w:rPr>
+      </w:pPr>
       <w:r>
         <w:rPr>
           <w:rFonts w:hint="eastAsia"/>
@@ -5989,6 +6259,11 @@
       </w:r>
     </w:p>
     <w:p>
+      <w:pPr>
+        <w:rPr>
+          <w:rFonts w:hint="eastAsia"/>
+        </w:rPr>
+      </w:pPr>
       <w:r>
         <w:rPr>
           <w:rFonts w:hint="eastAsia"/>
@@ -5997,6 +6272,11 @@
       </w:r>
     </w:p>
     <w:p>
+      <w:pPr>
+        <w:rPr>
+          <w:rFonts w:hint="eastAsia"/>
+        </w:rPr>
+      </w:pPr>
       <w:r>
         <w:rPr>
           <w:rFonts w:hint="eastAsia"/>
@@ -6053,6 +6333,9 @@
     <w:p>
       <w:pPr>
         <w:jc w:val="center"/>
+        <w:rPr>
+          <w:rFonts w:hint="eastAsia"/>
+        </w:rPr>
       </w:pPr>
       <w:r>
         <w:rPr>
@@ -6099,6 +6382,9 @@
     <w:p>
       <w:pPr>
         <w:pStyle w:val="3"/>
+        <w:rPr>
+          <w:rFonts w:hint="eastAsia"/>
+        </w:rPr>
       </w:pPr>
       <w:r>
         <w:rPr>
@@ -6108,11 +6394,21 @@
       </w:r>
     </w:p>
     <w:p>
+      <w:pPr>
+        <w:rPr>
+          <w:rFonts w:hint="eastAsia"/>
+        </w:rPr>
+      </w:pPr>
       <w:r>
         <w:t>传统通信设备商正从"5G基站供应商"向"算力网络综合服务商"转型。以中兴通讯为例，其智算服务器业务在2024年已实现规模化出货，从单纯的CT设备（基站、传输）向IT设备（智算中心、存储）延伸。</w:t>
       </w:r>
     </w:p>
     <w:p>
+      <w:pPr>
+        <w:rPr>
+          <w:rFonts w:hint="eastAsia"/>
+        </w:rPr>
+      </w:pPr>
       <w:r>
         <w:rPr>
           <w:rFonts w:hint="eastAsia"/>
@@ -6121,6 +6417,11 @@
       </w:r>
     </w:p>
     <w:p>
+      <w:pPr>
+        <w:rPr>
+          <w:rFonts w:hint="eastAsia"/>
+        </w:rPr>
+      </w:pPr>
       <w:r>
         <w:t>这一转型的战略意义在于：当5G-A/6G进入平缓期，设备商通过切入算力基建市场，维持了与运营商客户的</w:t>
       </w:r>
@@ -6137,6 +6438,9 @@
     <w:p>
       <w:pPr>
         <w:pStyle w:val="3"/>
+        <w:rPr>
+          <w:rFonts w:hint="eastAsia"/>
+        </w:rPr>
       </w:pPr>
       <w:r>
         <w:rPr>
@@ -6544,6 +6848,9 @@
     <w:p>
       <w:pPr>
         <w:pStyle w:val="af4"/>
+        <w:rPr>
+          <w:rFonts w:hint="eastAsia"/>
+        </w:rPr>
       </w:pPr>
       <w:r>
         <w:rPr>
@@ -9783,6 +10090,7 @@
   <w:style w:type="character" w:default="1" w:styleId="a0">
     <w:name w:val="Default Paragraph Font"/>
     <w:uiPriority w:val="1"/>
+    <w:semiHidden/>
     <w:unhideWhenUsed/>
   </w:style>
   <w:style w:type="table" w:default="1" w:styleId="a1">
